--- a/Proposal STUDY-BUDDY.docx
+++ b/Proposal STUDY-BUDDY.docx
@@ -1,6 +1,6 @@
 
 <file path=word/document.xml><?xml version="1.0" encoding="utf-8"?>
-<w:document xmlns:wpc="http://schemas.microsoft.com/office/word/2010/wordprocessingCanvas" xmlns:cx="http://schemas.microsoft.com/office/drawing/2014/chartex" xmlns:cx1="http://schemas.microsoft.com/office/drawing/2015/9/8/chartex" xmlns:cx2="http://schemas.microsoft.com/office/drawing/2015/10/21/chartex" xmlns:cx3="http://schemas.microsoft.com/office/drawing/2016/5/9/chartex" xmlns:cx4="http://schemas.microsoft.com/office/drawing/2016/5/10/chartex" xmlns:cx5="http://schemas.microsoft.com/office/drawing/2016/5/11/chartex" xmlns:cx6="http://schemas.microsoft.com/office/drawing/2016/5/12/chartex" xmlns:cx7="http://schemas.microsoft.com/office/drawing/2016/5/13/chartex" xmlns:cx8="http://schemas.microsoft.com/office/drawing/2016/5/14/chartex" xmlns:mc="http://schemas.openxmlformats.org/markup-compatibility/2006" xmlns:aink="http://schemas.microsoft.com/office/drawing/2016/ink" xmlns:am3d="http://schemas.microsoft.com/office/drawing/2017/model3d" xmlns:o="urn:schemas-microsoft-com:office:office" xmlns:oel="http://schemas.microsoft.com/office/2019/extlst" xmlns:r="http://schemas.openxmlformats.org/officeDocument/2006/relationships" xmlns:m="http://schemas.openxmlformats.org/officeDocument/2006/math" xmlns:v="urn:schemas-microsoft-com:vml" xmlns:wp14="http://schemas.microsoft.com/office/word/2010/wordprocessingDrawing" xmlns:wp="http://schemas.openxmlformats.org/drawingml/2006/wordprocessingDrawing" xmlns:w10="urn:schemas-microsoft-com:office:word" xmlns:w="http://schemas.openxmlformats.org/wordprocessingml/2006/main" xmlns:w14="http://schemas.microsoft.com/office/word/2010/wordml" xmlns:w15="http://schemas.microsoft.com/office/word/2012/wordml" xmlns:w16cex="http://schemas.microsoft.com/office/word/2018/wordml/cex" xmlns:w16cid="http://schemas.microsoft.com/office/word/2016/wordml/cid" xmlns:w16="http://schemas.microsoft.com/office/word/2018/wordml" xmlns:w16sdtdh="http://schemas.microsoft.com/office/word/2020/wordml/sdtdatahash" xmlns:w16se="http://schemas.microsoft.com/office/word/2015/wordml/symex" xmlns:wpg="http://schemas.microsoft.com/office/word/2010/wordprocessingGroup" xmlns:wpi="http://schemas.microsoft.com/office/word/2010/wordprocessingInk" xmlns:wne="http://schemas.microsoft.com/office/word/2006/wordml" xmlns:wps="http://schemas.microsoft.com/office/word/2010/wordprocessingShape" mc:Ignorable="w14 w15 w16se w16cid w16 w16cex w16sdtdh wp14">
+<w:document xmlns:wpc="http://schemas.microsoft.com/office/word/2010/wordprocessingCanvas" xmlns:cx="http://schemas.microsoft.com/office/drawing/2014/chartex" xmlns:mc="http://schemas.openxmlformats.org/markup-compatibility/2006" xmlns:o="urn:schemas-microsoft-com:office:office" xmlns:r="http://schemas.openxmlformats.org/officeDocument/2006/relationships" xmlns:m="http://schemas.openxmlformats.org/officeDocument/2006/math" xmlns:v="urn:schemas-microsoft-com:vml" xmlns:wp14="http://schemas.microsoft.com/office/word/2010/wordprocessingDrawing" xmlns:wp="http://schemas.openxmlformats.org/drawingml/2006/wordprocessingDrawing" xmlns:w10="urn:schemas-microsoft-com:office:word" xmlns:w="http://schemas.openxmlformats.org/wordprocessingml/2006/main" xmlns:w14="http://schemas.microsoft.com/office/word/2010/wordml" xmlns:w15="http://schemas.microsoft.com/office/word/2012/wordml" xmlns:w16se="http://schemas.microsoft.com/office/word/2015/wordml/symex" xmlns:wpg="http://schemas.microsoft.com/office/word/2010/wordprocessingGroup" xmlns:wpi="http://schemas.microsoft.com/office/word/2010/wordprocessingInk" xmlns:wne="http://schemas.microsoft.com/office/word/2006/wordml" xmlns:wps="http://schemas.microsoft.com/office/word/2010/wordprocessingShape" mc:Ignorable="w14 w15 w16se wp14">
   <w:body>
     <w:p>
       <w:pPr>
@@ -503,6 +503,14 @@
                 <w:szCs w:val="24"/>
               </w:rPr>
             </w:pPr>
+            <w:r>
+              <w:rPr>
+                <w:rFonts w:ascii="Times New Roman" w:hAnsi="Times New Roman" w:cs="Times New Roman"/>
+                <w:sz w:val="24"/>
+                <w:szCs w:val="24"/>
+              </w:rPr>
+              <w:t xml:space="preserve">Depika </w:t>
+            </w:r>
             <w:proofErr w:type="spellStart"/>
             <w:r>
               <w:rPr>
@@ -510,7 +518,7 @@
                 <w:sz w:val="24"/>
                 <w:szCs w:val="24"/>
               </w:rPr>
-              <w:t>Depika</w:t>
+              <w:t>Kumari</w:t>
             </w:r>
             <w:proofErr w:type="spellEnd"/>
             <w:r>
@@ -519,7 +527,7 @@
                 <w:sz w:val="24"/>
                 <w:szCs w:val="24"/>
               </w:rPr>
-              <w:t xml:space="preserve"> Kumari Sharma</w:t>
+              <w:t xml:space="preserve"> Sharma</w:t>
             </w:r>
           </w:p>
         </w:tc>
@@ -942,6 +950,7 @@
           <w:docPartUnique/>
         </w:docPartObj>
       </w:sdtPr>
+      <w:sdtEndPr/>
       <w:sdtContent>
         <w:sdt>
           <w:sdtPr>
@@ -959,6 +968,7 @@
               <w:docPartUnique/>
             </w:docPartObj>
           </w:sdtPr>
+          <w:sdtEndPr/>
           <w:sdtContent>
             <w:p>
               <w:pPr>
@@ -3486,29 +3496,8 @@
           <w:szCs w:val="24"/>
         </w:rPr>
       </w:pPr>
-      <w:r>
-        <w:rPr>
-          <w:rFonts w:ascii="Times New Roman" w:eastAsia="Times New Roman" w:hAnsi="Times New Roman" w:cs="Times New Roman"/>
-          <w:sz w:val="24"/>
-          <w:szCs w:val="24"/>
-        </w:rPr>
-        <w:t xml:space="preserve">Many lack structured search or incentive systems </w:t>
-      </w:r>
-    </w:p>
-    <w:p>
-      <w:pPr>
-        <w:numPr>
-          <w:ilvl w:val="0"/>
-          <w:numId w:val="7"/>
-        </w:numPr>
-        <w:spacing w:after="100" w:afterAutospacing="1" w:line="360" w:lineRule="auto"/>
-        <w:jc w:val="both"/>
-        <w:rPr>
-          <w:rFonts w:ascii="Times New Roman" w:eastAsia="Times New Roman" w:hAnsi="Times New Roman" w:cs="Times New Roman"/>
-          <w:sz w:val="24"/>
-          <w:szCs w:val="24"/>
-        </w:rPr>
-      </w:pPr>
+      <w:bookmarkStart w:id="10" w:name="_GoBack"/>
+      <w:bookmarkEnd w:id="10"/>
       <w:r>
         <w:rPr>
           <w:rFonts w:ascii="Times New Roman" w:eastAsia="Times New Roman" w:hAnsi="Times New Roman" w:cs="Times New Roman"/>
@@ -3545,7 +3534,7 @@
           <w:color w:val="auto"/>
         </w:rPr>
       </w:pPr>
-      <w:bookmarkStart w:id="10" w:name="_Toc229078645"/>
+      <w:bookmarkStart w:id="11" w:name="_Toc229078645"/>
       <w:r>
         <w:rPr>
           <w:rFonts w:cs="Times New Roman"/>
@@ -3557,7 +3546,7 @@
       </w:r>
       <w:bookmarkEnd w:id="7"/>
       <w:bookmarkEnd w:id="8"/>
-      <w:bookmarkEnd w:id="10"/>
+      <w:bookmarkEnd w:id="11"/>
     </w:p>
     <w:p>
       <w:pPr>
@@ -3920,8 +3909,8 @@
           <w:szCs w:val="32"/>
         </w:rPr>
       </w:pPr>
-      <w:bookmarkStart w:id="11" w:name="_Toc196205398"/>
-      <w:bookmarkStart w:id="12" w:name="_Toc196923485"/>
+      <w:bookmarkStart w:id="12" w:name="_Toc196205398"/>
+      <w:bookmarkStart w:id="13" w:name="_Toc196923485"/>
     </w:p>
     <w:p>
       <w:pPr>
@@ -3935,7 +3924,7 @@
           <w:color w:val="auto"/>
         </w:rPr>
       </w:pPr>
-      <w:bookmarkStart w:id="13" w:name="_Toc229078646"/>
+      <w:bookmarkStart w:id="14" w:name="_Toc229078646"/>
       <w:r>
         <w:rPr>
           <w:rFonts w:cstheme="majorHAnsi"/>
@@ -4002,8 +3991,8 @@
         </w:rPr>
         <w:t>G</w:t>
       </w:r>
-      <w:bookmarkEnd w:id="11"/>
       <w:bookmarkEnd w:id="12"/>
+      <w:bookmarkEnd w:id="13"/>
       <w:r>
         <w:rPr>
           <w:rFonts w:cs="Times New Roman"/>
@@ -4020,7 +4009,7 @@
         </w:rPr>
         <w:t>:</w:t>
       </w:r>
-      <w:bookmarkEnd w:id="13"/>
+      <w:bookmarkEnd w:id="14"/>
     </w:p>
     <w:p>
       <w:pPr>
@@ -4279,7 +4268,7 @@
       <w:pPr>
         <w:spacing w:line="360" w:lineRule="auto"/>
       </w:pPr>
-      <w:bookmarkStart w:id="14" w:name="_Toc196923486"/>
+      <w:bookmarkStart w:id="15" w:name="_Toc196923486"/>
     </w:p>
     <w:p>
       <w:pPr>
@@ -4312,7 +4301,7 @@
           <w:color w:val="auto"/>
         </w:rPr>
       </w:pPr>
-      <w:bookmarkStart w:id="15" w:name="_Toc229078647"/>
+      <w:bookmarkStart w:id="16" w:name="_Toc229078647"/>
       <w:r>
         <w:rPr>
           <w:rFonts w:cs="Times New Roman"/>
@@ -4330,7 +4319,7 @@
         </w:rPr>
         <w:t>Requirement Document:</w:t>
       </w:r>
-      <w:bookmarkEnd w:id="15"/>
+      <w:bookmarkEnd w:id="16"/>
     </w:p>
     <w:p>
       <w:pPr>
@@ -4345,8 +4334,8 @@
           <w:szCs w:val="28"/>
         </w:rPr>
       </w:pPr>
-      <w:bookmarkStart w:id="16" w:name="_Toc204546100"/>
-      <w:bookmarkStart w:id="17" w:name="_Toc229078648"/>
+      <w:bookmarkStart w:id="17" w:name="_Toc204546100"/>
+      <w:bookmarkStart w:id="18" w:name="_Toc229078648"/>
       <w:r>
         <w:rPr>
           <w:rFonts w:cs="Times New Roman"/>
@@ -4357,8 +4346,8 @@
         </w:rPr>
         <w:t>6.1 Functional Requirements</w:t>
       </w:r>
-      <w:bookmarkEnd w:id="16"/>
       <w:bookmarkEnd w:id="17"/>
+      <w:bookmarkEnd w:id="18"/>
     </w:p>
     <w:p>
       <w:pPr>
@@ -5110,7 +5099,7 @@
         </w:rPr>
         <w:t xml:space="preserve"> </w:t>
       </w:r>
-      <w:bookmarkStart w:id="18" w:name="_Toc229078649"/>
+      <w:bookmarkStart w:id="19" w:name="_Toc229078649"/>
       <w:r>
         <w:rPr>
           <w:rFonts w:ascii="Times New Roman" w:eastAsia="Times New Roman" w:hAnsi="Times New Roman" w:cs="Times New Roman"/>
@@ -5141,7 +5130,7 @@
         </w:rPr>
         <w:t>Non-Functional Requirements</w:t>
       </w:r>
-      <w:bookmarkEnd w:id="18"/>
+      <w:bookmarkEnd w:id="19"/>
     </w:p>
     <w:p>
       <w:pPr>
@@ -5588,7 +5577,7 @@
         </w:rPr>
       </w:pPr>
     </w:p>
-    <w:bookmarkEnd w:id="14"/>
+    <w:bookmarkEnd w:id="15"/>
     <w:p>
       <w:pPr>
         <w:rPr>
@@ -5605,12 +5594,12 @@
         <w:spacing w:before="0" w:after="240" w:line="360" w:lineRule="auto"/>
         <w:jc w:val="both"/>
       </w:pPr>
-      <w:bookmarkStart w:id="19" w:name="_Toc229078650"/>
+      <w:bookmarkStart w:id="20" w:name="_Toc229078650"/>
       <w:r>
         <w:lastRenderedPageBreak/>
         <w:t>7. System design</w:t>
       </w:r>
-      <w:bookmarkEnd w:id="19"/>
+      <w:bookmarkEnd w:id="20"/>
     </w:p>
     <w:p>
       <w:pPr>
@@ -6411,7 +6400,7 @@
         <w:spacing w:before="0" w:after="240" w:line="360" w:lineRule="auto"/>
         <w:jc w:val="both"/>
       </w:pPr>
-      <w:bookmarkStart w:id="20" w:name="_Toc229078651"/>
+      <w:bookmarkStart w:id="21" w:name="_Toc229078651"/>
       <w:r>
         <w:lastRenderedPageBreak/>
         <w:t>7</w:t>
@@ -6425,7 +6414,7 @@
       <w:r>
         <w:t>Deliverables:</w:t>
       </w:r>
-      <w:bookmarkEnd w:id="20"/>
+      <w:bookmarkEnd w:id="21"/>
     </w:p>
     <w:p>
       <w:pPr>
@@ -6632,7 +6621,7 @@
 </file>
 
 <file path=word/endnotes.xml><?xml version="1.0" encoding="utf-8"?>
-<w:endnotes xmlns:wpc="http://schemas.microsoft.com/office/word/2010/wordprocessingCanvas" xmlns:cx="http://schemas.microsoft.com/office/drawing/2014/chartex" xmlns:cx1="http://schemas.microsoft.com/office/drawing/2015/9/8/chartex" xmlns:cx2="http://schemas.microsoft.com/office/drawing/2015/10/21/chartex" xmlns:cx3="http://schemas.microsoft.com/office/drawing/2016/5/9/chartex" xmlns:cx4="http://schemas.microsoft.com/office/drawing/2016/5/10/chartex" xmlns:cx5="http://schemas.microsoft.com/office/drawing/2016/5/11/chartex" xmlns:cx6="http://schemas.microsoft.com/office/drawing/2016/5/12/chartex" xmlns:cx7="http://schemas.microsoft.com/office/drawing/2016/5/13/chartex" xmlns:cx8="http://schemas.microsoft.com/office/drawing/2016/5/14/chartex" xmlns:mc="http://schemas.openxmlformats.org/markup-compatibility/2006" xmlns:aink="http://schemas.microsoft.com/office/drawing/2016/ink" xmlns:am3d="http://schemas.microsoft.com/office/drawing/2017/model3d" xmlns:o="urn:schemas-microsoft-com:office:office" xmlns:oel="http://schemas.microsoft.com/office/2019/extlst" xmlns:r="http://schemas.openxmlformats.org/officeDocument/2006/relationships" xmlns:m="http://schemas.openxmlformats.org/officeDocument/2006/math" xmlns:v="urn:schemas-microsoft-com:vml" xmlns:wp14="http://schemas.microsoft.com/office/word/2010/wordprocessingDrawing" xmlns:wp="http://schemas.openxmlformats.org/drawingml/2006/wordprocessingDrawing" xmlns:w10="urn:schemas-microsoft-com:office:word" xmlns:w="http://schemas.openxmlformats.org/wordprocessingml/2006/main" xmlns:w14="http://schemas.microsoft.com/office/word/2010/wordml" xmlns:w15="http://schemas.microsoft.com/office/word/2012/wordml" xmlns:w16cex="http://schemas.microsoft.com/office/word/2018/wordml/cex" xmlns:w16cid="http://schemas.microsoft.com/office/word/2016/wordml/cid" xmlns:w16="http://schemas.microsoft.com/office/word/2018/wordml" xmlns:w16sdtdh="http://schemas.microsoft.com/office/word/2020/wordml/sdtdatahash" xmlns:w16se="http://schemas.microsoft.com/office/word/2015/wordml/symex" xmlns:wpg="http://schemas.microsoft.com/office/word/2010/wordprocessingGroup" xmlns:wpi="http://schemas.microsoft.com/office/word/2010/wordprocessingInk" xmlns:wne="http://schemas.microsoft.com/office/word/2006/wordml" xmlns:wps="http://schemas.microsoft.com/office/word/2010/wordprocessingShape" mc:Ignorable="w14 w15 w16se w16cid w16 w16cex w16sdtdh wp14">
+<w:endnotes xmlns:wpc="http://schemas.microsoft.com/office/word/2010/wordprocessingCanvas" xmlns:cx="http://schemas.microsoft.com/office/drawing/2014/chartex" xmlns:mc="http://schemas.openxmlformats.org/markup-compatibility/2006" xmlns:o="urn:schemas-microsoft-com:office:office" xmlns:r="http://schemas.openxmlformats.org/officeDocument/2006/relationships" xmlns:m="http://schemas.openxmlformats.org/officeDocument/2006/math" xmlns:v="urn:schemas-microsoft-com:vml" xmlns:wp14="http://schemas.microsoft.com/office/word/2010/wordprocessingDrawing" xmlns:wp="http://schemas.openxmlformats.org/drawingml/2006/wordprocessingDrawing" xmlns:w10="urn:schemas-microsoft-com:office:word" xmlns:w="http://schemas.openxmlformats.org/wordprocessingml/2006/main" xmlns:w14="http://schemas.microsoft.com/office/word/2010/wordml" xmlns:w15="http://schemas.microsoft.com/office/word/2012/wordml" xmlns:w16se="http://schemas.microsoft.com/office/word/2015/wordml/symex" xmlns:wpg="http://schemas.microsoft.com/office/word/2010/wordprocessingGroup" xmlns:wpi="http://schemas.microsoft.com/office/word/2010/wordprocessingInk" xmlns:wne="http://schemas.microsoft.com/office/word/2006/wordml" xmlns:wps="http://schemas.microsoft.com/office/word/2010/wordprocessingShape" mc:Ignorable="w14 w15 w16se wp14">
   <w:endnote w:type="separator" w:id="-1">
     <w:p>
       <w:pPr>
@@ -6657,7 +6646,7 @@
 </file>
 
 <file path=word/footer1.xml><?xml version="1.0" encoding="utf-8"?>
-<w:ftr xmlns:wpc="http://schemas.microsoft.com/office/word/2010/wordprocessingCanvas" xmlns:cx="http://schemas.microsoft.com/office/drawing/2014/chartex" xmlns:cx1="http://schemas.microsoft.com/office/drawing/2015/9/8/chartex" xmlns:cx2="http://schemas.microsoft.com/office/drawing/2015/10/21/chartex" xmlns:cx3="http://schemas.microsoft.com/office/drawing/2016/5/9/chartex" xmlns:cx4="http://schemas.microsoft.com/office/drawing/2016/5/10/chartex" xmlns:cx5="http://schemas.microsoft.com/office/drawing/2016/5/11/chartex" xmlns:cx6="http://schemas.microsoft.com/office/drawing/2016/5/12/chartex" xmlns:cx7="http://schemas.microsoft.com/office/drawing/2016/5/13/chartex" xmlns:cx8="http://schemas.microsoft.com/office/drawing/2016/5/14/chartex" xmlns:mc="http://schemas.openxmlformats.org/markup-compatibility/2006" xmlns:aink="http://schemas.microsoft.com/office/drawing/2016/ink" xmlns:am3d="http://schemas.microsoft.com/office/drawing/2017/model3d" xmlns:o="urn:schemas-microsoft-com:office:office" xmlns:oel="http://schemas.microsoft.com/office/2019/extlst" xmlns:r="http://schemas.openxmlformats.org/officeDocument/2006/relationships" xmlns:m="http://schemas.openxmlformats.org/officeDocument/2006/math" xmlns:v="urn:schemas-microsoft-com:vml" xmlns:wp14="http://schemas.microsoft.com/office/word/2010/wordprocessingDrawing" xmlns:wp="http://schemas.openxmlformats.org/drawingml/2006/wordprocessingDrawing" xmlns:w10="urn:schemas-microsoft-com:office:word" xmlns:w="http://schemas.openxmlformats.org/wordprocessingml/2006/main" xmlns:w14="http://schemas.microsoft.com/office/word/2010/wordml" xmlns:w15="http://schemas.microsoft.com/office/word/2012/wordml" xmlns:w16cex="http://schemas.microsoft.com/office/word/2018/wordml/cex" xmlns:w16cid="http://schemas.microsoft.com/office/word/2016/wordml/cid" xmlns:w16="http://schemas.microsoft.com/office/word/2018/wordml" xmlns:w16sdtdh="http://schemas.microsoft.com/office/word/2020/wordml/sdtdatahash" xmlns:w16se="http://schemas.microsoft.com/office/word/2015/wordml/symex" xmlns:wpg="http://schemas.microsoft.com/office/word/2010/wordprocessingGroup" xmlns:wpi="http://schemas.microsoft.com/office/word/2010/wordprocessingInk" xmlns:wne="http://schemas.microsoft.com/office/word/2006/wordml" xmlns:wps="http://schemas.microsoft.com/office/word/2010/wordprocessingShape" mc:Ignorable="w14 w15 w16se w16cid w16 w16cex w16sdtdh wp14">
+<w:ftr xmlns:wpc="http://schemas.microsoft.com/office/word/2010/wordprocessingCanvas" xmlns:cx="http://schemas.microsoft.com/office/drawing/2014/chartex" xmlns:mc="http://schemas.openxmlformats.org/markup-compatibility/2006" xmlns:o="urn:schemas-microsoft-com:office:office" xmlns:r="http://schemas.openxmlformats.org/officeDocument/2006/relationships" xmlns:m="http://schemas.openxmlformats.org/officeDocument/2006/math" xmlns:v="urn:schemas-microsoft-com:vml" xmlns:wp14="http://schemas.microsoft.com/office/word/2010/wordprocessingDrawing" xmlns:wp="http://schemas.openxmlformats.org/drawingml/2006/wordprocessingDrawing" xmlns:w10="urn:schemas-microsoft-com:office:word" xmlns:w="http://schemas.openxmlformats.org/wordprocessingml/2006/main" xmlns:w14="http://schemas.microsoft.com/office/word/2010/wordml" xmlns:w15="http://schemas.microsoft.com/office/word/2012/wordml" xmlns:w16se="http://schemas.microsoft.com/office/word/2015/wordml/symex" xmlns:wpg="http://schemas.microsoft.com/office/word/2010/wordprocessingGroup" xmlns:wpi="http://schemas.microsoft.com/office/word/2010/wordprocessingInk" xmlns:wne="http://schemas.microsoft.com/office/word/2006/wordml" xmlns:wps="http://schemas.microsoft.com/office/word/2010/wordprocessingShape" mc:Ignorable="w14 w15 w16se wp14">
   <w:sdt>
     <w:sdtPr>
       <w:id w:val="603768677"/>
@@ -6726,7 +6715,7 @@
 </file>
 
 <file path=word/footer2.xml><?xml version="1.0" encoding="utf-8"?>
-<w:ftr xmlns:wpc="http://schemas.microsoft.com/office/word/2010/wordprocessingCanvas" xmlns:cx="http://schemas.microsoft.com/office/drawing/2014/chartex" xmlns:cx1="http://schemas.microsoft.com/office/drawing/2015/9/8/chartex" xmlns:cx2="http://schemas.microsoft.com/office/drawing/2015/10/21/chartex" xmlns:cx3="http://schemas.microsoft.com/office/drawing/2016/5/9/chartex" xmlns:cx4="http://schemas.microsoft.com/office/drawing/2016/5/10/chartex" xmlns:cx5="http://schemas.microsoft.com/office/drawing/2016/5/11/chartex" xmlns:cx6="http://schemas.microsoft.com/office/drawing/2016/5/12/chartex" xmlns:cx7="http://schemas.microsoft.com/office/drawing/2016/5/13/chartex" xmlns:cx8="http://schemas.microsoft.com/office/drawing/2016/5/14/chartex" xmlns:mc="http://schemas.openxmlformats.org/markup-compatibility/2006" xmlns:aink="http://schemas.microsoft.com/office/drawing/2016/ink" xmlns:am3d="http://schemas.microsoft.com/office/drawing/2017/model3d" xmlns:o="urn:schemas-microsoft-com:office:office" xmlns:oel="http://schemas.microsoft.com/office/2019/extlst" xmlns:r="http://schemas.openxmlformats.org/officeDocument/2006/relationships" xmlns:m="http://schemas.openxmlformats.org/officeDocument/2006/math" xmlns:v="urn:schemas-microsoft-com:vml" xmlns:wp14="http://schemas.microsoft.com/office/word/2010/wordprocessingDrawing" xmlns:wp="http://schemas.openxmlformats.org/drawingml/2006/wordprocessingDrawing" xmlns:w10="urn:schemas-microsoft-com:office:word" xmlns:w="http://schemas.openxmlformats.org/wordprocessingml/2006/main" xmlns:w14="http://schemas.microsoft.com/office/word/2010/wordml" xmlns:w15="http://schemas.microsoft.com/office/word/2012/wordml" xmlns:w16cex="http://schemas.microsoft.com/office/word/2018/wordml/cex" xmlns:w16cid="http://schemas.microsoft.com/office/word/2016/wordml/cid" xmlns:w16="http://schemas.microsoft.com/office/word/2018/wordml" xmlns:w16sdtdh="http://schemas.microsoft.com/office/word/2020/wordml/sdtdatahash" xmlns:w16se="http://schemas.microsoft.com/office/word/2015/wordml/symex" xmlns:wpg="http://schemas.microsoft.com/office/word/2010/wordprocessingGroup" xmlns:wpi="http://schemas.microsoft.com/office/word/2010/wordprocessingInk" xmlns:wne="http://schemas.microsoft.com/office/word/2006/wordml" xmlns:wps="http://schemas.microsoft.com/office/word/2010/wordprocessingShape" mc:Ignorable="w14 w15 w16se w16cid w16 w16cex w16sdtdh wp14">
+<w:ftr xmlns:wpc="http://schemas.microsoft.com/office/word/2010/wordprocessingCanvas" xmlns:cx="http://schemas.microsoft.com/office/drawing/2014/chartex" xmlns:mc="http://schemas.openxmlformats.org/markup-compatibility/2006" xmlns:o="urn:schemas-microsoft-com:office:office" xmlns:r="http://schemas.openxmlformats.org/officeDocument/2006/relationships" xmlns:m="http://schemas.openxmlformats.org/officeDocument/2006/math" xmlns:v="urn:schemas-microsoft-com:vml" xmlns:wp14="http://schemas.microsoft.com/office/word/2010/wordprocessingDrawing" xmlns:wp="http://schemas.openxmlformats.org/drawingml/2006/wordprocessingDrawing" xmlns:w10="urn:schemas-microsoft-com:office:word" xmlns:w="http://schemas.openxmlformats.org/wordprocessingml/2006/main" xmlns:w14="http://schemas.microsoft.com/office/word/2010/wordml" xmlns:w15="http://schemas.microsoft.com/office/word/2012/wordml" xmlns:w16se="http://schemas.microsoft.com/office/word/2015/wordml/symex" xmlns:wpg="http://schemas.microsoft.com/office/word/2010/wordprocessingGroup" xmlns:wpi="http://schemas.microsoft.com/office/word/2010/wordprocessingInk" xmlns:wne="http://schemas.microsoft.com/office/word/2006/wordml" xmlns:wps="http://schemas.microsoft.com/office/word/2010/wordprocessingShape" mc:Ignorable="w14 w15 w16se wp14">
   <w:p>
     <w:pPr>
       <w:pStyle w:val="Footer"/>
@@ -6742,7 +6731,7 @@
 </file>
 
 <file path=word/footnotes.xml><?xml version="1.0" encoding="utf-8"?>
-<w:footnotes xmlns:wpc="http://schemas.microsoft.com/office/word/2010/wordprocessingCanvas" xmlns:cx="http://schemas.microsoft.com/office/drawing/2014/chartex" xmlns:cx1="http://schemas.microsoft.com/office/drawing/2015/9/8/chartex" xmlns:cx2="http://schemas.microsoft.com/office/drawing/2015/10/21/chartex" xmlns:cx3="http://schemas.microsoft.com/office/drawing/2016/5/9/chartex" xmlns:cx4="http://schemas.microsoft.com/office/drawing/2016/5/10/chartex" xmlns:cx5="http://schemas.microsoft.com/office/drawing/2016/5/11/chartex" xmlns:cx6="http://schemas.microsoft.com/office/drawing/2016/5/12/chartex" xmlns:cx7="http://schemas.microsoft.com/office/drawing/2016/5/13/chartex" xmlns:cx8="http://schemas.microsoft.com/office/drawing/2016/5/14/chartex" xmlns:mc="http://schemas.openxmlformats.org/markup-compatibility/2006" xmlns:aink="http://schemas.microsoft.com/office/drawing/2016/ink" xmlns:am3d="http://schemas.microsoft.com/office/drawing/2017/model3d" xmlns:o="urn:schemas-microsoft-com:office:office" xmlns:oel="http://schemas.microsoft.com/office/2019/extlst" xmlns:r="http://schemas.openxmlformats.org/officeDocument/2006/relationships" xmlns:m="http://schemas.openxmlformats.org/officeDocument/2006/math" xmlns:v="urn:schemas-microsoft-com:vml" xmlns:wp14="http://schemas.microsoft.com/office/word/2010/wordprocessingDrawing" xmlns:wp="http://schemas.openxmlformats.org/drawingml/2006/wordprocessingDrawing" xmlns:w10="urn:schemas-microsoft-com:office:word" xmlns:w="http://schemas.openxmlformats.org/wordprocessingml/2006/main" xmlns:w14="http://schemas.microsoft.com/office/word/2010/wordml" xmlns:w15="http://schemas.microsoft.com/office/word/2012/wordml" xmlns:w16cex="http://schemas.microsoft.com/office/word/2018/wordml/cex" xmlns:w16cid="http://schemas.microsoft.com/office/word/2016/wordml/cid" xmlns:w16="http://schemas.microsoft.com/office/word/2018/wordml" xmlns:w16sdtdh="http://schemas.microsoft.com/office/word/2020/wordml/sdtdatahash" xmlns:w16se="http://schemas.microsoft.com/office/word/2015/wordml/symex" xmlns:wpg="http://schemas.microsoft.com/office/word/2010/wordprocessingGroup" xmlns:wpi="http://schemas.microsoft.com/office/word/2010/wordprocessingInk" xmlns:wne="http://schemas.microsoft.com/office/word/2006/wordml" xmlns:wps="http://schemas.microsoft.com/office/word/2010/wordprocessingShape" mc:Ignorable="w14 w15 w16se w16cid w16 w16cex w16sdtdh wp14">
+<w:footnotes xmlns:wpc="http://schemas.microsoft.com/office/word/2010/wordprocessingCanvas" xmlns:cx="http://schemas.microsoft.com/office/drawing/2014/chartex" xmlns:mc="http://schemas.openxmlformats.org/markup-compatibility/2006" xmlns:o="urn:schemas-microsoft-com:office:office" xmlns:r="http://schemas.openxmlformats.org/officeDocument/2006/relationships" xmlns:m="http://schemas.openxmlformats.org/officeDocument/2006/math" xmlns:v="urn:schemas-microsoft-com:vml" xmlns:wp14="http://schemas.microsoft.com/office/word/2010/wordprocessingDrawing" xmlns:wp="http://schemas.openxmlformats.org/drawingml/2006/wordprocessingDrawing" xmlns:w10="urn:schemas-microsoft-com:office:word" xmlns:w="http://schemas.openxmlformats.org/wordprocessingml/2006/main" xmlns:w14="http://schemas.microsoft.com/office/word/2010/wordml" xmlns:w15="http://schemas.microsoft.com/office/word/2012/wordml" xmlns:w16se="http://schemas.microsoft.com/office/word/2015/wordml/symex" xmlns:wpg="http://schemas.microsoft.com/office/word/2010/wordprocessingGroup" xmlns:wpi="http://schemas.microsoft.com/office/word/2010/wordprocessingInk" xmlns:wne="http://schemas.microsoft.com/office/word/2006/wordml" xmlns:wps="http://schemas.microsoft.com/office/word/2010/wordprocessingShape" mc:Ignorable="w14 w15 w16se wp14">
   <w:footnote w:type="separator" w:id="-1">
     <w:p>
       <w:pPr>
@@ -6767,7 +6756,7 @@
 </file>
 
 <file path=word/numbering.xml><?xml version="1.0" encoding="utf-8"?>
-<w:numbering xmlns:wpc="http://schemas.microsoft.com/office/word/2010/wordprocessingCanvas" xmlns:cx="http://schemas.microsoft.com/office/drawing/2014/chartex" xmlns:cx1="http://schemas.microsoft.com/office/drawing/2015/9/8/chartex" xmlns:cx2="http://schemas.microsoft.com/office/drawing/2015/10/21/chartex" xmlns:cx3="http://schemas.microsoft.com/office/drawing/2016/5/9/chartex" xmlns:cx4="http://schemas.microsoft.com/office/drawing/2016/5/10/chartex" xmlns:cx5="http://schemas.microsoft.com/office/drawing/2016/5/11/chartex" xmlns:cx6="http://schemas.microsoft.com/office/drawing/2016/5/12/chartex" xmlns:cx7="http://schemas.microsoft.com/office/drawing/2016/5/13/chartex" xmlns:cx8="http://schemas.microsoft.com/office/drawing/2016/5/14/chartex" xmlns:mc="http://schemas.openxmlformats.org/markup-compatibility/2006" xmlns:aink="http://schemas.microsoft.com/office/drawing/2016/ink" xmlns:am3d="http://schemas.microsoft.com/office/drawing/2017/model3d" xmlns:o="urn:schemas-microsoft-com:office:office" xmlns:oel="http://schemas.microsoft.com/office/2019/extlst" xmlns:r="http://schemas.openxmlformats.org/officeDocument/2006/relationships" xmlns:m="http://schemas.openxmlformats.org/officeDocument/2006/math" xmlns:v="urn:schemas-microsoft-com:vml" xmlns:wp14="http://schemas.microsoft.com/office/word/2010/wordprocessingDrawing" xmlns:wp="http://schemas.openxmlformats.org/drawingml/2006/wordprocessingDrawing" xmlns:w10="urn:schemas-microsoft-com:office:word" xmlns:w="http://schemas.openxmlformats.org/wordprocessingml/2006/main" xmlns:w14="http://schemas.microsoft.com/office/word/2010/wordml" xmlns:w15="http://schemas.microsoft.com/office/word/2012/wordml" xmlns:w16cex="http://schemas.microsoft.com/office/word/2018/wordml/cex" xmlns:w16cid="http://schemas.microsoft.com/office/word/2016/wordml/cid" xmlns:w16="http://schemas.microsoft.com/office/word/2018/wordml" xmlns:w16sdtdh="http://schemas.microsoft.com/office/word/2020/wordml/sdtdatahash" xmlns:w16se="http://schemas.microsoft.com/office/word/2015/wordml/symex" xmlns:wpg="http://schemas.microsoft.com/office/word/2010/wordprocessingGroup" xmlns:wpi="http://schemas.microsoft.com/office/word/2010/wordprocessingInk" xmlns:wne="http://schemas.microsoft.com/office/word/2006/wordml" xmlns:wps="http://schemas.microsoft.com/office/word/2010/wordprocessingShape" mc:Ignorable="w14 w15 w16se w16cid w16 w16cex w16sdtdh wp14">
+<w:numbering xmlns:wpc="http://schemas.microsoft.com/office/word/2010/wordprocessingCanvas" xmlns:cx="http://schemas.microsoft.com/office/drawing/2014/chartex" xmlns:mc="http://schemas.openxmlformats.org/markup-compatibility/2006" xmlns:o="urn:schemas-microsoft-com:office:office" xmlns:r="http://schemas.openxmlformats.org/officeDocument/2006/relationships" xmlns:m="http://schemas.openxmlformats.org/officeDocument/2006/math" xmlns:v="urn:schemas-microsoft-com:vml" xmlns:wp14="http://schemas.microsoft.com/office/word/2010/wordprocessingDrawing" xmlns:wp="http://schemas.openxmlformats.org/drawingml/2006/wordprocessingDrawing" xmlns:w10="urn:schemas-microsoft-com:office:word" xmlns:w="http://schemas.openxmlformats.org/wordprocessingml/2006/main" xmlns:w14="http://schemas.microsoft.com/office/word/2010/wordml" xmlns:w15="http://schemas.microsoft.com/office/word/2012/wordml" xmlns:w16se="http://schemas.microsoft.com/office/word/2015/wordml/symex" xmlns:wpg="http://schemas.microsoft.com/office/word/2010/wordprocessingGroup" xmlns:wpi="http://schemas.microsoft.com/office/word/2010/wordprocessingInk" xmlns:wne="http://schemas.microsoft.com/office/word/2006/wordml" xmlns:wps="http://schemas.microsoft.com/office/word/2010/wordprocessingShape" mc:Ignorable="w14 w15 w16se wp14">
   <w:abstractNum w:abstractNumId="0" w15:restartNumberingAfterBreak="0">
     <w:nsid w:val="04B2476A"/>
     <w:multiLevelType w:val="multilevel"/>
@@ -8507,46 +8496,46 @@
       </w:rPr>
     </w:lvl>
   </w:abstractNum>
-  <w:num w:numId="1" w16cid:durableId="450249018">
+  <w:num w:numId="1">
     <w:abstractNumId w:val="3"/>
   </w:num>
-  <w:num w:numId="2" w16cid:durableId="1691488644">
+  <w:num w:numId="2">
     <w:abstractNumId w:val="4"/>
   </w:num>
-  <w:num w:numId="3" w16cid:durableId="50662104">
+  <w:num w:numId="3">
     <w:abstractNumId w:val="5"/>
   </w:num>
-  <w:num w:numId="4" w16cid:durableId="1661885208">
+  <w:num w:numId="4">
     <w:abstractNumId w:val="0"/>
   </w:num>
-  <w:num w:numId="5" w16cid:durableId="133178181">
+  <w:num w:numId="5">
     <w:abstractNumId w:val="7"/>
   </w:num>
-  <w:num w:numId="6" w16cid:durableId="1593122942">
+  <w:num w:numId="6">
     <w:abstractNumId w:val="1"/>
   </w:num>
-  <w:num w:numId="7" w16cid:durableId="320349364">
+  <w:num w:numId="7">
     <w:abstractNumId w:val="12"/>
   </w:num>
-  <w:num w:numId="8" w16cid:durableId="1861241447">
+  <w:num w:numId="8">
     <w:abstractNumId w:val="2"/>
   </w:num>
-  <w:num w:numId="9" w16cid:durableId="1095131092">
+  <w:num w:numId="9">
     <w:abstractNumId w:val="8"/>
   </w:num>
-  <w:num w:numId="10" w16cid:durableId="1680888349">
+  <w:num w:numId="10">
     <w:abstractNumId w:val="11"/>
   </w:num>
-  <w:num w:numId="11" w16cid:durableId="1332876068">
+  <w:num w:numId="11">
     <w:abstractNumId w:val="10"/>
   </w:num>
-  <w:num w:numId="12" w16cid:durableId="1510489818">
+  <w:num w:numId="12">
     <w:abstractNumId w:val="6"/>
   </w:num>
-  <w:num w:numId="13" w16cid:durableId="1029723419">
+  <w:num w:numId="13">
     <w:abstractNumId w:val="13"/>
   </w:num>
-  <w:num w:numId="14" w16cid:durableId="933323567">
+  <w:num w:numId="14">
     <w:abstractNumId w:val="9"/>
   </w:num>
   <w:numIdMacAtCleanup w:val="14"/>
@@ -8554,7 +8543,7 @@
 </file>
 
 <file path=word/styles.xml><?xml version="1.0" encoding="utf-8"?>
-<w:styles xmlns:mc="http://schemas.openxmlformats.org/markup-compatibility/2006" xmlns:r="http://schemas.openxmlformats.org/officeDocument/2006/relationships" xmlns:w="http://schemas.openxmlformats.org/wordprocessingml/2006/main" xmlns:w14="http://schemas.microsoft.com/office/word/2010/wordml" xmlns:w15="http://schemas.microsoft.com/office/word/2012/wordml" xmlns:w16cex="http://schemas.microsoft.com/office/word/2018/wordml/cex" xmlns:w16cid="http://schemas.microsoft.com/office/word/2016/wordml/cid" xmlns:w16="http://schemas.microsoft.com/office/word/2018/wordml" xmlns:w16sdtdh="http://schemas.microsoft.com/office/word/2020/wordml/sdtdatahash" xmlns:w16se="http://schemas.microsoft.com/office/word/2015/wordml/symex" mc:Ignorable="w14 w15 w16se w16cid w16 w16cex w16sdtdh">
+<w:styles xmlns:mc="http://schemas.openxmlformats.org/markup-compatibility/2006" xmlns:r="http://schemas.openxmlformats.org/officeDocument/2006/relationships" xmlns:w="http://schemas.openxmlformats.org/wordprocessingml/2006/main" xmlns:w14="http://schemas.microsoft.com/office/word/2010/wordml" xmlns:w15="http://schemas.microsoft.com/office/word/2012/wordml" xmlns:w16se="http://schemas.microsoft.com/office/word/2015/wordml/symex" mc:Ignorable="w14 w15 w16se">
   <w:docDefaults>
     <w:rPrDefault>
       <w:rPr>
@@ -8570,7 +8559,7 @@
       </w:pPr>
     </w:pPrDefault>
   </w:docDefaults>
-  <w:latentStyles w:defLockedState="0" w:defUIPriority="99" w:defSemiHidden="0" w:defUnhideWhenUsed="0" w:defQFormat="0" w:count="376">
+  <w:latentStyles w:defLockedState="0" w:defUIPriority="99" w:defSemiHidden="0" w:defUnhideWhenUsed="0" w:defQFormat="0" w:count="371">
     <w:lsdException w:name="Normal" w:uiPriority="0" w:qFormat="1"/>
     <w:lsdException w:name="heading 1" w:uiPriority="9" w:qFormat="1"/>
     <w:lsdException w:name="heading 2" w:semiHidden="1" w:uiPriority="9" w:unhideWhenUsed="1" w:qFormat="1"/>
@@ -8942,11 +8931,6 @@
     <w:lsdException w:name="List Table 5 Dark Accent 6" w:uiPriority="50"/>
     <w:lsdException w:name="List Table 6 Colorful Accent 6" w:uiPriority="51"/>
     <w:lsdException w:name="List Table 7 Colorful Accent 6" w:uiPriority="52"/>
-    <w:lsdException w:name="Mention" w:semiHidden="1" w:unhideWhenUsed="1"/>
-    <w:lsdException w:name="Smart Hyperlink" w:semiHidden="1" w:unhideWhenUsed="1"/>
-    <w:lsdException w:name="Hashtag" w:semiHidden="1" w:unhideWhenUsed="1"/>
-    <w:lsdException w:name="Unresolved Mention" w:semiHidden="1" w:unhideWhenUsed="1"/>
-    <w:lsdException w:name="Smart Link" w:semiHidden="1" w:unhideWhenUsed="1"/>
   </w:latentStyles>
   <w:style w:type="paragraph" w:default="1" w:styleId="Normal">
     <w:name w:val="Normal"/>
@@ -10630,6 +10614,7 @@
     </c:legend>
     <c:plotVisOnly val="1"/>
     <c:dispBlanksAs val="gap"/>
+    <c:showDLblsOverMax val="0"/>
     <c:extLst>
       <c:ext xmlns:c16r3="http://schemas.microsoft.com/office/drawing/2017/03/chart" uri="{56B9EC1D-385E-4148-901F-78D8002777C0}">
         <c16r3:dataDisplayOptions16>
@@ -10637,7 +10622,6 @@
         </c16r3:dataDisplayOptions16>
       </c:ext>
     </c:extLst>
-    <c:showDLblsOverMax val="0"/>
   </c:chart>
   <c:spPr>
     <a:solidFill>
@@ -11447,7 +11431,7 @@
 </file>
 
 <file path=customXml/itemProps1.xml><?xml version="1.0" encoding="utf-8"?>
-<ds:datastoreItem xmlns:ds="http://schemas.openxmlformats.org/officeDocument/2006/customXml" ds:itemID="{E0566DC4-47CB-49A6-8489-B23790335BC5}">
+<ds:datastoreItem xmlns:ds="http://schemas.openxmlformats.org/officeDocument/2006/customXml" ds:itemID="{76A83ECD-8D0B-4272-905C-E024EBBA7156}">
   <ds:schemaRefs>
     <ds:schemaRef ds:uri="http://schemas.openxmlformats.org/officeDocument/2006/bibliography"/>
   </ds:schemaRefs>

--- a/Proposal STUDY-BUDDY.docx
+++ b/Proposal STUDY-BUDDY.docx
@@ -104,7 +104,7 @@
         <w:spacing w:line="360" w:lineRule="auto"/>
         <w:jc w:val="center"/>
         <w:rPr>
-          <w:rFonts w:ascii="Times New Roman" w:hAnsi="Times New Roman" w:cs="Times New Roman"/>
+          <w:rFonts w:cs="Times New Roman"/>
           <w:b/>
           <w:sz w:val="32"/>
           <w:szCs w:val="32"/>
@@ -112,7 +112,7 @@
       </w:pPr>
       <w:r>
         <w:rPr>
-          <w:rFonts w:ascii="Times New Roman" w:hAnsi="Times New Roman" w:cs="Times New Roman"/>
+          <w:rFonts w:cs="Times New Roman"/>
           <w:b/>
           <w:sz w:val="32"/>
           <w:szCs w:val="32"/>
@@ -125,14 +125,14 @@
         <w:spacing w:line="360" w:lineRule="auto"/>
         <w:jc w:val="center"/>
         <w:rPr>
-          <w:rFonts w:ascii="Times New Roman" w:hAnsi="Times New Roman" w:cs="Times New Roman"/>
+          <w:rFonts w:cs="Times New Roman"/>
           <w:sz w:val="32"/>
           <w:szCs w:val="32"/>
         </w:rPr>
       </w:pPr>
       <w:r>
         <w:rPr>
-          <w:rFonts w:ascii="Times New Roman" w:hAnsi="Times New Roman" w:cs="Times New Roman"/>
+          <w:rFonts w:cs="Times New Roman"/>
           <w:sz w:val="32"/>
           <w:szCs w:val="32"/>
         </w:rPr>
@@ -154,23 +154,20 @@
         <w:spacing w:line="360" w:lineRule="auto"/>
         <w:jc w:val="center"/>
         <w:rPr>
-          <w:rFonts w:ascii="Times New Roman" w:hAnsi="Times New Roman" w:cs="Times New Roman"/>
-          <w:sz w:val="24"/>
-          <w:szCs w:val="24"/>
-        </w:rPr>
-      </w:pPr>
-      <w:r>
-        <w:rPr>
-          <w:rFonts w:ascii="Times New Roman" w:hAnsi="Times New Roman" w:cs="Times New Roman"/>
-          <w:sz w:val="24"/>
+          <w:rFonts w:cs="Times New Roman"/>
+          <w:szCs w:val="24"/>
+        </w:rPr>
+      </w:pPr>
+      <w:r>
+        <w:rPr>
+          <w:rFonts w:cs="Times New Roman"/>
           <w:szCs w:val="24"/>
         </w:rPr>
         <w:t xml:space="preserve">A Project </w:t>
       </w:r>
       <w:r>
         <w:rPr>
-          <w:rFonts w:ascii="Times New Roman" w:hAnsi="Times New Roman" w:cs="Times New Roman"/>
-          <w:sz w:val="24"/>
+          <w:rFonts w:cs="Times New Roman"/>
           <w:szCs w:val="24"/>
         </w:rPr>
         <w:t>Proposal</w:t>
@@ -181,15 +178,13 @@
         <w:spacing w:line="360" w:lineRule="auto"/>
         <w:jc w:val="center"/>
         <w:rPr>
-          <w:rFonts w:ascii="Times New Roman" w:hAnsi="Times New Roman" w:cs="Times New Roman"/>
-          <w:sz w:val="24"/>
-          <w:szCs w:val="24"/>
-        </w:rPr>
-      </w:pPr>
-      <w:r>
-        <w:rPr>
-          <w:rFonts w:ascii="Times New Roman" w:hAnsi="Times New Roman" w:cs="Times New Roman"/>
-          <w:sz w:val="24"/>
+          <w:rFonts w:cs="Times New Roman"/>
+          <w:szCs w:val="24"/>
+        </w:rPr>
+      </w:pPr>
+      <w:r>
+        <w:rPr>
+          <w:rFonts w:cs="Times New Roman"/>
           <w:szCs w:val="24"/>
         </w:rPr>
         <w:t>On</w:t>
@@ -200,7 +195,7 @@
         <w:spacing w:line="360" w:lineRule="auto"/>
         <w:jc w:val="center"/>
         <w:rPr>
-          <w:rFonts w:ascii="Times New Roman" w:hAnsi="Times New Roman" w:cs="Times New Roman"/>
+          <w:rFonts w:cs="Times New Roman"/>
           <w:b/>
           <w:sz w:val="32"/>
           <w:szCs w:val="32"/>
@@ -208,7 +203,7 @@
       </w:pPr>
       <w:r>
         <w:rPr>
-          <w:rFonts w:ascii="Times New Roman" w:hAnsi="Times New Roman" w:cs="Times New Roman"/>
+          <w:rFonts w:cs="Times New Roman"/>
           <w:b/>
           <w:sz w:val="32"/>
           <w:szCs w:val="32"/>
@@ -218,7 +213,7 @@
       <w:bookmarkStart w:id="0" w:name="_Hlk228999531"/>
       <w:r>
         <w:rPr>
-          <w:rFonts w:ascii="Times New Roman" w:hAnsi="Times New Roman" w:cs="Times New Roman"/>
+          <w:rFonts w:cs="Times New Roman"/>
           <w:b/>
           <w:sz w:val="32"/>
           <w:szCs w:val="32"/>
@@ -227,7 +222,7 @@
       </w:r>
       <w:r>
         <w:rPr>
-          <w:rFonts w:ascii="Times New Roman" w:hAnsi="Times New Roman" w:cs="Times New Roman"/>
+          <w:rFonts w:cs="Times New Roman"/>
           <w:b/>
           <w:sz w:val="32"/>
           <w:szCs w:val="32"/>
@@ -237,7 +232,7 @@
       <w:bookmarkEnd w:id="0"/>
       <w:r>
         <w:rPr>
-          <w:rFonts w:ascii="Times New Roman" w:hAnsi="Times New Roman" w:cs="Times New Roman"/>
+          <w:rFonts w:cs="Times New Roman"/>
           <w:b/>
           <w:sz w:val="32"/>
           <w:szCs w:val="32"/>
@@ -260,7 +255,7 @@
         <w:spacing w:line="360" w:lineRule="auto"/>
         <w:jc w:val="center"/>
         <w:rPr>
-          <w:rFonts w:ascii="Times New Roman" w:hAnsi="Times New Roman" w:cs="Times New Roman"/>
+          <w:rFonts w:cs="Times New Roman"/>
           <w:b/>
           <w:sz w:val="28"/>
           <w:szCs w:val="28"/>
@@ -268,7 +263,7 @@
       </w:pPr>
       <w:r>
         <w:rPr>
-          <w:rFonts w:ascii="Times New Roman" w:hAnsi="Times New Roman" w:cs="Times New Roman"/>
+          <w:rFonts w:cs="Times New Roman"/>
           <w:b/>
           <w:sz w:val="28"/>
           <w:szCs w:val="28"/>
@@ -281,15 +276,13 @@
         <w:spacing w:line="360" w:lineRule="auto"/>
         <w:jc w:val="center"/>
         <w:rPr>
-          <w:rFonts w:ascii="Times New Roman" w:hAnsi="Times New Roman" w:cs="Times New Roman"/>
-          <w:sz w:val="24"/>
-          <w:szCs w:val="24"/>
-        </w:rPr>
-      </w:pPr>
-      <w:r>
-        <w:rPr>
-          <w:rFonts w:ascii="Times New Roman" w:hAnsi="Times New Roman" w:cs="Times New Roman"/>
-          <w:sz w:val="24"/>
+          <w:rFonts w:cs="Times New Roman"/>
+          <w:szCs w:val="24"/>
+        </w:rPr>
+      </w:pPr>
+      <w:r>
+        <w:rPr>
+          <w:rFonts w:cs="Times New Roman"/>
           <w:szCs w:val="24"/>
         </w:rPr>
         <w:t>LA GRANDEE International College</w:t>
@@ -300,15 +293,13 @@
         <w:spacing w:line="360" w:lineRule="auto"/>
         <w:jc w:val="center"/>
         <w:rPr>
-          <w:rFonts w:ascii="Times New Roman" w:hAnsi="Times New Roman" w:cs="Times New Roman"/>
-          <w:sz w:val="24"/>
-          <w:szCs w:val="24"/>
-        </w:rPr>
-      </w:pPr>
-      <w:r>
-        <w:rPr>
-          <w:rFonts w:ascii="Times New Roman" w:hAnsi="Times New Roman" w:cs="Times New Roman"/>
-          <w:sz w:val="24"/>
+          <w:rFonts w:cs="Times New Roman"/>
+          <w:szCs w:val="24"/>
+        </w:rPr>
+      </w:pPr>
+      <w:r>
+        <w:rPr>
+          <w:rFonts w:cs="Times New Roman"/>
           <w:szCs w:val="24"/>
         </w:rPr>
         <w:t>Bachelor of Computer Application (BCA) program</w:t>
@@ -319,15 +310,13 @@
         <w:spacing w:line="360" w:lineRule="auto"/>
         <w:jc w:val="center"/>
         <w:rPr>
-          <w:rFonts w:ascii="Times New Roman" w:hAnsi="Times New Roman" w:cs="Times New Roman"/>
-          <w:sz w:val="24"/>
-          <w:szCs w:val="24"/>
-        </w:rPr>
-      </w:pPr>
-      <w:r>
-        <w:rPr>
-          <w:rFonts w:ascii="Times New Roman" w:hAnsi="Times New Roman" w:cs="Times New Roman"/>
-          <w:sz w:val="24"/>
+          <w:rFonts w:cs="Times New Roman"/>
+          <w:szCs w:val="24"/>
+        </w:rPr>
+      </w:pPr>
+      <w:r>
+        <w:rPr>
+          <w:rFonts w:cs="Times New Roman"/>
           <w:szCs w:val="24"/>
         </w:rPr>
         <w:t>In partial fulfillment of the requirements for the degree of BCA under</w:t>
@@ -338,23 +327,20 @@
         <w:spacing w:line="360" w:lineRule="auto"/>
         <w:jc w:val="center"/>
         <w:rPr>
-          <w:rFonts w:ascii="Times New Roman" w:hAnsi="Times New Roman" w:cs="Times New Roman"/>
-          <w:sz w:val="24"/>
-          <w:szCs w:val="24"/>
-        </w:rPr>
-      </w:pPr>
-      <w:r>
-        <w:rPr>
-          <w:rFonts w:ascii="Times New Roman" w:hAnsi="Times New Roman" w:cs="Times New Roman"/>
-          <w:sz w:val="24"/>
+          <w:rFonts w:cs="Times New Roman"/>
+          <w:szCs w:val="24"/>
+        </w:rPr>
+      </w:pPr>
+      <w:r>
+        <w:rPr>
+          <w:rFonts w:cs="Times New Roman"/>
           <w:szCs w:val="24"/>
         </w:rPr>
         <w:t>Pokhara University</w:t>
       </w:r>
       <w:r>
         <w:rPr>
-          <w:rFonts w:ascii="Times New Roman" w:hAnsi="Times New Roman" w:cs="Times New Roman"/>
-          <w:sz w:val="24"/>
+          <w:rFonts w:cs="Times New Roman"/>
           <w:szCs w:val="24"/>
         </w:rPr>
         <w:t>.</w:t>
@@ -374,7 +360,7 @@
         <w:spacing w:line="360" w:lineRule="auto"/>
         <w:jc w:val="center"/>
         <w:rPr>
-          <w:rFonts w:ascii="Times New Roman" w:hAnsi="Times New Roman" w:cs="Times New Roman"/>
+          <w:rFonts w:cs="Times New Roman"/>
           <w:b/>
           <w:sz w:val="28"/>
           <w:szCs w:val="28"/>
@@ -382,7 +368,7 @@
       </w:pPr>
       <w:r>
         <w:rPr>
-          <w:rFonts w:ascii="Times New Roman" w:hAnsi="Times New Roman" w:cs="Times New Roman"/>
+          <w:rFonts w:cs="Times New Roman"/>
           <w:b/>
           <w:sz w:val="28"/>
           <w:szCs w:val="28"/>
@@ -418,17 +404,15 @@
             <w:pPr>
               <w:spacing w:line="360" w:lineRule="auto"/>
               <w:rPr>
-                <w:rFonts w:ascii="Times New Roman" w:hAnsi="Times New Roman" w:cs="Times New Roman"/>
+                <w:rFonts w:cs="Times New Roman"/>
                 <w:b/>
-                <w:sz w:val="24"/>
                 <w:szCs w:val="24"/>
               </w:rPr>
             </w:pPr>
             <w:r>
               <w:rPr>
-                <w:rFonts w:ascii="Times New Roman" w:hAnsi="Times New Roman" w:cs="Times New Roman"/>
+                <w:rFonts w:cs="Times New Roman"/>
                 <w:b/>
-                <w:sz w:val="24"/>
                 <w:szCs w:val="24"/>
               </w:rPr>
               <w:t>Full Name:</w:t>
@@ -443,17 +427,15 @@
             <w:pPr>
               <w:spacing w:line="360" w:lineRule="auto"/>
               <w:rPr>
-                <w:rFonts w:ascii="Times New Roman" w:hAnsi="Times New Roman" w:cs="Times New Roman"/>
+                <w:rFonts w:cs="Times New Roman"/>
                 <w:b/>
-                <w:sz w:val="24"/>
                 <w:szCs w:val="24"/>
               </w:rPr>
             </w:pPr>
             <w:r>
               <w:rPr>
-                <w:rFonts w:ascii="Times New Roman" w:hAnsi="Times New Roman" w:cs="Times New Roman"/>
+                <w:rFonts w:cs="Times New Roman"/>
                 <w:b/>
-                <w:sz w:val="24"/>
                 <w:szCs w:val="24"/>
               </w:rPr>
               <w:t>Program/Semester:</w:t>
@@ -468,17 +450,15 @@
             <w:pPr>
               <w:spacing w:line="360" w:lineRule="auto"/>
               <w:rPr>
-                <w:rFonts w:ascii="Times New Roman" w:hAnsi="Times New Roman" w:cs="Times New Roman"/>
+                <w:rFonts w:cs="Times New Roman"/>
                 <w:b/>
-                <w:sz w:val="24"/>
                 <w:szCs w:val="24"/>
               </w:rPr>
             </w:pPr>
             <w:r>
               <w:rPr>
-                <w:rFonts w:ascii="Times New Roman" w:hAnsi="Times New Roman" w:cs="Times New Roman"/>
+                <w:rFonts w:cs="Times New Roman"/>
                 <w:b/>
-                <w:sz w:val="24"/>
                 <w:szCs w:val="24"/>
               </w:rPr>
               <w:t>PU Registration:</w:t>
@@ -498,15 +478,13 @@
             <w:pPr>
               <w:spacing w:line="360" w:lineRule="auto"/>
               <w:rPr>
-                <w:rFonts w:ascii="Times New Roman" w:hAnsi="Times New Roman" w:cs="Times New Roman"/>
-                <w:sz w:val="24"/>
+                <w:rFonts w:cs="Times New Roman"/>
                 <w:szCs w:val="24"/>
               </w:rPr>
             </w:pPr>
             <w:r>
               <w:rPr>
-                <w:rFonts w:ascii="Times New Roman" w:hAnsi="Times New Roman" w:cs="Times New Roman"/>
-                <w:sz w:val="24"/>
+                <w:rFonts w:cs="Times New Roman"/>
                 <w:szCs w:val="24"/>
               </w:rPr>
               <w:t xml:space="preserve">Depika </w:t>
@@ -514,8 +492,7 @@
             <w:proofErr w:type="spellStart"/>
             <w:r>
               <w:rPr>
-                <w:rFonts w:ascii="Times New Roman" w:hAnsi="Times New Roman" w:cs="Times New Roman"/>
-                <w:sz w:val="24"/>
+                <w:rFonts w:cs="Times New Roman"/>
                 <w:szCs w:val="24"/>
               </w:rPr>
               <w:t>Kumari</w:t>
@@ -523,8 +500,7 @@
             <w:proofErr w:type="spellEnd"/>
             <w:r>
               <w:rPr>
-                <w:rFonts w:ascii="Times New Roman" w:hAnsi="Times New Roman" w:cs="Times New Roman"/>
-                <w:sz w:val="24"/>
+                <w:rFonts w:cs="Times New Roman"/>
                 <w:szCs w:val="24"/>
               </w:rPr>
               <w:t xml:space="preserve"> Sharma</w:t>
@@ -539,31 +515,27 @@
             <w:pPr>
               <w:spacing w:line="360" w:lineRule="auto"/>
               <w:rPr>
-                <w:rFonts w:ascii="Times New Roman" w:hAnsi="Times New Roman" w:cs="Times New Roman"/>
-                <w:sz w:val="24"/>
+                <w:rFonts w:cs="Times New Roman"/>
                 <w:szCs w:val="24"/>
               </w:rPr>
             </w:pPr>
             <w:r>
               <w:rPr>
-                <w:rFonts w:ascii="Times New Roman" w:hAnsi="Times New Roman" w:cs="Times New Roman"/>
-                <w:sz w:val="24"/>
+                <w:rFonts w:cs="Times New Roman"/>
                 <w:szCs w:val="24"/>
               </w:rPr>
               <w:t>BCA/</w:t>
             </w:r>
             <w:r>
               <w:rPr>
-                <w:rFonts w:ascii="Times New Roman" w:hAnsi="Times New Roman" w:cs="Times New Roman"/>
-                <w:sz w:val="24"/>
+                <w:rFonts w:cs="Times New Roman"/>
                 <w:szCs w:val="24"/>
               </w:rPr>
               <w:t>4</w:t>
             </w:r>
             <w:r>
               <w:rPr>
-                <w:rFonts w:ascii="Times New Roman" w:hAnsi="Times New Roman" w:cs="Times New Roman"/>
-                <w:sz w:val="24"/>
+                <w:rFonts w:cs="Times New Roman"/>
                 <w:szCs w:val="24"/>
                 <w:vertAlign w:val="superscript"/>
               </w:rPr>
@@ -579,15 +551,13 @@
             <w:pPr>
               <w:spacing w:line="360" w:lineRule="auto"/>
               <w:rPr>
-                <w:rFonts w:ascii="Times New Roman" w:hAnsi="Times New Roman" w:cs="Times New Roman"/>
-                <w:sz w:val="24"/>
+                <w:rFonts w:cs="Times New Roman"/>
                 <w:szCs w:val="24"/>
               </w:rPr>
             </w:pPr>
             <w:r>
               <w:rPr>
-                <w:rFonts w:ascii="Times New Roman" w:hAnsi="Times New Roman" w:cs="Times New Roman"/>
-                <w:sz w:val="24"/>
+                <w:rFonts w:cs="Times New Roman"/>
                 <w:szCs w:val="24"/>
               </w:rPr>
               <w:t>2024-1-53-0164</w:t>
@@ -604,15 +574,13 @@
             <w:pPr>
               <w:spacing w:line="360" w:lineRule="auto"/>
               <w:rPr>
-                <w:rFonts w:ascii="Times New Roman" w:hAnsi="Times New Roman" w:cs="Times New Roman"/>
-                <w:sz w:val="24"/>
+                <w:rFonts w:cs="Times New Roman"/>
                 <w:szCs w:val="24"/>
               </w:rPr>
             </w:pPr>
             <w:r>
               <w:rPr>
-                <w:rFonts w:ascii="Times New Roman" w:hAnsi="Times New Roman" w:cs="Times New Roman"/>
-                <w:sz w:val="24"/>
+                <w:rFonts w:cs="Times New Roman"/>
                 <w:szCs w:val="24"/>
               </w:rPr>
               <w:t>Prasid Gautam</w:t>
@@ -627,31 +595,27 @@
             <w:pPr>
               <w:spacing w:line="360" w:lineRule="auto"/>
               <w:rPr>
-                <w:rFonts w:ascii="Times New Roman" w:hAnsi="Times New Roman" w:cs="Times New Roman"/>
-                <w:sz w:val="24"/>
+                <w:rFonts w:cs="Times New Roman"/>
                 <w:szCs w:val="24"/>
               </w:rPr>
             </w:pPr>
             <w:r>
               <w:rPr>
-                <w:rFonts w:ascii="Times New Roman" w:hAnsi="Times New Roman" w:cs="Times New Roman"/>
-                <w:sz w:val="24"/>
+                <w:rFonts w:cs="Times New Roman"/>
                 <w:szCs w:val="24"/>
               </w:rPr>
               <w:t>BCA/</w:t>
             </w:r>
             <w:r>
               <w:rPr>
-                <w:rFonts w:ascii="Times New Roman" w:hAnsi="Times New Roman" w:cs="Times New Roman"/>
-                <w:sz w:val="24"/>
+                <w:rFonts w:cs="Times New Roman"/>
                 <w:szCs w:val="24"/>
               </w:rPr>
               <w:t>4</w:t>
             </w:r>
             <w:r>
               <w:rPr>
-                <w:rFonts w:ascii="Times New Roman" w:hAnsi="Times New Roman" w:cs="Times New Roman"/>
-                <w:sz w:val="24"/>
+                <w:rFonts w:cs="Times New Roman"/>
                 <w:szCs w:val="24"/>
                 <w:vertAlign w:val="superscript"/>
               </w:rPr>
@@ -667,23 +631,20 @@
             <w:pPr>
               <w:spacing w:line="360" w:lineRule="auto"/>
               <w:rPr>
-                <w:rFonts w:ascii="Times New Roman" w:hAnsi="Times New Roman" w:cs="Times New Roman"/>
-                <w:sz w:val="24"/>
+                <w:rFonts w:cs="Times New Roman"/>
                 <w:szCs w:val="24"/>
               </w:rPr>
             </w:pPr>
             <w:r>
               <w:rPr>
-                <w:rFonts w:ascii="Times New Roman" w:hAnsi="Times New Roman" w:cs="Times New Roman"/>
-                <w:sz w:val="24"/>
+                <w:rFonts w:cs="Times New Roman"/>
                 <w:szCs w:val="24"/>
               </w:rPr>
               <w:t>2024-1-53-01</w:t>
             </w:r>
             <w:r>
               <w:rPr>
-                <w:rFonts w:ascii="Times New Roman" w:hAnsi="Times New Roman" w:cs="Times New Roman"/>
-                <w:sz w:val="24"/>
+                <w:rFonts w:cs="Times New Roman"/>
                 <w:szCs w:val="24"/>
               </w:rPr>
               <w:t>74</w:t>
@@ -700,16 +661,14 @@
             <w:pPr>
               <w:spacing w:line="360" w:lineRule="auto"/>
               <w:rPr>
-                <w:rFonts w:ascii="Times New Roman" w:hAnsi="Times New Roman" w:cs="Times New Roman"/>
-                <w:sz w:val="24"/>
+                <w:rFonts w:cs="Times New Roman"/>
                 <w:szCs w:val="24"/>
               </w:rPr>
             </w:pPr>
             <w:proofErr w:type="spellStart"/>
             <w:r>
               <w:rPr>
-                <w:rFonts w:ascii="Times New Roman" w:hAnsi="Times New Roman" w:cs="Times New Roman"/>
-                <w:sz w:val="24"/>
+                <w:rFonts w:cs="Times New Roman"/>
                 <w:szCs w:val="24"/>
               </w:rPr>
               <w:t>Sampada</w:t>
@@ -717,8 +676,7 @@
             <w:proofErr w:type="spellEnd"/>
             <w:r>
               <w:rPr>
-                <w:rFonts w:ascii="Times New Roman" w:hAnsi="Times New Roman" w:cs="Times New Roman"/>
-                <w:sz w:val="24"/>
+                <w:rFonts w:cs="Times New Roman"/>
                 <w:szCs w:val="24"/>
               </w:rPr>
               <w:t xml:space="preserve"> Pahari</w:t>
@@ -733,31 +691,27 @@
             <w:pPr>
               <w:spacing w:line="360" w:lineRule="auto"/>
               <w:rPr>
-                <w:rFonts w:ascii="Times New Roman" w:hAnsi="Times New Roman" w:cs="Times New Roman"/>
-                <w:sz w:val="24"/>
+                <w:rFonts w:cs="Times New Roman"/>
                 <w:szCs w:val="24"/>
               </w:rPr>
             </w:pPr>
             <w:r>
               <w:rPr>
-                <w:rFonts w:ascii="Times New Roman" w:hAnsi="Times New Roman" w:cs="Times New Roman"/>
-                <w:sz w:val="24"/>
+                <w:rFonts w:cs="Times New Roman"/>
                 <w:szCs w:val="24"/>
               </w:rPr>
               <w:t>BCA/</w:t>
             </w:r>
             <w:r>
               <w:rPr>
-                <w:rFonts w:ascii="Times New Roman" w:hAnsi="Times New Roman" w:cs="Times New Roman"/>
-                <w:sz w:val="24"/>
+                <w:rFonts w:cs="Times New Roman"/>
                 <w:szCs w:val="24"/>
               </w:rPr>
               <w:t>4</w:t>
             </w:r>
             <w:r>
               <w:rPr>
-                <w:rFonts w:ascii="Times New Roman" w:hAnsi="Times New Roman" w:cs="Times New Roman"/>
-                <w:sz w:val="24"/>
+                <w:rFonts w:cs="Times New Roman"/>
                 <w:szCs w:val="24"/>
                 <w:vertAlign w:val="superscript"/>
               </w:rPr>
@@ -773,15 +727,13 @@
             <w:pPr>
               <w:spacing w:line="360" w:lineRule="auto"/>
               <w:rPr>
-                <w:rFonts w:ascii="Times New Roman" w:hAnsi="Times New Roman" w:cs="Times New Roman"/>
-                <w:sz w:val="24"/>
+                <w:rFonts w:cs="Times New Roman"/>
                 <w:szCs w:val="24"/>
               </w:rPr>
             </w:pPr>
             <w:r>
               <w:rPr>
-                <w:rFonts w:ascii="Times New Roman" w:hAnsi="Times New Roman" w:cs="Times New Roman"/>
-                <w:sz w:val="24"/>
+                <w:rFonts w:cs="Times New Roman"/>
                 <w:szCs w:val="24"/>
               </w:rPr>
               <w:t>2024-1-53-0184</w:t>
@@ -798,8 +750,7 @@
             <w:pPr>
               <w:spacing w:line="360" w:lineRule="auto"/>
               <w:rPr>
-                <w:rFonts w:ascii="Times New Roman" w:hAnsi="Times New Roman" w:cs="Times New Roman"/>
-                <w:sz w:val="24"/>
+                <w:rFonts w:cs="Times New Roman"/>
                 <w:szCs w:val="24"/>
               </w:rPr>
             </w:pPr>
@@ -813,8 +764,7 @@
             <w:pPr>
               <w:spacing w:line="360" w:lineRule="auto"/>
               <w:rPr>
-                <w:rFonts w:ascii="Times New Roman" w:hAnsi="Times New Roman" w:cs="Times New Roman"/>
-                <w:sz w:val="24"/>
+                <w:rFonts w:cs="Times New Roman"/>
                 <w:szCs w:val="24"/>
               </w:rPr>
             </w:pPr>
@@ -828,8 +778,7 @@
             <w:pPr>
               <w:spacing w:line="360" w:lineRule="auto"/>
               <w:rPr>
-                <w:rFonts w:ascii="Times New Roman" w:hAnsi="Times New Roman" w:cs="Times New Roman"/>
-                <w:sz w:val="24"/>
+                <w:rFonts w:cs="Times New Roman"/>
                 <w:szCs w:val="24"/>
               </w:rPr>
             </w:pPr>
@@ -842,8 +791,7 @@
         <w:spacing w:before="240" w:line="360" w:lineRule="auto"/>
         <w:jc w:val="center"/>
         <w:rPr>
-          <w:rFonts w:ascii="Times New Roman" w:hAnsi="Times New Roman" w:cs="Times New Roman"/>
-          <w:sz w:val="24"/>
+          <w:rFonts w:cs="Times New Roman"/>
           <w:szCs w:val="24"/>
         </w:rPr>
       </w:pPr>
@@ -853,8 +801,7 @@
         <w:spacing w:before="240" w:line="360" w:lineRule="auto"/>
         <w:jc w:val="center"/>
         <w:rPr>
-          <w:rFonts w:ascii="Times New Roman" w:hAnsi="Times New Roman" w:cs="Times New Roman"/>
-          <w:sz w:val="24"/>
+          <w:rFonts w:cs="Times New Roman"/>
           <w:szCs w:val="24"/>
         </w:rPr>
         <w:sectPr>
@@ -870,16 +817,14 @@
       </w:pPr>
       <w:r>
         <w:rPr>
-          <w:rFonts w:ascii="Times New Roman" w:hAnsi="Times New Roman" w:cs="Times New Roman"/>
-          <w:sz w:val="24"/>
+          <w:rFonts w:cs="Times New Roman"/>
           <w:szCs w:val="24"/>
         </w:rPr>
         <w:t>Date: 6</w:t>
       </w:r>
       <w:r>
         <w:rPr>
-          <w:rFonts w:ascii="Times New Roman" w:hAnsi="Times New Roman" w:cs="Times New Roman"/>
-          <w:sz w:val="24"/>
+          <w:rFonts w:cs="Times New Roman"/>
           <w:szCs w:val="24"/>
           <w:vertAlign w:val="superscript"/>
         </w:rPr>
@@ -887,24 +832,21 @@
       </w:r>
       <w:r>
         <w:rPr>
-          <w:rFonts w:ascii="Times New Roman" w:hAnsi="Times New Roman" w:cs="Times New Roman"/>
-          <w:sz w:val="24"/>
+          <w:rFonts w:cs="Times New Roman"/>
           <w:szCs w:val="24"/>
         </w:rPr>
         <w:t xml:space="preserve"> May</w:t>
       </w:r>
       <w:r>
         <w:rPr>
-          <w:rFonts w:ascii="Times New Roman" w:hAnsi="Times New Roman" w:cs="Times New Roman"/>
-          <w:sz w:val="24"/>
+          <w:rFonts w:cs="Times New Roman"/>
           <w:szCs w:val="24"/>
         </w:rPr>
         <w:t xml:space="preserve"> 202</w:t>
       </w:r>
       <w:r>
         <w:rPr>
-          <w:rFonts w:ascii="Times New Roman" w:hAnsi="Times New Roman" w:cs="Times New Roman"/>
-          <w:sz w:val="24"/>
+          <w:rFonts w:cs="Times New Roman"/>
           <w:szCs w:val="24"/>
         </w:rPr>
         <w:t>6</w:t>
@@ -915,7 +857,7 @@
         <w:spacing w:line="360" w:lineRule="auto"/>
         <w:jc w:val="center"/>
         <w:rPr>
-          <w:rFonts w:ascii="Times New Roman" w:hAnsi="Times New Roman" w:cs="Times New Roman"/>
+          <w:rFonts w:cs="Times New Roman"/>
           <w:b/>
           <w:bCs/>
           <w:sz w:val="32"/>
@@ -924,7 +866,7 @@
       </w:pPr>
       <w:r>
         <w:rPr>
-          <w:rFonts w:ascii="Times New Roman" w:hAnsi="Times New Roman" w:cs="Times New Roman"/>
+          <w:rFonts w:cs="Times New Roman"/>
           <w:b/>
           <w:bCs/>
           <w:sz w:val="32"/>
@@ -950,7 +892,12 @@
           <w:docPartUnique/>
         </w:docPartObj>
       </w:sdtPr>
-      <w:sdtEndPr/>
+      <w:sdtEndPr>
+        <w:rPr>
+          <w:rFonts w:ascii="Times New Roman" w:hAnsi="Times New Roman"/>
+          <w:sz w:val="24"/>
+        </w:rPr>
+      </w:sdtEndPr>
       <w:sdtContent>
         <w:sdt>
           <w:sdtPr>
@@ -968,7 +915,12 @@
               <w:docPartUnique/>
             </w:docPartObj>
           </w:sdtPr>
-          <w:sdtEndPr/>
+          <w:sdtEndPr>
+            <w:rPr>
+              <w:rFonts w:ascii="Times New Roman" w:hAnsi="Times New Roman"/>
+              <w:sz w:val="24"/>
+            </w:rPr>
+          </w:sdtEndPr>
           <w:sdtContent>
             <w:p>
               <w:pPr>
@@ -1530,7 +1482,6 @@
                   <w:rFonts w:eastAsiaTheme="minorEastAsia"/>
                   <w:noProof/>
                   <w:kern w:val="2"/>
-                  <w:sz w:val="24"/>
                   <w:szCs w:val="21"/>
                   <w:lang w:bidi="ne-NP"/>
                   <w14:ligatures w14:val="standardContextual"/>
@@ -1540,7 +1491,7 @@
                 <w:r>
                   <w:rPr>
                     <w:rStyle w:val="Hyperlink"/>
-                    <w:rFonts w:ascii="Times New Roman" w:eastAsia="Times New Roman" w:hAnsi="Times New Roman" w:cs="Times New Roman"/>
+                    <w:rFonts w:eastAsia="Times New Roman" w:cs="Times New Roman"/>
                     <w:b/>
                     <w:bCs/>
                     <w:noProof/>
@@ -1726,9 +1677,8 @@
             <w:p>
               <w:r>
                 <w:rPr>
-                  <w:rFonts w:ascii="Times New Roman" w:hAnsi="Times New Roman" w:cs="Times New Roman"/>
+                  <w:rFonts w:cs="Times New Roman"/>
                   <w:noProof/>
-                  <w:sz w:val="24"/>
                   <w:szCs w:val="24"/>
                 </w:rPr>
                 <w:fldChar w:fldCharType="end"/>
@@ -1756,7 +1706,7 @@
       <w:pPr>
         <w:jc w:val="center"/>
         <w:rPr>
-          <w:rFonts w:ascii="Times New Roman" w:hAnsi="Times New Roman" w:cs="Times New Roman"/>
+          <w:rFonts w:cs="Times New Roman"/>
           <w:b/>
           <w:bCs/>
           <w:sz w:val="32"/>
@@ -1766,7 +1716,7 @@
       <w:bookmarkStart w:id="1" w:name="_Toc197253253"/>
       <w:r>
         <w:rPr>
-          <w:rFonts w:ascii="Times New Roman" w:hAnsi="Times New Roman" w:cs="Times New Roman"/>
+          <w:rFonts w:cs="Times New Roman"/>
           <w:b/>
           <w:bCs/>
           <w:sz w:val="32"/>
@@ -1858,32 +1808,28 @@
         <w:p>
           <w:pPr>
             <w:rPr>
-              <w:rFonts w:ascii="Times New Roman" w:hAnsi="Times New Roman" w:cs="Times New Roman"/>
+              <w:rFonts w:cs="Times New Roman"/>
               <w:noProof/>
-              <w:sz w:val="24"/>
               <w:szCs w:val="24"/>
             </w:rPr>
           </w:pPr>
           <w:r>
             <w:rPr>
-              <w:rFonts w:ascii="Times New Roman" w:hAnsi="Times New Roman" w:cs="Times New Roman"/>
-              <w:sz w:val="24"/>
+              <w:rFonts w:cs="Times New Roman"/>
               <w:szCs w:val="24"/>
             </w:rPr>
             <w:t>5.</w:t>
           </w:r>
           <w:r>
             <w:rPr>
-              <w:rFonts w:ascii="Times New Roman" w:hAnsi="Times New Roman" w:cs="Times New Roman"/>
-              <w:sz w:val="24"/>
+              <w:rFonts w:cs="Times New Roman"/>
               <w:szCs w:val="24"/>
             </w:rPr>
             <w:t xml:space="preserve"> </w:t>
           </w:r>
           <w:r>
             <w:rPr>
-              <w:rFonts w:ascii="Times New Roman" w:hAnsi="Times New Roman" w:cs="Times New Roman"/>
-              <w:sz w:val="24"/>
+              <w:rFonts w:cs="Times New Roman"/>
               <w:szCs w:val="24"/>
             </w:rPr>
             <w:t>Gantt Chart..................................................................................................................5</w:t>
@@ -1894,219 +1840,197 @@
     <w:p>
       <w:pPr>
         <w:rPr>
-          <w:rFonts w:ascii="Times New Roman" w:hAnsi="Times New Roman" w:cs="Times New Roman"/>
+          <w:rFonts w:cs="Times New Roman"/>
           <w:noProof/>
-          <w:sz w:val="24"/>
-          <w:szCs w:val="24"/>
-        </w:rPr>
-      </w:pPr>
-    </w:p>
-    <w:p>
-      <w:pPr>
-        <w:rPr>
-          <w:rFonts w:ascii="Times New Roman" w:hAnsi="Times New Roman" w:cs="Times New Roman"/>
+          <w:szCs w:val="24"/>
+        </w:rPr>
+      </w:pPr>
+    </w:p>
+    <w:p>
+      <w:pPr>
+        <w:rPr>
+          <w:rFonts w:cs="Times New Roman"/>
           <w:noProof/>
-          <w:sz w:val="24"/>
-          <w:szCs w:val="24"/>
-        </w:rPr>
-      </w:pPr>
-    </w:p>
-    <w:p>
-      <w:pPr>
-        <w:rPr>
-          <w:rFonts w:ascii="Times New Roman" w:hAnsi="Times New Roman" w:cs="Times New Roman"/>
+          <w:szCs w:val="24"/>
+        </w:rPr>
+      </w:pPr>
+    </w:p>
+    <w:p>
+      <w:pPr>
+        <w:rPr>
+          <w:rFonts w:cs="Times New Roman"/>
           <w:noProof/>
-          <w:sz w:val="24"/>
-          <w:szCs w:val="24"/>
-        </w:rPr>
-      </w:pPr>
-    </w:p>
-    <w:p>
-      <w:pPr>
-        <w:rPr>
-          <w:rFonts w:ascii="Times New Roman" w:hAnsi="Times New Roman" w:cs="Times New Roman"/>
+          <w:szCs w:val="24"/>
+        </w:rPr>
+      </w:pPr>
+    </w:p>
+    <w:p>
+      <w:pPr>
+        <w:rPr>
+          <w:rFonts w:cs="Times New Roman"/>
           <w:noProof/>
-          <w:sz w:val="24"/>
-          <w:szCs w:val="24"/>
-        </w:rPr>
-      </w:pPr>
-    </w:p>
-    <w:p>
-      <w:pPr>
-        <w:rPr>
-          <w:rFonts w:ascii="Times New Roman" w:hAnsi="Times New Roman" w:cs="Times New Roman"/>
+          <w:szCs w:val="24"/>
+        </w:rPr>
+      </w:pPr>
+    </w:p>
+    <w:p>
+      <w:pPr>
+        <w:rPr>
+          <w:rFonts w:cs="Times New Roman"/>
           <w:noProof/>
-          <w:sz w:val="24"/>
-          <w:szCs w:val="24"/>
-        </w:rPr>
-      </w:pPr>
-    </w:p>
-    <w:p>
-      <w:pPr>
-        <w:rPr>
-          <w:rFonts w:ascii="Times New Roman" w:hAnsi="Times New Roman" w:cs="Times New Roman"/>
+          <w:szCs w:val="24"/>
+        </w:rPr>
+      </w:pPr>
+    </w:p>
+    <w:p>
+      <w:pPr>
+        <w:rPr>
+          <w:rFonts w:cs="Times New Roman"/>
           <w:noProof/>
-          <w:sz w:val="24"/>
-          <w:szCs w:val="24"/>
-        </w:rPr>
-      </w:pPr>
-    </w:p>
-    <w:p>
-      <w:pPr>
-        <w:rPr>
-          <w:rFonts w:ascii="Times New Roman" w:hAnsi="Times New Roman" w:cs="Times New Roman"/>
+          <w:szCs w:val="24"/>
+        </w:rPr>
+      </w:pPr>
+    </w:p>
+    <w:p>
+      <w:pPr>
+        <w:rPr>
+          <w:rFonts w:cs="Times New Roman"/>
           <w:noProof/>
-          <w:sz w:val="24"/>
-          <w:szCs w:val="24"/>
-        </w:rPr>
-      </w:pPr>
-    </w:p>
-    <w:p>
-      <w:pPr>
-        <w:rPr>
-          <w:rFonts w:ascii="Times New Roman" w:hAnsi="Times New Roman" w:cs="Times New Roman"/>
+          <w:szCs w:val="24"/>
+        </w:rPr>
+      </w:pPr>
+    </w:p>
+    <w:p>
+      <w:pPr>
+        <w:rPr>
+          <w:rFonts w:cs="Times New Roman"/>
           <w:noProof/>
-          <w:sz w:val="24"/>
-          <w:szCs w:val="24"/>
-        </w:rPr>
-      </w:pPr>
-    </w:p>
-    <w:p>
-      <w:pPr>
-        <w:rPr>
-          <w:rFonts w:ascii="Times New Roman" w:hAnsi="Times New Roman" w:cs="Times New Roman"/>
+          <w:szCs w:val="24"/>
+        </w:rPr>
+      </w:pPr>
+    </w:p>
+    <w:p>
+      <w:pPr>
+        <w:rPr>
+          <w:rFonts w:cs="Times New Roman"/>
           <w:noProof/>
-          <w:sz w:val="24"/>
-          <w:szCs w:val="24"/>
-        </w:rPr>
-      </w:pPr>
-    </w:p>
-    <w:p>
-      <w:pPr>
-        <w:rPr>
-          <w:rFonts w:ascii="Times New Roman" w:hAnsi="Times New Roman" w:cs="Times New Roman"/>
+          <w:szCs w:val="24"/>
+        </w:rPr>
+      </w:pPr>
+    </w:p>
+    <w:p>
+      <w:pPr>
+        <w:rPr>
+          <w:rFonts w:cs="Times New Roman"/>
           <w:noProof/>
-          <w:sz w:val="24"/>
-          <w:szCs w:val="24"/>
-        </w:rPr>
-      </w:pPr>
-    </w:p>
-    <w:p>
-      <w:pPr>
-        <w:rPr>
-          <w:rFonts w:ascii="Times New Roman" w:hAnsi="Times New Roman" w:cs="Times New Roman"/>
+          <w:szCs w:val="24"/>
+        </w:rPr>
+      </w:pPr>
+    </w:p>
+    <w:p>
+      <w:pPr>
+        <w:rPr>
+          <w:rFonts w:cs="Times New Roman"/>
           <w:noProof/>
-          <w:sz w:val="24"/>
-          <w:szCs w:val="24"/>
-        </w:rPr>
-      </w:pPr>
-    </w:p>
-    <w:p>
-      <w:pPr>
-        <w:rPr>
-          <w:rFonts w:ascii="Times New Roman" w:hAnsi="Times New Roman" w:cs="Times New Roman"/>
+          <w:szCs w:val="24"/>
+        </w:rPr>
+      </w:pPr>
+    </w:p>
+    <w:p>
+      <w:pPr>
+        <w:rPr>
+          <w:rFonts w:cs="Times New Roman"/>
           <w:noProof/>
-          <w:sz w:val="24"/>
-          <w:szCs w:val="24"/>
-        </w:rPr>
-      </w:pPr>
-    </w:p>
-    <w:p>
-      <w:pPr>
-        <w:rPr>
-          <w:rFonts w:ascii="Times New Roman" w:hAnsi="Times New Roman" w:cs="Times New Roman"/>
+          <w:szCs w:val="24"/>
+        </w:rPr>
+      </w:pPr>
+    </w:p>
+    <w:p>
+      <w:pPr>
+        <w:rPr>
+          <w:rFonts w:cs="Times New Roman"/>
           <w:noProof/>
-          <w:sz w:val="24"/>
-          <w:szCs w:val="24"/>
-        </w:rPr>
-      </w:pPr>
-    </w:p>
-    <w:p>
-      <w:pPr>
-        <w:rPr>
-          <w:rFonts w:ascii="Times New Roman" w:hAnsi="Times New Roman" w:cs="Times New Roman"/>
+          <w:szCs w:val="24"/>
+        </w:rPr>
+      </w:pPr>
+    </w:p>
+    <w:p>
+      <w:pPr>
+        <w:rPr>
+          <w:rFonts w:cs="Times New Roman"/>
           <w:noProof/>
-          <w:sz w:val="24"/>
-          <w:szCs w:val="24"/>
-        </w:rPr>
-      </w:pPr>
-    </w:p>
-    <w:p>
-      <w:pPr>
-        <w:rPr>
-          <w:rFonts w:ascii="Times New Roman" w:hAnsi="Times New Roman" w:cs="Times New Roman"/>
+          <w:szCs w:val="24"/>
+        </w:rPr>
+      </w:pPr>
+    </w:p>
+    <w:p>
+      <w:pPr>
+        <w:rPr>
+          <w:rFonts w:cs="Times New Roman"/>
           <w:noProof/>
-          <w:sz w:val="24"/>
-          <w:szCs w:val="24"/>
-        </w:rPr>
-      </w:pPr>
-    </w:p>
-    <w:p>
-      <w:pPr>
-        <w:rPr>
-          <w:rFonts w:ascii="Times New Roman" w:hAnsi="Times New Roman" w:cs="Times New Roman"/>
+          <w:szCs w:val="24"/>
+        </w:rPr>
+      </w:pPr>
+    </w:p>
+    <w:p>
+      <w:pPr>
+        <w:rPr>
+          <w:rFonts w:cs="Times New Roman"/>
           <w:noProof/>
-          <w:sz w:val="24"/>
-          <w:szCs w:val="24"/>
-        </w:rPr>
-      </w:pPr>
-    </w:p>
-    <w:p>
-      <w:pPr>
-        <w:rPr>
-          <w:rFonts w:ascii="Times New Roman" w:hAnsi="Times New Roman" w:cs="Times New Roman"/>
+          <w:szCs w:val="24"/>
+        </w:rPr>
+      </w:pPr>
+    </w:p>
+    <w:p>
+      <w:pPr>
+        <w:rPr>
+          <w:rFonts w:cs="Times New Roman"/>
           <w:noProof/>
-          <w:sz w:val="24"/>
-          <w:szCs w:val="24"/>
-        </w:rPr>
-      </w:pPr>
-    </w:p>
-    <w:p>
-      <w:pPr>
-        <w:rPr>
-          <w:rFonts w:ascii="Times New Roman" w:hAnsi="Times New Roman" w:cs="Times New Roman"/>
+          <w:szCs w:val="24"/>
+        </w:rPr>
+      </w:pPr>
+    </w:p>
+    <w:p>
+      <w:pPr>
+        <w:rPr>
+          <w:rFonts w:cs="Times New Roman"/>
           <w:noProof/>
-          <w:sz w:val="24"/>
-          <w:szCs w:val="24"/>
-        </w:rPr>
-      </w:pPr>
-    </w:p>
-    <w:p>
-      <w:pPr>
-        <w:rPr>
-          <w:rFonts w:ascii="Times New Roman" w:hAnsi="Times New Roman" w:cs="Times New Roman"/>
+          <w:szCs w:val="24"/>
+        </w:rPr>
+      </w:pPr>
+    </w:p>
+    <w:p>
+      <w:pPr>
+        <w:rPr>
+          <w:rFonts w:cs="Times New Roman"/>
           <w:noProof/>
-          <w:sz w:val="24"/>
-          <w:szCs w:val="24"/>
-        </w:rPr>
-      </w:pPr>
-    </w:p>
-    <w:p>
-      <w:pPr>
-        <w:rPr>
-          <w:rFonts w:ascii="Times New Roman" w:hAnsi="Times New Roman" w:cs="Times New Roman"/>
+          <w:szCs w:val="24"/>
+        </w:rPr>
+      </w:pPr>
+    </w:p>
+    <w:p>
+      <w:pPr>
+        <w:rPr>
+          <w:rFonts w:cs="Times New Roman"/>
           <w:noProof/>
-          <w:sz w:val="24"/>
-          <w:szCs w:val="24"/>
-        </w:rPr>
-      </w:pPr>
-    </w:p>
-    <w:p>
-      <w:pPr>
-        <w:rPr>
-          <w:rFonts w:ascii="Times New Roman" w:hAnsi="Times New Roman" w:cs="Times New Roman"/>
+          <w:szCs w:val="24"/>
+        </w:rPr>
+      </w:pPr>
+    </w:p>
+    <w:p>
+      <w:pPr>
+        <w:rPr>
+          <w:rFonts w:cs="Times New Roman"/>
           <w:noProof/>
-          <w:sz w:val="24"/>
-          <w:szCs w:val="24"/>
-        </w:rPr>
-      </w:pPr>
-    </w:p>
-    <w:p>
-      <w:pPr>
-        <w:rPr>
-          <w:rFonts w:ascii="Times New Roman" w:hAnsi="Times New Roman" w:cs="Times New Roman"/>
+          <w:szCs w:val="24"/>
+        </w:rPr>
+      </w:pPr>
+    </w:p>
+    <w:p>
+      <w:pPr>
+        <w:rPr>
+          <w:rFonts w:cs="Times New Roman"/>
           <w:noProof/>
-          <w:sz w:val="24"/>
           <w:szCs w:val="24"/>
         </w:rPr>
       </w:pPr>
@@ -2147,15 +2071,13 @@
         <w:spacing w:after="240" w:line="360" w:lineRule="auto"/>
         <w:jc w:val="both"/>
         <w:rPr>
-          <w:rFonts w:ascii="Times New Roman" w:hAnsi="Times New Roman" w:cs="Times New Roman"/>
-          <w:sz w:val="24"/>
-          <w:szCs w:val="24"/>
-        </w:rPr>
-      </w:pPr>
-      <w:r>
-        <w:rPr>
-          <w:rFonts w:ascii="Times New Roman" w:hAnsi="Times New Roman" w:cs="Times New Roman"/>
-          <w:sz w:val="24"/>
+          <w:rFonts w:cs="Times New Roman"/>
+          <w:szCs w:val="24"/>
+        </w:rPr>
+      </w:pPr>
+      <w:r>
+        <w:rPr>
+          <w:rFonts w:cs="Times New Roman"/>
           <w:szCs w:val="24"/>
         </w:rPr>
         <w:t>In an increasingly digital learning environment, students often struggle to find reliable academic resources such as lecture notes, past examination papers, assignments, and study materials. While many students rely on informal platforms like messaging groups and social media for sharing resources, these methods are often unorganized and inefficient. Study-Buddy is a desktop-based application designed to solve this problem by providing a structured platform where students can share, search, and request academic resources easily. A major feature of the system is the Request Board, which allows students to post specific resource requests so that other users can contribute and help them access the required materials.</w:t>
@@ -2166,15 +2088,13 @@
         <w:spacing w:after="240" w:line="360" w:lineRule="auto"/>
         <w:jc w:val="both"/>
         <w:rPr>
-          <w:rFonts w:ascii="Times New Roman" w:hAnsi="Times New Roman" w:cs="Times New Roman"/>
-          <w:sz w:val="24"/>
-          <w:szCs w:val="24"/>
-        </w:rPr>
-      </w:pPr>
-      <w:r>
-        <w:rPr>
-          <w:rFonts w:ascii="Times New Roman" w:hAnsi="Times New Roman" w:cs="Times New Roman"/>
-          <w:sz w:val="24"/>
+          <w:rFonts w:cs="Times New Roman"/>
+          <w:szCs w:val="24"/>
+        </w:rPr>
+      </w:pPr>
+      <w:r>
+        <w:rPr>
+          <w:rFonts w:cs="Times New Roman"/>
           <w:szCs w:val="24"/>
         </w:rPr>
         <w:t>The system is developed using Java for application logic and user interface development, while Microsoft SQL Server (MS SQL) is used for database management and storage of user and resource information. The application aims to promote collaborative learning among students by creating a secure, organized, and user-friendly environment for academic resource sharing.</w:t>
@@ -2306,15 +2226,13 @@
         <w:spacing w:after="240" w:line="360" w:lineRule="auto"/>
         <w:jc w:val="both"/>
         <w:rPr>
-          <w:rFonts w:ascii="Times New Roman" w:hAnsi="Times New Roman" w:cs="Times New Roman"/>
-          <w:sz w:val="24"/>
-          <w:szCs w:val="24"/>
-        </w:rPr>
-      </w:pPr>
-      <w:r>
-        <w:rPr>
-          <w:rFonts w:ascii="Times New Roman" w:hAnsi="Times New Roman" w:cs="Times New Roman"/>
-          <w:sz w:val="24"/>
+          <w:rFonts w:cs="Times New Roman"/>
+          <w:szCs w:val="24"/>
+        </w:rPr>
+      </w:pPr>
+      <w:r>
+        <w:rPr>
+          <w:rFonts w:cs="Times New Roman"/>
           <w:szCs w:val="24"/>
         </w:rPr>
         <w:t>Although several platforms and informal channels are available for sharing academic resources, they still have many limitations that reduce their effectiveness for students.</w:t>
@@ -2329,25 +2247,22 @@
         </w:numPr>
         <w:spacing w:after="240" w:line="360" w:lineRule="auto"/>
         <w:rPr>
-          <w:rFonts w:ascii="Times New Roman" w:hAnsi="Times New Roman" w:cs="Times New Roman"/>
-          <w:sz w:val="24"/>
-          <w:szCs w:val="24"/>
-        </w:rPr>
-      </w:pPr>
-      <w:r>
-        <w:rPr>
-          <w:rFonts w:ascii="Times New Roman" w:hAnsi="Times New Roman" w:cs="Times New Roman"/>
+          <w:rFonts w:cs="Times New Roman"/>
+          <w:szCs w:val="24"/>
+        </w:rPr>
+      </w:pPr>
+      <w:r>
+        <w:rPr>
+          <w:rFonts w:cs="Times New Roman"/>
           <w:b/>
           <w:bCs/>
-          <w:sz w:val="24"/>
           <w:szCs w:val="24"/>
         </w:rPr>
         <w:t>Limited Accessibility:</w:t>
       </w:r>
       <w:r>
         <w:rPr>
-          <w:rFonts w:ascii="Times New Roman" w:hAnsi="Times New Roman" w:cs="Times New Roman"/>
-          <w:sz w:val="24"/>
+          <w:rFonts w:cs="Times New Roman"/>
           <w:szCs w:val="24"/>
         </w:rPr>
         <w:br/>
@@ -2363,25 +2278,22 @@
         </w:numPr>
         <w:spacing w:after="240" w:line="360" w:lineRule="auto"/>
         <w:rPr>
-          <w:rFonts w:ascii="Times New Roman" w:hAnsi="Times New Roman" w:cs="Times New Roman"/>
-          <w:sz w:val="24"/>
-          <w:szCs w:val="24"/>
-        </w:rPr>
-      </w:pPr>
-      <w:r>
-        <w:rPr>
-          <w:rFonts w:ascii="Times New Roman" w:hAnsi="Times New Roman" w:cs="Times New Roman"/>
+          <w:rFonts w:cs="Times New Roman"/>
+          <w:szCs w:val="24"/>
+        </w:rPr>
+      </w:pPr>
+      <w:r>
+        <w:rPr>
+          <w:rFonts w:cs="Times New Roman"/>
           <w:b/>
           <w:bCs/>
-          <w:sz w:val="24"/>
           <w:szCs w:val="24"/>
         </w:rPr>
         <w:t>Unorganized Resource Sharing:</w:t>
       </w:r>
       <w:r>
         <w:rPr>
-          <w:rFonts w:ascii="Times New Roman" w:hAnsi="Times New Roman" w:cs="Times New Roman"/>
-          <w:sz w:val="24"/>
+          <w:rFonts w:cs="Times New Roman"/>
           <w:szCs w:val="24"/>
         </w:rPr>
         <w:br/>
@@ -2397,25 +2309,22 @@
         </w:numPr>
         <w:spacing w:after="240" w:line="360" w:lineRule="auto"/>
         <w:rPr>
-          <w:rFonts w:ascii="Times New Roman" w:hAnsi="Times New Roman" w:cs="Times New Roman"/>
-          <w:sz w:val="24"/>
-          <w:szCs w:val="24"/>
-        </w:rPr>
-      </w:pPr>
-      <w:r>
-        <w:rPr>
-          <w:rFonts w:ascii="Times New Roman" w:hAnsi="Times New Roman" w:cs="Times New Roman"/>
+          <w:rFonts w:cs="Times New Roman"/>
+          <w:szCs w:val="24"/>
+        </w:rPr>
+      </w:pPr>
+      <w:r>
+        <w:rPr>
+          <w:rFonts w:cs="Times New Roman"/>
           <w:b/>
           <w:bCs/>
-          <w:sz w:val="24"/>
           <w:szCs w:val="24"/>
         </w:rPr>
         <w:t>Lack of Centralized Platform:</w:t>
       </w:r>
       <w:r>
         <w:rPr>
-          <w:rFonts w:ascii="Times New Roman" w:hAnsi="Times New Roman" w:cs="Times New Roman"/>
-          <w:sz w:val="24"/>
+          <w:rFonts w:cs="Times New Roman"/>
           <w:szCs w:val="24"/>
         </w:rPr>
         <w:br/>
@@ -2431,25 +2340,22 @@
         </w:numPr>
         <w:spacing w:after="240" w:line="360" w:lineRule="auto"/>
         <w:rPr>
-          <w:rFonts w:ascii="Times New Roman" w:hAnsi="Times New Roman" w:cs="Times New Roman"/>
-          <w:sz w:val="24"/>
-          <w:szCs w:val="24"/>
-        </w:rPr>
-      </w:pPr>
-      <w:r>
-        <w:rPr>
-          <w:rFonts w:ascii="Times New Roman" w:hAnsi="Times New Roman" w:cs="Times New Roman"/>
+          <w:rFonts w:cs="Times New Roman"/>
+          <w:szCs w:val="24"/>
+        </w:rPr>
+      </w:pPr>
+      <w:r>
+        <w:rPr>
+          <w:rFonts w:cs="Times New Roman"/>
           <w:b/>
           <w:bCs/>
-          <w:sz w:val="24"/>
           <w:szCs w:val="24"/>
         </w:rPr>
         <w:t>Difficulty in Requesting Specific Resources:</w:t>
       </w:r>
       <w:r>
         <w:rPr>
-          <w:rFonts w:ascii="Times New Roman" w:hAnsi="Times New Roman" w:cs="Times New Roman"/>
-          <w:sz w:val="24"/>
+          <w:rFonts w:cs="Times New Roman"/>
           <w:szCs w:val="24"/>
         </w:rPr>
         <w:br/>
@@ -2465,25 +2371,22 @@
         </w:numPr>
         <w:spacing w:after="240" w:line="360" w:lineRule="auto"/>
         <w:rPr>
-          <w:rFonts w:ascii="Times New Roman" w:hAnsi="Times New Roman" w:cs="Times New Roman"/>
-          <w:sz w:val="24"/>
-          <w:szCs w:val="24"/>
-        </w:rPr>
-      </w:pPr>
-      <w:r>
-        <w:rPr>
-          <w:rFonts w:ascii="Times New Roman" w:hAnsi="Times New Roman" w:cs="Times New Roman"/>
+          <w:rFonts w:cs="Times New Roman"/>
+          <w:szCs w:val="24"/>
+        </w:rPr>
+      </w:pPr>
+      <w:r>
+        <w:rPr>
+          <w:rFonts w:cs="Times New Roman"/>
           <w:b/>
           <w:bCs/>
-          <w:sz w:val="24"/>
           <w:szCs w:val="24"/>
         </w:rPr>
         <w:t>Poor Resource Management:</w:t>
       </w:r>
       <w:r>
         <w:rPr>
-          <w:rFonts w:ascii="Times New Roman" w:hAnsi="Times New Roman" w:cs="Times New Roman"/>
-          <w:sz w:val="24"/>
+          <w:rFonts w:cs="Times New Roman"/>
           <w:szCs w:val="24"/>
         </w:rPr>
         <w:br/>
@@ -2580,18 +2483,24 @@
         <w:spacing w:line="360" w:lineRule="auto"/>
         <w:jc w:val="both"/>
         <w:rPr>
-          <w:rFonts w:ascii="Times New Roman" w:hAnsi="Times New Roman" w:cs="Times New Roman"/>
-          <w:sz w:val="24"/>
-          <w:szCs w:val="24"/>
-        </w:rPr>
-      </w:pPr>
-      <w:r>
-        <w:rPr>
-          <w:rFonts w:ascii="Times New Roman" w:hAnsi="Times New Roman" w:cs="Times New Roman"/>
-          <w:sz w:val="24"/>
-          <w:szCs w:val="24"/>
-        </w:rPr>
-        <w:t>The primary goal is to develop a functional, user-friendly software application that meets the following specific objectives:</w:t>
+          <w:rFonts w:cs="Times New Roman"/>
+          <w:szCs w:val="24"/>
+        </w:rPr>
+      </w:pPr>
+      <w:r>
+        <w:rPr>
+          <w:rFonts w:cs="Times New Roman"/>
+          <w:szCs w:val="24"/>
+        </w:rPr>
+        <w:t xml:space="preserve">The primary goal is to develop a functional, user-friendly software application that meets the </w:t>
+      </w:r>
+      <w:bookmarkStart w:id="7" w:name="_GoBack"/>
+      <w:r>
+        <w:rPr>
+          <w:rFonts w:cs="Times New Roman"/>
+          <w:szCs w:val="24"/>
+        </w:rPr>
+        <w:t>following specific objectives:</w:t>
       </w:r>
     </w:p>
     <w:p>
@@ -2607,15 +2516,13 @@
         <w:spacing w:line="360" w:lineRule="auto"/>
         <w:jc w:val="both"/>
         <w:rPr>
-          <w:rFonts w:ascii="Times New Roman" w:hAnsi="Times New Roman" w:cs="Times New Roman"/>
-          <w:sz w:val="24"/>
-          <w:szCs w:val="24"/>
-        </w:rPr>
-      </w:pPr>
-      <w:r>
-        <w:rPr>
-          <w:rFonts w:ascii="Times New Roman" w:hAnsi="Times New Roman" w:cs="Times New Roman"/>
-          <w:sz w:val="24"/>
+          <w:rFonts w:cs="Times New Roman"/>
+          <w:szCs w:val="24"/>
+        </w:rPr>
+      </w:pPr>
+      <w:r>
+        <w:rPr>
+          <w:rFonts w:cs="Times New Roman"/>
           <w:szCs w:val="24"/>
         </w:rPr>
         <w:t xml:space="preserve">To develop a structured platform for sharing and accessing study materials easily. </w:t>
@@ -2634,18 +2541,16 @@
         <w:spacing w:line="360" w:lineRule="auto"/>
         <w:jc w:val="both"/>
         <w:rPr>
-          <w:rFonts w:ascii="Times New Roman" w:hAnsi="Times New Roman" w:cs="Times New Roman"/>
-          <w:sz w:val="24"/>
-          <w:szCs w:val="24"/>
-        </w:rPr>
-      </w:pPr>
-      <w:r>
-        <w:rPr>
-          <w:rFonts w:ascii="Times New Roman" w:hAnsi="Times New Roman" w:cs="Times New Roman"/>
-          <w:sz w:val="24"/>
-          <w:szCs w:val="24"/>
-        </w:rPr>
-        <w:t xml:space="preserve">To improve data reliability through user verification and rating system. </w:t>
+          <w:rFonts w:cs="Times New Roman"/>
+          <w:szCs w:val="24"/>
+        </w:rPr>
+      </w:pPr>
+      <w:r>
+        <w:rPr>
+          <w:rFonts w:cs="Times New Roman"/>
+          <w:szCs w:val="24"/>
+        </w:rPr>
+        <w:t xml:space="preserve">To allow students to request and provide specific academic content. </w:t>
       </w:r>
     </w:p>
     <w:p>
@@ -2661,152 +2566,107 @@
         <w:spacing w:line="360" w:lineRule="auto"/>
         <w:jc w:val="both"/>
         <w:rPr>
-          <w:rFonts w:ascii="Times New Roman" w:hAnsi="Times New Roman" w:cs="Times New Roman"/>
-          <w:sz w:val="24"/>
-          <w:szCs w:val="24"/>
-        </w:rPr>
-      </w:pPr>
-      <w:r>
-        <w:rPr>
-          <w:rFonts w:ascii="Times New Roman" w:hAnsi="Times New Roman" w:cs="Times New Roman"/>
-          <w:sz w:val="24"/>
-          <w:szCs w:val="24"/>
-        </w:rPr>
-        <w:t xml:space="preserve">To allow students to request and provide specific academic content. </w:t>
-      </w:r>
-    </w:p>
-    <w:p>
-      <w:pPr>
-        <w:pStyle w:val="ListParagraph"/>
-        <w:numPr>
-          <w:ilvl w:val="0"/>
-          <w:numId w:val="12"/>
-        </w:numPr>
-        <w:tabs>
-          <w:tab w:val="left" w:pos="3550"/>
-        </w:tabs>
+          <w:rFonts w:cs="Times New Roman"/>
+          <w:szCs w:val="24"/>
+        </w:rPr>
+      </w:pPr>
+      <w:r>
+        <w:rPr>
+          <w:rFonts w:cs="Times New Roman"/>
+          <w:szCs w:val="24"/>
+        </w:rPr>
+        <w:t>To make learning resources easily searchable and well-organized</w:t>
+      </w:r>
+    </w:p>
+    <w:bookmarkEnd w:id="7"/>
+    <w:p>
+      <w:pPr>
+        <w:spacing w:after="0" w:line="360" w:lineRule="auto"/>
+        <w:jc w:val="both"/>
+        <w:rPr>
+          <w:rFonts w:asciiTheme="majorHAnsi" w:hAnsiTheme="majorHAnsi" w:cstheme="majorHAnsi"/>
+        </w:rPr>
+      </w:pPr>
+    </w:p>
+    <w:p>
+      <w:pPr>
+        <w:spacing w:after="0" w:line="360" w:lineRule="auto"/>
+        <w:jc w:val="both"/>
+        <w:rPr>
+          <w:rFonts w:asciiTheme="majorHAnsi" w:hAnsiTheme="majorHAnsi" w:cstheme="majorHAnsi"/>
+        </w:rPr>
+      </w:pPr>
+    </w:p>
+    <w:p>
+      <w:pPr>
+        <w:spacing w:after="0" w:line="360" w:lineRule="auto"/>
+        <w:jc w:val="both"/>
+        <w:rPr>
+          <w:rFonts w:asciiTheme="majorHAnsi" w:hAnsiTheme="majorHAnsi" w:cstheme="majorHAnsi"/>
+        </w:rPr>
+      </w:pPr>
+    </w:p>
+    <w:p>
+      <w:pPr>
+        <w:spacing w:after="0" w:line="360" w:lineRule="auto"/>
+        <w:jc w:val="both"/>
+        <w:rPr>
+          <w:rFonts w:asciiTheme="majorHAnsi" w:hAnsiTheme="majorHAnsi" w:cstheme="majorHAnsi"/>
+        </w:rPr>
+      </w:pPr>
+    </w:p>
+    <w:p>
+      <w:pPr>
+        <w:spacing w:after="0" w:line="360" w:lineRule="auto"/>
+        <w:jc w:val="both"/>
+        <w:rPr>
+          <w:rFonts w:asciiTheme="majorHAnsi" w:hAnsiTheme="majorHAnsi" w:cstheme="majorHAnsi"/>
+        </w:rPr>
+      </w:pPr>
+    </w:p>
+    <w:p>
+      <w:pPr>
+        <w:spacing w:after="0" w:line="360" w:lineRule="auto"/>
+        <w:jc w:val="both"/>
+        <w:rPr>
+          <w:rFonts w:asciiTheme="majorHAnsi" w:hAnsiTheme="majorHAnsi" w:cstheme="majorHAnsi"/>
+        </w:rPr>
+      </w:pPr>
+    </w:p>
+    <w:p>
+      <w:pPr>
+        <w:spacing w:after="0" w:line="360" w:lineRule="auto"/>
+        <w:jc w:val="both"/>
+        <w:rPr>
+          <w:rFonts w:asciiTheme="majorHAnsi" w:hAnsiTheme="majorHAnsi" w:cstheme="majorHAnsi"/>
+        </w:rPr>
+      </w:pPr>
+    </w:p>
+    <w:p>
+      <w:pPr>
+        <w:spacing w:after="0" w:line="360" w:lineRule="auto"/>
+        <w:jc w:val="both"/>
+        <w:rPr>
+          <w:rFonts w:asciiTheme="majorHAnsi" w:hAnsiTheme="majorHAnsi" w:cstheme="majorHAnsi"/>
+        </w:rPr>
+      </w:pPr>
+    </w:p>
+    <w:p>
+      <w:pPr>
+        <w:spacing w:after="0" w:line="360" w:lineRule="auto"/>
+        <w:jc w:val="both"/>
+        <w:rPr>
+          <w:rFonts w:asciiTheme="majorHAnsi" w:hAnsiTheme="majorHAnsi" w:cstheme="majorHAnsi"/>
+        </w:rPr>
+      </w:pPr>
+    </w:p>
+    <w:p>
+      <w:pPr>
         <w:spacing w:line="360" w:lineRule="auto"/>
         <w:jc w:val="both"/>
-        <w:rPr>
-          <w:rFonts w:ascii="Times New Roman" w:hAnsi="Times New Roman" w:cs="Times New Roman"/>
-          <w:sz w:val="24"/>
-          <w:szCs w:val="24"/>
-        </w:rPr>
-      </w:pPr>
-      <w:r>
-        <w:rPr>
-          <w:rFonts w:ascii="Times New Roman" w:hAnsi="Times New Roman" w:cs="Times New Roman"/>
-          <w:sz w:val="24"/>
-          <w:szCs w:val="24"/>
-        </w:rPr>
-        <w:t>To make learning resources easily searchable and well-organized.</w:t>
-      </w:r>
-      <w:r>
-        <w:rPr>
-          <w:rFonts w:ascii="Times New Roman" w:hAnsi="Times New Roman" w:cs="Times New Roman"/>
-          <w:sz w:val="24"/>
-          <w:szCs w:val="24"/>
-        </w:rPr>
-        <w:tab/>
-      </w:r>
-    </w:p>
-    <w:p>
-      <w:pPr>
-        <w:spacing w:after="0" w:line="360" w:lineRule="auto"/>
-        <w:jc w:val="both"/>
-        <w:rPr>
-          <w:rFonts w:asciiTheme="majorHAnsi" w:hAnsiTheme="majorHAnsi" w:cstheme="majorHAnsi"/>
-        </w:rPr>
-      </w:pPr>
-    </w:p>
-    <w:p>
-      <w:pPr>
-        <w:spacing w:after="0" w:line="360" w:lineRule="auto"/>
-        <w:jc w:val="both"/>
-        <w:rPr>
-          <w:rFonts w:asciiTheme="majorHAnsi" w:hAnsiTheme="majorHAnsi" w:cstheme="majorHAnsi"/>
-        </w:rPr>
-      </w:pPr>
-    </w:p>
-    <w:p>
-      <w:pPr>
-        <w:spacing w:after="0" w:line="360" w:lineRule="auto"/>
-        <w:jc w:val="both"/>
-        <w:rPr>
-          <w:rFonts w:asciiTheme="majorHAnsi" w:hAnsiTheme="majorHAnsi" w:cstheme="majorHAnsi"/>
-        </w:rPr>
-      </w:pPr>
-    </w:p>
-    <w:p>
-      <w:pPr>
-        <w:spacing w:after="0" w:line="360" w:lineRule="auto"/>
-        <w:jc w:val="both"/>
-        <w:rPr>
-          <w:rFonts w:asciiTheme="majorHAnsi" w:hAnsiTheme="majorHAnsi" w:cstheme="majorHAnsi"/>
-        </w:rPr>
-      </w:pPr>
-    </w:p>
-    <w:p>
-      <w:pPr>
-        <w:spacing w:after="0" w:line="360" w:lineRule="auto"/>
-        <w:jc w:val="both"/>
-        <w:rPr>
-          <w:rFonts w:asciiTheme="majorHAnsi" w:hAnsiTheme="majorHAnsi" w:cstheme="majorHAnsi"/>
-        </w:rPr>
-      </w:pPr>
-    </w:p>
-    <w:p>
-      <w:pPr>
-        <w:spacing w:after="0" w:line="360" w:lineRule="auto"/>
-        <w:jc w:val="both"/>
-        <w:rPr>
-          <w:rFonts w:asciiTheme="majorHAnsi" w:hAnsiTheme="majorHAnsi" w:cstheme="majorHAnsi"/>
-        </w:rPr>
-      </w:pPr>
-    </w:p>
-    <w:p>
-      <w:pPr>
-        <w:spacing w:after="0" w:line="360" w:lineRule="auto"/>
-        <w:jc w:val="both"/>
-        <w:rPr>
-          <w:rFonts w:asciiTheme="majorHAnsi" w:hAnsiTheme="majorHAnsi" w:cstheme="majorHAnsi"/>
-        </w:rPr>
-      </w:pPr>
-    </w:p>
-    <w:p>
-      <w:pPr>
-        <w:spacing w:after="0" w:line="360" w:lineRule="auto"/>
-        <w:jc w:val="both"/>
-        <w:rPr>
-          <w:rFonts w:asciiTheme="majorHAnsi" w:hAnsiTheme="majorHAnsi" w:cstheme="majorHAnsi"/>
-        </w:rPr>
-      </w:pPr>
-    </w:p>
-    <w:p>
-      <w:pPr>
-        <w:spacing w:after="0" w:line="360" w:lineRule="auto"/>
-        <w:jc w:val="both"/>
-        <w:rPr>
-          <w:rFonts w:asciiTheme="majorHAnsi" w:hAnsiTheme="majorHAnsi" w:cstheme="majorHAnsi"/>
-        </w:rPr>
-      </w:pPr>
-    </w:p>
-    <w:p>
-      <w:pPr>
-        <w:spacing w:after="0" w:line="360" w:lineRule="auto"/>
-        <w:jc w:val="both"/>
-        <w:rPr>
-          <w:rFonts w:asciiTheme="majorHAnsi" w:hAnsiTheme="majorHAnsi" w:cstheme="majorHAnsi"/>
-        </w:rPr>
-      </w:pPr>
-    </w:p>
-    <w:p>
-      <w:pPr>
-        <w:spacing w:line="360" w:lineRule="auto"/>
-        <w:jc w:val="both"/>
-      </w:pPr>
-      <w:bookmarkStart w:id="7" w:name="_Toc196205397"/>
-      <w:bookmarkStart w:id="8" w:name="_Toc196923484"/>
+      </w:pPr>
+      <w:bookmarkStart w:id="8" w:name="_Toc196205397"/>
+      <w:bookmarkStart w:id="9" w:name="_Toc196923484"/>
     </w:p>
     <w:p>
       <w:pPr>
@@ -2855,14 +2715,13 @@
           <w:color w:val="auto"/>
         </w:rPr>
       </w:pPr>
-      <w:bookmarkStart w:id="9" w:name="_Toc229078644"/>
+      <w:bookmarkStart w:id="10" w:name="_Toc229078644"/>
       <w:r>
         <w:rPr>
           <w:rFonts w:cs="Times New Roman"/>
           <w:bCs/>
           <w:color w:val="auto"/>
         </w:rPr>
-        <w:lastRenderedPageBreak/>
         <w:t>4.</w:t>
       </w:r>
       <w:r>
@@ -2881,22 +2740,20 @@
         </w:rPr>
         <w:t>Background Study:</w:t>
       </w:r>
-      <w:bookmarkEnd w:id="9"/>
+      <w:bookmarkEnd w:id="10"/>
     </w:p>
     <w:p>
       <w:pPr>
         <w:spacing w:after="100" w:afterAutospacing="1" w:line="360" w:lineRule="auto"/>
         <w:jc w:val="both"/>
         <w:rPr>
-          <w:rFonts w:ascii="Times New Roman" w:eastAsia="Times New Roman" w:hAnsi="Times New Roman" w:cs="Times New Roman"/>
-          <w:sz w:val="24"/>
-          <w:szCs w:val="24"/>
-        </w:rPr>
-      </w:pPr>
-      <w:r>
-        <w:rPr>
-          <w:rFonts w:ascii="Times New Roman" w:eastAsia="Times New Roman" w:hAnsi="Times New Roman" w:cs="Times New Roman"/>
-          <w:sz w:val="24"/>
+          <w:rFonts w:eastAsia="Times New Roman" w:cs="Times New Roman"/>
+          <w:szCs w:val="24"/>
+        </w:rPr>
+      </w:pPr>
+      <w:r>
+        <w:rPr>
+          <w:rFonts w:eastAsia="Times New Roman" w:cs="Times New Roman"/>
           <w:szCs w:val="24"/>
         </w:rPr>
         <w:t>There are several platforms and tools that loosely address the needs of students seeking academic resources:</w:t>
@@ -2907,19 +2764,20 @@
         <w:spacing w:after="100" w:afterAutospacing="1" w:line="360" w:lineRule="auto"/>
         <w:jc w:val="both"/>
         <w:rPr>
-          <w:rFonts w:ascii="Times New Roman" w:eastAsia="Times New Roman" w:hAnsi="Times New Roman" w:cs="Times New Roman"/>
+          <w:rFonts w:eastAsia="Times New Roman" w:cs="Times New Roman"/>
           <w:sz w:val="28"/>
           <w:szCs w:val="28"/>
         </w:rPr>
       </w:pPr>
       <w:r>
         <w:rPr>
-          <w:rFonts w:ascii="Times New Roman" w:hAnsi="Times New Roman" w:cs="Times New Roman"/>
+          <w:rFonts w:cs="Times New Roman"/>
           <w:b/>
           <w:bCs/>
           <w:sz w:val="32"/>
           <w:szCs w:val="32"/>
         </w:rPr>
+        <w:lastRenderedPageBreak/>
         <w:t>Existing Systems</w:t>
       </w:r>
     </w:p>
@@ -2949,17 +2807,15 @@
             <w:pPr>
               <w:spacing w:line="360" w:lineRule="auto"/>
               <w:rPr>
-                <w:rFonts w:ascii="Times New Roman" w:eastAsia="Times New Roman" w:hAnsi="Times New Roman" w:cs="Times New Roman"/>
+                <w:rFonts w:eastAsia="Times New Roman" w:cs="Times New Roman"/>
                 <w:b w:val="0"/>
                 <w:bCs w:val="0"/>
-                <w:sz w:val="24"/>
                 <w:szCs w:val="24"/>
               </w:rPr>
             </w:pPr>
             <w:r>
               <w:rPr>
-                <w:rFonts w:ascii="Times New Roman" w:eastAsia="Times New Roman" w:hAnsi="Times New Roman" w:cs="Times New Roman"/>
-                <w:sz w:val="24"/>
+                <w:rFonts w:eastAsia="Times New Roman" w:cs="Times New Roman"/>
                 <w:szCs w:val="24"/>
               </w:rPr>
               <w:t>Platform</w:t>
@@ -2976,17 +2832,15 @@
               <w:spacing w:line="360" w:lineRule="auto"/>
               <w:cnfStyle w:val="100000000000" w:firstRow="1" w:lastRow="0" w:firstColumn="0" w:lastColumn="0" w:oddVBand="0" w:evenVBand="0" w:oddHBand="0" w:evenHBand="0" w:firstRowFirstColumn="0" w:firstRowLastColumn="0" w:lastRowFirstColumn="0" w:lastRowLastColumn="0"/>
               <w:rPr>
-                <w:rFonts w:ascii="Times New Roman" w:eastAsia="Times New Roman" w:hAnsi="Times New Roman" w:cs="Times New Roman"/>
+                <w:rFonts w:eastAsia="Times New Roman" w:cs="Times New Roman"/>
                 <w:b w:val="0"/>
                 <w:bCs w:val="0"/>
-                <w:sz w:val="24"/>
                 <w:szCs w:val="24"/>
               </w:rPr>
             </w:pPr>
             <w:r>
               <w:rPr>
-                <w:rFonts w:ascii="Times New Roman" w:eastAsia="Times New Roman" w:hAnsi="Times New Roman" w:cs="Times New Roman"/>
-                <w:sz w:val="24"/>
+                <w:rFonts w:eastAsia="Times New Roman" w:cs="Times New Roman"/>
                 <w:szCs w:val="24"/>
               </w:rPr>
               <w:t>Key Features</w:t>
@@ -3003,17 +2857,15 @@
               <w:spacing w:line="360" w:lineRule="auto"/>
               <w:cnfStyle w:val="100000000000" w:firstRow="1" w:lastRow="0" w:firstColumn="0" w:lastColumn="0" w:oddVBand="0" w:evenVBand="0" w:oddHBand="0" w:evenHBand="0" w:firstRowFirstColumn="0" w:firstRowLastColumn="0" w:lastRowFirstColumn="0" w:lastRowLastColumn="0"/>
               <w:rPr>
-                <w:rFonts w:ascii="Times New Roman" w:eastAsia="Times New Roman" w:hAnsi="Times New Roman" w:cs="Times New Roman"/>
+                <w:rFonts w:eastAsia="Times New Roman" w:cs="Times New Roman"/>
                 <w:b w:val="0"/>
                 <w:bCs w:val="0"/>
-                <w:sz w:val="24"/>
                 <w:szCs w:val="24"/>
               </w:rPr>
             </w:pPr>
             <w:r>
               <w:rPr>
-                <w:rFonts w:ascii="Times New Roman" w:eastAsia="Times New Roman" w:hAnsi="Times New Roman" w:cs="Times New Roman"/>
-                <w:sz w:val="24"/>
+                <w:rFonts w:eastAsia="Times New Roman" w:cs="Times New Roman"/>
                 <w:szCs w:val="24"/>
               </w:rPr>
               <w:t>Notes</w:t>
@@ -3036,15 +2888,13 @@
             <w:pPr>
               <w:spacing w:line="360" w:lineRule="auto"/>
               <w:rPr>
-                <w:rFonts w:ascii="Times New Roman" w:eastAsia="Times New Roman" w:hAnsi="Times New Roman" w:cs="Times New Roman"/>
-                <w:sz w:val="24"/>
+                <w:rFonts w:eastAsia="Times New Roman" w:cs="Times New Roman"/>
                 <w:szCs w:val="24"/>
               </w:rPr>
             </w:pPr>
             <w:r>
               <w:rPr>
-                <w:rFonts w:ascii="Times New Roman" w:eastAsia="Times New Roman" w:hAnsi="Times New Roman" w:cs="Times New Roman"/>
-                <w:sz w:val="24"/>
+                <w:rFonts w:eastAsia="Times New Roman" w:cs="Times New Roman"/>
                 <w:szCs w:val="24"/>
               </w:rPr>
               <w:t>Course Hero</w:t>
@@ -3061,15 +2911,13 @@
               <w:spacing w:line="360" w:lineRule="auto"/>
               <w:cnfStyle w:val="000000100000" w:firstRow="0" w:lastRow="0" w:firstColumn="0" w:lastColumn="0" w:oddVBand="0" w:evenVBand="0" w:oddHBand="1" w:evenHBand="0" w:firstRowFirstColumn="0" w:firstRowLastColumn="0" w:lastRowFirstColumn="0" w:lastRowLastColumn="0"/>
               <w:rPr>
-                <w:rFonts w:ascii="Times New Roman" w:eastAsia="Times New Roman" w:hAnsi="Times New Roman" w:cs="Times New Roman"/>
-                <w:sz w:val="24"/>
+                <w:rFonts w:eastAsia="Times New Roman" w:cs="Times New Roman"/>
                 <w:szCs w:val="24"/>
               </w:rPr>
             </w:pPr>
             <w:r>
               <w:rPr>
-                <w:rFonts w:ascii="Times New Roman" w:eastAsia="Times New Roman" w:hAnsi="Times New Roman" w:cs="Times New Roman"/>
-                <w:sz w:val="24"/>
+                <w:rFonts w:eastAsia="Times New Roman" w:cs="Times New Roman"/>
                 <w:szCs w:val="24"/>
               </w:rPr>
               <w:t>Upload/download notes, Q&amp;A help</w:t>
@@ -3086,15 +2934,13 @@
               <w:spacing w:line="360" w:lineRule="auto"/>
               <w:cnfStyle w:val="000000100000" w:firstRow="0" w:lastRow="0" w:firstColumn="0" w:lastColumn="0" w:oddVBand="0" w:evenVBand="0" w:oddHBand="1" w:evenHBand="0" w:firstRowFirstColumn="0" w:firstRowLastColumn="0" w:lastRowFirstColumn="0" w:lastRowLastColumn="0"/>
               <w:rPr>
-                <w:rFonts w:ascii="Times New Roman" w:eastAsia="Times New Roman" w:hAnsi="Times New Roman" w:cs="Times New Roman"/>
-                <w:sz w:val="24"/>
+                <w:rFonts w:eastAsia="Times New Roman" w:cs="Times New Roman"/>
                 <w:szCs w:val="24"/>
               </w:rPr>
             </w:pPr>
             <w:r>
               <w:rPr>
-                <w:rFonts w:ascii="Times New Roman" w:eastAsia="Times New Roman" w:hAnsi="Times New Roman" w:cs="Times New Roman"/>
-                <w:sz w:val="24"/>
+                <w:rFonts w:eastAsia="Times New Roman" w:cs="Times New Roman"/>
                 <w:szCs w:val="24"/>
               </w:rPr>
               <w:t>Subscription-based, limited free access</w:t>
@@ -3116,15 +2962,13 @@
             <w:pPr>
               <w:spacing w:line="360" w:lineRule="auto"/>
               <w:rPr>
-                <w:rFonts w:ascii="Times New Roman" w:eastAsia="Times New Roman" w:hAnsi="Times New Roman" w:cs="Times New Roman"/>
-                <w:sz w:val="24"/>
+                <w:rFonts w:eastAsia="Times New Roman" w:cs="Times New Roman"/>
                 <w:szCs w:val="24"/>
               </w:rPr>
             </w:pPr>
             <w:r>
               <w:rPr>
-                <w:rFonts w:ascii="Times New Roman" w:eastAsia="Times New Roman" w:hAnsi="Times New Roman" w:cs="Times New Roman"/>
-                <w:sz w:val="24"/>
+                <w:rFonts w:eastAsia="Times New Roman" w:cs="Times New Roman"/>
                 <w:szCs w:val="24"/>
               </w:rPr>
               <w:t>Chegg</w:t>
@@ -3141,15 +2985,13 @@
               <w:spacing w:line="360" w:lineRule="auto"/>
               <w:cnfStyle w:val="000000000000" w:firstRow="0" w:lastRow="0" w:firstColumn="0" w:lastColumn="0" w:oddVBand="0" w:evenVBand="0" w:oddHBand="0" w:evenHBand="0" w:firstRowFirstColumn="0" w:firstRowLastColumn="0" w:lastRowFirstColumn="0" w:lastRowLastColumn="0"/>
               <w:rPr>
-                <w:rFonts w:ascii="Times New Roman" w:eastAsia="Times New Roman" w:hAnsi="Times New Roman" w:cs="Times New Roman"/>
-                <w:sz w:val="24"/>
+                <w:rFonts w:eastAsia="Times New Roman" w:cs="Times New Roman"/>
                 <w:szCs w:val="24"/>
               </w:rPr>
             </w:pPr>
             <w:r>
               <w:rPr>
-                <w:rFonts w:ascii="Times New Roman" w:eastAsia="Times New Roman" w:hAnsi="Times New Roman" w:cs="Times New Roman"/>
-                <w:sz w:val="24"/>
+                <w:rFonts w:eastAsia="Times New Roman" w:cs="Times New Roman"/>
                 <w:szCs w:val="24"/>
               </w:rPr>
               <w:t>Study guides, answers</w:t>
@@ -3166,15 +3008,13 @@
               <w:spacing w:line="360" w:lineRule="auto"/>
               <w:cnfStyle w:val="000000000000" w:firstRow="0" w:lastRow="0" w:firstColumn="0" w:lastColumn="0" w:oddVBand="0" w:evenVBand="0" w:oddHBand="0" w:evenHBand="0" w:firstRowFirstColumn="0" w:firstRowLastColumn="0" w:lastRowFirstColumn="0" w:lastRowLastColumn="0"/>
               <w:rPr>
-                <w:rFonts w:ascii="Times New Roman" w:eastAsia="Times New Roman" w:hAnsi="Times New Roman" w:cs="Times New Roman"/>
-                <w:sz w:val="24"/>
+                <w:rFonts w:eastAsia="Times New Roman" w:cs="Times New Roman"/>
                 <w:szCs w:val="24"/>
               </w:rPr>
             </w:pPr>
             <w:r>
               <w:rPr>
-                <w:rFonts w:ascii="Times New Roman" w:eastAsia="Times New Roman" w:hAnsi="Times New Roman" w:cs="Times New Roman"/>
-                <w:sz w:val="24"/>
+                <w:rFonts w:eastAsia="Times New Roman" w:cs="Times New Roman"/>
                 <w:szCs w:val="24"/>
               </w:rPr>
               <w:t>Paid, focus on textbook solutions</w:t>
@@ -3197,17 +3037,15 @@
             <w:pPr>
               <w:spacing w:line="360" w:lineRule="auto"/>
               <w:rPr>
-                <w:rFonts w:ascii="Times New Roman" w:eastAsia="Times New Roman" w:hAnsi="Times New Roman" w:cs="Times New Roman"/>
-                <w:sz w:val="24"/>
+                <w:rFonts w:eastAsia="Times New Roman" w:cs="Times New Roman"/>
                 <w:szCs w:val="24"/>
               </w:rPr>
             </w:pPr>
             <w:r>
               <w:rPr>
-                <w:rFonts w:ascii="Times New Roman" w:eastAsia="Times New Roman" w:hAnsi="Times New Roman" w:cs="Times New Roman"/>
+                <w:rFonts w:eastAsia="Times New Roman" w:cs="Times New Roman"/>
                 <w:b w:val="0"/>
                 <w:bCs w:val="0"/>
-                <w:sz w:val="24"/>
                 <w:szCs w:val="24"/>
               </w:rPr>
               <w:t>One Class</w:t>
@@ -3224,15 +3062,13 @@
               <w:spacing w:line="360" w:lineRule="auto"/>
               <w:cnfStyle w:val="000000100000" w:firstRow="0" w:lastRow="0" w:firstColumn="0" w:lastColumn="0" w:oddVBand="0" w:evenVBand="0" w:oddHBand="1" w:evenHBand="0" w:firstRowFirstColumn="0" w:firstRowLastColumn="0" w:lastRowFirstColumn="0" w:lastRowLastColumn="0"/>
               <w:rPr>
-                <w:rFonts w:ascii="Times New Roman" w:eastAsia="Times New Roman" w:hAnsi="Times New Roman" w:cs="Times New Roman"/>
-                <w:sz w:val="24"/>
+                <w:rFonts w:eastAsia="Times New Roman" w:cs="Times New Roman"/>
                 <w:szCs w:val="24"/>
               </w:rPr>
             </w:pPr>
             <w:r>
               <w:rPr>
-                <w:rFonts w:ascii="Times New Roman" w:eastAsia="Times New Roman" w:hAnsi="Times New Roman" w:cs="Times New Roman"/>
-                <w:sz w:val="24"/>
+                <w:rFonts w:eastAsia="Times New Roman" w:cs="Times New Roman"/>
                 <w:szCs w:val="24"/>
               </w:rPr>
               <w:t>Student notes repository</w:t>
@@ -3249,15 +3085,13 @@
               <w:spacing w:line="360" w:lineRule="auto"/>
               <w:cnfStyle w:val="000000100000" w:firstRow="0" w:lastRow="0" w:firstColumn="0" w:lastColumn="0" w:oddVBand="0" w:evenVBand="0" w:oddHBand="1" w:evenHBand="0" w:firstRowFirstColumn="0" w:firstRowLastColumn="0" w:lastRowFirstColumn="0" w:lastRowLastColumn="0"/>
               <w:rPr>
-                <w:rFonts w:ascii="Times New Roman" w:eastAsia="Times New Roman" w:hAnsi="Times New Roman" w:cs="Times New Roman"/>
-                <w:sz w:val="24"/>
+                <w:rFonts w:eastAsia="Times New Roman" w:cs="Times New Roman"/>
                 <w:szCs w:val="24"/>
               </w:rPr>
             </w:pPr>
             <w:r>
               <w:rPr>
-                <w:rFonts w:ascii="Times New Roman" w:eastAsia="Times New Roman" w:hAnsi="Times New Roman" w:cs="Times New Roman"/>
-                <w:sz w:val="24"/>
+                <w:rFonts w:eastAsia="Times New Roman" w:cs="Times New Roman"/>
                 <w:szCs w:val="24"/>
               </w:rPr>
               <w:t>Free &amp; paid options, curated notes</w:t>
@@ -3279,15 +3113,13 @@
             <w:pPr>
               <w:spacing w:line="360" w:lineRule="auto"/>
               <w:rPr>
-                <w:rFonts w:ascii="Times New Roman" w:eastAsia="Times New Roman" w:hAnsi="Times New Roman" w:cs="Times New Roman"/>
-                <w:sz w:val="24"/>
+                <w:rFonts w:eastAsia="Times New Roman" w:cs="Times New Roman"/>
                 <w:szCs w:val="24"/>
               </w:rPr>
             </w:pPr>
             <w:r>
               <w:rPr>
-                <w:rFonts w:ascii="Times New Roman" w:eastAsia="Times New Roman" w:hAnsi="Times New Roman" w:cs="Times New Roman"/>
-                <w:sz w:val="24"/>
+                <w:rFonts w:eastAsia="Times New Roman" w:cs="Times New Roman"/>
                 <w:szCs w:val="24"/>
               </w:rPr>
               <w:t>Google Drive / Discord Groups</w:t>
@@ -3304,15 +3136,13 @@
               <w:spacing w:line="360" w:lineRule="auto"/>
               <w:cnfStyle w:val="000000000000" w:firstRow="0" w:lastRow="0" w:firstColumn="0" w:lastColumn="0" w:oddVBand="0" w:evenVBand="0" w:oddHBand="0" w:evenHBand="0" w:firstRowFirstColumn="0" w:firstRowLastColumn="0" w:lastRowFirstColumn="0" w:lastRowLastColumn="0"/>
               <w:rPr>
-                <w:rFonts w:ascii="Times New Roman" w:eastAsia="Times New Roman" w:hAnsi="Times New Roman" w:cs="Times New Roman"/>
-                <w:sz w:val="24"/>
+                <w:rFonts w:eastAsia="Times New Roman" w:cs="Times New Roman"/>
                 <w:szCs w:val="24"/>
               </w:rPr>
             </w:pPr>
             <w:r>
               <w:rPr>
-                <w:rFonts w:ascii="Times New Roman" w:eastAsia="Times New Roman" w:hAnsi="Times New Roman" w:cs="Times New Roman"/>
-                <w:sz w:val="24"/>
+                <w:rFonts w:eastAsia="Times New Roman" w:cs="Times New Roman"/>
                 <w:szCs w:val="24"/>
               </w:rPr>
               <w:t>File sharing &amp; community chat</w:t>
@@ -3329,15 +3159,13 @@
               <w:spacing w:line="360" w:lineRule="auto"/>
               <w:cnfStyle w:val="000000000000" w:firstRow="0" w:lastRow="0" w:firstColumn="0" w:lastColumn="0" w:oddVBand="0" w:evenVBand="0" w:oddHBand="0" w:evenHBand="0" w:firstRowFirstColumn="0" w:firstRowLastColumn="0" w:lastRowFirstColumn="0" w:lastRowLastColumn="0"/>
               <w:rPr>
-                <w:rFonts w:ascii="Times New Roman" w:eastAsia="Times New Roman" w:hAnsi="Times New Roman" w:cs="Times New Roman"/>
-                <w:sz w:val="24"/>
+                <w:rFonts w:eastAsia="Times New Roman" w:cs="Times New Roman"/>
                 <w:szCs w:val="24"/>
               </w:rPr>
             </w:pPr>
             <w:r>
               <w:rPr>
-                <w:rFonts w:ascii="Times New Roman" w:eastAsia="Times New Roman" w:hAnsi="Times New Roman" w:cs="Times New Roman"/>
-                <w:sz w:val="24"/>
+                <w:rFonts w:eastAsia="Times New Roman" w:cs="Times New Roman"/>
                 <w:szCs w:val="24"/>
               </w:rPr>
               <w:t>Not tailored or structured for academic resource exchange</w:t>
@@ -3360,15 +3188,13 @@
             <w:pPr>
               <w:spacing w:line="360" w:lineRule="auto"/>
               <w:rPr>
-                <w:rFonts w:ascii="Times New Roman" w:eastAsia="Times New Roman" w:hAnsi="Times New Roman" w:cs="Times New Roman"/>
-                <w:sz w:val="24"/>
+                <w:rFonts w:eastAsia="Times New Roman" w:cs="Times New Roman"/>
                 <w:szCs w:val="24"/>
               </w:rPr>
             </w:pPr>
             <w:r>
               <w:rPr>
-                <w:rFonts w:ascii="Times New Roman" w:eastAsia="Times New Roman" w:hAnsi="Times New Roman" w:cs="Times New Roman"/>
-                <w:sz w:val="24"/>
+                <w:rFonts w:eastAsia="Times New Roman" w:cs="Times New Roman"/>
                 <w:szCs w:val="24"/>
               </w:rPr>
               <w:t>Reddit (r/College &amp; r/Notes)</w:t>
@@ -3385,15 +3211,13 @@
               <w:spacing w:line="360" w:lineRule="auto"/>
               <w:cnfStyle w:val="000000100000" w:firstRow="0" w:lastRow="0" w:firstColumn="0" w:lastColumn="0" w:oddVBand="0" w:evenVBand="0" w:oddHBand="1" w:evenHBand="0" w:firstRowFirstColumn="0" w:firstRowLastColumn="0" w:lastRowFirstColumn="0" w:lastRowLastColumn="0"/>
               <w:rPr>
-                <w:rFonts w:ascii="Times New Roman" w:eastAsia="Times New Roman" w:hAnsi="Times New Roman" w:cs="Times New Roman"/>
-                <w:sz w:val="24"/>
+                <w:rFonts w:eastAsia="Times New Roman" w:cs="Times New Roman"/>
                 <w:szCs w:val="24"/>
               </w:rPr>
             </w:pPr>
             <w:r>
               <w:rPr>
-                <w:rFonts w:ascii="Times New Roman" w:eastAsia="Times New Roman" w:hAnsi="Times New Roman" w:cs="Times New Roman"/>
-                <w:sz w:val="24"/>
+                <w:rFonts w:eastAsia="Times New Roman" w:cs="Times New Roman"/>
                 <w:szCs w:val="24"/>
               </w:rPr>
               <w:t>Crowdsourced sharing</w:t>
@@ -3410,15 +3234,13 @@
               <w:spacing w:line="360" w:lineRule="auto"/>
               <w:cnfStyle w:val="000000100000" w:firstRow="0" w:lastRow="0" w:firstColumn="0" w:lastColumn="0" w:oddVBand="0" w:evenVBand="0" w:oddHBand="1" w:evenHBand="0" w:firstRowFirstColumn="0" w:firstRowLastColumn="0" w:lastRowFirstColumn="0" w:lastRowLastColumn="0"/>
               <w:rPr>
-                <w:rFonts w:ascii="Times New Roman" w:eastAsia="Times New Roman" w:hAnsi="Times New Roman" w:cs="Times New Roman"/>
-                <w:sz w:val="24"/>
+                <w:rFonts w:eastAsia="Times New Roman" w:cs="Times New Roman"/>
                 <w:szCs w:val="24"/>
               </w:rPr>
             </w:pPr>
             <w:r>
               <w:rPr>
-                <w:rFonts w:ascii="Times New Roman" w:eastAsia="Times New Roman" w:hAnsi="Times New Roman" w:cs="Times New Roman"/>
-                <w:sz w:val="24"/>
+                <w:rFonts w:eastAsia="Times New Roman" w:cs="Times New Roman"/>
                 <w:szCs w:val="24"/>
               </w:rPr>
               <w:t>Unstructured, hard to moderate</w:t>
@@ -3430,7 +3252,7 @@
     <w:p>
       <w:pPr>
         <w:rPr>
-          <w:rFonts w:ascii="Times New Roman" w:hAnsi="Times New Roman" w:cs="Times New Roman"/>
+          <w:rFonts w:cs="Times New Roman"/>
           <w:b/>
           <w:bCs/>
           <w:sz w:val="32"/>
@@ -3441,7 +3263,7 @@
     <w:p>
       <w:pPr>
         <w:rPr>
-          <w:rFonts w:ascii="Times New Roman" w:hAnsi="Times New Roman" w:cs="Times New Roman"/>
+          <w:rFonts w:cs="Times New Roman"/>
           <w:b/>
           <w:bCs/>
           <w:sz w:val="32"/>
@@ -3450,7 +3272,7 @@
       </w:pPr>
       <w:r>
         <w:rPr>
-          <w:rFonts w:ascii="Times New Roman" w:hAnsi="Times New Roman" w:cs="Times New Roman"/>
+          <w:rFonts w:cs="Times New Roman"/>
           <w:b/>
           <w:bCs/>
           <w:sz w:val="32"/>
@@ -3468,15 +3290,13 @@
         <w:spacing w:after="100" w:afterAutospacing="1" w:line="360" w:lineRule="auto"/>
         <w:jc w:val="both"/>
         <w:rPr>
-          <w:rFonts w:ascii="Times New Roman" w:eastAsia="Times New Roman" w:hAnsi="Times New Roman" w:cs="Times New Roman"/>
-          <w:sz w:val="24"/>
-          <w:szCs w:val="24"/>
-        </w:rPr>
-      </w:pPr>
-      <w:r>
-        <w:rPr>
-          <w:rFonts w:ascii="Times New Roman" w:eastAsia="Times New Roman" w:hAnsi="Times New Roman" w:cs="Times New Roman"/>
-          <w:sz w:val="24"/>
+          <w:rFonts w:eastAsia="Times New Roman" w:cs="Times New Roman"/>
+          <w:szCs w:val="24"/>
+        </w:rPr>
+      </w:pPr>
+      <w:r>
+        <w:rPr>
+          <w:rFonts w:eastAsia="Times New Roman" w:cs="Times New Roman"/>
           <w:szCs w:val="24"/>
         </w:rPr>
         <w:t xml:space="preserve">Most platforms are either commercial (locked behind paywalls) </w:t>
@@ -3491,17 +3311,34 @@
         <w:spacing w:after="100" w:afterAutospacing="1" w:line="360" w:lineRule="auto"/>
         <w:jc w:val="both"/>
         <w:rPr>
-          <w:rFonts w:ascii="Times New Roman" w:eastAsia="Times New Roman" w:hAnsi="Times New Roman" w:cs="Times New Roman"/>
-          <w:sz w:val="24"/>
-          <w:szCs w:val="24"/>
-        </w:rPr>
-      </w:pPr>
-      <w:bookmarkStart w:id="10" w:name="_GoBack"/>
-      <w:bookmarkEnd w:id="10"/>
-      <w:r>
-        <w:rPr>
-          <w:rFonts w:ascii="Times New Roman" w:eastAsia="Times New Roman" w:hAnsi="Times New Roman" w:cs="Times New Roman"/>
-          <w:sz w:val="24"/>
+          <w:rFonts w:eastAsia="Times New Roman" w:cs="Times New Roman"/>
+          <w:szCs w:val="24"/>
+        </w:rPr>
+      </w:pPr>
+      <w:r>
+        <w:rPr>
+          <w:rFonts w:eastAsia="Times New Roman" w:cs="Times New Roman"/>
+          <w:szCs w:val="24"/>
+        </w:rPr>
+        <w:t xml:space="preserve">Many lack structured search or incentive systems </w:t>
+      </w:r>
+    </w:p>
+    <w:p>
+      <w:pPr>
+        <w:numPr>
+          <w:ilvl w:val="0"/>
+          <w:numId w:val="7"/>
+        </w:numPr>
+        <w:spacing w:after="100" w:afterAutospacing="1" w:line="360" w:lineRule="auto"/>
+        <w:jc w:val="both"/>
+        <w:rPr>
+          <w:rFonts w:eastAsia="Times New Roman" w:cs="Times New Roman"/>
+          <w:szCs w:val="24"/>
+        </w:rPr>
+      </w:pPr>
+      <w:r>
+        <w:rPr>
+          <w:rFonts w:eastAsia="Times New Roman" w:cs="Times New Roman"/>
           <w:szCs w:val="24"/>
         </w:rPr>
         <w:t xml:space="preserve">Informal channels have no metadata, search, or categorization </w:t>
@@ -3541,11 +3378,10 @@
           <w:bCs/>
           <w:color w:val="auto"/>
         </w:rPr>
-        <w:lastRenderedPageBreak/>
         <w:t>Methodology:</w:t>
       </w:r>
-      <w:bookmarkEnd w:id="7"/>
       <w:bookmarkEnd w:id="8"/>
+      <w:bookmarkEnd w:id="9"/>
       <w:bookmarkEnd w:id="11"/>
     </w:p>
     <w:p>
@@ -3553,17 +3389,15 @@
         <w:spacing w:line="360" w:lineRule="auto"/>
         <w:jc w:val="both"/>
         <w:rPr>
-          <w:rFonts w:ascii="Times New Roman" w:hAnsi="Times New Roman" w:cs="Times New Roman"/>
+          <w:rFonts w:cs="Times New Roman"/>
           <w:i/>
           <w:iCs/>
-          <w:sz w:val="24"/>
-          <w:szCs w:val="24"/>
-        </w:rPr>
-      </w:pPr>
-      <w:r>
-        <w:rPr>
-          <w:rFonts w:ascii="Times New Roman" w:hAnsi="Times New Roman" w:cs="Times New Roman"/>
-          <w:sz w:val="24"/>
+          <w:szCs w:val="24"/>
+        </w:rPr>
+      </w:pPr>
+      <w:r>
+        <w:rPr>
+          <w:rFonts w:cs="Times New Roman"/>
           <w:szCs w:val="24"/>
         </w:rPr>
         <w:t>The project we will be designed according to the format prescribed by the college. The required data will be collected from some reference, related sources and some from internet. Agile model will be used as the program development process.</w:t>
@@ -3574,10 +3408,9 @@
         <w:spacing w:line="360" w:lineRule="auto"/>
         <w:jc w:val="both"/>
         <w:rPr>
-          <w:rFonts w:ascii="Times New Roman" w:hAnsi="Times New Roman" w:cs="Times New Roman"/>
+          <w:rFonts w:cs="Times New Roman"/>
           <w:i/>
           <w:iCs/>
-          <w:sz w:val="24"/>
           <w:szCs w:val="24"/>
         </w:rPr>
       </w:pPr>
@@ -3587,7 +3420,7 @@
         <w:pStyle w:val="Caption"/>
         <w:jc w:val="center"/>
         <w:rPr>
-          <w:rFonts w:ascii="Times New Roman" w:hAnsi="Times New Roman" w:cs="Times New Roman"/>
+          <w:rFonts w:cs="Times New Roman"/>
           <w:sz w:val="24"/>
           <w:szCs w:val="24"/>
         </w:rPr>
@@ -3597,6 +3430,7 @@
           <w:rFonts w:asciiTheme="majorHAnsi" w:hAnsiTheme="majorHAnsi" w:cstheme="majorHAnsi"/>
           <w:noProof/>
         </w:rPr>
+        <w:lastRenderedPageBreak/>
         <w:drawing>
           <wp:anchor distT="0" distB="0" distL="114300" distR="114300" simplePos="0" relativeHeight="251663360" behindDoc="1" locked="0" layoutInCell="1" allowOverlap="1" wp14:anchorId="53BDD66B" wp14:editId="0FA3B6DB">
             <wp:simplePos x="0" y="0"/>
@@ -3693,7 +3527,7 @@
         <w:pStyle w:val="Caption"/>
         <w:jc w:val="center"/>
         <w:rPr>
-          <w:rFonts w:ascii="Times New Roman" w:hAnsi="Times New Roman" w:cs="Times New Roman"/>
+          <w:rFonts w:cs="Times New Roman"/>
           <w:sz w:val="24"/>
           <w:szCs w:val="24"/>
         </w:rPr>
@@ -3704,7 +3538,7 @@
         <w:pStyle w:val="Caption"/>
         <w:jc w:val="center"/>
         <w:rPr>
-          <w:rFonts w:ascii="Times New Roman" w:hAnsi="Times New Roman" w:cs="Times New Roman"/>
+          <w:rFonts w:cs="Times New Roman"/>
           <w:sz w:val="24"/>
           <w:szCs w:val="24"/>
         </w:rPr>
@@ -3715,7 +3549,7 @@
         <w:pStyle w:val="Caption"/>
         <w:jc w:val="center"/>
         <w:rPr>
-          <w:rFonts w:ascii="Times New Roman" w:hAnsi="Times New Roman" w:cs="Times New Roman"/>
+          <w:rFonts w:cs="Times New Roman"/>
           <w:sz w:val="24"/>
           <w:szCs w:val="24"/>
         </w:rPr>
@@ -3726,7 +3560,7 @@
         <w:pStyle w:val="Caption"/>
         <w:jc w:val="center"/>
         <w:rPr>
-          <w:rFonts w:ascii="Times New Roman" w:hAnsi="Times New Roman" w:cs="Times New Roman"/>
+          <w:rFonts w:cs="Times New Roman"/>
           <w:sz w:val="24"/>
           <w:szCs w:val="24"/>
         </w:rPr>
@@ -3737,7 +3571,7 @@
         <w:pStyle w:val="Caption"/>
         <w:jc w:val="center"/>
         <w:rPr>
-          <w:rFonts w:ascii="Times New Roman" w:hAnsi="Times New Roman" w:cs="Times New Roman"/>
+          <w:rFonts w:cs="Times New Roman"/>
           <w:sz w:val="24"/>
           <w:szCs w:val="24"/>
         </w:rPr>
@@ -3748,7 +3582,7 @@
         <w:pStyle w:val="Caption"/>
         <w:jc w:val="center"/>
         <w:rPr>
-          <w:rFonts w:ascii="Times New Roman" w:hAnsi="Times New Roman" w:cs="Times New Roman"/>
+          <w:rFonts w:cs="Times New Roman"/>
           <w:sz w:val="24"/>
           <w:szCs w:val="24"/>
         </w:rPr>
@@ -3759,7 +3593,7 @@
         <w:pStyle w:val="Caption"/>
         <w:jc w:val="center"/>
         <w:rPr>
-          <w:rFonts w:ascii="Times New Roman" w:hAnsi="Times New Roman" w:cs="Times New Roman"/>
+          <w:rFonts w:cs="Times New Roman"/>
           <w:sz w:val="24"/>
           <w:szCs w:val="24"/>
         </w:rPr>
@@ -3770,7 +3604,7 @@
         <w:pStyle w:val="Caption"/>
         <w:jc w:val="center"/>
         <w:rPr>
-          <w:rFonts w:ascii="Times New Roman" w:hAnsi="Times New Roman" w:cs="Times New Roman"/>
+          <w:rFonts w:cs="Times New Roman"/>
           <w:sz w:val="24"/>
           <w:szCs w:val="24"/>
         </w:rPr>
@@ -3781,7 +3615,7 @@
         <w:pStyle w:val="Caption"/>
         <w:jc w:val="center"/>
         <w:rPr>
-          <w:rFonts w:ascii="Times New Roman" w:hAnsi="Times New Roman" w:cs="Times New Roman"/>
+          <w:rFonts w:cs="Times New Roman"/>
           <w:sz w:val="24"/>
           <w:szCs w:val="24"/>
         </w:rPr>
@@ -3792,7 +3626,7 @@
         <w:pStyle w:val="Caption"/>
         <w:jc w:val="center"/>
         <w:rPr>
-          <w:rFonts w:ascii="Times New Roman" w:hAnsi="Times New Roman" w:cs="Times New Roman"/>
+          <w:rFonts w:cs="Times New Roman"/>
           <w:sz w:val="24"/>
           <w:szCs w:val="24"/>
         </w:rPr>
@@ -3803,7 +3637,7 @@
         <w:pStyle w:val="Caption"/>
         <w:jc w:val="center"/>
         <w:rPr>
-          <w:rFonts w:ascii="Times New Roman" w:hAnsi="Times New Roman" w:cs="Times New Roman"/>
+          <w:rFonts w:cs="Times New Roman"/>
           <w:sz w:val="24"/>
           <w:szCs w:val="24"/>
         </w:rPr>
@@ -3814,7 +3648,7 @@
         <w:pStyle w:val="Caption"/>
         <w:jc w:val="center"/>
         <w:rPr>
-          <w:rFonts w:ascii="Times New Roman" w:hAnsi="Times New Roman" w:cs="Times New Roman"/>
+          <w:rFonts w:cs="Times New Roman"/>
           <w:sz w:val="24"/>
           <w:szCs w:val="24"/>
         </w:rPr>
@@ -3826,7 +3660,7 @@
         <w:spacing w:line="360" w:lineRule="auto"/>
         <w:jc w:val="both"/>
         <w:rPr>
-          <w:rFonts w:ascii="Times New Roman" w:hAnsi="Times New Roman" w:cs="Times New Roman"/>
+          <w:rFonts w:cs="Times New Roman"/>
           <w:i w:val="0"/>
           <w:iCs w:val="0"/>
           <w:sz w:val="28"/>
@@ -3835,7 +3669,7 @@
       </w:pPr>
       <w:r>
         <w:rPr>
-          <w:rFonts w:ascii="Times New Roman" w:hAnsi="Times New Roman" w:cs="Times New Roman"/>
+          <w:rFonts w:cs="Times New Roman"/>
           <w:sz w:val="28"/>
           <w:szCs w:val="28"/>
         </w:rPr>
@@ -3843,7 +3677,7 @@
       </w:r>
       <w:r>
         <w:rPr>
-          <w:rFonts w:ascii="Times New Roman" w:hAnsi="Times New Roman" w:cs="Times New Roman"/>
+          <w:rFonts w:cs="Times New Roman"/>
           <w:sz w:val="28"/>
           <w:szCs w:val="28"/>
         </w:rPr>
@@ -3851,7 +3685,7 @@
       </w:r>
       <w:r>
         <w:rPr>
-          <w:rFonts w:ascii="Times New Roman" w:hAnsi="Times New Roman" w:cs="Times New Roman"/>
+          <w:rFonts w:cs="Times New Roman"/>
           <w:sz w:val="28"/>
           <w:szCs w:val="28"/>
         </w:rPr>
@@ -3859,7 +3693,7 @@
       </w:r>
       <w:r>
         <w:rPr>
-          <w:rFonts w:ascii="Times New Roman" w:hAnsi="Times New Roman" w:cs="Times New Roman"/>
+          <w:rFonts w:cs="Times New Roman"/>
           <w:sz w:val="28"/>
           <w:szCs w:val="28"/>
         </w:rPr>
@@ -3867,7 +3701,7 @@
       </w:r>
       <w:r>
         <w:rPr>
-          <w:rFonts w:ascii="Times New Roman" w:hAnsi="Times New Roman" w:cs="Times New Roman"/>
+          <w:rFonts w:cs="Times New Roman"/>
           <w:sz w:val="28"/>
           <w:szCs w:val="28"/>
         </w:rPr>
@@ -3875,7 +3709,7 @@
       </w:r>
       <w:r>
         <w:rPr>
-          <w:rFonts w:ascii="Times New Roman" w:hAnsi="Times New Roman" w:cs="Times New Roman"/>
+          <w:rFonts w:cs="Times New Roman"/>
           <w:noProof/>
           <w:sz w:val="28"/>
           <w:szCs w:val="28"/>
@@ -3884,7 +3718,7 @@
       </w:r>
       <w:r>
         <w:rPr>
-          <w:rFonts w:ascii="Times New Roman" w:hAnsi="Times New Roman" w:cs="Times New Roman"/>
+          <w:rFonts w:cs="Times New Roman"/>
           <w:sz w:val="28"/>
           <w:szCs w:val="28"/>
         </w:rPr>
@@ -3892,7 +3726,7 @@
       </w:r>
       <w:r>
         <w:rPr>
-          <w:rFonts w:ascii="Times New Roman" w:hAnsi="Times New Roman" w:cs="Times New Roman"/>
+          <w:rFonts w:cs="Times New Roman"/>
           <w:sz w:val="28"/>
           <w:szCs w:val="28"/>
         </w:rPr>
@@ -3904,7 +3738,7 @@
         <w:spacing w:line="360" w:lineRule="auto"/>
         <w:jc w:val="both"/>
         <w:rPr>
-          <w:rFonts w:ascii="Times New Roman" w:hAnsi="Times New Roman" w:cs="Times New Roman"/>
+          <w:rFonts w:cs="Times New Roman"/>
           <w:sz w:val="32"/>
           <w:szCs w:val="32"/>
         </w:rPr>
@@ -4015,7 +3849,7 @@
       <w:pPr>
         <w:pStyle w:val="Caption"/>
         <w:rPr>
-          <w:rFonts w:ascii="Times New Roman" w:hAnsi="Times New Roman" w:cs="Times New Roman"/>
+          <w:rFonts w:cs="Times New Roman"/>
           <w:sz w:val="24"/>
           <w:szCs w:val="24"/>
         </w:rPr>
@@ -4026,7 +3860,7 @@
         <w:pStyle w:val="Caption"/>
         <w:jc w:val="center"/>
         <w:rPr>
-          <w:rFonts w:ascii="Times New Roman" w:hAnsi="Times New Roman" w:cs="Times New Roman"/>
+          <w:rFonts w:cs="Times New Roman"/>
           <w:sz w:val="24"/>
           <w:szCs w:val="24"/>
         </w:rPr>
@@ -4037,7 +3871,7 @@
         <w:pStyle w:val="Caption"/>
         <w:jc w:val="center"/>
         <w:rPr>
-          <w:rFonts w:ascii="Times New Roman" w:hAnsi="Times New Roman" w:cs="Times New Roman"/>
+          <w:rFonts w:cs="Times New Roman"/>
           <w:sz w:val="24"/>
           <w:szCs w:val="24"/>
         </w:rPr>
@@ -4048,7 +3882,7 @@
         <w:pStyle w:val="Caption"/>
         <w:jc w:val="center"/>
         <w:rPr>
-          <w:rFonts w:ascii="Times New Roman" w:hAnsi="Times New Roman" w:cs="Times New Roman"/>
+          <w:rFonts w:cs="Times New Roman"/>
           <w:sz w:val="24"/>
           <w:szCs w:val="24"/>
         </w:rPr>
@@ -4059,7 +3893,7 @@
         <w:pStyle w:val="Caption"/>
         <w:jc w:val="center"/>
         <w:rPr>
-          <w:rFonts w:ascii="Times New Roman" w:hAnsi="Times New Roman" w:cs="Times New Roman"/>
+          <w:rFonts w:cs="Times New Roman"/>
           <w:sz w:val="24"/>
           <w:szCs w:val="24"/>
         </w:rPr>
@@ -4070,7 +3904,7 @@
         <w:pStyle w:val="Caption"/>
         <w:jc w:val="center"/>
         <w:rPr>
-          <w:rFonts w:ascii="Times New Roman" w:hAnsi="Times New Roman" w:cs="Times New Roman"/>
+          <w:rFonts w:cs="Times New Roman"/>
           <w:sz w:val="24"/>
           <w:szCs w:val="24"/>
         </w:rPr>
@@ -4081,7 +3915,7 @@
         <w:pStyle w:val="Caption"/>
         <w:jc w:val="center"/>
         <w:rPr>
-          <w:rFonts w:ascii="Times New Roman" w:hAnsi="Times New Roman" w:cs="Times New Roman"/>
+          <w:rFonts w:cs="Times New Roman"/>
           <w:sz w:val="24"/>
           <w:szCs w:val="24"/>
         </w:rPr>
@@ -4092,7 +3926,7 @@
         <w:pStyle w:val="Caption"/>
         <w:jc w:val="center"/>
         <w:rPr>
-          <w:rFonts w:ascii="Times New Roman" w:hAnsi="Times New Roman" w:cs="Times New Roman"/>
+          <w:rFonts w:cs="Times New Roman"/>
           <w:sz w:val="24"/>
           <w:szCs w:val="24"/>
         </w:rPr>
@@ -4103,7 +3937,7 @@
         <w:pStyle w:val="Caption"/>
         <w:jc w:val="center"/>
         <w:rPr>
-          <w:rFonts w:ascii="Times New Roman" w:hAnsi="Times New Roman" w:cs="Times New Roman"/>
+          <w:rFonts w:cs="Times New Roman"/>
           <w:sz w:val="24"/>
           <w:szCs w:val="24"/>
         </w:rPr>
@@ -4114,7 +3948,7 @@
         <w:pStyle w:val="Caption"/>
         <w:jc w:val="center"/>
         <w:rPr>
-          <w:rFonts w:ascii="Times New Roman" w:hAnsi="Times New Roman" w:cs="Times New Roman"/>
+          <w:rFonts w:cs="Times New Roman"/>
           <w:sz w:val="24"/>
           <w:szCs w:val="24"/>
         </w:rPr>
@@ -4125,7 +3959,7 @@
         <w:pStyle w:val="Caption"/>
         <w:jc w:val="center"/>
         <w:rPr>
-          <w:rFonts w:ascii="Times New Roman" w:hAnsi="Times New Roman" w:cs="Times New Roman"/>
+          <w:rFonts w:cs="Times New Roman"/>
           <w:sz w:val="24"/>
           <w:szCs w:val="24"/>
         </w:rPr>
@@ -4136,7 +3970,7 @@
         <w:pStyle w:val="Caption"/>
         <w:jc w:val="center"/>
         <w:rPr>
-          <w:rFonts w:ascii="Times New Roman" w:hAnsi="Times New Roman" w:cs="Times New Roman"/>
+          <w:rFonts w:cs="Times New Roman"/>
           <w:sz w:val="24"/>
           <w:szCs w:val="24"/>
         </w:rPr>
@@ -4147,7 +3981,7 @@
         <w:pStyle w:val="Caption"/>
         <w:jc w:val="center"/>
         <w:rPr>
-          <w:rFonts w:ascii="Times New Roman" w:hAnsi="Times New Roman" w:cs="Times New Roman"/>
+          <w:rFonts w:cs="Times New Roman"/>
           <w:sz w:val="24"/>
           <w:szCs w:val="24"/>
         </w:rPr>
@@ -4158,7 +3992,7 @@
         <w:pStyle w:val="Caption"/>
         <w:jc w:val="center"/>
         <w:rPr>
-          <w:rFonts w:ascii="Times New Roman" w:hAnsi="Times New Roman" w:cs="Times New Roman"/>
+          <w:rFonts w:cs="Times New Roman"/>
           <w:i w:val="0"/>
           <w:sz w:val="24"/>
           <w:szCs w:val="24"/>
@@ -4166,7 +4000,7 @@
       </w:pPr>
       <w:r>
         <w:rPr>
-          <w:rFonts w:ascii="Times New Roman" w:hAnsi="Times New Roman" w:cs="Times New Roman"/>
+          <w:rFonts w:cs="Times New Roman"/>
           <w:sz w:val="24"/>
           <w:szCs w:val="24"/>
         </w:rPr>
@@ -4174,7 +4008,7 @@
       </w:r>
       <w:r>
         <w:rPr>
-          <w:rFonts w:ascii="Times New Roman" w:hAnsi="Times New Roman" w:cs="Times New Roman"/>
+          <w:rFonts w:cs="Times New Roman"/>
           <w:sz w:val="24"/>
           <w:szCs w:val="24"/>
         </w:rPr>
@@ -4182,7 +4016,7 @@
       </w:r>
       <w:r>
         <w:rPr>
-          <w:rFonts w:ascii="Times New Roman" w:hAnsi="Times New Roman" w:cs="Times New Roman"/>
+          <w:rFonts w:cs="Times New Roman"/>
           <w:sz w:val="24"/>
           <w:szCs w:val="24"/>
         </w:rPr>
@@ -4190,7 +4024,7 @@
       </w:r>
       <w:r>
         <w:rPr>
-          <w:rFonts w:ascii="Times New Roman" w:hAnsi="Times New Roman" w:cs="Times New Roman"/>
+          <w:rFonts w:cs="Times New Roman"/>
           <w:sz w:val="24"/>
           <w:szCs w:val="24"/>
         </w:rPr>
@@ -4198,7 +4032,7 @@
       </w:r>
       <w:r>
         <w:rPr>
-          <w:rFonts w:ascii="Times New Roman" w:hAnsi="Times New Roman" w:cs="Times New Roman"/>
+          <w:rFonts w:cs="Times New Roman"/>
           <w:noProof/>
           <w:sz w:val="24"/>
           <w:szCs w:val="24"/>
@@ -4207,7 +4041,7 @@
       </w:r>
       <w:r>
         <w:rPr>
-          <w:rFonts w:ascii="Times New Roman" w:hAnsi="Times New Roman" w:cs="Times New Roman"/>
+          <w:rFonts w:cs="Times New Roman"/>
           <w:sz w:val="24"/>
           <w:szCs w:val="24"/>
         </w:rPr>
@@ -4215,7 +4049,7 @@
       </w:r>
       <w:r>
         <w:rPr>
-          <w:rFonts w:ascii="Times New Roman" w:hAnsi="Times New Roman" w:cs="Times New Roman"/>
+          <w:rFonts w:cs="Times New Roman"/>
           <w:sz w:val="24"/>
           <w:szCs w:val="24"/>
         </w:rPr>
@@ -4223,7 +4057,7 @@
       </w:r>
       <w:r>
         <w:rPr>
-          <w:rFonts w:ascii="Times New Roman" w:hAnsi="Times New Roman" w:cs="Times New Roman"/>
+          <w:rFonts w:cs="Times New Roman"/>
           <w:sz w:val="24"/>
           <w:szCs w:val="24"/>
         </w:rPr>
@@ -4231,7 +4065,7 @@
       </w:r>
       <w:r>
         <w:rPr>
-          <w:rFonts w:ascii="Times New Roman" w:hAnsi="Times New Roman" w:cs="Times New Roman"/>
+          <w:rFonts w:cs="Times New Roman"/>
           <w:sz w:val="24"/>
           <w:szCs w:val="24"/>
         </w:rPr>
@@ -4354,14 +4188,13 @@
         <w:spacing w:after="240" w:line="360" w:lineRule="auto"/>
         <w:jc w:val="both"/>
         <w:rPr>
-          <w:rFonts w:ascii="Times New Roman" w:hAnsi="Times New Roman" w:cs="Times New Roman"/>
-          <w:sz w:val="24"/>
-          <w:szCs w:val="24"/>
-        </w:rPr>
-      </w:pPr>
-      <w:r>
-        <w:rPr>
-          <w:rFonts w:ascii="Times New Roman" w:hAnsi="Times New Roman" w:cs="Times New Roman"/>
+          <w:rFonts w:cs="Times New Roman"/>
+          <w:szCs w:val="24"/>
+        </w:rPr>
+      </w:pPr>
+      <w:r>
+        <w:rPr>
+          <w:rFonts w:cs="Times New Roman"/>
           <w:sz w:val="28"/>
           <w:szCs w:val="28"/>
         </w:rPr>
@@ -4369,16 +4202,14 @@
       </w:r>
       <w:r>
         <w:rPr>
-          <w:rFonts w:ascii="Times New Roman" w:hAnsi="Times New Roman" w:cs="Times New Roman"/>
-          <w:sz w:val="24"/>
+          <w:rFonts w:cs="Times New Roman"/>
           <w:szCs w:val="24"/>
         </w:rPr>
         <w:t xml:space="preserve">. </w:t>
       </w:r>
       <w:r>
         <w:rPr>
-          <w:rFonts w:ascii="Times New Roman" w:hAnsi="Times New Roman" w:cs="Times New Roman"/>
-          <w:sz w:val="24"/>
+          <w:rFonts w:cs="Times New Roman"/>
           <w:szCs w:val="24"/>
         </w:rPr>
         <w:t>User Authentication &amp; Profiles</w:t>
@@ -4394,15 +4225,13 @@
         <w:spacing w:after="240" w:line="360" w:lineRule="auto"/>
         <w:jc w:val="both"/>
         <w:rPr>
-          <w:rFonts w:ascii="Times New Roman" w:eastAsia="Times New Roman" w:hAnsi="Times New Roman" w:cs="Times New Roman"/>
-          <w:sz w:val="24"/>
-          <w:szCs w:val="24"/>
-        </w:rPr>
-      </w:pPr>
-      <w:r>
-        <w:rPr>
-          <w:rFonts w:ascii="Times New Roman" w:eastAsia="Times New Roman" w:hAnsi="Times New Roman" w:cs="Times New Roman"/>
-          <w:sz w:val="24"/>
+          <w:rFonts w:eastAsia="Times New Roman" w:cs="Times New Roman"/>
+          <w:szCs w:val="24"/>
+        </w:rPr>
+      </w:pPr>
+      <w:r>
+        <w:rPr>
+          <w:rFonts w:eastAsia="Times New Roman" w:cs="Times New Roman"/>
           <w:szCs w:val="24"/>
         </w:rPr>
         <w:t xml:space="preserve">Register users with email and password </w:t>
@@ -4418,15 +4247,13 @@
         <w:spacing w:after="240" w:line="360" w:lineRule="auto"/>
         <w:jc w:val="both"/>
         <w:rPr>
-          <w:rFonts w:ascii="Times New Roman" w:eastAsia="Times New Roman" w:hAnsi="Times New Roman" w:cs="Times New Roman"/>
-          <w:sz w:val="24"/>
-          <w:szCs w:val="24"/>
-        </w:rPr>
-      </w:pPr>
-      <w:r>
-        <w:rPr>
-          <w:rFonts w:ascii="Times New Roman" w:eastAsia="Times New Roman" w:hAnsi="Times New Roman" w:cs="Times New Roman"/>
-          <w:sz w:val="24"/>
+          <w:rFonts w:eastAsia="Times New Roman" w:cs="Times New Roman"/>
+          <w:szCs w:val="24"/>
+        </w:rPr>
+      </w:pPr>
+      <w:r>
+        <w:rPr>
+          <w:rFonts w:eastAsia="Times New Roman" w:cs="Times New Roman"/>
           <w:szCs w:val="24"/>
         </w:rPr>
         <w:t xml:space="preserve">Login users securely into the system </w:t>
@@ -4442,15 +4269,13 @@
         <w:spacing w:after="240" w:line="360" w:lineRule="auto"/>
         <w:jc w:val="both"/>
         <w:rPr>
-          <w:rFonts w:ascii="Times New Roman" w:eastAsia="Times New Roman" w:hAnsi="Times New Roman" w:cs="Times New Roman"/>
-          <w:sz w:val="24"/>
-          <w:szCs w:val="24"/>
-        </w:rPr>
-      </w:pPr>
-      <w:r>
-        <w:rPr>
-          <w:rFonts w:ascii="Times New Roman" w:eastAsia="Times New Roman" w:hAnsi="Times New Roman" w:cs="Times New Roman"/>
-          <w:sz w:val="24"/>
+          <w:rFonts w:eastAsia="Times New Roman" w:cs="Times New Roman"/>
+          <w:szCs w:val="24"/>
+        </w:rPr>
+      </w:pPr>
+      <w:r>
+        <w:rPr>
+          <w:rFonts w:eastAsia="Times New Roman" w:cs="Times New Roman"/>
           <w:szCs w:val="24"/>
         </w:rPr>
         <w:t xml:space="preserve">Create and manage user profiles (name, course, details) </w:t>
@@ -4466,15 +4291,13 @@
         <w:spacing w:after="240" w:line="360" w:lineRule="auto"/>
         <w:jc w:val="both"/>
         <w:rPr>
-          <w:rFonts w:ascii="Times New Roman" w:eastAsia="Times New Roman" w:hAnsi="Times New Roman" w:cs="Times New Roman"/>
-          <w:sz w:val="24"/>
-          <w:szCs w:val="24"/>
-        </w:rPr>
-      </w:pPr>
-      <w:r>
-        <w:rPr>
-          <w:rFonts w:ascii="Times New Roman" w:eastAsia="Times New Roman" w:hAnsi="Times New Roman" w:cs="Times New Roman"/>
-          <w:sz w:val="24"/>
+          <w:rFonts w:eastAsia="Times New Roman" w:cs="Times New Roman"/>
+          <w:szCs w:val="24"/>
+        </w:rPr>
+      </w:pPr>
+      <w:r>
+        <w:rPr>
+          <w:rFonts w:eastAsia="Times New Roman" w:cs="Times New Roman"/>
           <w:szCs w:val="24"/>
         </w:rPr>
         <w:t>Store passwords in encrypted form</w:t>
@@ -4485,31 +4308,27 @@
         <w:spacing w:after="240" w:line="360" w:lineRule="auto"/>
         <w:jc w:val="both"/>
         <w:rPr>
-          <w:rFonts w:ascii="Times New Roman" w:hAnsi="Times New Roman" w:cs="Times New Roman"/>
-          <w:sz w:val="24"/>
-          <w:szCs w:val="24"/>
-        </w:rPr>
-      </w:pPr>
-      <w:r>
-        <w:rPr>
-          <w:rFonts w:ascii="Times New Roman" w:hAnsi="Times New Roman" w:cs="Times New Roman"/>
-          <w:sz w:val="24"/>
+          <w:rFonts w:cs="Times New Roman"/>
+          <w:szCs w:val="24"/>
+        </w:rPr>
+      </w:pPr>
+      <w:r>
+        <w:rPr>
+          <w:rFonts w:cs="Times New Roman"/>
           <w:szCs w:val="24"/>
         </w:rPr>
         <w:t>2.</w:t>
       </w:r>
       <w:r>
         <w:rPr>
-          <w:rFonts w:ascii="Times New Roman" w:hAnsi="Times New Roman" w:cs="Times New Roman"/>
-          <w:sz w:val="24"/>
+          <w:rFonts w:cs="Times New Roman"/>
           <w:szCs w:val="24"/>
         </w:rPr>
         <w:t xml:space="preserve"> </w:t>
       </w:r>
       <w:r>
         <w:rPr>
-          <w:rFonts w:ascii="Times New Roman" w:hAnsi="Times New Roman" w:cs="Times New Roman"/>
-          <w:sz w:val="24"/>
+          <w:rFonts w:cs="Times New Roman"/>
           <w:szCs w:val="24"/>
         </w:rPr>
         <w:t>Upload &amp; Resource Management</w:t>
@@ -4525,15 +4344,13 @@
         <w:spacing w:after="240" w:line="360" w:lineRule="auto"/>
         <w:jc w:val="both"/>
         <w:rPr>
-          <w:rFonts w:ascii="Times New Roman" w:eastAsia="Times New Roman" w:hAnsi="Times New Roman" w:cs="Times New Roman"/>
-          <w:sz w:val="24"/>
-          <w:szCs w:val="24"/>
-        </w:rPr>
-      </w:pPr>
-      <w:r>
-        <w:rPr>
-          <w:rFonts w:ascii="Times New Roman" w:eastAsia="Times New Roman" w:hAnsi="Times New Roman" w:cs="Times New Roman"/>
-          <w:sz w:val="24"/>
+          <w:rFonts w:eastAsia="Times New Roman" w:cs="Times New Roman"/>
+          <w:szCs w:val="24"/>
+        </w:rPr>
+      </w:pPr>
+      <w:r>
+        <w:rPr>
+          <w:rFonts w:eastAsia="Times New Roman" w:cs="Times New Roman"/>
           <w:szCs w:val="24"/>
         </w:rPr>
         <w:t xml:space="preserve">Upload study materials (notes, assignments, past papers) </w:t>
@@ -4549,15 +4366,13 @@
         <w:spacing w:after="240" w:line="360" w:lineRule="auto"/>
         <w:jc w:val="both"/>
         <w:rPr>
-          <w:rFonts w:ascii="Times New Roman" w:eastAsia="Times New Roman" w:hAnsi="Times New Roman" w:cs="Times New Roman"/>
-          <w:sz w:val="24"/>
-          <w:szCs w:val="24"/>
-        </w:rPr>
-      </w:pPr>
-      <w:r>
-        <w:rPr>
-          <w:rFonts w:ascii="Times New Roman" w:eastAsia="Times New Roman" w:hAnsi="Times New Roman" w:cs="Times New Roman"/>
-          <w:sz w:val="24"/>
+          <w:rFonts w:eastAsia="Times New Roman" w:cs="Times New Roman"/>
+          <w:szCs w:val="24"/>
+        </w:rPr>
+      </w:pPr>
+      <w:r>
+        <w:rPr>
+          <w:rFonts w:eastAsia="Times New Roman" w:cs="Times New Roman"/>
           <w:szCs w:val="24"/>
         </w:rPr>
         <w:t xml:space="preserve">Add subject, course, and keyword details </w:t>
@@ -4573,15 +4388,13 @@
         <w:spacing w:after="240" w:line="360" w:lineRule="auto"/>
         <w:jc w:val="both"/>
         <w:rPr>
-          <w:rFonts w:ascii="Times New Roman" w:eastAsia="Times New Roman" w:hAnsi="Times New Roman" w:cs="Times New Roman"/>
-          <w:sz w:val="24"/>
-          <w:szCs w:val="24"/>
-        </w:rPr>
-      </w:pPr>
-      <w:r>
-        <w:rPr>
-          <w:rFonts w:ascii="Times New Roman" w:eastAsia="Times New Roman" w:hAnsi="Times New Roman" w:cs="Times New Roman"/>
-          <w:sz w:val="24"/>
+          <w:rFonts w:eastAsia="Times New Roman" w:cs="Times New Roman"/>
+          <w:szCs w:val="24"/>
+        </w:rPr>
+      </w:pPr>
+      <w:r>
+        <w:rPr>
+          <w:rFonts w:eastAsia="Times New Roman" w:cs="Times New Roman"/>
           <w:szCs w:val="24"/>
         </w:rPr>
         <w:t xml:space="preserve">Search and download resources </w:t>
@@ -4597,15 +4410,13 @@
         <w:spacing w:after="240" w:line="360" w:lineRule="auto"/>
         <w:jc w:val="both"/>
         <w:rPr>
-          <w:rFonts w:ascii="Times New Roman" w:hAnsi="Times New Roman" w:cs="Times New Roman"/>
-          <w:sz w:val="24"/>
-          <w:szCs w:val="24"/>
-        </w:rPr>
-      </w:pPr>
-      <w:r>
-        <w:rPr>
-          <w:rFonts w:ascii="Times New Roman" w:eastAsia="Times New Roman" w:hAnsi="Times New Roman" w:cs="Times New Roman"/>
-          <w:sz w:val="24"/>
+          <w:rFonts w:cs="Times New Roman"/>
+          <w:szCs w:val="24"/>
+        </w:rPr>
+      </w:pPr>
+      <w:r>
+        <w:rPr>
+          <w:rFonts w:eastAsia="Times New Roman" w:cs="Times New Roman"/>
           <w:szCs w:val="24"/>
         </w:rPr>
         <w:t>Preview available materials</w:t>
@@ -4616,31 +4427,27 @@
         <w:spacing w:after="240" w:line="360" w:lineRule="auto"/>
         <w:jc w:val="both"/>
         <w:rPr>
-          <w:rFonts w:ascii="Times New Roman" w:hAnsi="Times New Roman" w:cs="Times New Roman"/>
-          <w:sz w:val="24"/>
-          <w:szCs w:val="24"/>
-        </w:rPr>
-      </w:pPr>
-      <w:r>
-        <w:rPr>
-          <w:rFonts w:ascii="Times New Roman" w:hAnsi="Times New Roman" w:cs="Times New Roman"/>
-          <w:sz w:val="24"/>
+          <w:rFonts w:cs="Times New Roman"/>
+          <w:szCs w:val="24"/>
+        </w:rPr>
+      </w:pPr>
+      <w:r>
+        <w:rPr>
+          <w:rFonts w:cs="Times New Roman"/>
           <w:szCs w:val="24"/>
         </w:rPr>
         <w:t>3.</w:t>
       </w:r>
       <w:r>
         <w:rPr>
-          <w:rFonts w:ascii="Times New Roman" w:hAnsi="Times New Roman" w:cs="Times New Roman"/>
-          <w:sz w:val="24"/>
+          <w:rFonts w:cs="Times New Roman"/>
           <w:szCs w:val="24"/>
         </w:rPr>
         <w:t xml:space="preserve">  </w:t>
       </w:r>
       <w:r>
         <w:rPr>
-          <w:rFonts w:ascii="Times New Roman" w:hAnsi="Times New Roman" w:cs="Times New Roman"/>
-          <w:sz w:val="24"/>
+          <w:rFonts w:cs="Times New Roman"/>
           <w:szCs w:val="24"/>
         </w:rPr>
         <w:t>Request Board</w:t>
@@ -4656,15 +4463,13 @@
         <w:spacing w:after="240" w:line="360" w:lineRule="auto"/>
         <w:jc w:val="both"/>
         <w:rPr>
-          <w:rFonts w:ascii="Times New Roman" w:eastAsia="Times New Roman" w:hAnsi="Times New Roman" w:cs="Times New Roman"/>
-          <w:sz w:val="24"/>
-          <w:szCs w:val="24"/>
-        </w:rPr>
-      </w:pPr>
-      <w:r>
-        <w:rPr>
-          <w:rFonts w:ascii="Times New Roman" w:eastAsia="Times New Roman" w:hAnsi="Times New Roman" w:cs="Times New Roman"/>
-          <w:sz w:val="24"/>
+          <w:rFonts w:eastAsia="Times New Roman" w:cs="Times New Roman"/>
+          <w:szCs w:val="24"/>
+        </w:rPr>
+      </w:pPr>
+      <w:r>
+        <w:rPr>
+          <w:rFonts w:eastAsia="Times New Roman" w:cs="Times New Roman"/>
           <w:szCs w:val="24"/>
         </w:rPr>
         <w:t xml:space="preserve">Post requests for specific study materials </w:t>
@@ -4680,15 +4485,13 @@
         <w:spacing w:after="240" w:line="360" w:lineRule="auto"/>
         <w:jc w:val="both"/>
         <w:rPr>
-          <w:rFonts w:ascii="Times New Roman" w:eastAsia="Times New Roman" w:hAnsi="Times New Roman" w:cs="Times New Roman"/>
-          <w:sz w:val="24"/>
-          <w:szCs w:val="24"/>
-        </w:rPr>
-      </w:pPr>
-      <w:r>
-        <w:rPr>
-          <w:rFonts w:ascii="Times New Roman" w:eastAsia="Times New Roman" w:hAnsi="Times New Roman" w:cs="Times New Roman"/>
-          <w:sz w:val="24"/>
+          <w:rFonts w:eastAsia="Times New Roman" w:cs="Times New Roman"/>
+          <w:szCs w:val="24"/>
+        </w:rPr>
+      </w:pPr>
+      <w:r>
+        <w:rPr>
+          <w:rFonts w:eastAsia="Times New Roman" w:cs="Times New Roman"/>
           <w:szCs w:val="24"/>
         </w:rPr>
         <w:t xml:space="preserve">Add subject and description in requests </w:t>
@@ -4704,15 +4507,13 @@
         <w:spacing w:after="240" w:line="360" w:lineRule="auto"/>
         <w:jc w:val="both"/>
         <w:rPr>
-          <w:rFonts w:ascii="Times New Roman" w:eastAsia="Times New Roman" w:hAnsi="Times New Roman" w:cs="Times New Roman"/>
-          <w:sz w:val="24"/>
-          <w:szCs w:val="24"/>
-        </w:rPr>
-      </w:pPr>
-      <w:r>
-        <w:rPr>
-          <w:rFonts w:ascii="Times New Roman" w:eastAsia="Times New Roman" w:hAnsi="Times New Roman" w:cs="Times New Roman"/>
-          <w:sz w:val="24"/>
+          <w:rFonts w:eastAsia="Times New Roman" w:cs="Times New Roman"/>
+          <w:szCs w:val="24"/>
+        </w:rPr>
+      </w:pPr>
+      <w:r>
+        <w:rPr>
+          <w:rFonts w:eastAsia="Times New Roman" w:cs="Times New Roman"/>
           <w:szCs w:val="24"/>
         </w:rPr>
         <w:t xml:space="preserve">Respond to requests by uploading resources </w:t>
@@ -4728,15 +4529,13 @@
         <w:spacing w:after="240" w:line="360" w:lineRule="auto"/>
         <w:jc w:val="both"/>
         <w:rPr>
-          <w:rFonts w:ascii="Times New Roman" w:eastAsia="Times New Roman" w:hAnsi="Times New Roman" w:cs="Times New Roman"/>
-          <w:sz w:val="24"/>
-          <w:szCs w:val="24"/>
-        </w:rPr>
-      </w:pPr>
-      <w:r>
-        <w:rPr>
-          <w:rFonts w:ascii="Times New Roman" w:eastAsia="Times New Roman" w:hAnsi="Times New Roman" w:cs="Times New Roman"/>
-          <w:sz w:val="24"/>
+          <w:rFonts w:eastAsia="Times New Roman" w:cs="Times New Roman"/>
+          <w:szCs w:val="24"/>
+        </w:rPr>
+      </w:pPr>
+      <w:r>
+        <w:rPr>
+          <w:rFonts w:eastAsia="Times New Roman" w:cs="Times New Roman"/>
           <w:szCs w:val="24"/>
         </w:rPr>
         <w:t>Update request status (Open / Fulfilled)</w:t>
@@ -4747,31 +4546,27 @@
         <w:spacing w:after="240" w:line="360" w:lineRule="auto"/>
         <w:jc w:val="both"/>
         <w:rPr>
-          <w:rFonts w:ascii="Times New Roman" w:hAnsi="Times New Roman" w:cs="Times New Roman"/>
-          <w:sz w:val="24"/>
-          <w:szCs w:val="24"/>
-        </w:rPr>
-      </w:pPr>
-      <w:r>
-        <w:rPr>
-          <w:rFonts w:ascii="Times New Roman" w:hAnsi="Times New Roman" w:cs="Times New Roman"/>
-          <w:sz w:val="24"/>
+          <w:rFonts w:cs="Times New Roman"/>
+          <w:szCs w:val="24"/>
+        </w:rPr>
+      </w:pPr>
+      <w:r>
+        <w:rPr>
+          <w:rFonts w:cs="Times New Roman"/>
           <w:szCs w:val="24"/>
         </w:rPr>
         <w:t>4.</w:t>
       </w:r>
       <w:r>
         <w:rPr>
-          <w:rFonts w:ascii="Times New Roman" w:hAnsi="Times New Roman" w:cs="Times New Roman"/>
-          <w:sz w:val="24"/>
+          <w:rFonts w:cs="Times New Roman"/>
           <w:szCs w:val="24"/>
         </w:rPr>
         <w:t xml:space="preserve"> </w:t>
       </w:r>
       <w:r>
         <w:rPr>
-          <w:rFonts w:ascii="Times New Roman" w:hAnsi="Times New Roman" w:cs="Times New Roman"/>
-          <w:sz w:val="24"/>
+          <w:rFonts w:cs="Times New Roman"/>
           <w:szCs w:val="24"/>
         </w:rPr>
         <w:t>Search &amp; Filters</w:t>
@@ -4787,15 +4582,13 @@
         <w:spacing w:line="360" w:lineRule="auto"/>
         <w:jc w:val="both"/>
         <w:rPr>
-          <w:rFonts w:ascii="Times New Roman" w:eastAsia="Times New Roman" w:hAnsi="Times New Roman" w:cs="Times New Roman"/>
-          <w:sz w:val="24"/>
-          <w:szCs w:val="24"/>
-        </w:rPr>
-      </w:pPr>
-      <w:r>
-        <w:rPr>
-          <w:rFonts w:ascii="Times New Roman" w:eastAsia="Times New Roman" w:hAnsi="Times New Roman" w:cs="Times New Roman"/>
-          <w:sz w:val="24"/>
+          <w:rFonts w:eastAsia="Times New Roman" w:cs="Times New Roman"/>
+          <w:szCs w:val="24"/>
+        </w:rPr>
+      </w:pPr>
+      <w:r>
+        <w:rPr>
+          <w:rFonts w:eastAsia="Times New Roman" w:cs="Times New Roman"/>
           <w:szCs w:val="24"/>
         </w:rPr>
         <w:t xml:space="preserve">Search resources using keywords or subjects </w:t>
@@ -4811,15 +4604,13 @@
         <w:spacing w:line="360" w:lineRule="auto"/>
         <w:jc w:val="both"/>
         <w:rPr>
-          <w:rFonts w:ascii="Times New Roman" w:eastAsia="Times New Roman" w:hAnsi="Times New Roman" w:cs="Times New Roman"/>
-          <w:sz w:val="24"/>
-          <w:szCs w:val="24"/>
-        </w:rPr>
-      </w:pPr>
-      <w:r>
-        <w:rPr>
-          <w:rFonts w:ascii="Times New Roman" w:eastAsia="Times New Roman" w:hAnsi="Times New Roman" w:cs="Times New Roman"/>
-          <w:sz w:val="24"/>
+          <w:rFonts w:eastAsia="Times New Roman" w:cs="Times New Roman"/>
+          <w:szCs w:val="24"/>
+        </w:rPr>
+      </w:pPr>
+      <w:r>
+        <w:rPr>
+          <w:rFonts w:eastAsia="Times New Roman" w:cs="Times New Roman"/>
           <w:szCs w:val="24"/>
         </w:rPr>
         <w:t xml:space="preserve">Filter resources by category or type </w:t>
@@ -4835,15 +4626,13 @@
         <w:spacing w:line="360" w:lineRule="auto"/>
         <w:jc w:val="both"/>
         <w:rPr>
-          <w:rFonts w:ascii="Times New Roman" w:eastAsia="Times New Roman" w:hAnsi="Times New Roman" w:cs="Times New Roman"/>
-          <w:sz w:val="24"/>
-          <w:szCs w:val="24"/>
-        </w:rPr>
-      </w:pPr>
-      <w:r>
-        <w:rPr>
-          <w:rFonts w:ascii="Times New Roman" w:eastAsia="Times New Roman" w:hAnsi="Times New Roman" w:cs="Times New Roman"/>
-          <w:sz w:val="24"/>
+          <w:rFonts w:eastAsia="Times New Roman" w:cs="Times New Roman"/>
+          <w:szCs w:val="24"/>
+        </w:rPr>
+      </w:pPr>
+      <w:r>
+        <w:rPr>
+          <w:rFonts w:eastAsia="Times New Roman" w:cs="Times New Roman"/>
           <w:szCs w:val="24"/>
         </w:rPr>
         <w:t>Sort results for easy access</w:t>
@@ -4854,35 +4643,31 @@
         <w:spacing w:line="360" w:lineRule="auto"/>
         <w:jc w:val="both"/>
         <w:rPr>
-          <w:rFonts w:ascii="Times New Roman" w:hAnsi="Times New Roman" w:cs="Times New Roman"/>
-          <w:sz w:val="24"/>
-          <w:szCs w:val="24"/>
-        </w:rPr>
-      </w:pPr>
-      <w:r>
-        <w:rPr>
-          <w:rFonts w:ascii="Times New Roman" w:eastAsia="Times New Roman" w:hAnsi="Times New Roman" w:cs="Times New Roman"/>
+          <w:rFonts w:cs="Times New Roman"/>
+          <w:szCs w:val="24"/>
+        </w:rPr>
+      </w:pPr>
+      <w:r>
+        <w:rPr>
+          <w:rFonts w:eastAsia="Times New Roman" w:cs="Times New Roman"/>
           <w:b/>
           <w:bCs/>
-          <w:sz w:val="24"/>
           <w:szCs w:val="24"/>
         </w:rPr>
         <w:t>5.</w:t>
       </w:r>
       <w:r>
         <w:rPr>
-          <w:rFonts w:ascii="Times New Roman" w:eastAsia="Times New Roman" w:hAnsi="Times New Roman" w:cs="Times New Roman"/>
+          <w:rFonts w:eastAsia="Times New Roman" w:cs="Times New Roman"/>
           <w:b/>
           <w:bCs/>
-          <w:sz w:val="24"/>
           <w:szCs w:val="24"/>
         </w:rPr>
         <w:t xml:space="preserve"> </w:t>
       </w:r>
       <w:r>
         <w:rPr>
-          <w:rFonts w:ascii="Times New Roman" w:hAnsi="Times New Roman" w:cs="Times New Roman"/>
-          <w:sz w:val="24"/>
+          <w:rFonts w:cs="Times New Roman"/>
           <w:szCs w:val="24"/>
         </w:rPr>
         <w:t>Resource Interaction</w:t>
@@ -4898,15 +4683,13 @@
         <w:spacing w:line="360" w:lineRule="auto"/>
         <w:jc w:val="both"/>
         <w:rPr>
-          <w:rFonts w:ascii="Times New Roman" w:eastAsia="Times New Roman" w:hAnsi="Times New Roman" w:cs="Times New Roman"/>
-          <w:sz w:val="24"/>
-          <w:szCs w:val="24"/>
-        </w:rPr>
-      </w:pPr>
-      <w:r>
-        <w:rPr>
-          <w:rFonts w:ascii="Times New Roman" w:eastAsia="Times New Roman" w:hAnsi="Times New Roman" w:cs="Times New Roman"/>
-          <w:sz w:val="24"/>
+          <w:rFonts w:eastAsia="Times New Roman" w:cs="Times New Roman"/>
+          <w:szCs w:val="24"/>
+        </w:rPr>
+      </w:pPr>
+      <w:r>
+        <w:rPr>
+          <w:rFonts w:eastAsia="Times New Roman" w:cs="Times New Roman"/>
           <w:szCs w:val="24"/>
         </w:rPr>
         <w:t xml:space="preserve">View and download study materials </w:t>
@@ -4922,15 +4705,13 @@
         <w:spacing w:line="360" w:lineRule="auto"/>
         <w:jc w:val="both"/>
         <w:rPr>
-          <w:rFonts w:ascii="Times New Roman" w:eastAsia="Times New Roman" w:hAnsi="Times New Roman" w:cs="Times New Roman"/>
-          <w:sz w:val="24"/>
-          <w:szCs w:val="24"/>
-        </w:rPr>
-      </w:pPr>
-      <w:r>
-        <w:rPr>
-          <w:rFonts w:ascii="Times New Roman" w:eastAsia="Times New Roman" w:hAnsi="Times New Roman" w:cs="Times New Roman"/>
-          <w:sz w:val="24"/>
+          <w:rFonts w:eastAsia="Times New Roman" w:cs="Times New Roman"/>
+          <w:szCs w:val="24"/>
+        </w:rPr>
+      </w:pPr>
+      <w:r>
+        <w:rPr>
+          <w:rFonts w:eastAsia="Times New Roman" w:cs="Times New Roman"/>
           <w:szCs w:val="24"/>
         </w:rPr>
         <w:t xml:space="preserve">Rate or give feedback on resources </w:t>
@@ -4946,15 +4727,13 @@
         <w:spacing w:line="360" w:lineRule="auto"/>
         <w:jc w:val="both"/>
         <w:rPr>
-          <w:rFonts w:ascii="Times New Roman" w:eastAsia="Times New Roman" w:hAnsi="Times New Roman" w:cs="Times New Roman"/>
-          <w:sz w:val="24"/>
-          <w:szCs w:val="24"/>
-        </w:rPr>
-      </w:pPr>
-      <w:r>
-        <w:rPr>
-          <w:rFonts w:ascii="Times New Roman" w:eastAsia="Times New Roman" w:hAnsi="Times New Roman" w:cs="Times New Roman"/>
-          <w:sz w:val="24"/>
+          <w:rFonts w:eastAsia="Times New Roman" w:cs="Times New Roman"/>
+          <w:szCs w:val="24"/>
+        </w:rPr>
+      </w:pPr>
+      <w:r>
+        <w:rPr>
+          <w:rFonts w:eastAsia="Times New Roman" w:cs="Times New Roman"/>
           <w:szCs w:val="24"/>
         </w:rPr>
         <w:lastRenderedPageBreak/>
@@ -4962,8 +4741,7 @@
       </w:r>
       <w:r>
         <w:rPr>
-          <w:rFonts w:ascii="Times New Roman" w:eastAsia="Times New Roman" w:hAnsi="Times New Roman" w:cs="Times New Roman"/>
-          <w:sz w:val="24"/>
+          <w:rFonts w:eastAsia="Times New Roman" w:cs="Times New Roman"/>
           <w:szCs w:val="24"/>
         </w:rPr>
         <w:t xml:space="preserve">. </w:t>
@@ -4974,31 +4752,27 @@
         <w:spacing w:line="360" w:lineRule="auto"/>
         <w:jc w:val="both"/>
         <w:rPr>
-          <w:rFonts w:ascii="Times New Roman" w:hAnsi="Times New Roman" w:cs="Times New Roman"/>
-          <w:sz w:val="24"/>
-          <w:szCs w:val="24"/>
-        </w:rPr>
-      </w:pPr>
-      <w:r>
-        <w:rPr>
-          <w:rFonts w:ascii="Times New Roman" w:hAnsi="Times New Roman" w:cs="Times New Roman"/>
-          <w:sz w:val="24"/>
+          <w:rFonts w:cs="Times New Roman"/>
+          <w:szCs w:val="24"/>
+        </w:rPr>
+      </w:pPr>
+      <w:r>
+        <w:rPr>
+          <w:rFonts w:cs="Times New Roman"/>
           <w:szCs w:val="24"/>
         </w:rPr>
         <w:t>6.</w:t>
       </w:r>
       <w:r>
         <w:rPr>
-          <w:rFonts w:ascii="Times New Roman" w:hAnsi="Times New Roman" w:cs="Times New Roman"/>
-          <w:sz w:val="24"/>
+          <w:rFonts w:cs="Times New Roman"/>
           <w:szCs w:val="24"/>
         </w:rPr>
         <w:t xml:space="preserve"> </w:t>
       </w:r>
       <w:r>
         <w:rPr>
-          <w:rFonts w:ascii="Times New Roman" w:hAnsi="Times New Roman" w:cs="Times New Roman"/>
-          <w:sz w:val="24"/>
+          <w:rFonts w:cs="Times New Roman"/>
           <w:szCs w:val="24"/>
         </w:rPr>
         <w:t>Admin Management</w:t>
@@ -5014,15 +4788,13 @@
         <w:spacing w:line="360" w:lineRule="auto"/>
         <w:jc w:val="both"/>
         <w:rPr>
-          <w:rFonts w:ascii="Times New Roman" w:hAnsi="Times New Roman" w:cs="Times New Roman"/>
-          <w:sz w:val="24"/>
-          <w:szCs w:val="24"/>
-        </w:rPr>
-      </w:pPr>
-      <w:r>
-        <w:rPr>
-          <w:rFonts w:ascii="Times New Roman" w:hAnsi="Times New Roman" w:cs="Times New Roman"/>
-          <w:sz w:val="24"/>
+          <w:rFonts w:cs="Times New Roman"/>
+          <w:szCs w:val="24"/>
+        </w:rPr>
+      </w:pPr>
+      <w:r>
+        <w:rPr>
+          <w:rFonts w:cs="Times New Roman"/>
           <w:szCs w:val="24"/>
         </w:rPr>
         <w:t xml:space="preserve">Manage users and uploaded content </w:t>
@@ -5038,15 +4810,13 @@
         <w:spacing w:line="360" w:lineRule="auto"/>
         <w:jc w:val="both"/>
         <w:rPr>
-          <w:rFonts w:ascii="Times New Roman" w:hAnsi="Times New Roman" w:cs="Times New Roman"/>
-          <w:sz w:val="24"/>
-          <w:szCs w:val="24"/>
-        </w:rPr>
-      </w:pPr>
-      <w:r>
-        <w:rPr>
-          <w:rFonts w:ascii="Times New Roman" w:hAnsi="Times New Roman" w:cs="Times New Roman"/>
-          <w:sz w:val="24"/>
+          <w:rFonts w:cs="Times New Roman"/>
+          <w:szCs w:val="24"/>
+        </w:rPr>
+      </w:pPr>
+      <w:r>
+        <w:rPr>
+          <w:rFonts w:cs="Times New Roman"/>
           <w:szCs w:val="24"/>
         </w:rPr>
         <w:t xml:space="preserve">Remove invalid or duplicate resources </w:t>
@@ -5062,15 +4832,13 @@
         <w:spacing w:line="360" w:lineRule="auto"/>
         <w:jc w:val="both"/>
         <w:rPr>
-          <w:rFonts w:ascii="Times New Roman" w:hAnsi="Times New Roman" w:cs="Times New Roman"/>
-          <w:sz w:val="24"/>
-          <w:szCs w:val="24"/>
-        </w:rPr>
-      </w:pPr>
-      <w:r>
-        <w:rPr>
-          <w:rFonts w:ascii="Times New Roman" w:hAnsi="Times New Roman" w:cs="Times New Roman"/>
-          <w:sz w:val="24"/>
+          <w:rFonts w:cs="Times New Roman"/>
+          <w:szCs w:val="24"/>
+        </w:rPr>
+      </w:pPr>
+      <w:r>
+        <w:rPr>
+          <w:rFonts w:cs="Times New Roman"/>
           <w:szCs w:val="24"/>
         </w:rPr>
         <w:t xml:space="preserve">Monitor system activities </w:t>
@@ -5082,7 +4850,7 @@
         <w:jc w:val="both"/>
         <w:outlineLvl w:val="1"/>
         <w:rPr>
-          <w:rFonts w:ascii="Times New Roman" w:eastAsia="Times New Roman" w:hAnsi="Times New Roman" w:cs="Times New Roman"/>
+          <w:rFonts w:eastAsia="Times New Roman" w:cs="Times New Roman"/>
           <w:b/>
           <w:bCs/>
           <w:sz w:val="28"/>
@@ -5091,7 +4859,7 @@
       </w:pPr>
       <w:r>
         <w:rPr>
-          <w:rFonts w:ascii="Times New Roman" w:eastAsia="Times New Roman" w:hAnsi="Times New Roman" w:cs="Times New Roman"/>
+          <w:rFonts w:eastAsia="Times New Roman" w:cs="Times New Roman"/>
           <w:b/>
           <w:bCs/>
           <w:sz w:val="28"/>
@@ -5102,7 +4870,7 @@
       <w:bookmarkStart w:id="19" w:name="_Toc229078649"/>
       <w:r>
         <w:rPr>
-          <w:rFonts w:ascii="Times New Roman" w:eastAsia="Times New Roman" w:hAnsi="Times New Roman" w:cs="Times New Roman"/>
+          <w:rFonts w:eastAsia="Times New Roman" w:cs="Times New Roman"/>
           <w:b/>
           <w:bCs/>
           <w:sz w:val="28"/>
@@ -5112,7 +4880,7 @@
       </w:r>
       <w:r>
         <w:rPr>
-          <w:rFonts w:ascii="Times New Roman" w:eastAsia="Times New Roman" w:hAnsi="Times New Roman" w:cs="Times New Roman"/>
+          <w:rFonts w:eastAsia="Times New Roman" w:cs="Times New Roman"/>
           <w:b/>
           <w:bCs/>
           <w:sz w:val="28"/>
@@ -5122,7 +4890,7 @@
       </w:r>
       <w:r>
         <w:rPr>
-          <w:rFonts w:ascii="Times New Roman" w:eastAsia="Times New Roman" w:hAnsi="Times New Roman" w:cs="Times New Roman"/>
+          <w:rFonts w:eastAsia="Times New Roman" w:cs="Times New Roman"/>
           <w:b/>
           <w:bCs/>
           <w:sz w:val="28"/>
@@ -5137,39 +4905,34 @@
         <w:spacing w:line="360" w:lineRule="auto"/>
         <w:jc w:val="both"/>
         <w:rPr>
-          <w:rFonts w:ascii="Times New Roman" w:hAnsi="Times New Roman" w:cs="Times New Roman"/>
-          <w:sz w:val="24"/>
-          <w:szCs w:val="24"/>
-        </w:rPr>
-      </w:pPr>
-      <w:r>
-        <w:rPr>
-          <w:rFonts w:ascii="Times New Roman" w:hAnsi="Times New Roman" w:cs="Times New Roman"/>
-          <w:sz w:val="24"/>
+          <w:rFonts w:cs="Times New Roman"/>
+          <w:szCs w:val="24"/>
+        </w:rPr>
+      </w:pPr>
+      <w:r>
+        <w:rPr>
+          <w:rFonts w:cs="Times New Roman"/>
           <w:szCs w:val="24"/>
         </w:rPr>
         <w:t>1.</w:t>
       </w:r>
       <w:r>
         <w:rPr>
-          <w:rFonts w:ascii="Times New Roman" w:hAnsi="Times New Roman" w:cs="Times New Roman"/>
-          <w:sz w:val="24"/>
+          <w:rFonts w:cs="Times New Roman"/>
           <w:szCs w:val="24"/>
         </w:rPr>
         <w:t xml:space="preserve">  </w:t>
       </w:r>
       <w:r>
         <w:rPr>
-          <w:rFonts w:ascii="Times New Roman" w:hAnsi="Times New Roman" w:cs="Times New Roman"/>
-          <w:sz w:val="24"/>
+          <w:rFonts w:cs="Times New Roman"/>
           <w:szCs w:val="24"/>
         </w:rPr>
         <w:t>P</w:t>
       </w:r>
       <w:r>
         <w:rPr>
-          <w:rFonts w:ascii="Times New Roman" w:hAnsi="Times New Roman" w:cs="Times New Roman"/>
-          <w:sz w:val="24"/>
+          <w:rFonts w:cs="Times New Roman"/>
           <w:szCs w:val="24"/>
         </w:rPr>
         <w:t>erformance</w:t>
@@ -5184,15 +4947,13 @@
         <w:spacing w:line="360" w:lineRule="auto"/>
         <w:jc w:val="both"/>
         <w:rPr>
-          <w:rFonts w:ascii="Times New Roman" w:eastAsia="Times New Roman" w:hAnsi="Times New Roman" w:cs="Times New Roman"/>
-          <w:sz w:val="24"/>
-          <w:szCs w:val="24"/>
-        </w:rPr>
-      </w:pPr>
-      <w:r>
-        <w:rPr>
-          <w:rFonts w:ascii="Times New Roman" w:eastAsia="Times New Roman" w:hAnsi="Times New Roman" w:cs="Times New Roman"/>
-          <w:sz w:val="24"/>
+          <w:rFonts w:eastAsia="Times New Roman" w:cs="Times New Roman"/>
+          <w:szCs w:val="24"/>
+        </w:rPr>
+      </w:pPr>
+      <w:r>
+        <w:rPr>
+          <w:rFonts w:eastAsia="Times New Roman" w:cs="Times New Roman"/>
           <w:szCs w:val="24"/>
         </w:rPr>
         <w:t xml:space="preserve">Ensure fast search and response time </w:t>
@@ -5207,15 +4968,13 @@
         <w:spacing w:line="360" w:lineRule="auto"/>
         <w:jc w:val="both"/>
         <w:rPr>
-          <w:rFonts w:ascii="Times New Roman" w:eastAsia="Times New Roman" w:hAnsi="Times New Roman" w:cs="Times New Roman"/>
-          <w:sz w:val="24"/>
-          <w:szCs w:val="24"/>
-        </w:rPr>
-      </w:pPr>
-      <w:r>
-        <w:rPr>
-          <w:rFonts w:ascii="Times New Roman" w:eastAsia="Times New Roman" w:hAnsi="Times New Roman" w:cs="Times New Roman"/>
-          <w:sz w:val="24"/>
+          <w:rFonts w:eastAsia="Times New Roman" w:cs="Times New Roman"/>
+          <w:szCs w:val="24"/>
+        </w:rPr>
+      </w:pPr>
+      <w:r>
+        <w:rPr>
+          <w:rFonts w:eastAsia="Times New Roman" w:cs="Times New Roman"/>
           <w:szCs w:val="24"/>
         </w:rPr>
         <w:t xml:space="preserve">Support smooth system operation </w:t>
@@ -5226,23 +4985,20 @@
         <w:spacing w:line="360" w:lineRule="auto"/>
         <w:jc w:val="both"/>
         <w:rPr>
-          <w:rFonts w:ascii="Times New Roman" w:hAnsi="Times New Roman" w:cs="Times New Roman"/>
-          <w:sz w:val="24"/>
-          <w:szCs w:val="24"/>
-        </w:rPr>
-      </w:pPr>
-      <w:r>
-        <w:rPr>
-          <w:rFonts w:ascii="Times New Roman" w:hAnsi="Times New Roman" w:cs="Times New Roman"/>
-          <w:sz w:val="24"/>
+          <w:rFonts w:cs="Times New Roman"/>
+          <w:szCs w:val="24"/>
+        </w:rPr>
+      </w:pPr>
+      <w:r>
+        <w:rPr>
+          <w:rFonts w:cs="Times New Roman"/>
           <w:szCs w:val="24"/>
         </w:rPr>
         <w:t>2.</w:t>
       </w:r>
       <w:r>
         <w:rPr>
-          <w:rFonts w:ascii="Times New Roman" w:hAnsi="Times New Roman" w:cs="Times New Roman"/>
-          <w:sz w:val="24"/>
+          <w:rFonts w:cs="Times New Roman"/>
           <w:szCs w:val="24"/>
         </w:rPr>
         <w:t xml:space="preserve"> Security</w:t>
@@ -5258,15 +5014,13 @@
         <w:spacing w:line="360" w:lineRule="auto"/>
         <w:jc w:val="both"/>
         <w:rPr>
-          <w:rFonts w:ascii="Times New Roman" w:eastAsia="Times New Roman" w:hAnsi="Times New Roman" w:cs="Times New Roman"/>
-          <w:sz w:val="24"/>
-          <w:szCs w:val="24"/>
-        </w:rPr>
-      </w:pPr>
-      <w:r>
-        <w:rPr>
-          <w:rFonts w:ascii="Times New Roman" w:eastAsia="Times New Roman" w:hAnsi="Times New Roman" w:cs="Times New Roman"/>
-          <w:sz w:val="24"/>
+          <w:rFonts w:eastAsia="Times New Roman" w:cs="Times New Roman"/>
+          <w:szCs w:val="24"/>
+        </w:rPr>
+      </w:pPr>
+      <w:r>
+        <w:rPr>
+          <w:rFonts w:eastAsia="Times New Roman" w:cs="Times New Roman"/>
           <w:szCs w:val="24"/>
         </w:rPr>
         <w:t xml:space="preserve">Secure user login system </w:t>
@@ -5282,15 +5036,13 @@
         <w:spacing w:line="360" w:lineRule="auto"/>
         <w:jc w:val="both"/>
         <w:rPr>
-          <w:rFonts w:ascii="Times New Roman" w:eastAsia="Times New Roman" w:hAnsi="Times New Roman" w:cs="Times New Roman"/>
-          <w:sz w:val="24"/>
-          <w:szCs w:val="24"/>
-        </w:rPr>
-      </w:pPr>
-      <w:r>
-        <w:rPr>
-          <w:rFonts w:ascii="Times New Roman" w:eastAsia="Times New Roman" w:hAnsi="Times New Roman" w:cs="Times New Roman"/>
-          <w:sz w:val="24"/>
+          <w:rFonts w:eastAsia="Times New Roman" w:cs="Times New Roman"/>
+          <w:szCs w:val="24"/>
+        </w:rPr>
+      </w:pPr>
+      <w:r>
+        <w:rPr>
+          <w:rFonts w:eastAsia="Times New Roman" w:cs="Times New Roman"/>
           <w:szCs w:val="24"/>
         </w:rPr>
         <w:t xml:space="preserve">Protect data using password encryption </w:t>
@@ -5306,15 +5058,13 @@
         <w:spacing w:line="360" w:lineRule="auto"/>
         <w:jc w:val="both"/>
         <w:rPr>
-          <w:rFonts w:ascii="Times New Roman" w:eastAsia="Times New Roman" w:hAnsi="Times New Roman" w:cs="Times New Roman"/>
-          <w:sz w:val="24"/>
-          <w:szCs w:val="24"/>
-        </w:rPr>
-      </w:pPr>
-      <w:r>
-        <w:rPr>
-          <w:rFonts w:ascii="Times New Roman" w:eastAsia="Times New Roman" w:hAnsi="Times New Roman" w:cs="Times New Roman"/>
-          <w:sz w:val="24"/>
+          <w:rFonts w:eastAsia="Times New Roman" w:cs="Times New Roman"/>
+          <w:szCs w:val="24"/>
+        </w:rPr>
+      </w:pPr>
+      <w:r>
+        <w:rPr>
+          <w:rFonts w:eastAsia="Times New Roman" w:cs="Times New Roman"/>
           <w:szCs w:val="24"/>
         </w:rPr>
         <w:t>Restrict access based on user roles</w:t>
@@ -5325,31 +5075,27 @@
         <w:spacing w:line="360" w:lineRule="auto"/>
         <w:jc w:val="both"/>
         <w:rPr>
-          <w:rFonts w:ascii="Times New Roman" w:hAnsi="Times New Roman" w:cs="Times New Roman"/>
-          <w:sz w:val="24"/>
-          <w:szCs w:val="24"/>
-        </w:rPr>
-      </w:pPr>
-      <w:r>
-        <w:rPr>
-          <w:rFonts w:ascii="Times New Roman" w:hAnsi="Times New Roman" w:cs="Times New Roman"/>
-          <w:sz w:val="24"/>
+          <w:rFonts w:cs="Times New Roman"/>
+          <w:szCs w:val="24"/>
+        </w:rPr>
+      </w:pPr>
+      <w:r>
+        <w:rPr>
+          <w:rFonts w:cs="Times New Roman"/>
           <w:szCs w:val="24"/>
         </w:rPr>
         <w:t>3.</w:t>
       </w:r>
       <w:r>
         <w:rPr>
-          <w:rFonts w:ascii="Times New Roman" w:hAnsi="Times New Roman" w:cs="Times New Roman"/>
-          <w:sz w:val="24"/>
+          <w:rFonts w:cs="Times New Roman"/>
           <w:szCs w:val="24"/>
         </w:rPr>
         <w:t xml:space="preserve">  </w:t>
       </w:r>
       <w:r>
         <w:rPr>
-          <w:rFonts w:ascii="Times New Roman" w:hAnsi="Times New Roman" w:cs="Times New Roman"/>
-          <w:sz w:val="24"/>
+          <w:rFonts w:cs="Times New Roman"/>
           <w:szCs w:val="24"/>
         </w:rPr>
         <w:t>Usability</w:t>
@@ -5365,15 +5111,13 @@
         <w:spacing w:line="360" w:lineRule="auto"/>
         <w:jc w:val="both"/>
         <w:rPr>
-          <w:rFonts w:ascii="Times New Roman" w:eastAsia="Times New Roman" w:hAnsi="Times New Roman" w:cs="Times New Roman"/>
-          <w:sz w:val="24"/>
-          <w:szCs w:val="24"/>
-        </w:rPr>
-      </w:pPr>
-      <w:r>
-        <w:rPr>
-          <w:rFonts w:ascii="Times New Roman" w:eastAsia="Times New Roman" w:hAnsi="Times New Roman" w:cs="Times New Roman"/>
-          <w:sz w:val="24"/>
+          <w:rFonts w:eastAsia="Times New Roman" w:cs="Times New Roman"/>
+          <w:szCs w:val="24"/>
+        </w:rPr>
+      </w:pPr>
+      <w:r>
+        <w:rPr>
+          <w:rFonts w:eastAsia="Times New Roman" w:cs="Times New Roman"/>
           <w:szCs w:val="24"/>
         </w:rPr>
         <w:t xml:space="preserve">Design simple and user-friendly interface </w:t>
@@ -5389,15 +5133,13 @@
         <w:spacing w:line="360" w:lineRule="auto"/>
         <w:jc w:val="both"/>
         <w:rPr>
-          <w:rFonts w:ascii="Times New Roman" w:hAnsi="Times New Roman" w:cs="Times New Roman"/>
-          <w:sz w:val="24"/>
-          <w:szCs w:val="24"/>
-        </w:rPr>
-      </w:pPr>
-      <w:r>
-        <w:rPr>
-          <w:rFonts w:ascii="Times New Roman" w:eastAsia="Times New Roman" w:hAnsi="Times New Roman" w:cs="Times New Roman"/>
-          <w:sz w:val="24"/>
+          <w:rFonts w:cs="Times New Roman"/>
+          <w:szCs w:val="24"/>
+        </w:rPr>
+      </w:pPr>
+      <w:r>
+        <w:rPr>
+          <w:rFonts w:eastAsia="Times New Roman" w:cs="Times New Roman"/>
           <w:szCs w:val="24"/>
         </w:rPr>
         <w:t>Provide easy navigation for all features</w:t>
@@ -5408,31 +5150,27 @@
         <w:spacing w:line="360" w:lineRule="auto"/>
         <w:jc w:val="both"/>
         <w:rPr>
-          <w:rFonts w:ascii="Times New Roman" w:hAnsi="Times New Roman" w:cs="Times New Roman"/>
-          <w:sz w:val="24"/>
-          <w:szCs w:val="24"/>
-        </w:rPr>
-      </w:pPr>
-      <w:r>
-        <w:rPr>
-          <w:rFonts w:ascii="Times New Roman" w:hAnsi="Times New Roman" w:cs="Times New Roman"/>
-          <w:sz w:val="24"/>
+          <w:rFonts w:cs="Times New Roman"/>
+          <w:szCs w:val="24"/>
+        </w:rPr>
+      </w:pPr>
+      <w:r>
+        <w:rPr>
+          <w:rFonts w:cs="Times New Roman"/>
           <w:szCs w:val="24"/>
         </w:rPr>
         <w:t>4.</w:t>
       </w:r>
       <w:r>
         <w:rPr>
-          <w:rFonts w:ascii="Times New Roman" w:hAnsi="Times New Roman" w:cs="Times New Roman"/>
-          <w:sz w:val="24"/>
+          <w:rFonts w:cs="Times New Roman"/>
           <w:szCs w:val="24"/>
         </w:rPr>
         <w:t xml:space="preserve"> </w:t>
       </w:r>
       <w:r>
         <w:rPr>
-          <w:rFonts w:ascii="Times New Roman" w:hAnsi="Times New Roman" w:cs="Times New Roman"/>
-          <w:sz w:val="24"/>
+          <w:rFonts w:cs="Times New Roman"/>
           <w:szCs w:val="24"/>
         </w:rPr>
         <w:t>Reliability</w:t>
@@ -5448,15 +5186,13 @@
         <w:spacing w:line="360" w:lineRule="auto"/>
         <w:jc w:val="both"/>
         <w:rPr>
-          <w:rFonts w:ascii="Times New Roman" w:eastAsia="Times New Roman" w:hAnsi="Times New Roman" w:cs="Times New Roman"/>
-          <w:sz w:val="24"/>
-          <w:szCs w:val="24"/>
-        </w:rPr>
-      </w:pPr>
-      <w:r>
-        <w:rPr>
-          <w:rFonts w:ascii="Times New Roman" w:eastAsia="Times New Roman" w:hAnsi="Times New Roman" w:cs="Times New Roman"/>
-          <w:sz w:val="24"/>
+          <w:rFonts w:eastAsia="Times New Roman" w:cs="Times New Roman"/>
+          <w:szCs w:val="24"/>
+        </w:rPr>
+      </w:pPr>
+      <w:r>
+        <w:rPr>
+          <w:rFonts w:eastAsia="Times New Roman" w:cs="Times New Roman"/>
           <w:szCs w:val="24"/>
         </w:rPr>
         <w:t xml:space="preserve">Maintain accurate and consistent data </w:t>
@@ -5472,15 +5208,13 @@
         <w:spacing w:line="360" w:lineRule="auto"/>
         <w:jc w:val="both"/>
         <w:rPr>
-          <w:rFonts w:ascii="Times New Roman" w:eastAsia="Times New Roman" w:hAnsi="Times New Roman" w:cs="Times New Roman"/>
-          <w:sz w:val="24"/>
-          <w:szCs w:val="24"/>
-        </w:rPr>
-      </w:pPr>
-      <w:r>
-        <w:rPr>
-          <w:rFonts w:ascii="Times New Roman" w:eastAsia="Times New Roman" w:hAnsi="Times New Roman" w:cs="Times New Roman"/>
-          <w:sz w:val="24"/>
+          <w:rFonts w:eastAsia="Times New Roman" w:cs="Times New Roman"/>
+          <w:szCs w:val="24"/>
+        </w:rPr>
+      </w:pPr>
+      <w:r>
+        <w:rPr>
+          <w:rFonts w:eastAsia="Times New Roman" w:cs="Times New Roman"/>
           <w:szCs w:val="24"/>
         </w:rPr>
         <w:t>Store data securely in MS SQL database</w:t>
@@ -5491,31 +5225,27 @@
         <w:spacing w:line="360" w:lineRule="auto"/>
         <w:jc w:val="both"/>
         <w:rPr>
-          <w:rFonts w:ascii="Times New Roman" w:hAnsi="Times New Roman" w:cs="Times New Roman"/>
-          <w:sz w:val="24"/>
-          <w:szCs w:val="24"/>
-        </w:rPr>
-      </w:pPr>
-      <w:r>
-        <w:rPr>
-          <w:rFonts w:ascii="Times New Roman" w:hAnsi="Times New Roman" w:cs="Times New Roman"/>
-          <w:sz w:val="24"/>
+          <w:rFonts w:cs="Times New Roman"/>
+          <w:szCs w:val="24"/>
+        </w:rPr>
+      </w:pPr>
+      <w:r>
+        <w:rPr>
+          <w:rFonts w:cs="Times New Roman"/>
           <w:szCs w:val="24"/>
         </w:rPr>
         <w:t>5.</w:t>
       </w:r>
       <w:r>
         <w:rPr>
-          <w:rFonts w:ascii="Times New Roman" w:hAnsi="Times New Roman" w:cs="Times New Roman"/>
-          <w:sz w:val="24"/>
+          <w:rFonts w:cs="Times New Roman"/>
           <w:szCs w:val="24"/>
         </w:rPr>
         <w:t xml:space="preserve"> </w:t>
       </w:r>
       <w:r>
         <w:rPr>
-          <w:rFonts w:ascii="Times New Roman" w:hAnsi="Times New Roman" w:cs="Times New Roman"/>
-          <w:sz w:val="24"/>
+          <w:rFonts w:cs="Times New Roman"/>
           <w:szCs w:val="24"/>
         </w:rPr>
         <w:t>Maintainability</w:t>
@@ -5530,15 +5260,13 @@
         </w:numPr>
         <w:spacing w:before="100" w:beforeAutospacing="1" w:after="100" w:afterAutospacing="1" w:line="240" w:lineRule="auto"/>
         <w:rPr>
-          <w:rFonts w:ascii="Times New Roman" w:eastAsia="Times New Roman" w:hAnsi="Times New Roman" w:cs="Times New Roman"/>
-          <w:sz w:val="24"/>
-          <w:szCs w:val="24"/>
-        </w:rPr>
-      </w:pPr>
-      <w:r>
-        <w:rPr>
-          <w:rFonts w:ascii="Times New Roman" w:eastAsia="Times New Roman" w:hAnsi="Times New Roman" w:cs="Times New Roman"/>
-          <w:sz w:val="24"/>
+          <w:rFonts w:eastAsia="Times New Roman" w:cs="Times New Roman"/>
+          <w:szCs w:val="24"/>
+        </w:rPr>
+      </w:pPr>
+      <w:r>
+        <w:rPr>
+          <w:rFonts w:eastAsia="Times New Roman" w:cs="Times New Roman"/>
           <w:szCs w:val="24"/>
         </w:rPr>
         <w:t xml:space="preserve">Develop modular and well-structured code </w:t>
@@ -5553,15 +5281,13 @@
         </w:numPr>
         <w:spacing w:before="100" w:beforeAutospacing="1" w:after="100" w:afterAutospacing="1" w:line="240" w:lineRule="auto"/>
         <w:rPr>
-          <w:rFonts w:ascii="Times New Roman" w:eastAsia="Times New Roman" w:hAnsi="Times New Roman" w:cs="Times New Roman"/>
-          <w:sz w:val="24"/>
-          <w:szCs w:val="24"/>
-        </w:rPr>
-      </w:pPr>
-      <w:r>
-        <w:rPr>
-          <w:rFonts w:ascii="Times New Roman" w:eastAsia="Times New Roman" w:hAnsi="Times New Roman" w:cs="Times New Roman"/>
-          <w:sz w:val="24"/>
+          <w:rFonts w:eastAsia="Times New Roman" w:cs="Times New Roman"/>
+          <w:szCs w:val="24"/>
+        </w:rPr>
+      </w:pPr>
+      <w:r>
+        <w:rPr>
+          <w:rFonts w:eastAsia="Times New Roman" w:cs="Times New Roman"/>
           <w:szCs w:val="24"/>
         </w:rPr>
         <w:t>Allow easy updates and modifications</w:t>
@@ -5571,8 +5297,7 @@
       <w:pPr>
         <w:spacing w:before="100" w:beforeAutospacing="1" w:after="100" w:afterAutospacing="1" w:line="240" w:lineRule="auto"/>
         <w:rPr>
-          <w:rFonts w:ascii="Times New Roman" w:eastAsia="Times New Roman" w:hAnsi="Times New Roman" w:cs="Times New Roman"/>
-          <w:sz w:val="24"/>
+          <w:rFonts w:eastAsia="Times New Roman" w:cs="Times New Roman"/>
           <w:szCs w:val="24"/>
         </w:rPr>
       </w:pPr>
@@ -5581,7 +5306,7 @@
     <w:p>
       <w:pPr>
         <w:rPr>
-          <w:rFonts w:ascii="Times New Roman" w:hAnsi="Times New Roman" w:cs="Times New Roman"/>
+          <w:rFonts w:cs="Times New Roman"/>
           <w:b/>
           <w:sz w:val="32"/>
           <w:szCs w:val="32"/>
@@ -5606,15 +5331,13 @@
         <w:spacing w:after="240" w:line="360" w:lineRule="auto"/>
         <w:jc w:val="both"/>
         <w:rPr>
-          <w:rFonts w:ascii="Times New Roman" w:hAnsi="Times New Roman" w:cs="Times New Roman"/>
-          <w:sz w:val="24"/>
-          <w:szCs w:val="24"/>
-        </w:rPr>
-      </w:pPr>
-      <w:r>
-        <w:rPr>
-          <w:rFonts w:ascii="Times New Roman" w:hAnsi="Times New Roman" w:cs="Times New Roman"/>
-          <w:sz w:val="24"/>
+          <w:rFonts w:cs="Times New Roman"/>
+          <w:szCs w:val="24"/>
+        </w:rPr>
+      </w:pPr>
+      <w:r>
+        <w:rPr>
+          <w:rFonts w:cs="Times New Roman"/>
           <w:szCs w:val="24"/>
         </w:rPr>
         <w:t>System design is the process of defining the architecture, components, interfaces, and data of a system to satisfy user requirements. It helps in developing an organized, efficient, and scalable solution for the proposed Study-Buddy system.</w:t>
@@ -5625,7 +5348,7 @@
         <w:spacing w:after="240" w:line="360" w:lineRule="auto"/>
         <w:jc w:val="both"/>
         <w:rPr>
-          <w:rFonts w:ascii="Times New Roman" w:hAnsi="Times New Roman" w:cs="Times New Roman"/>
+          <w:rFonts w:cs="Times New Roman"/>
           <w:b/>
           <w:bCs/>
           <w:sz w:val="28"/>
@@ -5634,7 +5357,7 @@
       </w:pPr>
       <w:r>
         <w:rPr>
-          <w:rFonts w:ascii="Times New Roman" w:hAnsi="Times New Roman" w:cs="Times New Roman"/>
+          <w:rFonts w:cs="Times New Roman"/>
           <w:b/>
           <w:bCs/>
           <w:sz w:val="28"/>
@@ -5644,7 +5367,7 @@
       </w:r>
       <w:r>
         <w:rPr>
-          <w:rFonts w:ascii="Times New Roman" w:hAnsi="Times New Roman" w:cs="Times New Roman"/>
+          <w:rFonts w:cs="Times New Roman"/>
           <w:b/>
           <w:bCs/>
           <w:sz w:val="28"/>
@@ -5654,7 +5377,7 @@
       </w:r>
       <w:r>
         <w:rPr>
-          <w:rFonts w:ascii="Times New Roman" w:hAnsi="Times New Roman" w:cs="Times New Roman"/>
+          <w:rFonts w:cs="Times New Roman"/>
           <w:b/>
           <w:bCs/>
           <w:sz w:val="28"/>
@@ -5664,7 +5387,7 @@
       </w:r>
       <w:r>
         <w:rPr>
-          <w:rFonts w:ascii="Times New Roman" w:hAnsi="Times New Roman" w:cs="Times New Roman"/>
+          <w:rFonts w:cs="Times New Roman"/>
           <w:b/>
           <w:bCs/>
           <w:sz w:val="28"/>
@@ -5678,15 +5401,13 @@
         <w:spacing w:line="360" w:lineRule="auto"/>
         <w:jc w:val="both"/>
         <w:rPr>
-          <w:rFonts w:ascii="Times New Roman" w:hAnsi="Times New Roman" w:cs="Times New Roman"/>
-          <w:sz w:val="24"/>
-          <w:szCs w:val="24"/>
-        </w:rPr>
-      </w:pPr>
-      <w:r>
-        <w:rPr>
-          <w:rFonts w:ascii="Times New Roman" w:hAnsi="Times New Roman" w:cs="Times New Roman"/>
-          <w:sz w:val="24"/>
+          <w:rFonts w:cs="Times New Roman"/>
+          <w:szCs w:val="24"/>
+        </w:rPr>
+      </w:pPr>
+      <w:r>
+        <w:rPr>
+          <w:rFonts w:cs="Times New Roman"/>
           <w:szCs w:val="24"/>
         </w:rPr>
         <w:t>A feasibility study evaluates whether the proposed system is practical and achievable by analyzing technical, financial, market, and operational aspects.</w:t>
@@ -5697,19 +5418,17 @@
         <w:spacing w:line="360" w:lineRule="auto"/>
         <w:jc w:val="both"/>
         <w:rPr>
-          <w:rFonts w:ascii="Times New Roman" w:hAnsi="Times New Roman" w:cs="Times New Roman"/>
+          <w:rFonts w:cs="Times New Roman"/>
           <w:b/>
           <w:bCs/>
-          <w:sz w:val="24"/>
-          <w:szCs w:val="24"/>
-        </w:rPr>
-      </w:pPr>
-      <w:r>
-        <w:rPr>
-          <w:rFonts w:ascii="Times New Roman" w:hAnsi="Times New Roman" w:cs="Times New Roman"/>
+          <w:szCs w:val="24"/>
+        </w:rPr>
+      </w:pPr>
+      <w:r>
+        <w:rPr>
+          <w:rFonts w:cs="Times New Roman"/>
           <w:b/>
           <w:bCs/>
-          <w:sz w:val="24"/>
           <w:szCs w:val="24"/>
         </w:rPr>
         <w:t>1. Technical Feasibility</w:t>
@@ -5725,15 +5444,13 @@
         <w:spacing w:line="360" w:lineRule="auto"/>
         <w:jc w:val="both"/>
         <w:rPr>
-          <w:rFonts w:ascii="Times New Roman" w:hAnsi="Times New Roman" w:cs="Times New Roman"/>
-          <w:sz w:val="24"/>
-          <w:szCs w:val="24"/>
-        </w:rPr>
-      </w:pPr>
-      <w:r>
-        <w:rPr>
-          <w:rFonts w:ascii="Times New Roman" w:hAnsi="Times New Roman" w:cs="Times New Roman"/>
-          <w:sz w:val="24"/>
+          <w:rFonts w:cs="Times New Roman"/>
+          <w:szCs w:val="24"/>
+        </w:rPr>
+      </w:pPr>
+      <w:r>
+        <w:rPr>
+          <w:rFonts w:cs="Times New Roman"/>
           <w:szCs w:val="24"/>
         </w:rPr>
         <w:t xml:space="preserve">The system is technically feasible using Java (Swing/JavaFX) and MS SQL Server. </w:t>
@@ -5749,15 +5466,13 @@
         <w:spacing w:line="360" w:lineRule="auto"/>
         <w:jc w:val="both"/>
         <w:rPr>
-          <w:rFonts w:ascii="Times New Roman" w:hAnsi="Times New Roman" w:cs="Times New Roman"/>
-          <w:sz w:val="24"/>
-          <w:szCs w:val="24"/>
-        </w:rPr>
-      </w:pPr>
-      <w:r>
-        <w:rPr>
-          <w:rFonts w:ascii="Times New Roman" w:hAnsi="Times New Roman" w:cs="Times New Roman"/>
-          <w:sz w:val="24"/>
+          <w:rFonts w:cs="Times New Roman"/>
+          <w:szCs w:val="24"/>
+        </w:rPr>
+      </w:pPr>
+      <w:r>
+        <w:rPr>
+          <w:rFonts w:cs="Times New Roman"/>
           <w:szCs w:val="24"/>
         </w:rPr>
         <w:t xml:space="preserve">Supports features like login, resource sharing, and request board. </w:t>
@@ -5773,15 +5488,13 @@
         <w:spacing w:line="360" w:lineRule="auto"/>
         <w:jc w:val="both"/>
         <w:rPr>
-          <w:rFonts w:ascii="Times New Roman" w:hAnsi="Times New Roman" w:cs="Times New Roman"/>
-          <w:sz w:val="24"/>
-          <w:szCs w:val="24"/>
-        </w:rPr>
-      </w:pPr>
-      <w:r>
-        <w:rPr>
-          <w:rFonts w:ascii="Times New Roman" w:hAnsi="Times New Roman" w:cs="Times New Roman"/>
-          <w:sz w:val="24"/>
+          <w:rFonts w:cs="Times New Roman"/>
+          <w:szCs w:val="24"/>
+        </w:rPr>
+      </w:pPr>
+      <w:r>
+        <w:rPr>
+          <w:rFonts w:cs="Times New Roman"/>
           <w:szCs w:val="24"/>
         </w:rPr>
         <w:t>Required skills and tools are available.</w:t>
@@ -5792,19 +5505,17 @@
         <w:spacing w:line="360" w:lineRule="auto"/>
         <w:jc w:val="both"/>
         <w:rPr>
-          <w:rFonts w:ascii="Times New Roman" w:hAnsi="Times New Roman" w:cs="Times New Roman"/>
+          <w:rFonts w:cs="Times New Roman"/>
           <w:b/>
           <w:bCs/>
-          <w:sz w:val="24"/>
-          <w:szCs w:val="24"/>
-        </w:rPr>
-      </w:pPr>
-      <w:r>
-        <w:rPr>
-          <w:rFonts w:ascii="Times New Roman" w:hAnsi="Times New Roman" w:cs="Times New Roman"/>
+          <w:szCs w:val="24"/>
+        </w:rPr>
+      </w:pPr>
+      <w:r>
+        <w:rPr>
+          <w:rFonts w:cs="Times New Roman"/>
           <w:b/>
           <w:bCs/>
-          <w:sz w:val="24"/>
           <w:szCs w:val="24"/>
         </w:rPr>
         <w:t>2. Financial Feasibility</w:t>
@@ -5820,15 +5531,13 @@
         <w:spacing w:line="360" w:lineRule="auto"/>
         <w:jc w:val="both"/>
         <w:rPr>
-          <w:rFonts w:ascii="Times New Roman" w:hAnsi="Times New Roman" w:cs="Times New Roman"/>
-          <w:sz w:val="24"/>
-          <w:szCs w:val="24"/>
-        </w:rPr>
-      </w:pPr>
-      <w:r>
-        <w:rPr>
-          <w:rFonts w:ascii="Times New Roman" w:hAnsi="Times New Roman" w:cs="Times New Roman"/>
-          <w:sz w:val="24"/>
+          <w:rFonts w:cs="Times New Roman"/>
+          <w:szCs w:val="24"/>
+        </w:rPr>
+      </w:pPr>
+      <w:r>
+        <w:rPr>
+          <w:rFonts w:cs="Times New Roman"/>
           <w:szCs w:val="24"/>
         </w:rPr>
         <w:t>Minimal cost required</w:t>
@@ -5844,15 +5553,13 @@
         <w:spacing w:line="360" w:lineRule="auto"/>
         <w:jc w:val="both"/>
         <w:rPr>
-          <w:rFonts w:ascii="Times New Roman" w:hAnsi="Times New Roman" w:cs="Times New Roman"/>
-          <w:sz w:val="24"/>
-          <w:szCs w:val="24"/>
-        </w:rPr>
-      </w:pPr>
-      <w:r>
-        <w:rPr>
-          <w:rFonts w:ascii="Times New Roman" w:hAnsi="Times New Roman" w:cs="Times New Roman"/>
-          <w:sz w:val="24"/>
+          <w:rFonts w:cs="Times New Roman"/>
+          <w:szCs w:val="24"/>
+        </w:rPr>
+      </w:pPr>
+      <w:r>
+        <w:rPr>
+          <w:rFonts w:cs="Times New Roman"/>
           <w:szCs w:val="24"/>
         </w:rPr>
         <w:t>Uses free or open-source tools and technologies</w:t>
@@ -5868,15 +5575,13 @@
         <w:spacing w:line="360" w:lineRule="auto"/>
         <w:jc w:val="both"/>
         <w:rPr>
-          <w:rFonts w:ascii="Times New Roman" w:hAnsi="Times New Roman" w:cs="Times New Roman"/>
-          <w:sz w:val="24"/>
-          <w:szCs w:val="24"/>
-        </w:rPr>
-      </w:pPr>
-      <w:r>
-        <w:rPr>
-          <w:rFonts w:ascii="Times New Roman" w:hAnsi="Times New Roman" w:cs="Times New Roman"/>
-          <w:sz w:val="24"/>
+          <w:rFonts w:cs="Times New Roman"/>
+          <w:szCs w:val="24"/>
+        </w:rPr>
+      </w:pPr>
+      <w:r>
+        <w:rPr>
+          <w:rFonts w:cs="Times New Roman"/>
           <w:szCs w:val="24"/>
         </w:rPr>
         <w:t xml:space="preserve">No major hardware or software expenses. </w:t>
@@ -5892,15 +5597,13 @@
         <w:spacing w:line="360" w:lineRule="auto"/>
         <w:jc w:val="both"/>
         <w:rPr>
-          <w:rFonts w:ascii="Times New Roman" w:hAnsi="Times New Roman" w:cs="Times New Roman"/>
-          <w:sz w:val="24"/>
-          <w:szCs w:val="24"/>
-        </w:rPr>
-      </w:pPr>
-      <w:r>
-        <w:rPr>
-          <w:rFonts w:ascii="Times New Roman" w:hAnsi="Times New Roman" w:cs="Times New Roman"/>
-          <w:sz w:val="24"/>
+          <w:rFonts w:cs="Times New Roman"/>
+          <w:szCs w:val="24"/>
+        </w:rPr>
+      </w:pPr>
+      <w:r>
+        <w:rPr>
+          <w:rFonts w:cs="Times New Roman"/>
           <w:szCs w:val="24"/>
         </w:rPr>
         <w:t>Suitable for student-level development.</w:t>
@@ -5911,19 +5614,17 @@
         <w:spacing w:line="360" w:lineRule="auto"/>
         <w:jc w:val="both"/>
         <w:rPr>
-          <w:rFonts w:ascii="Times New Roman" w:hAnsi="Times New Roman" w:cs="Times New Roman"/>
+          <w:rFonts w:cs="Times New Roman"/>
           <w:b/>
           <w:bCs/>
-          <w:sz w:val="24"/>
-          <w:szCs w:val="24"/>
-        </w:rPr>
-      </w:pPr>
-      <w:r>
-        <w:rPr>
-          <w:rFonts w:ascii="Times New Roman" w:hAnsi="Times New Roman" w:cs="Times New Roman"/>
+          <w:szCs w:val="24"/>
+        </w:rPr>
+      </w:pPr>
+      <w:r>
+        <w:rPr>
+          <w:rFonts w:cs="Times New Roman"/>
           <w:b/>
           <w:bCs/>
-          <w:sz w:val="24"/>
           <w:szCs w:val="24"/>
         </w:rPr>
         <w:t>3. Market Feasibility</w:t>
@@ -5939,15 +5640,13 @@
         <w:spacing w:line="360" w:lineRule="auto"/>
         <w:jc w:val="both"/>
         <w:rPr>
-          <w:rFonts w:ascii="Times New Roman" w:hAnsi="Times New Roman" w:cs="Times New Roman"/>
-          <w:sz w:val="24"/>
-          <w:szCs w:val="24"/>
-        </w:rPr>
-      </w:pPr>
-      <w:r>
-        <w:rPr>
-          <w:rFonts w:ascii="Times New Roman" w:hAnsi="Times New Roman" w:cs="Times New Roman"/>
-          <w:sz w:val="24"/>
+          <w:rFonts w:cs="Times New Roman"/>
+          <w:szCs w:val="24"/>
+        </w:rPr>
+      </w:pPr>
+      <w:r>
+        <w:rPr>
+          <w:rFonts w:cs="Times New Roman"/>
           <w:szCs w:val="24"/>
         </w:rPr>
         <w:t>Provides a centralized system for study materials.</w:t>
@@ -5963,15 +5662,13 @@
         <w:spacing w:line="360" w:lineRule="auto"/>
         <w:jc w:val="both"/>
         <w:rPr>
-          <w:rFonts w:ascii="Times New Roman" w:hAnsi="Times New Roman" w:cs="Times New Roman"/>
-          <w:sz w:val="24"/>
-          <w:szCs w:val="24"/>
-        </w:rPr>
-      </w:pPr>
-      <w:r>
-        <w:rPr>
-          <w:rFonts w:ascii="Times New Roman" w:hAnsi="Times New Roman" w:cs="Times New Roman"/>
-          <w:sz w:val="24"/>
+          <w:rFonts w:cs="Times New Roman"/>
+          <w:szCs w:val="24"/>
+        </w:rPr>
+      </w:pPr>
+      <w:r>
+        <w:rPr>
+          <w:rFonts w:cs="Times New Roman"/>
           <w:szCs w:val="24"/>
         </w:rPr>
         <w:t>Students need a structured platform to share and request study materials</w:t>
@@ -5987,15 +5684,13 @@
         <w:spacing w:line="360" w:lineRule="auto"/>
         <w:jc w:val="both"/>
         <w:rPr>
-          <w:rFonts w:ascii="Times New Roman" w:hAnsi="Times New Roman" w:cs="Times New Roman"/>
-          <w:sz w:val="24"/>
-          <w:szCs w:val="24"/>
-        </w:rPr>
-      </w:pPr>
-      <w:r>
-        <w:rPr>
-          <w:rFonts w:ascii="Times New Roman" w:hAnsi="Times New Roman" w:cs="Times New Roman"/>
-          <w:sz w:val="24"/>
+          <w:rFonts w:cs="Times New Roman"/>
+          <w:szCs w:val="24"/>
+        </w:rPr>
+      </w:pPr>
+      <w:r>
+        <w:rPr>
+          <w:rFonts w:cs="Times New Roman"/>
           <w:szCs w:val="24"/>
         </w:rPr>
         <w:t>Solves problems of existing platforms: poor organization and limited accessibility</w:t>
@@ -6006,19 +5701,17 @@
         <w:spacing w:line="360" w:lineRule="auto"/>
         <w:jc w:val="both"/>
         <w:rPr>
-          <w:rFonts w:ascii="Times New Roman" w:hAnsi="Times New Roman" w:cs="Times New Roman"/>
+          <w:rFonts w:cs="Times New Roman"/>
           <w:b/>
           <w:bCs/>
-          <w:sz w:val="24"/>
-          <w:szCs w:val="24"/>
-        </w:rPr>
-      </w:pPr>
-      <w:r>
-        <w:rPr>
-          <w:rFonts w:ascii="Times New Roman" w:hAnsi="Times New Roman" w:cs="Times New Roman"/>
+          <w:szCs w:val="24"/>
+        </w:rPr>
+      </w:pPr>
+      <w:r>
+        <w:rPr>
+          <w:rFonts w:cs="Times New Roman"/>
           <w:b/>
           <w:bCs/>
-          <w:sz w:val="24"/>
           <w:szCs w:val="24"/>
         </w:rPr>
         <w:t>4. Operational Feasibility</w:t>
@@ -6034,15 +5727,13 @@
         <w:spacing w:line="360" w:lineRule="auto"/>
         <w:jc w:val="both"/>
         <w:rPr>
-          <w:rFonts w:ascii="Times New Roman" w:hAnsi="Times New Roman" w:cs="Times New Roman"/>
-          <w:sz w:val="24"/>
-          <w:szCs w:val="24"/>
-        </w:rPr>
-      </w:pPr>
-      <w:r>
-        <w:rPr>
-          <w:rFonts w:ascii="Times New Roman" w:hAnsi="Times New Roman" w:cs="Times New Roman"/>
-          <w:sz w:val="24"/>
+          <w:rFonts w:cs="Times New Roman"/>
+          <w:szCs w:val="24"/>
+        </w:rPr>
+      </w:pPr>
+      <w:r>
+        <w:rPr>
+          <w:rFonts w:cs="Times New Roman"/>
           <w:szCs w:val="24"/>
         </w:rPr>
         <w:t>Easy to use, maintain, and manage</w:t>
@@ -6058,15 +5749,13 @@
         <w:spacing w:line="360" w:lineRule="auto"/>
         <w:jc w:val="both"/>
         <w:rPr>
-          <w:rFonts w:ascii="Times New Roman" w:hAnsi="Times New Roman" w:cs="Times New Roman"/>
-          <w:sz w:val="24"/>
-          <w:szCs w:val="24"/>
-        </w:rPr>
-      </w:pPr>
-      <w:r>
-        <w:rPr>
-          <w:rFonts w:ascii="Times New Roman" w:hAnsi="Times New Roman" w:cs="Times New Roman"/>
-          <w:sz w:val="24"/>
+          <w:rFonts w:cs="Times New Roman"/>
+          <w:szCs w:val="24"/>
+        </w:rPr>
+      </w:pPr>
+      <w:r>
+        <w:rPr>
+          <w:rFonts w:cs="Times New Roman"/>
           <w:szCs w:val="24"/>
         </w:rPr>
         <w:t>Features: searching, uploading, requesting resources</w:t>
@@ -6082,15 +5771,13 @@
         <w:spacing w:line="360" w:lineRule="auto"/>
         <w:jc w:val="both"/>
         <w:rPr>
-          <w:rFonts w:ascii="Times New Roman" w:hAnsi="Times New Roman" w:cs="Times New Roman"/>
-          <w:sz w:val="24"/>
-          <w:szCs w:val="24"/>
-        </w:rPr>
-      </w:pPr>
-      <w:r>
-        <w:rPr>
-          <w:rFonts w:ascii="Times New Roman" w:hAnsi="Times New Roman" w:cs="Times New Roman"/>
-          <w:sz w:val="24"/>
+          <w:rFonts w:cs="Times New Roman"/>
+          <w:szCs w:val="24"/>
+        </w:rPr>
+      </w:pPr>
+      <w:r>
+        <w:rPr>
+          <w:rFonts w:cs="Times New Roman"/>
           <w:szCs w:val="24"/>
         </w:rPr>
         <w:t>Improves user experience and system efficiency</w:t>
@@ -6101,10 +5788,9 @@
         <w:spacing w:line="360" w:lineRule="auto"/>
         <w:jc w:val="both"/>
         <w:rPr>
-          <w:rFonts w:ascii="Times New Roman" w:hAnsi="Times New Roman" w:cs="Times New Roman"/>
+          <w:rFonts w:cs="Times New Roman"/>
           <w:b/>
           <w:bCs/>
-          <w:sz w:val="24"/>
           <w:szCs w:val="24"/>
         </w:rPr>
       </w:pPr>
@@ -6114,19 +5800,17 @@
         <w:spacing w:line="360" w:lineRule="auto"/>
         <w:jc w:val="both"/>
         <w:rPr>
-          <w:rFonts w:ascii="Times New Roman" w:hAnsi="Times New Roman" w:cs="Times New Roman"/>
+          <w:rFonts w:cs="Times New Roman"/>
           <w:b/>
           <w:bCs/>
-          <w:sz w:val="24"/>
-          <w:szCs w:val="24"/>
-        </w:rPr>
-      </w:pPr>
-      <w:r>
-        <w:rPr>
-          <w:rFonts w:ascii="Times New Roman" w:hAnsi="Times New Roman" w:cs="Times New Roman"/>
+          <w:szCs w:val="24"/>
+        </w:rPr>
+      </w:pPr>
+      <w:r>
+        <w:rPr>
+          <w:rFonts w:cs="Times New Roman"/>
           <w:b/>
           <w:bCs/>
-          <w:sz w:val="24"/>
           <w:szCs w:val="24"/>
         </w:rPr>
         <w:lastRenderedPageBreak/>
@@ -6143,23 +5827,20 @@
         <w:spacing w:line="360" w:lineRule="auto"/>
         <w:jc w:val="both"/>
         <w:rPr>
-          <w:rFonts w:ascii="Times New Roman" w:hAnsi="Times New Roman" w:cs="Times New Roman"/>
-          <w:sz w:val="24"/>
-          <w:szCs w:val="24"/>
-        </w:rPr>
-      </w:pPr>
-      <w:r>
-        <w:rPr>
-          <w:rFonts w:ascii="Times New Roman" w:hAnsi="Times New Roman" w:cs="Times New Roman"/>
-          <w:sz w:val="24"/>
+          <w:rFonts w:cs="Times New Roman"/>
+          <w:szCs w:val="24"/>
+        </w:rPr>
+      </w:pPr>
+      <w:r>
+        <w:rPr>
+          <w:rFonts w:cs="Times New Roman"/>
           <w:szCs w:val="24"/>
         </w:rPr>
         <w:t>Study Buddy is practical, achievable, and beneficial for students</w:t>
       </w:r>
       <w:r>
         <w:rPr>
-          <w:rFonts w:ascii="Times New Roman" w:hAnsi="Times New Roman" w:cs="Times New Roman"/>
-          <w:sz w:val="24"/>
+          <w:rFonts w:cs="Times New Roman"/>
           <w:szCs w:val="24"/>
         </w:rPr>
         <w:t>.</w:t>
@@ -6175,23 +5856,20 @@
         <w:spacing w:line="360" w:lineRule="auto"/>
         <w:jc w:val="both"/>
         <w:rPr>
-          <w:rFonts w:ascii="Times New Roman" w:hAnsi="Times New Roman" w:cs="Times New Roman"/>
-          <w:sz w:val="24"/>
-          <w:szCs w:val="24"/>
-        </w:rPr>
-      </w:pPr>
-      <w:r>
-        <w:rPr>
-          <w:rFonts w:ascii="Times New Roman" w:hAnsi="Times New Roman" w:cs="Times New Roman"/>
-          <w:sz w:val="24"/>
+          <w:rFonts w:cs="Times New Roman"/>
+          <w:szCs w:val="24"/>
+        </w:rPr>
+      </w:pPr>
+      <w:r>
+        <w:rPr>
+          <w:rFonts w:cs="Times New Roman"/>
           <w:szCs w:val="24"/>
         </w:rPr>
         <w:t xml:space="preserve">Can be completed within the </w:t>
       </w:r>
       <w:r>
         <w:rPr>
-          <w:rFonts w:ascii="Times New Roman" w:hAnsi="Times New Roman" w:cs="Times New Roman"/>
-          <w:sz w:val="24"/>
+          <w:rFonts w:cs="Times New Roman"/>
           <w:szCs w:val="24"/>
         </w:rPr>
         <w:t>available time and resources.</w:t>
@@ -6207,15 +5885,13 @@
         <w:spacing w:line="360" w:lineRule="auto"/>
         <w:jc w:val="both"/>
         <w:rPr>
-          <w:rFonts w:ascii="Times New Roman" w:hAnsi="Times New Roman" w:cs="Times New Roman"/>
-          <w:sz w:val="24"/>
-          <w:szCs w:val="24"/>
-        </w:rPr>
-      </w:pPr>
-      <w:r>
-        <w:rPr>
-          <w:rFonts w:ascii="Times New Roman" w:hAnsi="Times New Roman" w:cs="Times New Roman"/>
-          <w:sz w:val="24"/>
+          <w:rFonts w:cs="Times New Roman"/>
+          <w:szCs w:val="24"/>
+        </w:rPr>
+      </w:pPr>
+      <w:r>
+        <w:rPr>
+          <w:rFonts w:cs="Times New Roman"/>
           <w:szCs w:val="24"/>
         </w:rPr>
         <w:t>Effectively supports collaborative learning and resource sharing.</w:t>
@@ -6226,8 +5902,7 @@
         <w:spacing w:after="240" w:line="360" w:lineRule="auto"/>
         <w:jc w:val="both"/>
         <w:rPr>
-          <w:rFonts w:ascii="Times New Roman" w:hAnsi="Times New Roman" w:cs="Times New Roman"/>
-          <w:sz w:val="24"/>
+          <w:rFonts w:cs="Times New Roman"/>
           <w:szCs w:val="24"/>
         </w:rPr>
       </w:pPr>
@@ -6237,8 +5912,7 @@
         <w:spacing w:after="240" w:line="360" w:lineRule="auto"/>
         <w:jc w:val="both"/>
         <w:rPr>
-          <w:rFonts w:ascii="Times New Roman" w:hAnsi="Times New Roman" w:cs="Times New Roman"/>
-          <w:sz w:val="24"/>
+          <w:rFonts w:cs="Times New Roman"/>
           <w:szCs w:val="24"/>
         </w:rPr>
       </w:pPr>
@@ -6248,8 +5922,7 @@
         <w:spacing w:after="240" w:line="360" w:lineRule="auto"/>
         <w:jc w:val="both"/>
         <w:rPr>
-          <w:rFonts w:ascii="Times New Roman" w:hAnsi="Times New Roman" w:cs="Times New Roman"/>
-          <w:sz w:val="24"/>
+          <w:rFonts w:cs="Times New Roman"/>
           <w:szCs w:val="24"/>
         </w:rPr>
       </w:pPr>
@@ -6259,8 +5932,7 @@
         <w:spacing w:after="240" w:line="360" w:lineRule="auto"/>
         <w:jc w:val="both"/>
         <w:rPr>
-          <w:rFonts w:ascii="Times New Roman" w:hAnsi="Times New Roman" w:cs="Times New Roman"/>
-          <w:sz w:val="24"/>
+          <w:rFonts w:cs="Times New Roman"/>
           <w:szCs w:val="24"/>
         </w:rPr>
       </w:pPr>
@@ -6270,8 +5942,7 @@
         <w:spacing w:after="240" w:line="360" w:lineRule="auto"/>
         <w:jc w:val="both"/>
         <w:rPr>
-          <w:rFonts w:ascii="Times New Roman" w:hAnsi="Times New Roman" w:cs="Times New Roman"/>
-          <w:sz w:val="24"/>
+          <w:rFonts w:cs="Times New Roman"/>
           <w:szCs w:val="24"/>
         </w:rPr>
       </w:pPr>
@@ -6281,8 +5952,7 @@
         <w:spacing w:after="240" w:line="360" w:lineRule="auto"/>
         <w:jc w:val="both"/>
         <w:rPr>
-          <w:rFonts w:ascii="Times New Roman" w:hAnsi="Times New Roman" w:cs="Times New Roman"/>
-          <w:sz w:val="24"/>
+          <w:rFonts w:cs="Times New Roman"/>
           <w:szCs w:val="24"/>
         </w:rPr>
       </w:pPr>
@@ -6292,8 +5962,7 @@
         <w:spacing w:after="240" w:line="360" w:lineRule="auto"/>
         <w:jc w:val="both"/>
         <w:rPr>
-          <w:rFonts w:ascii="Times New Roman" w:hAnsi="Times New Roman" w:cs="Times New Roman"/>
-          <w:sz w:val="24"/>
+          <w:rFonts w:cs="Times New Roman"/>
           <w:szCs w:val="24"/>
         </w:rPr>
       </w:pPr>
@@ -6303,8 +5972,7 @@
         <w:spacing w:after="240" w:line="360" w:lineRule="auto"/>
         <w:jc w:val="both"/>
         <w:rPr>
-          <w:rFonts w:ascii="Times New Roman" w:hAnsi="Times New Roman" w:cs="Times New Roman"/>
-          <w:sz w:val="24"/>
+          <w:rFonts w:cs="Times New Roman"/>
           <w:szCs w:val="24"/>
         </w:rPr>
       </w:pPr>
@@ -6314,8 +5982,7 @@
         <w:spacing w:after="240" w:line="360" w:lineRule="auto"/>
         <w:jc w:val="both"/>
         <w:rPr>
-          <w:rFonts w:ascii="Times New Roman" w:hAnsi="Times New Roman" w:cs="Times New Roman"/>
-          <w:sz w:val="24"/>
+          <w:rFonts w:cs="Times New Roman"/>
           <w:szCs w:val="24"/>
         </w:rPr>
       </w:pPr>
@@ -6325,8 +5992,7 @@
         <w:spacing w:after="240" w:line="360" w:lineRule="auto"/>
         <w:jc w:val="both"/>
         <w:rPr>
-          <w:rFonts w:ascii="Times New Roman" w:hAnsi="Times New Roman" w:cs="Times New Roman"/>
-          <w:sz w:val="24"/>
+          <w:rFonts w:cs="Times New Roman"/>
           <w:szCs w:val="24"/>
         </w:rPr>
       </w:pPr>
@@ -6336,8 +6002,7 @@
         <w:spacing w:after="240" w:line="360" w:lineRule="auto"/>
         <w:jc w:val="both"/>
         <w:rPr>
-          <w:rFonts w:ascii="Times New Roman" w:hAnsi="Times New Roman" w:cs="Times New Roman"/>
-          <w:sz w:val="24"/>
+          <w:rFonts w:cs="Times New Roman"/>
           <w:szCs w:val="24"/>
         </w:rPr>
       </w:pPr>
@@ -6347,8 +6012,7 @@
         <w:spacing w:after="240" w:line="360" w:lineRule="auto"/>
         <w:jc w:val="both"/>
         <w:rPr>
-          <w:rFonts w:ascii="Times New Roman" w:hAnsi="Times New Roman" w:cs="Times New Roman"/>
-          <w:sz w:val="24"/>
+          <w:rFonts w:cs="Times New Roman"/>
           <w:szCs w:val="24"/>
         </w:rPr>
       </w:pPr>
@@ -6388,8 +6052,7 @@
         <w:spacing w:after="240" w:line="360" w:lineRule="auto"/>
         <w:jc w:val="both"/>
         <w:rPr>
-          <w:rFonts w:ascii="Times New Roman" w:hAnsi="Times New Roman" w:cs="Times New Roman"/>
-          <w:sz w:val="24"/>
+          <w:rFonts w:cs="Times New Roman"/>
           <w:szCs w:val="24"/>
         </w:rPr>
       </w:pPr>
@@ -6421,31 +6084,27 @@
         <w:spacing w:after="240" w:line="360" w:lineRule="auto"/>
         <w:jc w:val="both"/>
         <w:rPr>
-          <w:rFonts w:ascii="Times New Roman" w:hAnsi="Times New Roman" w:cs="Times New Roman"/>
-          <w:sz w:val="24"/>
-          <w:szCs w:val="24"/>
-        </w:rPr>
-      </w:pPr>
-      <w:r>
-        <w:rPr>
-          <w:rFonts w:ascii="Times New Roman" w:hAnsi="Times New Roman" w:cs="Times New Roman"/>
-          <w:sz w:val="24"/>
+          <w:rFonts w:cs="Times New Roman"/>
+          <w:szCs w:val="24"/>
+        </w:rPr>
+      </w:pPr>
+      <w:r>
+        <w:rPr>
+          <w:rFonts w:cs="Times New Roman"/>
           <w:szCs w:val="24"/>
         </w:rPr>
         <w:t>When we develop a program, we face many problems and we try to overcome the problems by maintaining the features of it properly but the system can’t perfect</w:t>
       </w:r>
       <w:r>
         <w:rPr>
-          <w:rFonts w:ascii="Times New Roman" w:hAnsi="Times New Roman" w:cs="Times New Roman"/>
-          <w:sz w:val="24"/>
+          <w:rFonts w:cs="Times New Roman"/>
           <w:szCs w:val="24"/>
         </w:rPr>
         <w:t xml:space="preserve">, </w:t>
       </w:r>
       <w:r>
         <w:rPr>
-          <w:rFonts w:ascii="Times New Roman" w:hAnsi="Times New Roman" w:cs="Times New Roman"/>
-          <w:sz w:val="24"/>
+          <w:rFonts w:cs="Times New Roman"/>
           <w:szCs w:val="24"/>
         </w:rPr>
         <w:t>there may be some problems but after developing the program we always except a better output.  Deliverable refers to the specific, measurable output or results the project aims to produce and deliver. The expected output is;</w:t>
@@ -6461,23 +6120,20 @@
         <w:spacing w:after="240" w:line="360" w:lineRule="auto"/>
         <w:jc w:val="both"/>
         <w:rPr>
-          <w:rFonts w:ascii="Times New Roman" w:hAnsi="Times New Roman" w:cs="Times New Roman"/>
-          <w:sz w:val="24"/>
-          <w:szCs w:val="24"/>
-        </w:rPr>
-      </w:pPr>
-      <w:r>
-        <w:rPr>
-          <w:rFonts w:ascii="Times New Roman" w:hAnsi="Times New Roman" w:cs="Times New Roman"/>
-          <w:sz w:val="24"/>
+          <w:rFonts w:cs="Times New Roman"/>
+          <w:szCs w:val="24"/>
+        </w:rPr>
+      </w:pPr>
+      <w:r>
+        <w:rPr>
+          <w:rFonts w:cs="Times New Roman"/>
           <w:szCs w:val="24"/>
         </w:rPr>
         <w:t>Source code written in Java</w:t>
       </w:r>
       <w:r>
         <w:rPr>
-          <w:rFonts w:ascii="Times New Roman" w:hAnsi="Times New Roman" w:cs="Times New Roman"/>
-          <w:sz w:val="24"/>
+          <w:rFonts w:cs="Times New Roman"/>
           <w:szCs w:val="24"/>
         </w:rPr>
         <w:t>.</w:t>
@@ -6493,15 +6149,13 @@
         <w:spacing w:after="240" w:line="360" w:lineRule="auto"/>
         <w:jc w:val="both"/>
         <w:rPr>
-          <w:rFonts w:ascii="Times New Roman" w:hAnsi="Times New Roman" w:cs="Times New Roman"/>
-          <w:sz w:val="24"/>
-          <w:szCs w:val="24"/>
-        </w:rPr>
-      </w:pPr>
-      <w:r>
-        <w:rPr>
-          <w:rFonts w:ascii="Times New Roman" w:hAnsi="Times New Roman" w:cs="Times New Roman"/>
-          <w:sz w:val="24"/>
+          <w:rFonts w:cs="Times New Roman"/>
+          <w:szCs w:val="24"/>
+        </w:rPr>
+      </w:pPr>
+      <w:r>
+        <w:rPr>
+          <w:rFonts w:cs="Times New Roman"/>
           <w:szCs w:val="24"/>
         </w:rPr>
         <w:t>Documentation of the code and any design decisions made during developments.</w:t>
@@ -6517,31 +6171,27 @@
         <w:spacing w:after="240" w:line="360" w:lineRule="auto"/>
         <w:jc w:val="both"/>
         <w:rPr>
-          <w:rFonts w:ascii="Times New Roman" w:hAnsi="Times New Roman" w:cs="Times New Roman"/>
-          <w:sz w:val="24"/>
-          <w:szCs w:val="24"/>
-        </w:rPr>
-      </w:pPr>
-      <w:r>
-        <w:rPr>
-          <w:rFonts w:ascii="Times New Roman" w:hAnsi="Times New Roman" w:cs="Times New Roman"/>
-          <w:sz w:val="24"/>
+          <w:rFonts w:cs="Times New Roman"/>
+          <w:szCs w:val="24"/>
+        </w:rPr>
+      </w:pPr>
+      <w:r>
+        <w:rPr>
+          <w:rFonts w:cs="Times New Roman"/>
           <w:szCs w:val="24"/>
         </w:rPr>
         <w:t>A README file with instructions on</w:t>
       </w:r>
       <w:r>
         <w:rPr>
-          <w:rFonts w:ascii="Times New Roman" w:hAnsi="Times New Roman" w:cs="Times New Roman"/>
-          <w:sz w:val="24"/>
+          <w:rFonts w:cs="Times New Roman"/>
           <w:szCs w:val="24"/>
         </w:rPr>
         <w:t xml:space="preserve"> how to compile and run the program</w:t>
       </w:r>
       <w:r>
         <w:rPr>
-          <w:rFonts w:ascii="Times New Roman" w:hAnsi="Times New Roman" w:cs="Times New Roman"/>
-          <w:sz w:val="24"/>
+          <w:rFonts w:cs="Times New Roman"/>
           <w:szCs w:val="24"/>
         </w:rPr>
         <w:t>.</w:t>
@@ -6552,47 +6202,41 @@
         <w:spacing w:after="240" w:line="360" w:lineRule="auto"/>
         <w:jc w:val="both"/>
         <w:rPr>
-          <w:rFonts w:ascii="Times New Roman" w:hAnsi="Times New Roman" w:cs="Times New Roman"/>
-          <w:sz w:val="24"/>
-          <w:szCs w:val="24"/>
-        </w:rPr>
-      </w:pPr>
-      <w:r>
-        <w:rPr>
-          <w:rFonts w:ascii="Times New Roman" w:hAnsi="Times New Roman" w:cs="Times New Roman"/>
-          <w:sz w:val="24"/>
+          <w:rFonts w:cs="Times New Roman"/>
+          <w:szCs w:val="24"/>
+        </w:rPr>
+      </w:pPr>
+      <w:r>
+        <w:rPr>
+          <w:rFonts w:cs="Times New Roman"/>
           <w:szCs w:val="24"/>
         </w:rPr>
         <w:t xml:space="preserve">A complete </w:t>
       </w:r>
       <w:r>
         <w:rPr>
-          <w:rFonts w:ascii="Times New Roman" w:hAnsi="Times New Roman" w:cs="Times New Roman"/>
-          <w:sz w:val="24"/>
+          <w:rFonts w:cs="Times New Roman"/>
           <w:szCs w:val="24"/>
         </w:rPr>
         <w:t>program t</w:t>
       </w:r>
       <w:r>
         <w:rPr>
-          <w:rFonts w:ascii="Times New Roman" w:hAnsi="Times New Roman" w:cs="Times New Roman"/>
-          <w:sz w:val="24"/>
+          <w:rFonts w:cs="Times New Roman"/>
           <w:szCs w:val="24"/>
         </w:rPr>
         <w:t xml:space="preserve">hat implements </w:t>
       </w:r>
       <w:r>
         <w:rPr>
-          <w:rFonts w:ascii="Times New Roman" w:hAnsi="Times New Roman" w:cs="Times New Roman"/>
-          <w:sz w:val="24"/>
+          <w:rFonts w:cs="Times New Roman"/>
           <w:szCs w:val="24"/>
         </w:rPr>
         <w:t>as described</w:t>
       </w:r>
       <w:r>
         <w:rPr>
-          <w:rFonts w:ascii="Times New Roman" w:hAnsi="Times New Roman" w:cs="Times New Roman"/>
-          <w:sz w:val="24"/>
+          <w:rFonts w:cs="Times New Roman"/>
           <w:szCs w:val="24"/>
         </w:rPr>
         <w:t>.</w:t>
@@ -6603,7 +6247,7 @@
         <w:spacing w:after="240" w:line="360" w:lineRule="auto"/>
         <w:jc w:val="both"/>
         <w:rPr>
-          <w:rFonts w:ascii="Times New Roman" w:hAnsi="Times New Roman" w:cs="Times New Roman"/>
+          <w:rFonts w:cs="Times New Roman"/>
           <w:b/>
           <w:sz w:val="32"/>
           <w:szCs w:val="32"/>
@@ -6668,42 +6312,37 @@
         </w:pPr>
         <w:r>
           <w:rPr>
-            <w:rFonts w:ascii="Times New Roman" w:hAnsi="Times New Roman" w:cs="Times New Roman"/>
-            <w:sz w:val="24"/>
+            <w:rFonts w:cs="Times New Roman"/>
             <w:szCs w:val="24"/>
           </w:rPr>
           <w:fldChar w:fldCharType="begin"/>
         </w:r>
         <w:r>
           <w:rPr>
-            <w:rFonts w:ascii="Times New Roman" w:hAnsi="Times New Roman" w:cs="Times New Roman"/>
-            <w:sz w:val="24"/>
+            <w:rFonts w:cs="Times New Roman"/>
             <w:szCs w:val="24"/>
           </w:rPr>
           <w:instrText xml:space="preserve"> PAGE   \* MERGEFORMAT </w:instrText>
         </w:r>
         <w:r>
           <w:rPr>
-            <w:rFonts w:ascii="Times New Roman" w:hAnsi="Times New Roman" w:cs="Times New Roman"/>
-            <w:sz w:val="24"/>
+            <w:rFonts w:cs="Times New Roman"/>
             <w:szCs w:val="24"/>
           </w:rPr>
           <w:fldChar w:fldCharType="separate"/>
         </w:r>
         <w:r>
           <w:rPr>
-            <w:rFonts w:ascii="Times New Roman" w:hAnsi="Times New Roman" w:cs="Times New Roman"/>
+            <w:rFonts w:cs="Times New Roman"/>
             <w:noProof/>
-            <w:sz w:val="24"/>
             <w:szCs w:val="24"/>
           </w:rPr>
           <w:t>14</w:t>
         </w:r>
         <w:r>
           <w:rPr>
-            <w:rFonts w:ascii="Times New Roman" w:hAnsi="Times New Roman" w:cs="Times New Roman"/>
+            <w:rFonts w:cs="Times New Roman"/>
             <w:noProof/>
-            <w:sz w:val="24"/>
             <w:szCs w:val="24"/>
           </w:rPr>
           <w:fldChar w:fldCharType="end"/>
@@ -8935,7 +8574,11 @@
   <w:style w:type="paragraph" w:default="1" w:styleId="Normal">
     <w:name w:val="Normal"/>
     <w:qFormat/>
-    <w:rsid w:val="003502C1"/>
+    <w:rsid w:val="00784F27"/>
+    <w:rPr>
+      <w:rFonts w:ascii="Times New Roman" w:hAnsi="Times New Roman"/>
+      <w:sz w:val="24"/>
+    </w:rPr>
   </w:style>
   <w:style w:type="paragraph" w:styleId="Heading1">
     <w:name w:val="heading 1"/>
@@ -8952,7 +8595,7 @@
       <w:outlineLvl w:val="0"/>
     </w:pPr>
     <w:rPr>
-      <w:rFonts w:ascii="Times New Roman" w:eastAsiaTheme="majorEastAsia" w:hAnsi="Times New Roman" w:cstheme="majorBidi"/>
+      <w:rFonts w:eastAsiaTheme="majorEastAsia" w:cstheme="majorBidi"/>
       <w:b/>
       <w:color w:val="000000" w:themeColor="text1"/>
       <w:sz w:val="32"/>
@@ -9001,7 +8644,6 @@
     <w:rPr>
       <w:rFonts w:asciiTheme="majorHAnsi" w:eastAsiaTheme="majorEastAsia" w:hAnsiTheme="majorHAnsi" w:cstheme="majorBidi"/>
       <w:color w:val="1F4D78" w:themeColor="accent1" w:themeShade="7F"/>
-      <w:sz w:val="24"/>
       <w:szCs w:val="24"/>
     </w:rPr>
   </w:style>
@@ -9115,11 +8757,10 @@
       <w:jc w:val="both"/>
     </w:pPr>
     <w:rPr>
-      <w:rFonts w:ascii="Times New Roman" w:hAnsi="Times New Roman" w:cs="Times New Roman"/>
+      <w:rFonts w:cs="Times New Roman"/>
       <w:b/>
       <w:bCs/>
       <w:noProof/>
-      <w:sz w:val="24"/>
       <w:szCs w:val="24"/>
     </w:rPr>
   </w:style>
@@ -11431,7 +11072,7 @@
 </file>
 
 <file path=customXml/itemProps1.xml><?xml version="1.0" encoding="utf-8"?>
-<ds:datastoreItem xmlns:ds="http://schemas.openxmlformats.org/officeDocument/2006/customXml" ds:itemID="{76A83ECD-8D0B-4272-905C-E024EBBA7156}">
+<ds:datastoreItem xmlns:ds="http://schemas.openxmlformats.org/officeDocument/2006/customXml" ds:itemID="{D008D692-4E05-4E2A-A1EE-8CFDE5053910}">
   <ds:schemaRefs>
     <ds:schemaRef ds:uri="http://schemas.openxmlformats.org/officeDocument/2006/bibliography"/>
   </ds:schemaRefs>

--- a/Proposal STUDY-BUDDY.docx
+++ b/Proposal STUDY-BUDDY.docx
@@ -2494,7 +2494,6 @@
         </w:rPr>
         <w:t xml:space="preserve">The primary goal is to develop a functional, user-friendly software application that meets the </w:t>
       </w:r>
-      <w:bookmarkStart w:id="7" w:name="_GoBack"/>
       <w:r>
         <w:rPr>
           <w:rFonts w:cs="Times New Roman"/>
@@ -2578,9 +2577,565 @@
         <w:t>To make learning resources easily searchable and well-organized</w:t>
       </w:r>
     </w:p>
+    <w:p>
+      <w:pPr>
+        <w:spacing w:after="0" w:line="360" w:lineRule="auto"/>
+        <w:jc w:val="both"/>
+        <w:rPr>
+          <w:rFonts w:asciiTheme="majorHAnsi" w:hAnsiTheme="majorHAnsi" w:cstheme="majorHAnsi"/>
+        </w:rPr>
+      </w:pPr>
+    </w:p>
+    <w:p>
+      <w:pPr>
+        <w:pStyle w:val="Heading2"/>
+        <w:spacing w:line="360" w:lineRule="auto"/>
+        <w:rPr>
+          <w:rFonts w:eastAsia="Times New Roman" w:cs="Times New Roman"/>
+        </w:rPr>
+      </w:pPr>
+      <w:bookmarkStart w:id="7" w:name="_Toc233811472"/>
+    </w:p>
+    <w:p>
+      <w:pPr>
+        <w:pStyle w:val="Heading2"/>
+        <w:spacing w:line="360" w:lineRule="auto"/>
+        <w:rPr>
+          <w:rFonts w:eastAsia="Times New Roman" w:cs="Times New Roman"/>
+        </w:rPr>
+      </w:pPr>
+    </w:p>
+    <w:p>
+      <w:pPr>
+        <w:pStyle w:val="Heading2"/>
+        <w:spacing w:line="360" w:lineRule="auto"/>
+        <w:rPr>
+          <w:rFonts w:eastAsia="Times New Roman" w:cs="Times New Roman"/>
+        </w:rPr>
+      </w:pPr>
+    </w:p>
+    <w:p>
+      <w:pPr>
+        <w:pStyle w:val="Heading2"/>
+        <w:spacing w:line="360" w:lineRule="auto"/>
+        <w:rPr>
+          <w:rFonts w:eastAsia="Times New Roman" w:cs="Times New Roman"/>
+        </w:rPr>
+      </w:pPr>
+    </w:p>
+    <w:p>
+      <w:pPr>
+        <w:pStyle w:val="Heading2"/>
+        <w:spacing w:line="360" w:lineRule="auto"/>
+        <w:rPr>
+          <w:rFonts w:eastAsia="Times New Roman" w:cs="Times New Roman"/>
+        </w:rPr>
+      </w:pPr>
+    </w:p>
+    <w:p>
+      <w:pPr>
+        <w:pStyle w:val="Heading2"/>
+        <w:spacing w:line="360" w:lineRule="auto"/>
+        <w:rPr>
+          <w:rFonts w:eastAsia="Times New Roman" w:cs="Times New Roman"/>
+        </w:rPr>
+      </w:pPr>
+    </w:p>
+    <w:p>
+      <w:pPr>
+        <w:pStyle w:val="Heading2"/>
+        <w:spacing w:line="360" w:lineRule="auto"/>
+        <w:rPr>
+          <w:rFonts w:eastAsia="Times New Roman" w:cs="Times New Roman"/>
+        </w:rPr>
+      </w:pPr>
+    </w:p>
+    <w:p>
+      <w:pPr>
+        <w:pStyle w:val="Heading2"/>
+        <w:spacing w:line="360" w:lineRule="auto"/>
+        <w:rPr>
+          <w:rFonts w:eastAsia="Times New Roman" w:cs="Times New Roman"/>
+        </w:rPr>
+      </w:pPr>
+    </w:p>
+    <w:p>
+      <w:pPr>
+        <w:pStyle w:val="Heading2"/>
+        <w:spacing w:line="360" w:lineRule="auto"/>
+        <w:rPr>
+          <w:rFonts w:eastAsia="Times New Roman" w:cs="Times New Roman"/>
+        </w:rPr>
+      </w:pPr>
+    </w:p>
+    <w:p>
+      <w:pPr>
+        <w:pStyle w:val="Heading2"/>
+        <w:spacing w:line="360" w:lineRule="auto"/>
+        <w:rPr>
+          <w:rFonts w:eastAsia="Times New Roman" w:cs="Times New Roman"/>
+        </w:rPr>
+      </w:pPr>
+    </w:p>
+    <w:p>
+      <w:pPr>
+        <w:pStyle w:val="Heading2"/>
+        <w:spacing w:line="360" w:lineRule="auto"/>
+        <w:rPr>
+          <w:rFonts w:eastAsia="Times New Roman" w:cs="Times New Roman"/>
+        </w:rPr>
+      </w:pPr>
+    </w:p>
+    <w:p>
+      <w:pPr>
+        <w:pStyle w:val="Heading2"/>
+        <w:spacing w:line="360" w:lineRule="auto"/>
+        <w:rPr>
+          <w:rFonts w:eastAsia="Times New Roman" w:cs="Times New Roman"/>
+        </w:rPr>
+      </w:pPr>
+    </w:p>
+    <w:p>
+      <w:pPr>
+        <w:pStyle w:val="Heading2"/>
+        <w:spacing w:line="360" w:lineRule="auto"/>
+        <w:rPr>
+          <w:rFonts w:eastAsia="Times New Roman" w:cs="Times New Roman"/>
+        </w:rPr>
+      </w:pPr>
+    </w:p>
+    <w:p>
+      <w:pPr>
+        <w:pStyle w:val="Heading2"/>
+        <w:spacing w:line="360" w:lineRule="auto"/>
+        <w:rPr>
+          <w:rFonts w:eastAsia="Times New Roman" w:cs="Times New Roman"/>
+        </w:rPr>
+      </w:pPr>
+    </w:p>
+    <w:p>
+      <w:pPr>
+        <w:pStyle w:val="Heading2"/>
+        <w:spacing w:line="360" w:lineRule="auto"/>
+        <w:rPr>
+          <w:rFonts w:eastAsia="Times New Roman" w:cs="Times New Roman"/>
+        </w:rPr>
+      </w:pPr>
+    </w:p>
+    <w:p>
+      <w:pPr>
+        <w:pStyle w:val="Heading2"/>
+        <w:spacing w:line="360" w:lineRule="auto"/>
+        <w:rPr>
+          <w:rFonts w:eastAsia="Times New Roman" w:cs="Times New Roman"/>
+        </w:rPr>
+      </w:pPr>
+    </w:p>
+    <w:p>
+      <w:pPr>
+        <w:pStyle w:val="Heading2"/>
+        <w:spacing w:line="360" w:lineRule="auto"/>
+        <w:rPr>
+          <w:rFonts w:eastAsia="Times New Roman" w:cs="Times New Roman"/>
+        </w:rPr>
+      </w:pPr>
+    </w:p>
+    <w:p>
+      <w:pPr>
+        <w:pStyle w:val="Heading2"/>
+        <w:spacing w:line="360" w:lineRule="auto"/>
+        <w:rPr>
+          <w:rFonts w:eastAsia="Times New Roman" w:cs="Times New Roman"/>
+        </w:rPr>
+      </w:pPr>
+    </w:p>
+    <w:p>
+      <w:pPr>
+        <w:pStyle w:val="Heading2"/>
+        <w:spacing w:line="360" w:lineRule="auto"/>
+        <w:rPr>
+          <w:rFonts w:eastAsia="Times New Roman" w:cs="Times New Roman"/>
+        </w:rPr>
+      </w:pPr>
+    </w:p>
+    <w:p>
+      <w:pPr>
+        <w:pStyle w:val="Heading2"/>
+        <w:spacing w:line="360" w:lineRule="auto"/>
+        <w:rPr>
+          <w:rFonts w:eastAsia="Times New Roman" w:cs="Times New Roman"/>
+        </w:rPr>
+      </w:pPr>
+    </w:p>
+    <w:p>
+      <w:pPr>
+        <w:pStyle w:val="Heading2"/>
+        <w:spacing w:line="360" w:lineRule="auto"/>
+        <w:rPr>
+          <w:rFonts w:eastAsia="Times New Roman" w:cs="Times New Roman"/>
+        </w:rPr>
+      </w:pPr>
+    </w:p>
+    <w:p>
+      <w:pPr>
+        <w:pStyle w:val="Heading2"/>
+        <w:spacing w:line="360" w:lineRule="auto"/>
+        <w:rPr>
+          <w:rFonts w:eastAsia="Times New Roman" w:cs="Times New Roman"/>
+        </w:rPr>
+      </w:pPr>
+    </w:p>
+    <w:p>
+      <w:pPr>
+        <w:pStyle w:val="Heading2"/>
+        <w:spacing w:line="360" w:lineRule="auto"/>
+        <w:rPr>
+          <w:rFonts w:eastAsia="Times New Roman" w:cs="Times New Roman"/>
+        </w:rPr>
+      </w:pPr>
+    </w:p>
+    <w:p>
+      <w:pPr>
+        <w:pStyle w:val="Heading2"/>
+        <w:spacing w:line="360" w:lineRule="auto"/>
+        <w:rPr>
+          <w:rFonts w:eastAsia="Times New Roman" w:cs="Times New Roman"/>
+        </w:rPr>
+      </w:pPr>
+    </w:p>
     <w:bookmarkEnd w:id="7"/>
     <w:p>
       <w:pPr>
+        <w:pStyle w:val="Heading2"/>
+        <w:spacing w:line="360" w:lineRule="auto"/>
+        <w:rPr>
+          <w:rFonts w:eastAsia="Times New Roman" w:cs="Times New Roman"/>
+        </w:rPr>
+      </w:pPr>
+    </w:p>
+    <w:p>
+      <w:pPr>
+        <w:rPr>
+          <w:b/>
+          <w:sz w:val="32"/>
+          <w:szCs w:val="32"/>
+        </w:rPr>
+      </w:pPr>
+      <w:r>
+        <w:rPr>
+          <w:b/>
+          <w:sz w:val="32"/>
+          <w:szCs w:val="32"/>
+        </w:rPr>
+        <w:lastRenderedPageBreak/>
+        <w:t>4. Aim, Scope &amp; Applicability</w:t>
+      </w:r>
+    </w:p>
+    <w:p>
+      <w:pPr>
+        <w:pStyle w:val="Heading3"/>
+        <w:spacing w:line="360" w:lineRule="auto"/>
+        <w:rPr>
+          <w:rFonts w:ascii="Times New Roman" w:hAnsi="Times New Roman" w:cs="Times New Roman"/>
+          <w:b/>
+          <w:color w:val="000000" w:themeColor="text1"/>
+          <w:sz w:val="28"/>
+          <w:szCs w:val="28"/>
+        </w:rPr>
+      </w:pPr>
+      <w:bookmarkStart w:id="8" w:name="_Toc233811473"/>
+      <w:r>
+        <w:rPr>
+          <w:rFonts w:ascii="Times New Roman" w:hAnsi="Times New Roman" w:cs="Times New Roman"/>
+          <w:b/>
+          <w:color w:val="000000" w:themeColor="text1"/>
+          <w:sz w:val="28"/>
+          <w:szCs w:val="28"/>
+        </w:rPr>
+        <w:t>4</w:t>
+      </w:r>
+      <w:r>
+        <w:rPr>
+          <w:rFonts w:ascii="Times New Roman" w:hAnsi="Times New Roman" w:cs="Times New Roman"/>
+          <w:b/>
+          <w:color w:val="000000" w:themeColor="text1"/>
+          <w:sz w:val="28"/>
+          <w:szCs w:val="28"/>
+        </w:rPr>
+        <w:t>.1.  Aim</w:t>
+      </w:r>
+      <w:bookmarkEnd w:id="8"/>
+    </w:p>
+    <w:p>
+      <w:pPr>
+        <w:numPr>
+          <w:ilvl w:val="0"/>
+          <w:numId w:val="15"/>
+        </w:numPr>
+        <w:spacing w:before="240" w:line="360" w:lineRule="auto"/>
+        <w:jc w:val="both"/>
+        <w:rPr>
+          <w:rFonts w:cs="Times New Roman"/>
+          <w:szCs w:val="24"/>
+        </w:rPr>
+      </w:pPr>
+      <w:r>
+        <w:rPr>
+          <w:rFonts w:cs="Times New Roman"/>
+          <w:szCs w:val="24"/>
+        </w:rPr>
+        <w:t>Action-oriented academic hub</w:t>
+      </w:r>
+    </w:p>
+    <w:p>
+      <w:pPr>
+        <w:numPr>
+          <w:ilvl w:val="0"/>
+          <w:numId w:val="15"/>
+        </w:numPr>
+        <w:spacing w:line="360" w:lineRule="auto"/>
+        <w:jc w:val="both"/>
+        <w:rPr>
+          <w:rFonts w:cs="Times New Roman"/>
+          <w:szCs w:val="24"/>
+        </w:rPr>
+      </w:pPr>
+      <w:r>
+        <w:rPr>
+          <w:rFonts w:cs="Times New Roman"/>
+          <w:szCs w:val="24"/>
+        </w:rPr>
+        <w:t>Study-material management</w:t>
+      </w:r>
+    </w:p>
+    <w:p>
+      <w:pPr>
+        <w:numPr>
+          <w:ilvl w:val="0"/>
+          <w:numId w:val="15"/>
+        </w:numPr>
+        <w:spacing w:line="360" w:lineRule="auto"/>
+        <w:jc w:val="both"/>
+        <w:rPr>
+          <w:rFonts w:cs="Times New Roman"/>
+          <w:sz w:val="22"/>
+        </w:rPr>
+      </w:pPr>
+      <w:r>
+        <w:rPr>
+          <w:rFonts w:cs="Times New Roman"/>
+          <w:szCs w:val="24"/>
+        </w:rPr>
+        <w:t>Make academic Organized</w:t>
+      </w:r>
+    </w:p>
+    <w:p>
+      <w:pPr>
+        <w:pStyle w:val="Heading3"/>
+        <w:spacing w:line="360" w:lineRule="auto"/>
+        <w:rPr>
+          <w:rFonts w:ascii="Times New Roman" w:hAnsi="Times New Roman" w:cs="Times New Roman"/>
+          <w:b/>
+          <w:color w:val="000000" w:themeColor="text1"/>
+          <w:sz w:val="28"/>
+          <w:szCs w:val="28"/>
+        </w:rPr>
+      </w:pPr>
+      <w:r>
+        <w:rPr>
+          <w:rFonts w:ascii="Times New Roman" w:eastAsia="Times New Roman" w:hAnsi="Times New Roman" w:cs="Times New Roman"/>
+          <w:b/>
+          <w:color w:val="000000" w:themeColor="text1"/>
+          <w:sz w:val="28"/>
+          <w:szCs w:val="28"/>
+        </w:rPr>
+        <w:t>4</w:t>
+      </w:r>
+      <w:r>
+        <w:rPr>
+          <w:rFonts w:ascii="Times New Roman" w:eastAsia="Times New Roman" w:hAnsi="Times New Roman" w:cs="Times New Roman"/>
+          <w:b/>
+          <w:color w:val="000000" w:themeColor="text1"/>
+          <w:sz w:val="28"/>
+          <w:szCs w:val="28"/>
+        </w:rPr>
+        <w:t>.2.  Scope</w:t>
+      </w:r>
+    </w:p>
+    <w:p>
+      <w:pPr>
+        <w:numPr>
+          <w:ilvl w:val="0"/>
+          <w:numId w:val="16"/>
+        </w:numPr>
+        <w:spacing w:before="240" w:line="360" w:lineRule="auto"/>
+        <w:jc w:val="both"/>
+        <w:rPr>
+          <w:rFonts w:cs="Times New Roman"/>
+          <w:szCs w:val="24"/>
+        </w:rPr>
+      </w:pPr>
+      <w:r>
+        <w:rPr>
+          <w:rFonts w:cs="Times New Roman"/>
+          <w:szCs w:val="24"/>
+        </w:rPr>
+        <w:t>User management system</w:t>
+      </w:r>
+    </w:p>
+    <w:p>
+      <w:pPr>
+        <w:numPr>
+          <w:ilvl w:val="0"/>
+          <w:numId w:val="16"/>
+        </w:numPr>
+        <w:spacing w:line="360" w:lineRule="auto"/>
+        <w:jc w:val="both"/>
+        <w:rPr>
+          <w:rFonts w:cs="Times New Roman"/>
+          <w:szCs w:val="24"/>
+        </w:rPr>
+      </w:pPr>
+      <w:r>
+        <w:rPr>
+          <w:rFonts w:cs="Times New Roman"/>
+          <w:szCs w:val="24"/>
+        </w:rPr>
+        <w:t>Study resource sharing</w:t>
+      </w:r>
+      <w:bookmarkStart w:id="9" w:name="_GoBack"/>
+      <w:bookmarkEnd w:id="9"/>
+    </w:p>
+    <w:p>
+      <w:pPr>
+        <w:numPr>
+          <w:ilvl w:val="0"/>
+          <w:numId w:val="16"/>
+        </w:numPr>
+        <w:spacing w:line="360" w:lineRule="auto"/>
+        <w:jc w:val="both"/>
+        <w:rPr>
+          <w:rFonts w:cs="Times New Roman"/>
+          <w:szCs w:val="24"/>
+        </w:rPr>
+      </w:pPr>
+      <w:r>
+        <w:rPr>
+          <w:rFonts w:cs="Times New Roman"/>
+          <w:szCs w:val="24"/>
+        </w:rPr>
+        <w:t>Request and upload feature</w:t>
+      </w:r>
+    </w:p>
+    <w:p>
+      <w:pPr>
+        <w:numPr>
+          <w:ilvl w:val="0"/>
+          <w:numId w:val="16"/>
+        </w:numPr>
+        <w:spacing w:line="360" w:lineRule="auto"/>
+        <w:jc w:val="both"/>
+        <w:rPr>
+          <w:rFonts w:cs="Times New Roman"/>
+          <w:szCs w:val="24"/>
+        </w:rPr>
+      </w:pPr>
+      <w:r>
+        <w:rPr>
+          <w:rFonts w:cs="Times New Roman"/>
+          <w:szCs w:val="24"/>
+        </w:rPr>
+        <w:t>Search and organize materials</w:t>
+      </w:r>
+    </w:p>
+    <w:p>
+      <w:pPr>
+        <w:pStyle w:val="Heading3"/>
+        <w:numPr>
+          <w:ilvl w:val="1"/>
+          <w:numId w:val="19"/>
+        </w:numPr>
+        <w:spacing w:line="360" w:lineRule="auto"/>
+        <w:rPr>
+          <w:rFonts w:ascii="Times New Roman" w:eastAsia="Times New Roman" w:hAnsi="Times New Roman" w:cs="Times New Roman"/>
+          <w:b/>
+          <w:color w:val="000000" w:themeColor="text1"/>
+          <w:sz w:val="28"/>
+          <w:szCs w:val="28"/>
+        </w:rPr>
+      </w:pPr>
+      <w:r>
+        <w:rPr>
+          <w:rFonts w:ascii="Times New Roman" w:eastAsia="Times New Roman" w:hAnsi="Times New Roman" w:cs="Times New Roman"/>
+          <w:b/>
+          <w:color w:val="000000" w:themeColor="text1"/>
+          <w:sz w:val="28"/>
+          <w:szCs w:val="28"/>
+        </w:rPr>
+        <w:t>Applicability</w:t>
+      </w:r>
+    </w:p>
+    <w:p>
+      <w:pPr>
+        <w:spacing w:before="240" w:line="360" w:lineRule="auto"/>
+        <w:jc w:val="both"/>
+        <w:rPr>
+          <w:rFonts w:cs="Times New Roman"/>
+          <w:szCs w:val="24"/>
+        </w:rPr>
+      </w:pPr>
+      <w:r>
+        <w:rPr>
+          <w:rFonts w:cs="Times New Roman"/>
+          <w:szCs w:val="24"/>
+        </w:rPr>
+        <w:t>Study-Buddy is applicable to:</w:t>
+      </w:r>
+    </w:p>
+    <w:p>
+      <w:pPr>
+        <w:numPr>
+          <w:ilvl w:val="0"/>
+          <w:numId w:val="17"/>
+        </w:numPr>
+        <w:spacing w:line="360" w:lineRule="auto"/>
+        <w:jc w:val="both"/>
+        <w:rPr>
+          <w:rFonts w:cs="Times New Roman"/>
+          <w:szCs w:val="24"/>
+        </w:rPr>
+      </w:pPr>
+      <w:r>
+        <w:rPr>
+          <w:rFonts w:cs="Times New Roman"/>
+          <w:szCs w:val="24"/>
+        </w:rPr>
+        <w:t>School students</w:t>
+      </w:r>
+    </w:p>
+    <w:p>
+      <w:pPr>
+        <w:numPr>
+          <w:ilvl w:val="0"/>
+          <w:numId w:val="17"/>
+        </w:numPr>
+        <w:spacing w:line="360" w:lineRule="auto"/>
+        <w:jc w:val="both"/>
+        <w:rPr>
+          <w:rFonts w:cs="Times New Roman"/>
+          <w:szCs w:val="24"/>
+        </w:rPr>
+      </w:pPr>
+      <w:r>
+        <w:rPr>
+          <w:rFonts w:cs="Times New Roman"/>
+          <w:szCs w:val="24"/>
+        </w:rPr>
+        <w:t>College and university students</w:t>
+      </w:r>
+    </w:p>
+    <w:p>
+      <w:pPr>
         <w:spacing w:after="0" w:line="360" w:lineRule="auto"/>
         <w:jc w:val="both"/>
         <w:rPr>
@@ -2653,20 +3208,17 @@
     </w:p>
     <w:p>
       <w:pPr>
-        <w:spacing w:after="0" w:line="360" w:lineRule="auto"/>
-        <w:jc w:val="both"/>
-        <w:rPr>
-          <w:rFonts w:asciiTheme="majorHAnsi" w:hAnsiTheme="majorHAnsi" w:cstheme="majorHAnsi"/>
-        </w:rPr>
-      </w:pPr>
-    </w:p>
-    <w:p>
-      <w:pPr>
-        <w:spacing w:line="360" w:lineRule="auto"/>
-        <w:jc w:val="both"/>
-      </w:pPr>
-      <w:bookmarkStart w:id="8" w:name="_Toc196205397"/>
-      <w:bookmarkStart w:id="9" w:name="_Toc196923484"/>
+        <w:spacing w:line="360" w:lineRule="auto"/>
+        <w:jc w:val="both"/>
+      </w:pPr>
+      <w:bookmarkStart w:id="10" w:name="_Toc196205397"/>
+      <w:bookmarkStart w:id="11" w:name="_Toc196923484"/>
+    </w:p>
+    <w:p>
+      <w:pPr>
+        <w:spacing w:line="360" w:lineRule="auto"/>
+        <w:jc w:val="both"/>
+      </w:pPr>
     </w:p>
     <w:p>
       <w:pPr>
@@ -2715,7 +3267,7 @@
           <w:color w:val="auto"/>
         </w:rPr>
       </w:pPr>
-      <w:bookmarkStart w:id="10" w:name="_Toc229078644"/>
+      <w:bookmarkStart w:id="12" w:name="_Toc229078644"/>
       <w:r>
         <w:rPr>
           <w:rFonts w:cs="Times New Roman"/>
@@ -2740,7 +3292,7 @@
         </w:rPr>
         <w:t>Background Study:</w:t>
       </w:r>
-      <w:bookmarkEnd w:id="10"/>
+      <w:bookmarkEnd w:id="12"/>
     </w:p>
     <w:p>
       <w:pPr>
@@ -2777,7 +3329,6 @@
           <w:sz w:val="32"/>
           <w:szCs w:val="32"/>
         </w:rPr>
-        <w:lastRenderedPageBreak/>
         <w:t>Existing Systems</w:t>
       </w:r>
     </w:p>
@@ -3299,6 +3850,7 @@
           <w:rFonts w:eastAsia="Times New Roman" w:cs="Times New Roman"/>
           <w:szCs w:val="24"/>
         </w:rPr>
+        <w:lastRenderedPageBreak/>
         <w:t xml:space="preserve">Most platforms are either commercial (locked behind paywalls) </w:t>
       </w:r>
     </w:p>
@@ -3371,7 +3923,7 @@
           <w:color w:val="auto"/>
         </w:rPr>
       </w:pPr>
-      <w:bookmarkStart w:id="11" w:name="_Toc229078645"/>
+      <w:bookmarkStart w:id="13" w:name="_Toc229078645"/>
       <w:r>
         <w:rPr>
           <w:rFonts w:cs="Times New Roman"/>
@@ -3380,9 +3932,9 @@
         </w:rPr>
         <w:t>Methodology:</w:t>
       </w:r>
-      <w:bookmarkEnd w:id="8"/>
-      <w:bookmarkEnd w:id="9"/>
+      <w:bookmarkEnd w:id="10"/>
       <w:bookmarkEnd w:id="11"/>
+      <w:bookmarkEnd w:id="13"/>
     </w:p>
     <w:p>
       <w:pPr>
@@ -3430,7 +3982,6 @@
           <w:rFonts w:asciiTheme="majorHAnsi" w:hAnsiTheme="majorHAnsi" w:cstheme="majorHAnsi"/>
           <w:noProof/>
         </w:rPr>
-        <w:lastRenderedPageBreak/>
         <w:drawing>
           <wp:anchor distT="0" distB="0" distL="114300" distR="114300" simplePos="0" relativeHeight="251663360" behindDoc="1" locked="0" layoutInCell="1" allowOverlap="1" wp14:anchorId="53BDD66B" wp14:editId="0FA3B6DB">
             <wp:simplePos x="0" y="0"/>
@@ -3743,8 +4294,8 @@
           <w:szCs w:val="32"/>
         </w:rPr>
       </w:pPr>
-      <w:bookmarkStart w:id="12" w:name="_Toc196205398"/>
-      <w:bookmarkStart w:id="13" w:name="_Toc196923485"/>
+      <w:bookmarkStart w:id="14" w:name="_Toc196205398"/>
+      <w:bookmarkStart w:id="15" w:name="_Toc196923485"/>
     </w:p>
     <w:p>
       <w:pPr>
@@ -3758,7 +4309,7 @@
           <w:color w:val="auto"/>
         </w:rPr>
       </w:pPr>
-      <w:bookmarkStart w:id="14" w:name="_Toc229078646"/>
+      <w:bookmarkStart w:id="16" w:name="_Toc229078646"/>
       <w:r>
         <w:rPr>
           <w:rFonts w:cstheme="majorHAnsi"/>
@@ -3825,8 +4376,8 @@
         </w:rPr>
         <w:t>G</w:t>
       </w:r>
-      <w:bookmarkEnd w:id="12"/>
-      <w:bookmarkEnd w:id="13"/>
+      <w:bookmarkEnd w:id="14"/>
+      <w:bookmarkEnd w:id="15"/>
       <w:r>
         <w:rPr>
           <w:rFonts w:cs="Times New Roman"/>
@@ -3843,7 +4394,7 @@
         </w:rPr>
         <w:t>:</w:t>
       </w:r>
-      <w:bookmarkEnd w:id="14"/>
+      <w:bookmarkEnd w:id="16"/>
     </w:p>
     <w:p>
       <w:pPr>
@@ -4102,7 +4653,7 @@
       <w:pPr>
         <w:spacing w:line="360" w:lineRule="auto"/>
       </w:pPr>
-      <w:bookmarkStart w:id="15" w:name="_Toc196923486"/>
+      <w:bookmarkStart w:id="17" w:name="_Toc196923486"/>
     </w:p>
     <w:p>
       <w:pPr>
@@ -4135,7 +4686,7 @@
           <w:color w:val="auto"/>
         </w:rPr>
       </w:pPr>
-      <w:bookmarkStart w:id="16" w:name="_Toc229078647"/>
+      <w:bookmarkStart w:id="18" w:name="_Toc229078647"/>
       <w:r>
         <w:rPr>
           <w:rFonts w:cs="Times New Roman"/>
@@ -4153,7 +4704,7 @@
         </w:rPr>
         <w:t>Requirement Document:</w:t>
       </w:r>
-      <w:bookmarkEnd w:id="16"/>
+      <w:bookmarkEnd w:id="18"/>
     </w:p>
     <w:p>
       <w:pPr>
@@ -4168,8 +4719,8 @@
           <w:szCs w:val="28"/>
         </w:rPr>
       </w:pPr>
-      <w:bookmarkStart w:id="17" w:name="_Toc204546100"/>
-      <w:bookmarkStart w:id="18" w:name="_Toc229078648"/>
+      <w:bookmarkStart w:id="19" w:name="_Toc204546100"/>
+      <w:bookmarkStart w:id="20" w:name="_Toc229078648"/>
       <w:r>
         <w:rPr>
           <w:rFonts w:cs="Times New Roman"/>
@@ -4180,8 +4731,8 @@
         </w:rPr>
         <w:t>6.1 Functional Requirements</w:t>
       </w:r>
-      <w:bookmarkEnd w:id="17"/>
-      <w:bookmarkEnd w:id="18"/>
+      <w:bookmarkEnd w:id="19"/>
+      <w:bookmarkEnd w:id="20"/>
     </w:p>
     <w:p>
       <w:pPr>
@@ -4867,7 +5418,7 @@
         </w:rPr>
         <w:t xml:space="preserve"> </w:t>
       </w:r>
-      <w:bookmarkStart w:id="19" w:name="_Toc229078649"/>
+      <w:bookmarkStart w:id="21" w:name="_Toc229078649"/>
       <w:r>
         <w:rPr>
           <w:rFonts w:eastAsia="Times New Roman" w:cs="Times New Roman"/>
@@ -4898,7 +5449,7 @@
         </w:rPr>
         <w:t>Non-Functional Requirements</w:t>
       </w:r>
-      <w:bookmarkEnd w:id="19"/>
+      <w:bookmarkEnd w:id="21"/>
     </w:p>
     <w:p>
       <w:pPr>
@@ -5302,7 +5853,7 @@
         </w:rPr>
       </w:pPr>
     </w:p>
-    <w:bookmarkEnd w:id="15"/>
+    <w:bookmarkEnd w:id="17"/>
     <w:p>
       <w:pPr>
         <w:rPr>
@@ -5319,12 +5870,12 @@
         <w:spacing w:before="0" w:after="240" w:line="360" w:lineRule="auto"/>
         <w:jc w:val="both"/>
       </w:pPr>
-      <w:bookmarkStart w:id="20" w:name="_Toc229078650"/>
+      <w:bookmarkStart w:id="22" w:name="_Toc229078650"/>
       <w:r>
         <w:lastRenderedPageBreak/>
         <w:t>7. System design</w:t>
       </w:r>
-      <w:bookmarkEnd w:id="20"/>
+      <w:bookmarkEnd w:id="22"/>
     </w:p>
     <w:p>
       <w:pPr>
@@ -6063,7 +6614,7 @@
         <w:spacing w:before="0" w:after="240" w:line="360" w:lineRule="auto"/>
         <w:jc w:val="both"/>
       </w:pPr>
-      <w:bookmarkStart w:id="21" w:name="_Toc229078651"/>
+      <w:bookmarkStart w:id="23" w:name="_Toc229078651"/>
       <w:r>
         <w:lastRenderedPageBreak/>
         <w:t>7</w:t>
@@ -6077,7 +6628,7 @@
       <w:r>
         <w:t>Deliverables:</w:t>
       </w:r>
-      <w:bookmarkEnd w:id="21"/>
+      <w:bookmarkEnd w:id="23"/>
     </w:p>
     <w:p>
       <w:pPr>
@@ -6337,7 +6888,7 @@
             <w:noProof/>
             <w:szCs w:val="24"/>
           </w:rPr>
-          <w:t>14</w:t>
+          <w:t>8</w:t>
         </w:r>
         <w:r>
           <w:rPr>
@@ -6772,6 +7323,268 @@
     </w:lvl>
   </w:abstractNum>
   <w:abstractNum w:abstractNumId="3" w15:restartNumberingAfterBreak="0">
+    <w:nsid w:val="1A9862D8"/>
+    <w:multiLevelType w:val="multilevel"/>
+    <w:tmpl w:val="829AF650"/>
+    <w:lvl w:ilvl="0">
+      <w:start w:val="1"/>
+      <w:numFmt w:val="bullet"/>
+      <w:lvlText w:val=""/>
+      <w:lvlJc w:val="left"/>
+      <w:pPr>
+        <w:tabs>
+          <w:tab w:val="num" w:pos="720"/>
+        </w:tabs>
+        <w:ind w:left="720" w:hanging="360"/>
+      </w:pPr>
+      <w:rPr>
+        <w:rFonts w:ascii="Symbol" w:hAnsi="Symbol" w:hint="default"/>
+        <w:sz w:val="20"/>
+      </w:rPr>
+    </w:lvl>
+    <w:lvl w:ilvl="1" w:tentative="1">
+      <w:start w:val="1"/>
+      <w:numFmt w:val="bullet"/>
+      <w:lvlText w:val=""/>
+      <w:lvlJc w:val="left"/>
+      <w:pPr>
+        <w:tabs>
+          <w:tab w:val="num" w:pos="1440"/>
+        </w:tabs>
+        <w:ind w:left="1440" w:hanging="360"/>
+      </w:pPr>
+      <w:rPr>
+        <w:rFonts w:ascii="Symbol" w:hAnsi="Symbol" w:hint="default"/>
+        <w:sz w:val="20"/>
+      </w:rPr>
+    </w:lvl>
+    <w:lvl w:ilvl="2" w:tentative="1">
+      <w:start w:val="1"/>
+      <w:numFmt w:val="bullet"/>
+      <w:lvlText w:val=""/>
+      <w:lvlJc w:val="left"/>
+      <w:pPr>
+        <w:tabs>
+          <w:tab w:val="num" w:pos="2160"/>
+        </w:tabs>
+        <w:ind w:left="2160" w:hanging="360"/>
+      </w:pPr>
+      <w:rPr>
+        <w:rFonts w:ascii="Symbol" w:hAnsi="Symbol" w:hint="default"/>
+        <w:sz w:val="20"/>
+      </w:rPr>
+    </w:lvl>
+    <w:lvl w:ilvl="3" w:tentative="1">
+      <w:start w:val="1"/>
+      <w:numFmt w:val="bullet"/>
+      <w:lvlText w:val=""/>
+      <w:lvlJc w:val="left"/>
+      <w:pPr>
+        <w:tabs>
+          <w:tab w:val="num" w:pos="2880"/>
+        </w:tabs>
+        <w:ind w:left="2880" w:hanging="360"/>
+      </w:pPr>
+      <w:rPr>
+        <w:rFonts w:ascii="Symbol" w:hAnsi="Symbol" w:hint="default"/>
+        <w:sz w:val="20"/>
+      </w:rPr>
+    </w:lvl>
+    <w:lvl w:ilvl="4" w:tentative="1">
+      <w:start w:val="1"/>
+      <w:numFmt w:val="bullet"/>
+      <w:lvlText w:val=""/>
+      <w:lvlJc w:val="left"/>
+      <w:pPr>
+        <w:tabs>
+          <w:tab w:val="num" w:pos="3600"/>
+        </w:tabs>
+        <w:ind w:left="3600" w:hanging="360"/>
+      </w:pPr>
+      <w:rPr>
+        <w:rFonts w:ascii="Symbol" w:hAnsi="Symbol" w:hint="default"/>
+        <w:sz w:val="20"/>
+      </w:rPr>
+    </w:lvl>
+    <w:lvl w:ilvl="5" w:tentative="1">
+      <w:start w:val="1"/>
+      <w:numFmt w:val="bullet"/>
+      <w:lvlText w:val=""/>
+      <w:lvlJc w:val="left"/>
+      <w:pPr>
+        <w:tabs>
+          <w:tab w:val="num" w:pos="4320"/>
+        </w:tabs>
+        <w:ind w:left="4320" w:hanging="360"/>
+      </w:pPr>
+      <w:rPr>
+        <w:rFonts w:ascii="Symbol" w:hAnsi="Symbol" w:hint="default"/>
+        <w:sz w:val="20"/>
+      </w:rPr>
+    </w:lvl>
+    <w:lvl w:ilvl="6" w:tentative="1">
+      <w:start w:val="1"/>
+      <w:numFmt w:val="bullet"/>
+      <w:lvlText w:val=""/>
+      <w:lvlJc w:val="left"/>
+      <w:pPr>
+        <w:tabs>
+          <w:tab w:val="num" w:pos="5040"/>
+        </w:tabs>
+        <w:ind w:left="5040" w:hanging="360"/>
+      </w:pPr>
+      <w:rPr>
+        <w:rFonts w:ascii="Symbol" w:hAnsi="Symbol" w:hint="default"/>
+        <w:sz w:val="20"/>
+      </w:rPr>
+    </w:lvl>
+    <w:lvl w:ilvl="7" w:tentative="1">
+      <w:start w:val="1"/>
+      <w:numFmt w:val="bullet"/>
+      <w:lvlText w:val=""/>
+      <w:lvlJc w:val="left"/>
+      <w:pPr>
+        <w:tabs>
+          <w:tab w:val="num" w:pos="5760"/>
+        </w:tabs>
+        <w:ind w:left="5760" w:hanging="360"/>
+      </w:pPr>
+      <w:rPr>
+        <w:rFonts w:ascii="Symbol" w:hAnsi="Symbol" w:hint="default"/>
+        <w:sz w:val="20"/>
+      </w:rPr>
+    </w:lvl>
+    <w:lvl w:ilvl="8" w:tentative="1">
+      <w:start w:val="1"/>
+      <w:numFmt w:val="bullet"/>
+      <w:lvlText w:val=""/>
+      <w:lvlJc w:val="left"/>
+      <w:pPr>
+        <w:tabs>
+          <w:tab w:val="num" w:pos="6480"/>
+        </w:tabs>
+        <w:ind w:left="6480" w:hanging="360"/>
+      </w:pPr>
+      <w:rPr>
+        <w:rFonts w:ascii="Symbol" w:hAnsi="Symbol" w:hint="default"/>
+        <w:sz w:val="20"/>
+      </w:rPr>
+    </w:lvl>
+  </w:abstractNum>
+  <w:abstractNum w:abstractNumId="4" w15:restartNumberingAfterBreak="0">
+    <w:nsid w:val="1AD33F4B"/>
+    <w:multiLevelType w:val="multilevel"/>
+    <w:tmpl w:val="BC50CFF0"/>
+    <w:lvl w:ilvl="0">
+      <w:start w:val="4"/>
+      <w:numFmt w:val="decimal"/>
+      <w:lvlText w:val="%1"/>
+      <w:lvlJc w:val="left"/>
+      <w:pPr>
+        <w:ind w:left="360" w:hanging="360"/>
+      </w:pPr>
+      <w:rPr>
+        <w:rFonts w:hint="default"/>
+      </w:rPr>
+    </w:lvl>
+    <w:lvl w:ilvl="1">
+      <w:start w:val="3"/>
+      <w:numFmt w:val="decimal"/>
+      <w:lvlText w:val="%1.%2"/>
+      <w:lvlJc w:val="left"/>
+      <w:pPr>
+        <w:ind w:left="720" w:hanging="360"/>
+      </w:pPr>
+      <w:rPr>
+        <w:rFonts w:hint="default"/>
+      </w:rPr>
+    </w:lvl>
+    <w:lvl w:ilvl="2">
+      <w:start w:val="1"/>
+      <w:numFmt w:val="decimal"/>
+      <w:lvlText w:val="%1.%2.%3"/>
+      <w:lvlJc w:val="left"/>
+      <w:pPr>
+        <w:ind w:left="1440" w:hanging="720"/>
+      </w:pPr>
+      <w:rPr>
+        <w:rFonts w:hint="default"/>
+      </w:rPr>
+    </w:lvl>
+    <w:lvl w:ilvl="3">
+      <w:start w:val="1"/>
+      <w:numFmt w:val="decimal"/>
+      <w:lvlText w:val="%1.%2.%3.%4"/>
+      <w:lvlJc w:val="left"/>
+      <w:pPr>
+        <w:ind w:left="1800" w:hanging="720"/>
+      </w:pPr>
+      <w:rPr>
+        <w:rFonts w:hint="default"/>
+      </w:rPr>
+    </w:lvl>
+    <w:lvl w:ilvl="4">
+      <w:start w:val="1"/>
+      <w:numFmt w:val="decimal"/>
+      <w:lvlText w:val="%1.%2.%3.%4.%5"/>
+      <w:lvlJc w:val="left"/>
+      <w:pPr>
+        <w:ind w:left="2520" w:hanging="1080"/>
+      </w:pPr>
+      <w:rPr>
+        <w:rFonts w:hint="default"/>
+      </w:rPr>
+    </w:lvl>
+    <w:lvl w:ilvl="5">
+      <w:start w:val="1"/>
+      <w:numFmt w:val="decimal"/>
+      <w:lvlText w:val="%1.%2.%3.%4.%5.%6"/>
+      <w:lvlJc w:val="left"/>
+      <w:pPr>
+        <w:ind w:left="2880" w:hanging="1080"/>
+      </w:pPr>
+      <w:rPr>
+        <w:rFonts w:hint="default"/>
+      </w:rPr>
+    </w:lvl>
+    <w:lvl w:ilvl="6">
+      <w:start w:val="1"/>
+      <w:numFmt w:val="decimal"/>
+      <w:lvlText w:val="%1.%2.%3.%4.%5.%6.%7"/>
+      <w:lvlJc w:val="left"/>
+      <w:pPr>
+        <w:ind w:left="3600" w:hanging="1440"/>
+      </w:pPr>
+      <w:rPr>
+        <w:rFonts w:hint="default"/>
+      </w:rPr>
+    </w:lvl>
+    <w:lvl w:ilvl="7">
+      <w:start w:val="1"/>
+      <w:numFmt w:val="decimal"/>
+      <w:lvlText w:val="%1.%2.%3.%4.%5.%6.%7.%8"/>
+      <w:lvlJc w:val="left"/>
+      <w:pPr>
+        <w:ind w:left="3960" w:hanging="1440"/>
+      </w:pPr>
+      <w:rPr>
+        <w:rFonts w:hint="default"/>
+      </w:rPr>
+    </w:lvl>
+    <w:lvl w:ilvl="8">
+      <w:start w:val="1"/>
+      <w:numFmt w:val="decimal"/>
+      <w:lvlText w:val="%1.%2.%3.%4.%5.%6.%7.%8.%9"/>
+      <w:lvlJc w:val="left"/>
+      <w:pPr>
+        <w:ind w:left="4680" w:hanging="1800"/>
+      </w:pPr>
+      <w:rPr>
+        <w:rFonts w:hint="default"/>
+      </w:rPr>
+    </w:lvl>
+  </w:abstractNum>
+  <w:abstractNum w:abstractNumId="5" w15:restartNumberingAfterBreak="0">
     <w:nsid w:val="28586ADB"/>
     <w:multiLevelType w:val="hybridMultilevel"/>
     <w:tmpl w:val="666E1694"/>
@@ -6884,7 +7697,7 @@
       </w:rPr>
     </w:lvl>
   </w:abstractNum>
-  <w:abstractNum w:abstractNumId="4" w15:restartNumberingAfterBreak="0">
+  <w:abstractNum w:abstractNumId="6" w15:restartNumberingAfterBreak="0">
     <w:nsid w:val="2CF56EA8"/>
     <w:multiLevelType w:val="hybridMultilevel"/>
     <w:tmpl w:val="DDA22FD0"/>
@@ -6974,7 +7787,7 @@
       </w:pPr>
     </w:lvl>
   </w:abstractNum>
-  <w:abstractNum w:abstractNumId="5" w15:restartNumberingAfterBreak="0">
+  <w:abstractNum w:abstractNumId="7" w15:restartNumberingAfterBreak="0">
     <w:nsid w:val="2F1743F2"/>
     <w:multiLevelType w:val="multilevel"/>
     <w:tmpl w:val="E140F350"/>
@@ -7123,7 +7936,128 @@
       </w:rPr>
     </w:lvl>
   </w:abstractNum>
-  <w:abstractNum w:abstractNumId="6" w15:restartNumberingAfterBreak="0">
+  <w:abstractNum w:abstractNumId="8" w15:restartNumberingAfterBreak="0">
+    <w:nsid w:val="30CE7E04"/>
+    <w:multiLevelType w:val="multilevel"/>
+    <w:tmpl w:val="543294D2"/>
+    <w:lvl w:ilvl="0">
+      <w:start w:val="1"/>
+      <w:numFmt w:val="decimal"/>
+      <w:lvlText w:val="%1."/>
+      <w:lvlJc w:val="left"/>
+      <w:pPr>
+        <w:ind w:left="720" w:hanging="360"/>
+      </w:pPr>
+      <w:rPr>
+        <w:rFonts w:hint="default"/>
+      </w:rPr>
+    </w:lvl>
+    <w:lvl w:ilvl="1">
+      <w:start w:val="3"/>
+      <w:numFmt w:val="decimal"/>
+      <w:isLgl/>
+      <w:lvlText w:val="%1.%2."/>
+      <w:lvlJc w:val="left"/>
+      <w:pPr>
+        <w:ind w:left="900" w:hanging="540"/>
+      </w:pPr>
+      <w:rPr>
+        <w:rFonts w:hint="default"/>
+      </w:rPr>
+    </w:lvl>
+    <w:lvl w:ilvl="2">
+      <w:start w:val="3"/>
+      <w:numFmt w:val="decimal"/>
+      <w:isLgl/>
+      <w:lvlText w:val="%1.%2.%3."/>
+      <w:lvlJc w:val="left"/>
+      <w:pPr>
+        <w:ind w:left="1080" w:hanging="720"/>
+      </w:pPr>
+      <w:rPr>
+        <w:rFonts w:hint="default"/>
+      </w:rPr>
+    </w:lvl>
+    <w:lvl w:ilvl="3">
+      <w:start w:val="1"/>
+      <w:numFmt w:val="decimal"/>
+      <w:isLgl/>
+      <w:lvlText w:val="%1.%2.%3.%4."/>
+      <w:lvlJc w:val="left"/>
+      <w:pPr>
+        <w:ind w:left="1080" w:hanging="720"/>
+      </w:pPr>
+      <w:rPr>
+        <w:rFonts w:hint="default"/>
+      </w:rPr>
+    </w:lvl>
+    <w:lvl w:ilvl="4">
+      <w:start w:val="1"/>
+      <w:numFmt w:val="decimal"/>
+      <w:isLgl/>
+      <w:lvlText w:val="%1.%2.%3.%4.%5."/>
+      <w:lvlJc w:val="left"/>
+      <w:pPr>
+        <w:ind w:left="1440" w:hanging="1080"/>
+      </w:pPr>
+      <w:rPr>
+        <w:rFonts w:hint="default"/>
+      </w:rPr>
+    </w:lvl>
+    <w:lvl w:ilvl="5">
+      <w:start w:val="1"/>
+      <w:numFmt w:val="decimal"/>
+      <w:isLgl/>
+      <w:lvlText w:val="%1.%2.%3.%4.%5.%6."/>
+      <w:lvlJc w:val="left"/>
+      <w:pPr>
+        <w:ind w:left="1440" w:hanging="1080"/>
+      </w:pPr>
+      <w:rPr>
+        <w:rFonts w:hint="default"/>
+      </w:rPr>
+    </w:lvl>
+    <w:lvl w:ilvl="6">
+      <w:start w:val="1"/>
+      <w:numFmt w:val="decimal"/>
+      <w:isLgl/>
+      <w:lvlText w:val="%1.%2.%3.%4.%5.%6.%7."/>
+      <w:lvlJc w:val="left"/>
+      <w:pPr>
+        <w:ind w:left="1800" w:hanging="1440"/>
+      </w:pPr>
+      <w:rPr>
+        <w:rFonts w:hint="default"/>
+      </w:rPr>
+    </w:lvl>
+    <w:lvl w:ilvl="7">
+      <w:start w:val="1"/>
+      <w:numFmt w:val="decimal"/>
+      <w:isLgl/>
+      <w:lvlText w:val="%1.%2.%3.%4.%5.%6.%7.%8."/>
+      <w:lvlJc w:val="left"/>
+      <w:pPr>
+        <w:ind w:left="1800" w:hanging="1440"/>
+      </w:pPr>
+      <w:rPr>
+        <w:rFonts w:hint="default"/>
+      </w:rPr>
+    </w:lvl>
+    <w:lvl w:ilvl="8">
+      <w:start w:val="1"/>
+      <w:numFmt w:val="decimal"/>
+      <w:isLgl/>
+      <w:lvlText w:val="%1.%2.%3.%4.%5.%6.%7.%8.%9."/>
+      <w:lvlJc w:val="left"/>
+      <w:pPr>
+        <w:ind w:left="2160" w:hanging="1800"/>
+      </w:pPr>
+      <w:rPr>
+        <w:rFonts w:hint="default"/>
+      </w:rPr>
+    </w:lvl>
+  </w:abstractNum>
+  <w:abstractNum w:abstractNumId="9" w15:restartNumberingAfterBreak="0">
     <w:nsid w:val="40B93481"/>
     <w:multiLevelType w:val="hybridMultilevel"/>
     <w:tmpl w:val="8938A8B6"/>
@@ -7236,7 +8170,7 @@
       </w:rPr>
     </w:lvl>
   </w:abstractNum>
-  <w:abstractNum w:abstractNumId="7" w15:restartNumberingAfterBreak="0">
+  <w:abstractNum w:abstractNumId="10" w15:restartNumberingAfterBreak="0">
     <w:nsid w:val="52B52959"/>
     <w:multiLevelType w:val="multilevel"/>
     <w:tmpl w:val="0D167EFA"/>
@@ -7385,7 +8319,147 @@
       </w:rPr>
     </w:lvl>
   </w:abstractNum>
-  <w:abstractNum w:abstractNumId="8" w15:restartNumberingAfterBreak="0">
+  <w:abstractNum w:abstractNumId="11" w15:restartNumberingAfterBreak="0">
+    <w:nsid w:val="6073607D"/>
+    <w:multiLevelType w:val="hybridMultilevel"/>
+    <w:tmpl w:val="E31AF948"/>
+    <w:lvl w:ilvl="0" w:tplc="04090001">
+      <w:start w:val="1"/>
+      <w:numFmt w:val="bullet"/>
+      <w:lvlText w:val=""/>
+      <w:lvlJc w:val="left"/>
+      <w:pPr>
+        <w:tabs>
+          <w:tab w:val="num" w:pos="720"/>
+        </w:tabs>
+        <w:ind w:left="720" w:hanging="360"/>
+      </w:pPr>
+      <w:rPr>
+        <w:rFonts w:ascii="Symbol" w:hAnsi="Symbol" w:hint="default"/>
+      </w:rPr>
+    </w:lvl>
+    <w:lvl w:ilvl="1" w:tplc="2EA6F454" w:tentative="1">
+      <w:start w:val="1"/>
+      <w:numFmt w:val="bullet"/>
+      <w:lvlText w:val=""/>
+      <w:lvlJc w:val="left"/>
+      <w:pPr>
+        <w:tabs>
+          <w:tab w:val="num" w:pos="1440"/>
+        </w:tabs>
+        <w:ind w:left="1440" w:hanging="360"/>
+      </w:pPr>
+      <w:rPr>
+        <w:rFonts w:ascii="Wingdings" w:hAnsi="Wingdings" w:hint="default"/>
+      </w:rPr>
+    </w:lvl>
+    <w:lvl w:ilvl="2" w:tplc="F8383DC6" w:tentative="1">
+      <w:start w:val="1"/>
+      <w:numFmt w:val="bullet"/>
+      <w:lvlText w:val=""/>
+      <w:lvlJc w:val="left"/>
+      <w:pPr>
+        <w:tabs>
+          <w:tab w:val="num" w:pos="2160"/>
+        </w:tabs>
+        <w:ind w:left="2160" w:hanging="360"/>
+      </w:pPr>
+      <w:rPr>
+        <w:rFonts w:ascii="Wingdings" w:hAnsi="Wingdings" w:hint="default"/>
+      </w:rPr>
+    </w:lvl>
+    <w:lvl w:ilvl="3" w:tplc="3B384CDA" w:tentative="1">
+      <w:start w:val="1"/>
+      <w:numFmt w:val="bullet"/>
+      <w:lvlText w:val=""/>
+      <w:lvlJc w:val="left"/>
+      <w:pPr>
+        <w:tabs>
+          <w:tab w:val="num" w:pos="2880"/>
+        </w:tabs>
+        <w:ind w:left="2880" w:hanging="360"/>
+      </w:pPr>
+      <w:rPr>
+        <w:rFonts w:ascii="Wingdings" w:hAnsi="Wingdings" w:hint="default"/>
+      </w:rPr>
+    </w:lvl>
+    <w:lvl w:ilvl="4" w:tplc="9C8C21CA" w:tentative="1">
+      <w:start w:val="1"/>
+      <w:numFmt w:val="bullet"/>
+      <w:lvlText w:val=""/>
+      <w:lvlJc w:val="left"/>
+      <w:pPr>
+        <w:tabs>
+          <w:tab w:val="num" w:pos="3600"/>
+        </w:tabs>
+        <w:ind w:left="3600" w:hanging="360"/>
+      </w:pPr>
+      <w:rPr>
+        <w:rFonts w:ascii="Wingdings" w:hAnsi="Wingdings" w:hint="default"/>
+      </w:rPr>
+    </w:lvl>
+    <w:lvl w:ilvl="5" w:tplc="CB948A6A" w:tentative="1">
+      <w:start w:val="1"/>
+      <w:numFmt w:val="bullet"/>
+      <w:lvlText w:val=""/>
+      <w:lvlJc w:val="left"/>
+      <w:pPr>
+        <w:tabs>
+          <w:tab w:val="num" w:pos="4320"/>
+        </w:tabs>
+        <w:ind w:left="4320" w:hanging="360"/>
+      </w:pPr>
+      <w:rPr>
+        <w:rFonts w:ascii="Wingdings" w:hAnsi="Wingdings" w:hint="default"/>
+      </w:rPr>
+    </w:lvl>
+    <w:lvl w:ilvl="6" w:tplc="A1F6F5CC" w:tentative="1">
+      <w:start w:val="1"/>
+      <w:numFmt w:val="bullet"/>
+      <w:lvlText w:val=""/>
+      <w:lvlJc w:val="left"/>
+      <w:pPr>
+        <w:tabs>
+          <w:tab w:val="num" w:pos="5040"/>
+        </w:tabs>
+        <w:ind w:left="5040" w:hanging="360"/>
+      </w:pPr>
+      <w:rPr>
+        <w:rFonts w:ascii="Wingdings" w:hAnsi="Wingdings" w:hint="default"/>
+      </w:rPr>
+    </w:lvl>
+    <w:lvl w:ilvl="7" w:tplc="472005F6" w:tentative="1">
+      <w:start w:val="1"/>
+      <w:numFmt w:val="bullet"/>
+      <w:lvlText w:val=""/>
+      <w:lvlJc w:val="left"/>
+      <w:pPr>
+        <w:tabs>
+          <w:tab w:val="num" w:pos="5760"/>
+        </w:tabs>
+        <w:ind w:left="5760" w:hanging="360"/>
+      </w:pPr>
+      <w:rPr>
+        <w:rFonts w:ascii="Wingdings" w:hAnsi="Wingdings" w:hint="default"/>
+      </w:rPr>
+    </w:lvl>
+    <w:lvl w:ilvl="8" w:tplc="1ADE12E8" w:tentative="1">
+      <w:start w:val="1"/>
+      <w:numFmt w:val="bullet"/>
+      <w:lvlText w:val=""/>
+      <w:lvlJc w:val="left"/>
+      <w:pPr>
+        <w:tabs>
+          <w:tab w:val="num" w:pos="6480"/>
+        </w:tabs>
+        <w:ind w:left="6480" w:hanging="360"/>
+      </w:pPr>
+      <w:rPr>
+        <w:rFonts w:ascii="Wingdings" w:hAnsi="Wingdings" w:hint="default"/>
+      </w:rPr>
+    </w:lvl>
+  </w:abstractNum>
+  <w:abstractNum w:abstractNumId="12" w15:restartNumberingAfterBreak="0">
     <w:nsid w:val="66B21804"/>
     <w:multiLevelType w:val="hybridMultilevel"/>
     <w:tmpl w:val="F92EE1F0"/>
@@ -7498,7 +8572,147 @@
       </w:rPr>
     </w:lvl>
   </w:abstractNum>
-  <w:abstractNum w:abstractNumId="9" w15:restartNumberingAfterBreak="0">
+  <w:abstractNum w:abstractNumId="13" w15:restartNumberingAfterBreak="0">
+    <w:nsid w:val="680E236A"/>
+    <w:multiLevelType w:val="hybridMultilevel"/>
+    <w:tmpl w:val="886AF5A8"/>
+    <w:lvl w:ilvl="0" w:tplc="EBBABD9A">
+      <w:start w:val="1"/>
+      <w:numFmt w:val="bullet"/>
+      <w:lvlText w:val="•"/>
+      <w:lvlJc w:val="left"/>
+      <w:pPr>
+        <w:tabs>
+          <w:tab w:val="num" w:pos="720"/>
+        </w:tabs>
+        <w:ind w:left="720" w:hanging="360"/>
+      </w:pPr>
+      <w:rPr>
+        <w:rFonts w:ascii="Arial" w:hAnsi="Arial" w:hint="default"/>
+      </w:rPr>
+    </w:lvl>
+    <w:lvl w:ilvl="1" w:tplc="64021C50" w:tentative="1">
+      <w:start w:val="1"/>
+      <w:numFmt w:val="bullet"/>
+      <w:lvlText w:val="•"/>
+      <w:lvlJc w:val="left"/>
+      <w:pPr>
+        <w:tabs>
+          <w:tab w:val="num" w:pos="1440"/>
+        </w:tabs>
+        <w:ind w:left="1440" w:hanging="360"/>
+      </w:pPr>
+      <w:rPr>
+        <w:rFonts w:ascii="Arial" w:hAnsi="Arial" w:hint="default"/>
+      </w:rPr>
+    </w:lvl>
+    <w:lvl w:ilvl="2" w:tplc="7C94C23C" w:tentative="1">
+      <w:start w:val="1"/>
+      <w:numFmt w:val="bullet"/>
+      <w:lvlText w:val="•"/>
+      <w:lvlJc w:val="left"/>
+      <w:pPr>
+        <w:tabs>
+          <w:tab w:val="num" w:pos="2160"/>
+        </w:tabs>
+        <w:ind w:left="2160" w:hanging="360"/>
+      </w:pPr>
+      <w:rPr>
+        <w:rFonts w:ascii="Arial" w:hAnsi="Arial" w:hint="default"/>
+      </w:rPr>
+    </w:lvl>
+    <w:lvl w:ilvl="3" w:tplc="2B860F9E" w:tentative="1">
+      <w:start w:val="1"/>
+      <w:numFmt w:val="bullet"/>
+      <w:lvlText w:val="•"/>
+      <w:lvlJc w:val="left"/>
+      <w:pPr>
+        <w:tabs>
+          <w:tab w:val="num" w:pos="2880"/>
+        </w:tabs>
+        <w:ind w:left="2880" w:hanging="360"/>
+      </w:pPr>
+      <w:rPr>
+        <w:rFonts w:ascii="Arial" w:hAnsi="Arial" w:hint="default"/>
+      </w:rPr>
+    </w:lvl>
+    <w:lvl w:ilvl="4" w:tplc="9092AEF4" w:tentative="1">
+      <w:start w:val="1"/>
+      <w:numFmt w:val="bullet"/>
+      <w:lvlText w:val="•"/>
+      <w:lvlJc w:val="left"/>
+      <w:pPr>
+        <w:tabs>
+          <w:tab w:val="num" w:pos="3600"/>
+        </w:tabs>
+        <w:ind w:left="3600" w:hanging="360"/>
+      </w:pPr>
+      <w:rPr>
+        <w:rFonts w:ascii="Arial" w:hAnsi="Arial" w:hint="default"/>
+      </w:rPr>
+    </w:lvl>
+    <w:lvl w:ilvl="5" w:tplc="69FEC5FC" w:tentative="1">
+      <w:start w:val="1"/>
+      <w:numFmt w:val="bullet"/>
+      <w:lvlText w:val="•"/>
+      <w:lvlJc w:val="left"/>
+      <w:pPr>
+        <w:tabs>
+          <w:tab w:val="num" w:pos="4320"/>
+        </w:tabs>
+        <w:ind w:left="4320" w:hanging="360"/>
+      </w:pPr>
+      <w:rPr>
+        <w:rFonts w:ascii="Arial" w:hAnsi="Arial" w:hint="default"/>
+      </w:rPr>
+    </w:lvl>
+    <w:lvl w:ilvl="6" w:tplc="115C5B9C" w:tentative="1">
+      <w:start w:val="1"/>
+      <w:numFmt w:val="bullet"/>
+      <w:lvlText w:val="•"/>
+      <w:lvlJc w:val="left"/>
+      <w:pPr>
+        <w:tabs>
+          <w:tab w:val="num" w:pos="5040"/>
+        </w:tabs>
+        <w:ind w:left="5040" w:hanging="360"/>
+      </w:pPr>
+      <w:rPr>
+        <w:rFonts w:ascii="Arial" w:hAnsi="Arial" w:hint="default"/>
+      </w:rPr>
+    </w:lvl>
+    <w:lvl w:ilvl="7" w:tplc="C98C8B0E" w:tentative="1">
+      <w:start w:val="1"/>
+      <w:numFmt w:val="bullet"/>
+      <w:lvlText w:val="•"/>
+      <w:lvlJc w:val="left"/>
+      <w:pPr>
+        <w:tabs>
+          <w:tab w:val="num" w:pos="5760"/>
+        </w:tabs>
+        <w:ind w:left="5760" w:hanging="360"/>
+      </w:pPr>
+      <w:rPr>
+        <w:rFonts w:ascii="Arial" w:hAnsi="Arial" w:hint="default"/>
+      </w:rPr>
+    </w:lvl>
+    <w:lvl w:ilvl="8" w:tplc="36FCB1AE" w:tentative="1">
+      <w:start w:val="1"/>
+      <w:numFmt w:val="bullet"/>
+      <w:lvlText w:val="•"/>
+      <w:lvlJc w:val="left"/>
+      <w:pPr>
+        <w:tabs>
+          <w:tab w:val="num" w:pos="6480"/>
+        </w:tabs>
+        <w:ind w:left="6480" w:hanging="360"/>
+      </w:pPr>
+      <w:rPr>
+        <w:rFonts w:ascii="Arial" w:hAnsi="Arial" w:hint="default"/>
+      </w:rPr>
+    </w:lvl>
+  </w:abstractNum>
+  <w:abstractNum w:abstractNumId="14" w15:restartNumberingAfterBreak="0">
     <w:nsid w:val="745A0452"/>
     <w:multiLevelType w:val="multilevel"/>
     <w:tmpl w:val="E140F350"/>
@@ -7647,7 +8861,7 @@
       </w:rPr>
     </w:lvl>
   </w:abstractNum>
-  <w:abstractNum w:abstractNumId="10" w15:restartNumberingAfterBreak="0">
+  <w:abstractNum w:abstractNumId="15" w15:restartNumberingAfterBreak="0">
     <w:nsid w:val="75286160"/>
     <w:multiLevelType w:val="hybridMultilevel"/>
     <w:tmpl w:val="E84C3438"/>
@@ -7760,7 +8974,7 @@
       </w:rPr>
     </w:lvl>
   </w:abstractNum>
-  <w:abstractNum w:abstractNumId="11" w15:restartNumberingAfterBreak="0">
+  <w:abstractNum w:abstractNumId="16" w15:restartNumberingAfterBreak="0">
     <w:nsid w:val="755504D4"/>
     <w:multiLevelType w:val="hybridMultilevel"/>
     <w:tmpl w:val="CBEC91F2"/>
@@ -7873,7 +9087,7 @@
       </w:rPr>
     </w:lvl>
   </w:abstractNum>
-  <w:abstractNum w:abstractNumId="12" w15:restartNumberingAfterBreak="0">
+  <w:abstractNum w:abstractNumId="17" w15:restartNumberingAfterBreak="0">
     <w:nsid w:val="7694676C"/>
     <w:multiLevelType w:val="multilevel"/>
     <w:tmpl w:val="CAB05ED0"/>
@@ -8022,7 +9236,7 @@
       </w:rPr>
     </w:lvl>
   </w:abstractNum>
-  <w:abstractNum w:abstractNumId="13" w15:restartNumberingAfterBreak="0">
+  <w:abstractNum w:abstractNumId="18" w15:restartNumberingAfterBreak="0">
     <w:nsid w:val="7B4D1282"/>
     <w:multiLevelType w:val="hybridMultilevel"/>
     <w:tmpl w:val="6B90FFAE"/>
@@ -8136,46 +9350,61 @@
     </w:lvl>
   </w:abstractNum>
   <w:num w:numId="1">
-    <w:abstractNumId w:val="3"/>
+    <w:abstractNumId w:val="5"/>
   </w:num>
   <w:num w:numId="2">
-    <w:abstractNumId w:val="4"/>
+    <w:abstractNumId w:val="6"/>
   </w:num>
   <w:num w:numId="3">
-    <w:abstractNumId w:val="5"/>
+    <w:abstractNumId w:val="7"/>
   </w:num>
   <w:num w:numId="4">
     <w:abstractNumId w:val="0"/>
   </w:num>
   <w:num w:numId="5">
-    <w:abstractNumId w:val="7"/>
+    <w:abstractNumId w:val="10"/>
   </w:num>
   <w:num w:numId="6">
     <w:abstractNumId w:val="1"/>
   </w:num>
   <w:num w:numId="7">
-    <w:abstractNumId w:val="12"/>
+    <w:abstractNumId w:val="17"/>
   </w:num>
   <w:num w:numId="8">
     <w:abstractNumId w:val="2"/>
   </w:num>
   <w:num w:numId="9">
+    <w:abstractNumId w:val="12"/>
+  </w:num>
+  <w:num w:numId="10">
+    <w:abstractNumId w:val="16"/>
+  </w:num>
+  <w:num w:numId="11">
+    <w:abstractNumId w:val="15"/>
+  </w:num>
+  <w:num w:numId="12">
+    <w:abstractNumId w:val="9"/>
+  </w:num>
+  <w:num w:numId="13">
+    <w:abstractNumId w:val="18"/>
+  </w:num>
+  <w:num w:numId="14">
+    <w:abstractNumId w:val="14"/>
+  </w:num>
+  <w:num w:numId="15">
+    <w:abstractNumId w:val="13"/>
+  </w:num>
+  <w:num w:numId="16">
+    <w:abstractNumId w:val="11"/>
+  </w:num>
+  <w:num w:numId="17">
+    <w:abstractNumId w:val="3"/>
+  </w:num>
+  <w:num w:numId="18">
     <w:abstractNumId w:val="8"/>
   </w:num>
-  <w:num w:numId="10">
-    <w:abstractNumId w:val="11"/>
-  </w:num>
-  <w:num w:numId="11">
-    <w:abstractNumId w:val="10"/>
-  </w:num>
-  <w:num w:numId="12">
-    <w:abstractNumId w:val="6"/>
-  </w:num>
-  <w:num w:numId="13">
-    <w:abstractNumId w:val="13"/>
-  </w:num>
-  <w:num w:numId="14">
-    <w:abstractNumId w:val="9"/>
+  <w:num w:numId="19">
+    <w:abstractNumId w:val="4"/>
   </w:num>
   <w:numIdMacAtCleanup w:val="14"/>
 </w:numbering>
@@ -11072,7 +12301,7 @@
 </file>
 
 <file path=customXml/itemProps1.xml><?xml version="1.0" encoding="utf-8"?>
-<ds:datastoreItem xmlns:ds="http://schemas.openxmlformats.org/officeDocument/2006/customXml" ds:itemID="{D008D692-4E05-4E2A-A1EE-8CFDE5053910}">
+<ds:datastoreItem xmlns:ds="http://schemas.openxmlformats.org/officeDocument/2006/customXml" ds:itemID="{EDB093B5-4629-4D26-A25E-F3104FA8E201}">
   <ds:schemaRefs>
     <ds:schemaRef ds:uri="http://schemas.openxmlformats.org/officeDocument/2006/bibliography"/>
   </ds:schemaRefs>

--- a/Proposal STUDY-BUDDY.docx
+++ b/Proposal STUDY-BUDDY.docx
@@ -929,10 +929,8 @@
                   <w:rFonts w:asciiTheme="minorHAnsi" w:eastAsiaTheme="minorEastAsia" w:hAnsiTheme="minorHAnsi" w:cstheme="minorBidi"/>
                   <w:b w:val="0"/>
                   <w:bCs w:val="0"/>
-                  <w:kern w:val="2"/>
-                  <w:szCs w:val="21"/>
-                  <w:lang w:bidi="ne-NP"/>
-                  <w14:ligatures w14:val="standardContextual"/>
+                  <w:sz w:val="22"/>
+                  <w:szCs w:val="22"/>
                 </w:rPr>
               </w:pPr>
               <w:r>
@@ -960,55 +958,93 @@
                 </w:rPr>
                 <w:fldChar w:fldCharType="separate"/>
               </w:r>
-              <w:hyperlink w:anchor="_Toc229078641" w:history="1">
-                <w:r>
-                  <w:rPr>
-                    <w:rStyle w:val="Hyperlink"/>
-                  </w:rPr>
-                  <w:t>1. Introduction:</w:t>
-                </w:r>
-                <w:r>
-                  <w:rPr>
-                    <w:webHidden/>
-                  </w:rPr>
-                  <w:tab/>
-                </w:r>
-                <w:r>
-                  <w:rPr>
-                    <w:webHidden/>
-                  </w:rPr>
-                  <w:fldChar w:fldCharType="begin"/>
-                </w:r>
-                <w:r>
-                  <w:rPr>
-                    <w:webHidden/>
-                  </w:rPr>
-                  <w:instrText xml:space="preserve"> PAGEREF _Toc229078641 \h </w:instrText>
-                </w:r>
-                <w:r>
-                  <w:rPr>
-                    <w:webHidden/>
-                  </w:rPr>
-                </w:r>
-                <w:r>
-                  <w:rPr>
-                    <w:webHidden/>
-                  </w:rPr>
-                  <w:fldChar w:fldCharType="separate"/>
-                </w:r>
-                <w:r>
-                  <w:rPr>
-                    <w:webHidden/>
-                  </w:rPr>
-                  <w:t>3</w:t>
-                </w:r>
-                <w:r>
-                  <w:rPr>
-                    <w:webHidden/>
-                  </w:rPr>
-                  <w:fldChar w:fldCharType="end"/>
-                </w:r>
-              </w:hyperlink>
+              <w:bookmarkStart w:id="1" w:name="_GoBack"/>
+              <w:bookmarkEnd w:id="1"/>
+              <w:r>
+                <w:rPr>
+                  <w:rStyle w:val="Hyperlink"/>
+                </w:rPr>
+                <w:fldChar w:fldCharType="begin"/>
+              </w:r>
+              <w:r>
+                <w:rPr>
+                  <w:rStyle w:val="Hyperlink"/>
+                </w:rPr>
+                <w:instrText xml:space="preserve"> </w:instrText>
+              </w:r>
+              <w:r>
+                <w:instrText>HYPERLINK \l "_Toc234248286"</w:instrText>
+              </w:r>
+              <w:r>
+                <w:rPr>
+                  <w:rStyle w:val="Hyperlink"/>
+                </w:rPr>
+                <w:instrText xml:space="preserve"> </w:instrText>
+              </w:r>
+              <w:r>
+                <w:rPr>
+                  <w:rStyle w:val="Hyperlink"/>
+                </w:rPr>
+              </w:r>
+              <w:r>
+                <w:rPr>
+                  <w:rStyle w:val="Hyperlink"/>
+                </w:rPr>
+                <w:fldChar w:fldCharType="separate"/>
+              </w:r>
+              <w:r>
+                <w:rPr>
+                  <w:rStyle w:val="Hyperlink"/>
+                </w:rPr>
+                <w:t>1. Introduction:</w:t>
+              </w:r>
+              <w:r>
+                <w:rPr>
+                  <w:webHidden/>
+                </w:rPr>
+                <w:tab/>
+              </w:r>
+              <w:r>
+                <w:rPr>
+                  <w:webHidden/>
+                </w:rPr>
+                <w:fldChar w:fldCharType="begin"/>
+              </w:r>
+              <w:r>
+                <w:rPr>
+                  <w:webHidden/>
+                </w:rPr>
+                <w:instrText xml:space="preserve"> PAGEREF _Toc234248286 \h </w:instrText>
+              </w:r>
+              <w:r>
+                <w:rPr>
+                  <w:webHidden/>
+                </w:rPr>
+              </w:r>
+              <w:r>
+                <w:rPr>
+                  <w:webHidden/>
+                </w:rPr>
+                <w:fldChar w:fldCharType="separate"/>
+              </w:r>
+              <w:r>
+                <w:rPr>
+                  <w:webHidden/>
+                </w:rPr>
+                <w:t>4</w:t>
+              </w:r>
+              <w:r>
+                <w:rPr>
+                  <w:webHidden/>
+                </w:rPr>
+                <w:fldChar w:fldCharType="end"/>
+              </w:r>
+              <w:r>
+                <w:rPr>
+                  <w:rStyle w:val="Hyperlink"/>
+                </w:rPr>
+                <w:fldChar w:fldCharType="end"/>
+              </w:r>
             </w:p>
             <w:p>
               <w:pPr>
@@ -1017,13 +1053,11 @@
                   <w:rFonts w:asciiTheme="minorHAnsi" w:eastAsiaTheme="minorEastAsia" w:hAnsiTheme="minorHAnsi" w:cstheme="minorBidi"/>
                   <w:b w:val="0"/>
                   <w:bCs w:val="0"/>
-                  <w:kern w:val="2"/>
-                  <w:szCs w:val="21"/>
-                  <w:lang w:bidi="ne-NP"/>
-                  <w14:ligatures w14:val="standardContextual"/>
+                  <w:sz w:val="22"/>
+                  <w:szCs w:val="22"/>
                 </w:rPr>
               </w:pPr>
-              <w:hyperlink w:anchor="_Toc229078642" w:history="1">
+              <w:hyperlink w:anchor="_Toc234248287" w:history="1">
                 <w:r>
                   <w:rPr>
                     <w:rStyle w:val="Hyperlink"/>
@@ -1046,7 +1080,7 @@
                   <w:rPr>
                     <w:webHidden/>
                   </w:rPr>
-                  <w:instrText xml:space="preserve"> PAGEREF _Toc229078642 \h </w:instrText>
+                  <w:instrText xml:space="preserve"> PAGEREF _Toc234248287 \h </w:instrText>
                 </w:r>
                 <w:r>
                   <w:rPr>
@@ -1080,13 +1114,11 @@
                   <w:rFonts w:asciiTheme="minorHAnsi" w:eastAsiaTheme="minorEastAsia" w:hAnsiTheme="minorHAnsi" w:cstheme="minorBidi"/>
                   <w:b w:val="0"/>
                   <w:bCs w:val="0"/>
-                  <w:kern w:val="2"/>
-                  <w:szCs w:val="21"/>
-                  <w:lang w:bidi="ne-NP"/>
-                  <w14:ligatures w14:val="standardContextual"/>
+                  <w:sz w:val="22"/>
+                  <w:szCs w:val="22"/>
                 </w:rPr>
               </w:pPr>
-              <w:hyperlink w:anchor="_Toc229078643" w:history="1">
+              <w:hyperlink w:anchor="_Toc234248288" w:history="1">
                 <w:r>
                   <w:rPr>
                     <w:rStyle w:val="Hyperlink"/>
@@ -1109,7 +1141,7 @@
                   <w:rPr>
                     <w:webHidden/>
                   </w:rPr>
-                  <w:instrText xml:space="preserve"> PAGEREF _Toc229078643 \h </w:instrText>
+                  <w:instrText xml:space="preserve"> PAGEREF _Toc234248288 \h </w:instrText>
                 </w:r>
                 <w:r>
                   <w:rPr>
@@ -1138,23 +1170,255 @@
             </w:p>
             <w:p>
               <w:pPr>
+                <w:pStyle w:val="TOC3"/>
+                <w:tabs>
+                  <w:tab w:val="right" w:leader="dot" w:pos="9350"/>
+                </w:tabs>
+                <w:rPr>
+                  <w:rFonts w:asciiTheme="minorHAnsi" w:eastAsiaTheme="minorEastAsia" w:hAnsiTheme="minorHAnsi"/>
+                  <w:noProof/>
+                  <w:sz w:val="22"/>
+                </w:rPr>
+              </w:pPr>
+              <w:hyperlink w:anchor="_Toc234248289" w:history="1">
+                <w:r>
+                  <w:rPr>
+                    <w:rStyle w:val="Hyperlink"/>
+                    <w:rFonts w:cs="Times New Roman"/>
+                    <w:b/>
+                    <w:noProof/>
+                  </w:rPr>
+                  <w:t>4.1.  Aim</w:t>
+                </w:r>
+                <w:r>
+                  <w:rPr>
+                    <w:noProof/>
+                    <w:webHidden/>
+                  </w:rPr>
+                  <w:tab/>
+                </w:r>
+                <w:r>
+                  <w:rPr>
+                    <w:noProof/>
+                    <w:webHidden/>
+                  </w:rPr>
+                  <w:fldChar w:fldCharType="begin"/>
+                </w:r>
+                <w:r>
+                  <w:rPr>
+                    <w:noProof/>
+                    <w:webHidden/>
+                  </w:rPr>
+                  <w:instrText xml:space="preserve"> PAGEREF _Toc234248289 \h </w:instrText>
+                </w:r>
+                <w:r>
+                  <w:rPr>
+                    <w:noProof/>
+                    <w:webHidden/>
+                  </w:rPr>
+                </w:r>
+                <w:r>
+                  <w:rPr>
+                    <w:noProof/>
+                    <w:webHidden/>
+                  </w:rPr>
+                  <w:fldChar w:fldCharType="separate"/>
+                </w:r>
+                <w:r>
+                  <w:rPr>
+                    <w:noProof/>
+                    <w:webHidden/>
+                  </w:rPr>
+                  <w:t>7</w:t>
+                </w:r>
+                <w:r>
+                  <w:rPr>
+                    <w:noProof/>
+                    <w:webHidden/>
+                  </w:rPr>
+                  <w:fldChar w:fldCharType="end"/>
+                </w:r>
+              </w:hyperlink>
+            </w:p>
+            <w:p>
+              <w:pPr>
+                <w:pStyle w:val="TOC3"/>
+                <w:tabs>
+                  <w:tab w:val="right" w:leader="dot" w:pos="9350"/>
+                </w:tabs>
+                <w:rPr>
+                  <w:rFonts w:asciiTheme="minorHAnsi" w:eastAsiaTheme="minorEastAsia" w:hAnsiTheme="minorHAnsi"/>
+                  <w:noProof/>
+                  <w:sz w:val="22"/>
+                </w:rPr>
+              </w:pPr>
+              <w:hyperlink w:anchor="_Toc234248290" w:history="1">
+                <w:r>
+                  <w:rPr>
+                    <w:rStyle w:val="Hyperlink"/>
+                    <w:rFonts w:eastAsia="Times New Roman" w:cs="Times New Roman"/>
+                    <w:b/>
+                    <w:noProof/>
+                  </w:rPr>
+                  <w:t>4.2.  Scope</w:t>
+                </w:r>
+                <w:r>
+                  <w:rPr>
+                    <w:noProof/>
+                    <w:webHidden/>
+                  </w:rPr>
+                  <w:tab/>
+                </w:r>
+                <w:r>
+                  <w:rPr>
+                    <w:noProof/>
+                    <w:webHidden/>
+                  </w:rPr>
+                  <w:fldChar w:fldCharType="begin"/>
+                </w:r>
+                <w:r>
+                  <w:rPr>
+                    <w:noProof/>
+                    <w:webHidden/>
+                  </w:rPr>
+                  <w:instrText xml:space="preserve"> PAGEREF _Toc234248290 \h </w:instrText>
+                </w:r>
+                <w:r>
+                  <w:rPr>
+                    <w:noProof/>
+                    <w:webHidden/>
+                  </w:rPr>
+                </w:r>
+                <w:r>
+                  <w:rPr>
+                    <w:noProof/>
+                    <w:webHidden/>
+                  </w:rPr>
+                  <w:fldChar w:fldCharType="separate"/>
+                </w:r>
+                <w:r>
+                  <w:rPr>
+                    <w:noProof/>
+                    <w:webHidden/>
+                  </w:rPr>
+                  <w:t>7</w:t>
+                </w:r>
+                <w:r>
+                  <w:rPr>
+                    <w:noProof/>
+                    <w:webHidden/>
+                  </w:rPr>
+                  <w:fldChar w:fldCharType="end"/>
+                </w:r>
+              </w:hyperlink>
+            </w:p>
+            <w:p>
+              <w:pPr>
+                <w:pStyle w:val="TOC3"/>
+                <w:tabs>
+                  <w:tab w:val="left" w:pos="1100"/>
+                  <w:tab w:val="right" w:leader="dot" w:pos="9350"/>
+                </w:tabs>
+                <w:rPr>
+                  <w:rFonts w:asciiTheme="minorHAnsi" w:eastAsiaTheme="minorEastAsia" w:hAnsiTheme="minorHAnsi"/>
+                  <w:noProof/>
+                  <w:sz w:val="22"/>
+                </w:rPr>
+              </w:pPr>
+              <w:hyperlink w:anchor="_Toc234248291" w:history="1">
+                <w:r>
+                  <w:rPr>
+                    <w:rStyle w:val="Hyperlink"/>
+                    <w:rFonts w:eastAsia="Times New Roman" w:cs="Times New Roman"/>
+                    <w:b/>
+                    <w:noProof/>
+                  </w:rPr>
+                  <w:t>4.3</w:t>
+                </w:r>
+                <w:r>
+                  <w:rPr>
+                    <w:rFonts w:asciiTheme="minorHAnsi" w:eastAsiaTheme="minorEastAsia" w:hAnsiTheme="minorHAnsi"/>
+                    <w:noProof/>
+                    <w:sz w:val="22"/>
+                  </w:rPr>
+                  <w:tab/>
+                </w:r>
+                <w:r>
+                  <w:rPr>
+                    <w:rStyle w:val="Hyperlink"/>
+                    <w:rFonts w:eastAsia="Times New Roman" w:cs="Times New Roman"/>
+                    <w:b/>
+                    <w:noProof/>
+                  </w:rPr>
+                  <w:t>Applicability</w:t>
+                </w:r>
+                <w:r>
+                  <w:rPr>
+                    <w:noProof/>
+                    <w:webHidden/>
+                  </w:rPr>
+                  <w:tab/>
+                </w:r>
+                <w:r>
+                  <w:rPr>
+                    <w:noProof/>
+                    <w:webHidden/>
+                  </w:rPr>
+                  <w:fldChar w:fldCharType="begin"/>
+                </w:r>
+                <w:r>
+                  <w:rPr>
+                    <w:noProof/>
+                    <w:webHidden/>
+                  </w:rPr>
+                  <w:instrText xml:space="preserve"> PAGEREF _Toc234248291 \h </w:instrText>
+                </w:r>
+                <w:r>
+                  <w:rPr>
+                    <w:noProof/>
+                    <w:webHidden/>
+                  </w:rPr>
+                </w:r>
+                <w:r>
+                  <w:rPr>
+                    <w:noProof/>
+                    <w:webHidden/>
+                  </w:rPr>
+                  <w:fldChar w:fldCharType="separate"/>
+                </w:r>
+                <w:r>
+                  <w:rPr>
+                    <w:noProof/>
+                    <w:webHidden/>
+                  </w:rPr>
+                  <w:t>7</w:t>
+                </w:r>
+                <w:r>
+                  <w:rPr>
+                    <w:noProof/>
+                    <w:webHidden/>
+                  </w:rPr>
+                  <w:fldChar w:fldCharType="end"/>
+                </w:r>
+              </w:hyperlink>
+            </w:p>
+            <w:p>
+              <w:pPr>
                 <w:pStyle w:val="TOC1"/>
                 <w:rPr>
                   <w:rFonts w:asciiTheme="minorHAnsi" w:eastAsiaTheme="minorEastAsia" w:hAnsiTheme="minorHAnsi" w:cstheme="minorBidi"/>
                   <w:b w:val="0"/>
                   <w:bCs w:val="0"/>
-                  <w:kern w:val="2"/>
-                  <w:szCs w:val="21"/>
-                  <w:lang w:bidi="ne-NP"/>
-                  <w14:ligatures w14:val="standardContextual"/>
+                  <w:sz w:val="22"/>
+                  <w:szCs w:val="22"/>
                 </w:rPr>
               </w:pPr>
-              <w:hyperlink w:anchor="_Toc229078644" w:history="1">
+              <w:hyperlink w:anchor="_Toc234248292" w:history="1">
                 <w:r>
                   <w:rPr>
                     <w:rStyle w:val="Hyperlink"/>
                   </w:rPr>
-                  <w:t>4. Background Study:</w:t>
+                  <w:t>5. Background Study:</w:t>
                 </w:r>
                 <w:r>
                   <w:rPr>
@@ -1172,91 +1436,7 @@
                   <w:rPr>
                     <w:webHidden/>
                   </w:rPr>
-                  <w:instrText xml:space="preserve"> PAGEREF _Toc229078644 \h </w:instrText>
-                </w:r>
-                <w:r>
-                  <w:rPr>
-                    <w:webHidden/>
-                  </w:rPr>
-                </w:r>
-                <w:r>
-                  <w:rPr>
-                    <w:webHidden/>
-                  </w:rPr>
-                  <w:fldChar w:fldCharType="separate"/>
-                </w:r>
-                <w:r>
-                  <w:rPr>
-                    <w:webHidden/>
-                  </w:rPr>
-                  <w:t>7</w:t>
-                </w:r>
-                <w:r>
-                  <w:rPr>
-                    <w:webHidden/>
-                  </w:rPr>
-                  <w:fldChar w:fldCharType="end"/>
-                </w:r>
-              </w:hyperlink>
-            </w:p>
-            <w:p>
-              <w:pPr>
-                <w:pStyle w:val="TOC1"/>
-                <w:tabs>
-                  <w:tab w:val="left" w:pos="480"/>
-                </w:tabs>
-                <w:rPr>
-                  <w:rFonts w:asciiTheme="minorHAnsi" w:eastAsiaTheme="minorEastAsia" w:hAnsiTheme="minorHAnsi" w:cstheme="minorBidi"/>
-                  <w:b w:val="0"/>
-                  <w:bCs w:val="0"/>
-                  <w:kern w:val="2"/>
-                  <w:szCs w:val="21"/>
-                  <w:lang w:bidi="ne-NP"/>
-                  <w14:ligatures w14:val="standardContextual"/>
-                </w:rPr>
-              </w:pPr>
-              <w:hyperlink w:anchor="_Toc229078645" w:history="1">
-                <w:r>
-                  <w:rPr>
-                    <w:rStyle w:val="Hyperlink"/>
-                  </w:rPr>
-                  <w:t>5.</w:t>
-                </w:r>
-                <w:r>
-                  <w:rPr>
-                    <w:rFonts w:asciiTheme="minorHAnsi" w:eastAsiaTheme="minorEastAsia" w:hAnsiTheme="minorHAnsi" w:cstheme="minorBidi"/>
-                    <w:b w:val="0"/>
-                    <w:bCs w:val="0"/>
-                    <w:kern w:val="2"/>
-                    <w:szCs w:val="21"/>
-                    <w:lang w:bidi="ne-NP"/>
-                    <w14:ligatures w14:val="standardContextual"/>
-                  </w:rPr>
-                  <w:tab/>
-                </w:r>
-                <w:r>
-                  <w:rPr>
-                    <w:rStyle w:val="Hyperlink"/>
-                  </w:rPr>
-                  <w:t>Methodology:</w:t>
-                </w:r>
-                <w:r>
-                  <w:rPr>
-                    <w:webHidden/>
-                  </w:rPr>
-                  <w:tab/>
-                </w:r>
-                <w:r>
-                  <w:rPr>
-                    <w:webHidden/>
-                  </w:rPr>
-                  <w:fldChar w:fldCharType="begin"/>
-                </w:r>
-                <w:r>
-                  <w:rPr>
-                    <w:webHidden/>
-                  </w:rPr>
-                  <w:instrText xml:space="preserve"> PAGEREF _Toc229078645 \h </w:instrText>
+                  <w:instrText xml:space="preserve"> PAGEREF _Toc234248292 \h </w:instrText>
                 </w:r>
                 <w:r>
                   <w:rPr>
@@ -1290,18 +1470,16 @@
                   <w:rFonts w:asciiTheme="minorHAnsi" w:eastAsiaTheme="minorEastAsia" w:hAnsiTheme="minorHAnsi" w:cstheme="minorBidi"/>
                   <w:b w:val="0"/>
                   <w:bCs w:val="0"/>
-                  <w:kern w:val="2"/>
-                  <w:szCs w:val="21"/>
-                  <w:lang w:bidi="ne-NP"/>
-                  <w14:ligatures w14:val="standardContextual"/>
+                  <w:sz w:val="22"/>
+                  <w:szCs w:val="22"/>
                 </w:rPr>
               </w:pPr>
-              <w:hyperlink w:anchor="_Toc229078646" w:history="1">
+              <w:hyperlink w:anchor="_Toc234248293" w:history="1">
                 <w:r>
                   <w:rPr>
                     <w:rStyle w:val="Hyperlink"/>
                   </w:rPr>
-                  <w:t>5. Gantt Chart:</w:t>
+                  <w:t>6. Methodology:</w:t>
                 </w:r>
                 <w:r>
                   <w:rPr>
@@ -1319,7 +1497,7 @@
                   <w:rPr>
                     <w:webHidden/>
                   </w:rPr>
-                  <w:instrText xml:space="preserve"> PAGEREF _Toc229078646 \h </w:instrText>
+                  <w:instrText xml:space="preserve"> PAGEREF _Toc234248293 \h </w:instrText>
                 </w:r>
                 <w:r>
                   <w:rPr>
@@ -1353,18 +1531,16 @@
                   <w:rFonts w:asciiTheme="minorHAnsi" w:eastAsiaTheme="minorEastAsia" w:hAnsiTheme="minorHAnsi" w:cstheme="minorBidi"/>
                   <w:b w:val="0"/>
                   <w:bCs w:val="0"/>
-                  <w:kern w:val="2"/>
-                  <w:szCs w:val="21"/>
-                  <w:lang w:bidi="ne-NP"/>
-                  <w14:ligatures w14:val="standardContextual"/>
+                  <w:sz w:val="22"/>
+                  <w:szCs w:val="22"/>
                 </w:rPr>
               </w:pPr>
-              <w:hyperlink w:anchor="_Toc229078647" w:history="1">
+              <w:hyperlink w:anchor="_Toc234248294" w:history="1">
                 <w:r>
                   <w:rPr>
                     <w:rStyle w:val="Hyperlink"/>
                   </w:rPr>
-                  <w:t>6. Requirement Document:</w:t>
+                  <w:t>7. Gantt Chart:</w:t>
                 </w:r>
                 <w:r>
                   <w:rPr>
@@ -1382,7 +1558,7 @@
                   <w:rPr>
                     <w:webHidden/>
                   </w:rPr>
-                  <w:instrText xml:space="preserve"> PAGEREF _Toc229078647 \h </w:instrText>
+                  <w:instrText xml:space="preserve"> PAGEREF _Toc234248294 \h </w:instrText>
                 </w:r>
                 <w:r>
                   <w:rPr>
@@ -1416,18 +1592,16 @@
                   <w:rFonts w:asciiTheme="minorHAnsi" w:eastAsiaTheme="minorEastAsia" w:hAnsiTheme="minorHAnsi" w:cstheme="minorBidi"/>
                   <w:b w:val="0"/>
                   <w:bCs w:val="0"/>
-                  <w:kern w:val="2"/>
-                  <w:szCs w:val="21"/>
-                  <w:lang w:bidi="ne-NP"/>
-                  <w14:ligatures w14:val="standardContextual"/>
+                  <w:sz w:val="22"/>
+                  <w:szCs w:val="22"/>
                 </w:rPr>
               </w:pPr>
-              <w:hyperlink w:anchor="_Toc229078648" w:history="1">
+              <w:hyperlink w:anchor="_Toc234248295" w:history="1">
                 <w:r>
                   <w:rPr>
                     <w:rStyle w:val="Hyperlink"/>
                   </w:rPr>
-                  <w:t>6.1 Functional Requirements</w:t>
+                  <w:t>8. Requirement Document:</w:t>
                 </w:r>
                 <w:r>
                   <w:rPr>
@@ -1445,7 +1619,7 @@
                   <w:rPr>
                     <w:webHidden/>
                   </w:rPr>
-                  <w:instrText xml:space="preserve"> PAGEREF _Toc229078648 \h </w:instrText>
+                  <w:instrText xml:space="preserve"> PAGEREF _Toc234248295 \h </w:instrText>
                 </w:r>
                 <w:r>
                   <w:rPr>
@@ -1462,7 +1636,68 @@
                   <w:rPr>
                     <w:webHidden/>
                   </w:rPr>
-                  <w:t>10</w:t>
+                  <w:t>11</w:t>
+                </w:r>
+                <w:r>
+                  <w:rPr>
+                    <w:webHidden/>
+                  </w:rPr>
+                  <w:fldChar w:fldCharType="end"/>
+                </w:r>
+              </w:hyperlink>
+            </w:p>
+            <w:p>
+              <w:pPr>
+                <w:pStyle w:val="TOC1"/>
+                <w:rPr>
+                  <w:rFonts w:asciiTheme="minorHAnsi" w:eastAsiaTheme="minorEastAsia" w:hAnsiTheme="minorHAnsi" w:cstheme="minorBidi"/>
+                  <w:b w:val="0"/>
+                  <w:bCs w:val="0"/>
+                  <w:sz w:val="22"/>
+                  <w:szCs w:val="22"/>
+                </w:rPr>
+              </w:pPr>
+              <w:hyperlink w:anchor="_Toc234248296" w:history="1">
+                <w:r>
+                  <w:rPr>
+                    <w:rStyle w:val="Hyperlink"/>
+                  </w:rPr>
+                  <w:t>8.1 Functional Requirements</w:t>
+                </w:r>
+                <w:r>
+                  <w:rPr>
+                    <w:webHidden/>
+                  </w:rPr>
+                  <w:tab/>
+                </w:r>
+                <w:r>
+                  <w:rPr>
+                    <w:webHidden/>
+                  </w:rPr>
+                  <w:fldChar w:fldCharType="begin"/>
+                </w:r>
+                <w:r>
+                  <w:rPr>
+                    <w:webHidden/>
+                  </w:rPr>
+                  <w:instrText xml:space="preserve"> PAGEREF _Toc234248296 \h </w:instrText>
+                </w:r>
+                <w:r>
+                  <w:rPr>
+                    <w:webHidden/>
+                  </w:rPr>
+                </w:r>
+                <w:r>
+                  <w:rPr>
+                    <w:webHidden/>
+                  </w:rPr>
+                  <w:fldChar w:fldCharType="separate"/>
+                </w:r>
+                <w:r>
+                  <w:rPr>
+                    <w:webHidden/>
+                  </w:rPr>
+                  <w:t>11</w:t>
                 </w:r>
                 <w:r>
                   <w:rPr>
@@ -1479,15 +1714,12 @@
                   <w:tab w:val="right" w:leader="dot" w:pos="9350"/>
                 </w:tabs>
                 <w:rPr>
-                  <w:rFonts w:eastAsiaTheme="minorEastAsia"/>
+                  <w:rFonts w:asciiTheme="minorHAnsi" w:eastAsiaTheme="minorEastAsia" w:hAnsiTheme="minorHAnsi"/>
                   <w:noProof/>
-                  <w:kern w:val="2"/>
-                  <w:szCs w:val="21"/>
-                  <w:lang w:bidi="ne-NP"/>
-                  <w14:ligatures w14:val="standardContextual"/>
+                  <w:sz w:val="22"/>
                 </w:rPr>
               </w:pPr>
-              <w:hyperlink w:anchor="_Toc229078649" w:history="1">
+              <w:hyperlink w:anchor="_Toc234248297" w:history="1">
                 <w:r>
                   <w:rPr>
                     <w:rStyle w:val="Hyperlink"/>
@@ -1496,7 +1728,7 @@
                     <w:bCs/>
                     <w:noProof/>
                   </w:rPr>
-                  <w:t>6.2 Non-Functional Requirements</w:t>
+                  <w:t>8.2 Non-Functional Requirements</w:t>
                 </w:r>
                 <w:r>
                   <w:rPr>
@@ -1517,7 +1749,7 @@
                     <w:noProof/>
                     <w:webHidden/>
                   </w:rPr>
-                  <w:instrText xml:space="preserve"> PAGEREF _Toc229078649 \h </w:instrText>
+                  <w:instrText xml:space="preserve"> PAGEREF _Toc234248297 \h </w:instrText>
                 </w:r>
                 <w:r>
                   <w:rPr>
@@ -1537,7 +1769,7 @@
                     <w:noProof/>
                     <w:webHidden/>
                   </w:rPr>
-                  <w:t>11</w:t>
+                  <w:t>12</w:t>
                 </w:r>
                 <w:r>
                   <w:rPr>
@@ -1555,18 +1787,16 @@
                   <w:rFonts w:asciiTheme="minorHAnsi" w:eastAsiaTheme="minorEastAsia" w:hAnsiTheme="minorHAnsi" w:cstheme="minorBidi"/>
                   <w:b w:val="0"/>
                   <w:bCs w:val="0"/>
-                  <w:kern w:val="2"/>
-                  <w:szCs w:val="21"/>
-                  <w:lang w:bidi="ne-NP"/>
-                  <w14:ligatures w14:val="standardContextual"/>
+                  <w:sz w:val="22"/>
+                  <w:szCs w:val="22"/>
                 </w:rPr>
               </w:pPr>
-              <w:hyperlink w:anchor="_Toc229078650" w:history="1">
+              <w:hyperlink w:anchor="_Toc234248298" w:history="1">
                 <w:r>
                   <w:rPr>
                     <w:rStyle w:val="Hyperlink"/>
                   </w:rPr>
-                  <w:t>7. System design</w:t>
+                  <w:t>9. System design</w:t>
                 </w:r>
                 <w:r>
                   <w:rPr>
@@ -1584,7 +1814,7 @@
                   <w:rPr>
                     <w:webHidden/>
                   </w:rPr>
-                  <w:instrText xml:space="preserve"> PAGEREF _Toc229078650 \h </w:instrText>
+                  <w:instrText xml:space="preserve"> PAGEREF _Toc234248298 \h </w:instrText>
                 </w:r>
                 <w:r>
                   <w:rPr>
@@ -1618,18 +1848,16 @@
                   <w:rFonts w:asciiTheme="minorHAnsi" w:eastAsiaTheme="minorEastAsia" w:hAnsiTheme="minorHAnsi" w:cstheme="minorBidi"/>
                   <w:b w:val="0"/>
                   <w:bCs w:val="0"/>
-                  <w:kern w:val="2"/>
-                  <w:szCs w:val="21"/>
-                  <w:lang w:bidi="ne-NP"/>
-                  <w14:ligatures w14:val="standardContextual"/>
+                  <w:sz w:val="22"/>
+                  <w:szCs w:val="22"/>
                 </w:rPr>
               </w:pPr>
-              <w:hyperlink w:anchor="_Toc229078651" w:history="1">
+              <w:hyperlink w:anchor="_Toc234248299" w:history="1">
                 <w:r>
                   <w:rPr>
                     <w:rStyle w:val="Hyperlink"/>
                   </w:rPr>
-                  <w:t>7. Deliverables:</w:t>
+                  <w:t>9.2 Usecase Diagram</w:t>
                 </w:r>
                 <w:r>
                   <w:rPr>
@@ -1647,7 +1875,7 @@
                   <w:rPr>
                     <w:webHidden/>
                   </w:rPr>
-                  <w:instrText xml:space="preserve"> PAGEREF _Toc229078651 \h </w:instrText>
+                  <w:instrText xml:space="preserve"> PAGEREF _Toc234248299 \h </w:instrText>
                 </w:r>
                 <w:r>
                   <w:rPr>
@@ -1665,6 +1893,67 @@
                     <w:webHidden/>
                   </w:rPr>
                   <w:t>15</w:t>
+                </w:r>
+                <w:r>
+                  <w:rPr>
+                    <w:webHidden/>
+                  </w:rPr>
+                  <w:fldChar w:fldCharType="end"/>
+                </w:r>
+              </w:hyperlink>
+            </w:p>
+            <w:p>
+              <w:pPr>
+                <w:pStyle w:val="TOC1"/>
+                <w:rPr>
+                  <w:rFonts w:asciiTheme="minorHAnsi" w:eastAsiaTheme="minorEastAsia" w:hAnsiTheme="minorHAnsi" w:cstheme="minorBidi"/>
+                  <w:b w:val="0"/>
+                  <w:bCs w:val="0"/>
+                  <w:sz w:val="22"/>
+                  <w:szCs w:val="22"/>
+                </w:rPr>
+              </w:pPr>
+              <w:hyperlink w:anchor="_Toc234248300" w:history="1">
+                <w:r>
+                  <w:rPr>
+                    <w:rStyle w:val="Hyperlink"/>
+                  </w:rPr>
+                  <w:t>10. Deliverables:</w:t>
+                </w:r>
+                <w:r>
+                  <w:rPr>
+                    <w:webHidden/>
+                  </w:rPr>
+                  <w:tab/>
+                </w:r>
+                <w:r>
+                  <w:rPr>
+                    <w:webHidden/>
+                  </w:rPr>
+                  <w:fldChar w:fldCharType="begin"/>
+                </w:r>
+                <w:r>
+                  <w:rPr>
+                    <w:webHidden/>
+                  </w:rPr>
+                  <w:instrText xml:space="preserve"> PAGEREF _Toc234248300 \h </w:instrText>
+                </w:r>
+                <w:r>
+                  <w:rPr>
+                    <w:webHidden/>
+                  </w:rPr>
+                </w:r>
+                <w:r>
+                  <w:rPr>
+                    <w:webHidden/>
+                  </w:rPr>
+                  <w:fldChar w:fldCharType="separate"/>
+                </w:r>
+                <w:r>
+                  <w:rPr>
+                    <w:webHidden/>
+                  </w:rPr>
+                  <w:t>16</w:t>
                 </w:r>
                 <w:r>
                   <w:rPr>
@@ -1713,7 +2002,7 @@
           <w:szCs w:val="32"/>
         </w:rPr>
       </w:pPr>
-      <w:bookmarkStart w:id="1" w:name="_Toc197253253"/>
+      <w:bookmarkStart w:id="2" w:name="_Toc197253253"/>
       <w:r>
         <w:rPr>
           <w:rFonts w:cs="Times New Roman"/>
@@ -1722,10 +2011,9 @@
           <w:sz w:val="32"/>
           <w:szCs w:val="32"/>
         </w:rPr>
-        <w:lastRenderedPageBreak/>
         <w:t>List Of Figures</w:t>
       </w:r>
-      <w:bookmarkEnd w:id="1"/>
+      <w:bookmarkEnd w:id="2"/>
     </w:p>
     <w:sdt>
       <w:sdtPr>
@@ -2046,14 +2334,13 @@
           <w:color w:val="auto"/>
         </w:rPr>
       </w:pPr>
-      <w:bookmarkStart w:id="2" w:name="_Toc229078641"/>
+      <w:bookmarkStart w:id="3" w:name="_Toc234248286"/>
       <w:r>
         <w:rPr>
           <w:rFonts w:cs="Times New Roman"/>
           <w:bCs/>
           <w:color w:val="auto"/>
         </w:rPr>
-        <w:lastRenderedPageBreak/>
         <w:t xml:space="preserve">1. </w:t>
       </w:r>
       <w:r>
@@ -2064,7 +2351,7 @@
         </w:rPr>
         <w:t>Introduction:</w:t>
       </w:r>
-      <w:bookmarkEnd w:id="2"/>
+      <w:bookmarkEnd w:id="3"/>
     </w:p>
     <w:p>
       <w:pPr>
@@ -2126,7 +2413,7 @@
           <w:rFonts w:asciiTheme="majorHAnsi" w:hAnsiTheme="majorHAnsi" w:cstheme="majorHAnsi"/>
         </w:rPr>
       </w:pPr>
-      <w:bookmarkStart w:id="3" w:name="_Toc196923482"/>
+      <w:bookmarkStart w:id="4" w:name="_Toc196923482"/>
     </w:p>
     <w:p>
       <w:pPr>
@@ -2202,7 +2489,7 @@
           <w:bCs/>
         </w:rPr>
       </w:pPr>
-      <w:bookmarkStart w:id="4" w:name="_Toc229078642"/>
+      <w:bookmarkStart w:id="5" w:name="_Toc234248287"/>
       <w:r>
         <w:rPr>
           <w:rFonts w:cs="Times New Roman"/>
@@ -2211,7 +2498,7 @@
         <w:lastRenderedPageBreak/>
         <w:t>2. P</w:t>
       </w:r>
-      <w:bookmarkEnd w:id="3"/>
+      <w:bookmarkEnd w:id="4"/>
       <w:r>
         <w:rPr>
           <w:rFonts w:cs="Times New Roman"/>
@@ -2219,7 +2506,7 @@
         </w:rPr>
         <w:t>roblem Statement:</w:t>
       </w:r>
-      <w:bookmarkEnd w:id="4"/>
+      <w:bookmarkEnd w:id="5"/>
     </w:p>
     <w:p>
       <w:pPr>
@@ -2448,8 +2735,8 @@
           <w:color w:val="auto"/>
         </w:rPr>
       </w:pPr>
-      <w:bookmarkStart w:id="5" w:name="_Toc196923483"/>
-      <w:bookmarkStart w:id="6" w:name="_Toc229078643"/>
+      <w:bookmarkStart w:id="6" w:name="_Toc196923483"/>
+      <w:bookmarkStart w:id="7" w:name="_Toc234248288"/>
       <w:r>
         <w:rPr>
           <w:rFonts w:cs="Times New Roman"/>
@@ -2467,7 +2754,7 @@
         </w:rPr>
         <w:t>O</w:t>
       </w:r>
-      <w:bookmarkEnd w:id="5"/>
+      <w:bookmarkEnd w:id="6"/>
       <w:r>
         <w:rPr>
           <w:rFonts w:cs="Times New Roman"/>
@@ -2476,7 +2763,7 @@
         </w:rPr>
         <w:t>bjectives:</w:t>
       </w:r>
-      <w:bookmarkEnd w:id="6"/>
+      <w:bookmarkEnd w:id="7"/>
     </w:p>
     <w:p>
       <w:pPr>
@@ -2579,246 +2866,210 @@
     </w:p>
     <w:p>
       <w:pPr>
-        <w:spacing w:after="0" w:line="360" w:lineRule="auto"/>
-        <w:jc w:val="both"/>
-        <w:rPr>
-          <w:rFonts w:asciiTheme="majorHAnsi" w:hAnsiTheme="majorHAnsi" w:cstheme="majorHAnsi"/>
-        </w:rPr>
-      </w:pPr>
-    </w:p>
-    <w:p>
-      <w:pPr>
-        <w:pStyle w:val="Heading2"/>
+        <w:tabs>
+          <w:tab w:val="left" w:pos="3550"/>
+        </w:tabs>
         <w:spacing w:line="360" w:lineRule="auto"/>
-        <w:rPr>
-          <w:rFonts w:eastAsia="Times New Roman" w:cs="Times New Roman"/>
-        </w:rPr>
-      </w:pPr>
-      <w:bookmarkStart w:id="7" w:name="_Toc233811472"/>
-    </w:p>
-    <w:p>
-      <w:pPr>
-        <w:pStyle w:val="Heading2"/>
-        <w:spacing w:line="360" w:lineRule="auto"/>
-        <w:rPr>
-          <w:rFonts w:eastAsia="Times New Roman" w:cs="Times New Roman"/>
-        </w:rPr>
-      </w:pPr>
-    </w:p>
-    <w:p>
-      <w:pPr>
-        <w:pStyle w:val="Heading2"/>
-        <w:spacing w:line="360" w:lineRule="auto"/>
-        <w:rPr>
-          <w:rFonts w:eastAsia="Times New Roman" w:cs="Times New Roman"/>
-        </w:rPr>
-      </w:pPr>
-    </w:p>
-    <w:p>
-      <w:pPr>
-        <w:pStyle w:val="Heading2"/>
-        <w:spacing w:line="360" w:lineRule="auto"/>
-        <w:rPr>
-          <w:rFonts w:eastAsia="Times New Roman" w:cs="Times New Roman"/>
-        </w:rPr>
-      </w:pPr>
-    </w:p>
-    <w:p>
-      <w:pPr>
-        <w:pStyle w:val="Heading2"/>
-        <w:spacing w:line="360" w:lineRule="auto"/>
-        <w:rPr>
-          <w:rFonts w:eastAsia="Times New Roman" w:cs="Times New Roman"/>
-        </w:rPr>
-      </w:pPr>
-    </w:p>
-    <w:p>
-      <w:pPr>
-        <w:pStyle w:val="Heading2"/>
-        <w:spacing w:line="360" w:lineRule="auto"/>
-        <w:rPr>
-          <w:rFonts w:eastAsia="Times New Roman" w:cs="Times New Roman"/>
-        </w:rPr>
-      </w:pPr>
-    </w:p>
-    <w:p>
-      <w:pPr>
-        <w:pStyle w:val="Heading2"/>
-        <w:spacing w:line="360" w:lineRule="auto"/>
-        <w:rPr>
-          <w:rFonts w:eastAsia="Times New Roman" w:cs="Times New Roman"/>
-        </w:rPr>
-      </w:pPr>
-    </w:p>
-    <w:p>
-      <w:pPr>
-        <w:pStyle w:val="Heading2"/>
-        <w:spacing w:line="360" w:lineRule="auto"/>
-        <w:rPr>
-          <w:rFonts w:eastAsia="Times New Roman" w:cs="Times New Roman"/>
-        </w:rPr>
-      </w:pPr>
-    </w:p>
-    <w:p>
-      <w:pPr>
-        <w:pStyle w:val="Heading2"/>
-        <w:spacing w:line="360" w:lineRule="auto"/>
-        <w:rPr>
-          <w:rFonts w:eastAsia="Times New Roman" w:cs="Times New Roman"/>
-        </w:rPr>
-      </w:pPr>
-    </w:p>
-    <w:p>
-      <w:pPr>
-        <w:pStyle w:val="Heading2"/>
-        <w:spacing w:line="360" w:lineRule="auto"/>
-        <w:rPr>
-          <w:rFonts w:eastAsia="Times New Roman" w:cs="Times New Roman"/>
-        </w:rPr>
-      </w:pPr>
-    </w:p>
-    <w:p>
-      <w:pPr>
-        <w:pStyle w:val="Heading2"/>
-        <w:spacing w:line="360" w:lineRule="auto"/>
-        <w:rPr>
-          <w:rFonts w:eastAsia="Times New Roman" w:cs="Times New Roman"/>
-        </w:rPr>
-      </w:pPr>
-    </w:p>
-    <w:p>
-      <w:pPr>
-        <w:pStyle w:val="Heading2"/>
-        <w:spacing w:line="360" w:lineRule="auto"/>
-        <w:rPr>
-          <w:rFonts w:eastAsia="Times New Roman" w:cs="Times New Roman"/>
-        </w:rPr>
-      </w:pPr>
-    </w:p>
-    <w:p>
-      <w:pPr>
-        <w:pStyle w:val="Heading2"/>
-        <w:spacing w:line="360" w:lineRule="auto"/>
-        <w:rPr>
-          <w:rFonts w:eastAsia="Times New Roman" w:cs="Times New Roman"/>
-        </w:rPr>
-      </w:pPr>
-    </w:p>
-    <w:p>
-      <w:pPr>
-        <w:pStyle w:val="Heading2"/>
-        <w:spacing w:line="360" w:lineRule="auto"/>
-        <w:rPr>
-          <w:rFonts w:eastAsia="Times New Roman" w:cs="Times New Roman"/>
-        </w:rPr>
-      </w:pPr>
-    </w:p>
-    <w:p>
-      <w:pPr>
-        <w:pStyle w:val="Heading2"/>
-        <w:spacing w:line="360" w:lineRule="auto"/>
-        <w:rPr>
-          <w:rFonts w:eastAsia="Times New Roman" w:cs="Times New Roman"/>
-        </w:rPr>
-      </w:pPr>
-    </w:p>
-    <w:p>
-      <w:pPr>
-        <w:pStyle w:val="Heading2"/>
-        <w:spacing w:line="360" w:lineRule="auto"/>
-        <w:rPr>
-          <w:rFonts w:eastAsia="Times New Roman" w:cs="Times New Roman"/>
-        </w:rPr>
-      </w:pPr>
-    </w:p>
-    <w:p>
-      <w:pPr>
-        <w:pStyle w:val="Heading2"/>
-        <w:spacing w:line="360" w:lineRule="auto"/>
-        <w:rPr>
-          <w:rFonts w:eastAsia="Times New Roman" w:cs="Times New Roman"/>
-        </w:rPr>
-      </w:pPr>
-    </w:p>
-    <w:p>
-      <w:pPr>
-        <w:pStyle w:val="Heading2"/>
-        <w:spacing w:line="360" w:lineRule="auto"/>
-        <w:rPr>
-          <w:rFonts w:eastAsia="Times New Roman" w:cs="Times New Roman"/>
-        </w:rPr>
-      </w:pPr>
-    </w:p>
-    <w:p>
-      <w:pPr>
-        <w:pStyle w:val="Heading2"/>
-        <w:spacing w:line="360" w:lineRule="auto"/>
-        <w:rPr>
-          <w:rFonts w:eastAsia="Times New Roman" w:cs="Times New Roman"/>
-        </w:rPr>
-      </w:pPr>
-    </w:p>
-    <w:p>
-      <w:pPr>
-        <w:pStyle w:val="Heading2"/>
-        <w:spacing w:line="360" w:lineRule="auto"/>
-        <w:rPr>
-          <w:rFonts w:eastAsia="Times New Roman" w:cs="Times New Roman"/>
-        </w:rPr>
-      </w:pPr>
-    </w:p>
-    <w:p>
-      <w:pPr>
-        <w:pStyle w:val="Heading2"/>
-        <w:spacing w:line="360" w:lineRule="auto"/>
-        <w:rPr>
-          <w:rFonts w:eastAsia="Times New Roman" w:cs="Times New Roman"/>
-        </w:rPr>
-      </w:pPr>
-    </w:p>
-    <w:p>
-      <w:pPr>
-        <w:pStyle w:val="Heading2"/>
-        <w:spacing w:line="360" w:lineRule="auto"/>
-        <w:rPr>
-          <w:rFonts w:eastAsia="Times New Roman" w:cs="Times New Roman"/>
-        </w:rPr>
-      </w:pPr>
-    </w:p>
-    <w:p>
-      <w:pPr>
-        <w:pStyle w:val="Heading2"/>
-        <w:spacing w:line="360" w:lineRule="auto"/>
-        <w:rPr>
-          <w:rFonts w:eastAsia="Times New Roman" w:cs="Times New Roman"/>
-        </w:rPr>
-      </w:pPr>
-    </w:p>
-    <w:p>
-      <w:pPr>
-        <w:pStyle w:val="Heading2"/>
-        <w:spacing w:line="360" w:lineRule="auto"/>
-        <w:rPr>
-          <w:rFonts w:eastAsia="Times New Roman" w:cs="Times New Roman"/>
-        </w:rPr>
-      </w:pPr>
-    </w:p>
-    <w:bookmarkEnd w:id="7"/>
-    <w:p>
-      <w:pPr>
-        <w:pStyle w:val="Heading2"/>
-        <w:spacing w:line="360" w:lineRule="auto"/>
-        <w:rPr>
-          <w:rFonts w:eastAsia="Times New Roman" w:cs="Times New Roman"/>
-        </w:rPr>
-      </w:pPr>
-    </w:p>
-    <w:p>
-      <w:pPr>
+        <w:jc w:val="both"/>
         <w:rPr>
           <w:b/>
           <w:sz w:val="32"/>
           <w:szCs w:val="32"/>
+        </w:rPr>
+      </w:pPr>
+    </w:p>
+    <w:p>
+      <w:pPr>
+        <w:tabs>
+          <w:tab w:val="left" w:pos="3550"/>
+        </w:tabs>
+        <w:spacing w:line="360" w:lineRule="auto"/>
+        <w:jc w:val="both"/>
+        <w:rPr>
+          <w:b/>
+          <w:sz w:val="32"/>
+          <w:szCs w:val="32"/>
+        </w:rPr>
+      </w:pPr>
+    </w:p>
+    <w:p>
+      <w:pPr>
+        <w:tabs>
+          <w:tab w:val="left" w:pos="3550"/>
+        </w:tabs>
+        <w:spacing w:line="360" w:lineRule="auto"/>
+        <w:jc w:val="both"/>
+        <w:rPr>
+          <w:b/>
+          <w:sz w:val="32"/>
+          <w:szCs w:val="32"/>
+        </w:rPr>
+      </w:pPr>
+    </w:p>
+    <w:p>
+      <w:pPr>
+        <w:tabs>
+          <w:tab w:val="left" w:pos="3550"/>
+        </w:tabs>
+        <w:spacing w:line="360" w:lineRule="auto"/>
+        <w:jc w:val="both"/>
+        <w:rPr>
+          <w:b/>
+          <w:sz w:val="32"/>
+          <w:szCs w:val="32"/>
+        </w:rPr>
+      </w:pPr>
+    </w:p>
+    <w:p>
+      <w:pPr>
+        <w:tabs>
+          <w:tab w:val="left" w:pos="3550"/>
+        </w:tabs>
+        <w:spacing w:line="360" w:lineRule="auto"/>
+        <w:jc w:val="both"/>
+        <w:rPr>
+          <w:b/>
+          <w:sz w:val="32"/>
+          <w:szCs w:val="32"/>
+        </w:rPr>
+      </w:pPr>
+    </w:p>
+    <w:p>
+      <w:pPr>
+        <w:tabs>
+          <w:tab w:val="left" w:pos="3550"/>
+        </w:tabs>
+        <w:spacing w:line="360" w:lineRule="auto"/>
+        <w:jc w:val="both"/>
+        <w:rPr>
+          <w:b/>
+          <w:sz w:val="32"/>
+          <w:szCs w:val="32"/>
+        </w:rPr>
+      </w:pPr>
+    </w:p>
+    <w:p>
+      <w:pPr>
+        <w:tabs>
+          <w:tab w:val="left" w:pos="3550"/>
+        </w:tabs>
+        <w:spacing w:line="360" w:lineRule="auto"/>
+        <w:jc w:val="both"/>
+        <w:rPr>
+          <w:b/>
+          <w:sz w:val="32"/>
+          <w:szCs w:val="32"/>
+        </w:rPr>
+      </w:pPr>
+    </w:p>
+    <w:p>
+      <w:pPr>
+        <w:tabs>
+          <w:tab w:val="left" w:pos="3550"/>
+        </w:tabs>
+        <w:spacing w:line="360" w:lineRule="auto"/>
+        <w:jc w:val="both"/>
+        <w:rPr>
+          <w:b/>
+          <w:sz w:val="32"/>
+          <w:szCs w:val="32"/>
+        </w:rPr>
+      </w:pPr>
+    </w:p>
+    <w:p>
+      <w:pPr>
+        <w:tabs>
+          <w:tab w:val="left" w:pos="3550"/>
+        </w:tabs>
+        <w:spacing w:line="360" w:lineRule="auto"/>
+        <w:jc w:val="both"/>
+        <w:rPr>
+          <w:b/>
+          <w:sz w:val="32"/>
+          <w:szCs w:val="32"/>
+        </w:rPr>
+      </w:pPr>
+    </w:p>
+    <w:p>
+      <w:pPr>
+        <w:tabs>
+          <w:tab w:val="left" w:pos="3550"/>
+        </w:tabs>
+        <w:spacing w:line="360" w:lineRule="auto"/>
+        <w:jc w:val="both"/>
+        <w:rPr>
+          <w:b/>
+          <w:sz w:val="32"/>
+          <w:szCs w:val="32"/>
+        </w:rPr>
+      </w:pPr>
+    </w:p>
+    <w:p>
+      <w:pPr>
+        <w:tabs>
+          <w:tab w:val="left" w:pos="3550"/>
+        </w:tabs>
+        <w:spacing w:line="360" w:lineRule="auto"/>
+        <w:jc w:val="both"/>
+        <w:rPr>
+          <w:b/>
+          <w:sz w:val="32"/>
+          <w:szCs w:val="32"/>
+        </w:rPr>
+      </w:pPr>
+    </w:p>
+    <w:p>
+      <w:pPr>
+        <w:tabs>
+          <w:tab w:val="left" w:pos="3550"/>
+        </w:tabs>
+        <w:spacing w:line="360" w:lineRule="auto"/>
+        <w:jc w:val="both"/>
+        <w:rPr>
+          <w:b/>
+          <w:sz w:val="32"/>
+          <w:szCs w:val="32"/>
+        </w:rPr>
+      </w:pPr>
+    </w:p>
+    <w:p>
+      <w:pPr>
+        <w:tabs>
+          <w:tab w:val="left" w:pos="3550"/>
+        </w:tabs>
+        <w:spacing w:line="360" w:lineRule="auto"/>
+        <w:jc w:val="both"/>
+        <w:rPr>
+          <w:b/>
+          <w:sz w:val="32"/>
+          <w:szCs w:val="32"/>
+        </w:rPr>
+      </w:pPr>
+    </w:p>
+    <w:p>
+      <w:pPr>
+        <w:tabs>
+          <w:tab w:val="left" w:pos="3550"/>
+        </w:tabs>
+        <w:spacing w:line="360" w:lineRule="auto"/>
+        <w:jc w:val="both"/>
+        <w:rPr>
+          <w:b/>
+          <w:sz w:val="32"/>
+          <w:szCs w:val="32"/>
+        </w:rPr>
+      </w:pPr>
+    </w:p>
+    <w:p>
+      <w:pPr>
+        <w:tabs>
+          <w:tab w:val="left" w:pos="3550"/>
+        </w:tabs>
+        <w:spacing w:line="360" w:lineRule="auto"/>
+        <w:jc w:val="both"/>
+        <w:rPr>
+          <w:rFonts w:cs="Times New Roman"/>
+          <w:szCs w:val="24"/>
         </w:rPr>
       </w:pPr>
       <w:r>
@@ -2844,6 +3095,7 @@
         </w:rPr>
       </w:pPr>
       <w:bookmarkStart w:id="8" w:name="_Toc233811473"/>
+      <w:bookmarkStart w:id="9" w:name="_Toc234248289"/>
       <w:r>
         <w:rPr>
           <w:rFonts w:ascii="Times New Roman" w:hAnsi="Times New Roman" w:cs="Times New Roman"/>
@@ -2852,9 +3104,78 @@
           <w:sz w:val="28"/>
           <w:szCs w:val="28"/>
         </w:rPr>
-        <w:t>4</w:t>
-      </w:r>
-      <w:r>
+        <w:t>4.1.  Aim</w:t>
+      </w:r>
+      <w:bookmarkEnd w:id="8"/>
+      <w:bookmarkEnd w:id="9"/>
+    </w:p>
+    <w:p>
+      <w:pPr>
+        <w:numPr>
+          <w:ilvl w:val="0"/>
+          <w:numId w:val="15"/>
+        </w:numPr>
+        <w:spacing w:before="240" w:line="360" w:lineRule="auto"/>
+        <w:jc w:val="both"/>
+        <w:rPr>
+          <w:rFonts w:cs="Times New Roman"/>
+          <w:szCs w:val="24"/>
+        </w:rPr>
+      </w:pPr>
+      <w:r>
+        <w:rPr>
+          <w:rFonts w:cs="Times New Roman"/>
+          <w:szCs w:val="24"/>
+        </w:rPr>
+        <w:t>Action-oriented academic hub</w:t>
+      </w:r>
+    </w:p>
+    <w:p>
+      <w:pPr>
+        <w:numPr>
+          <w:ilvl w:val="0"/>
+          <w:numId w:val="15"/>
+        </w:numPr>
+        <w:spacing w:line="360" w:lineRule="auto"/>
+        <w:jc w:val="both"/>
+        <w:rPr>
+          <w:rFonts w:cs="Times New Roman"/>
+          <w:szCs w:val="24"/>
+        </w:rPr>
+      </w:pPr>
+      <w:r>
+        <w:rPr>
+          <w:rFonts w:cs="Times New Roman"/>
+          <w:szCs w:val="24"/>
+        </w:rPr>
+        <w:t>Study-material management</w:t>
+      </w:r>
+    </w:p>
+    <w:p>
+      <w:pPr>
+        <w:numPr>
+          <w:ilvl w:val="0"/>
+          <w:numId w:val="15"/>
+        </w:numPr>
+        <w:spacing w:line="360" w:lineRule="auto"/>
+        <w:jc w:val="both"/>
+        <w:rPr>
+          <w:rFonts w:cs="Times New Roman"/>
+          <w:sz w:val="22"/>
+        </w:rPr>
+      </w:pPr>
+      <w:r>
+        <w:rPr>
+          <w:rFonts w:cs="Times New Roman"/>
+          <w:szCs w:val="24"/>
+        </w:rPr>
+        <w:t>Make academic Organized</w:t>
+      </w:r>
+    </w:p>
+    <w:p>
+      <w:pPr>
+        <w:pStyle w:val="Heading3"/>
+        <w:spacing w:line="360" w:lineRule="auto"/>
         <w:rPr>
           <w:rFonts w:ascii="Times New Roman" w:hAnsi="Times New Roman" w:cs="Times New Roman"/>
           <w:b/>
@@ -2862,85 +3183,8 @@
           <w:sz w:val="28"/>
           <w:szCs w:val="28"/>
         </w:rPr>
-        <w:t>.1.  Aim</w:t>
-      </w:r>
-      <w:bookmarkEnd w:id="8"/>
-    </w:p>
-    <w:p>
-      <w:pPr>
-        <w:numPr>
-          <w:ilvl w:val="0"/>
-          <w:numId w:val="15"/>
-        </w:numPr>
-        <w:spacing w:before="240" w:line="360" w:lineRule="auto"/>
-        <w:jc w:val="both"/>
-        <w:rPr>
-          <w:rFonts w:cs="Times New Roman"/>
-          <w:szCs w:val="24"/>
-        </w:rPr>
-      </w:pPr>
-      <w:r>
-        <w:rPr>
-          <w:rFonts w:cs="Times New Roman"/>
-          <w:szCs w:val="24"/>
-        </w:rPr>
-        <w:t>Action-oriented academic hub</w:t>
-      </w:r>
-    </w:p>
-    <w:p>
-      <w:pPr>
-        <w:numPr>
-          <w:ilvl w:val="0"/>
-          <w:numId w:val="15"/>
-        </w:numPr>
-        <w:spacing w:line="360" w:lineRule="auto"/>
-        <w:jc w:val="both"/>
-        <w:rPr>
-          <w:rFonts w:cs="Times New Roman"/>
-          <w:szCs w:val="24"/>
-        </w:rPr>
-      </w:pPr>
-      <w:r>
-        <w:rPr>
-          <w:rFonts w:cs="Times New Roman"/>
-          <w:szCs w:val="24"/>
-        </w:rPr>
-        <w:t>Study-material management</w:t>
-      </w:r>
-    </w:p>
-    <w:p>
-      <w:pPr>
-        <w:numPr>
-          <w:ilvl w:val="0"/>
-          <w:numId w:val="15"/>
-        </w:numPr>
-        <w:spacing w:line="360" w:lineRule="auto"/>
-        <w:jc w:val="both"/>
-        <w:rPr>
-          <w:rFonts w:cs="Times New Roman"/>
-          <w:sz w:val="22"/>
-        </w:rPr>
-      </w:pPr>
-      <w:r>
-        <w:rPr>
-          <w:rFonts w:cs="Times New Roman"/>
-          <w:szCs w:val="24"/>
-        </w:rPr>
-        <w:t>Make academic Organized</w:t>
-      </w:r>
-    </w:p>
-    <w:p>
-      <w:pPr>
-        <w:pStyle w:val="Heading3"/>
-        <w:spacing w:line="360" w:lineRule="auto"/>
-        <w:rPr>
-          <w:rFonts w:ascii="Times New Roman" w:hAnsi="Times New Roman" w:cs="Times New Roman"/>
-          <w:b/>
-          <w:color w:val="000000" w:themeColor="text1"/>
-          <w:sz w:val="28"/>
-          <w:szCs w:val="28"/>
-        </w:rPr>
-      </w:pPr>
+      </w:pPr>
+      <w:bookmarkStart w:id="10" w:name="_Toc234248290"/>
       <w:r>
         <w:rPr>
           <w:rFonts w:ascii="Times New Roman" w:eastAsia="Times New Roman" w:hAnsi="Times New Roman" w:cs="Times New Roman"/>
@@ -2949,18 +3193,9 @@
           <w:sz w:val="28"/>
           <w:szCs w:val="28"/>
         </w:rPr>
-        <w:t>4</w:t>
-      </w:r>
-      <w:r>
-        <w:rPr>
-          <w:rFonts w:ascii="Times New Roman" w:eastAsia="Times New Roman" w:hAnsi="Times New Roman" w:cs="Times New Roman"/>
-          <w:b/>
-          <w:color w:val="000000" w:themeColor="text1"/>
-          <w:sz w:val="28"/>
-          <w:szCs w:val="28"/>
-        </w:rPr>
-        <w:t>.2.  Scope</w:t>
-      </w:r>
+        <w:t>4.2.  Scope</w:t>
+      </w:r>
+      <w:bookmarkEnd w:id="10"/>
     </w:p>
     <w:p>
       <w:pPr>
@@ -3003,8 +3238,6 @@
         </w:rPr>
         <w:t>Study resource sharing</w:t>
       </w:r>
-      <w:bookmarkStart w:id="9" w:name="_GoBack"/>
-      <w:bookmarkEnd w:id="9"/>
     </w:p>
     <w:p>
       <w:pPr>
@@ -3064,6 +3297,7 @@
           <w:szCs w:val="28"/>
         </w:rPr>
       </w:pPr>
+      <w:bookmarkStart w:id="11" w:name="_Toc234248291"/>
       <w:r>
         <w:rPr>
           <w:rFonts w:ascii="Times New Roman" w:eastAsia="Times New Roman" w:hAnsi="Times New Roman" w:cs="Times New Roman"/>
@@ -3074,6 +3308,7 @@
         </w:rPr>
         <w:t>Applicability</w:t>
       </w:r>
+      <w:bookmarkEnd w:id="11"/>
     </w:p>
     <w:p>
       <w:pPr>
@@ -3211,50 +3446,8 @@
         <w:spacing w:line="360" w:lineRule="auto"/>
         <w:jc w:val="both"/>
       </w:pPr>
-      <w:bookmarkStart w:id="10" w:name="_Toc196205397"/>
-      <w:bookmarkStart w:id="11" w:name="_Toc196923484"/>
-    </w:p>
-    <w:p>
-      <w:pPr>
-        <w:spacing w:line="360" w:lineRule="auto"/>
-        <w:jc w:val="both"/>
-      </w:pPr>
-    </w:p>
-    <w:p>
-      <w:pPr>
-        <w:spacing w:line="360" w:lineRule="auto"/>
-        <w:jc w:val="both"/>
-      </w:pPr>
-    </w:p>
-    <w:p>
-      <w:pPr>
-        <w:spacing w:line="360" w:lineRule="auto"/>
-        <w:jc w:val="both"/>
-      </w:pPr>
-    </w:p>
-    <w:p>
-      <w:pPr>
-        <w:spacing w:line="360" w:lineRule="auto"/>
-        <w:jc w:val="both"/>
-      </w:pPr>
-    </w:p>
-    <w:p>
-      <w:pPr>
-        <w:spacing w:line="360" w:lineRule="auto"/>
-        <w:jc w:val="both"/>
-      </w:pPr>
-    </w:p>
-    <w:p>
-      <w:pPr>
-        <w:spacing w:line="360" w:lineRule="auto"/>
-        <w:jc w:val="both"/>
-      </w:pPr>
-    </w:p>
-    <w:p>
-      <w:pPr>
-        <w:spacing w:line="360" w:lineRule="auto"/>
-        <w:jc w:val="both"/>
-      </w:pPr>
+      <w:bookmarkStart w:id="12" w:name="_Toc196205397"/>
+      <w:bookmarkStart w:id="13" w:name="_Toc196923484"/>
     </w:p>
     <w:p>
       <w:pPr>
@@ -3267,14 +3460,15 @@
           <w:color w:val="auto"/>
         </w:rPr>
       </w:pPr>
-      <w:bookmarkStart w:id="12" w:name="_Toc229078644"/>
+      <w:bookmarkStart w:id="14" w:name="_Toc234248292"/>
       <w:r>
         <w:rPr>
           <w:rFonts w:cs="Times New Roman"/>
           <w:bCs/>
           <w:color w:val="auto"/>
         </w:rPr>
-        <w:t>4.</w:t>
+        <w:lastRenderedPageBreak/>
+        <w:t>5</w:t>
       </w:r>
       <w:r>
         <w:rPr>
@@ -3282,7 +3476,7 @@
           <w:bCs/>
           <w:color w:val="auto"/>
         </w:rPr>
-        <w:t xml:space="preserve"> </w:t>
+        <w:t>.</w:t>
       </w:r>
       <w:r>
         <w:rPr>
@@ -3290,9 +3484,17 @@
           <w:bCs/>
           <w:color w:val="auto"/>
         </w:rPr>
+        <w:t xml:space="preserve"> </w:t>
+      </w:r>
+      <w:r>
+        <w:rPr>
+          <w:rFonts w:cs="Times New Roman"/>
+          <w:bCs/>
+          <w:color w:val="auto"/>
+        </w:rPr>
         <w:t>Background Study:</w:t>
       </w:r>
-      <w:bookmarkEnd w:id="12"/>
+      <w:bookmarkEnd w:id="14"/>
     </w:p>
     <w:p>
       <w:pPr>
@@ -3850,7 +4052,6 @@
           <w:rFonts w:eastAsia="Times New Roman" w:cs="Times New Roman"/>
           <w:szCs w:val="24"/>
         </w:rPr>
-        <w:lastRenderedPageBreak/>
         <w:t xml:space="preserve">Most platforms are either commercial (locked behind paywalls) </w:t>
       </w:r>
     </w:p>
@@ -3910,11 +4111,8 @@
     <w:p>
       <w:pPr>
         <w:pStyle w:val="Heading1"/>
-        <w:numPr>
-          <w:ilvl w:val="0"/>
-          <w:numId w:val="2"/>
-        </w:numPr>
         <w:spacing w:before="0" w:after="240" w:line="360" w:lineRule="auto"/>
+        <w:ind w:left="360"/>
         <w:jc w:val="both"/>
         <w:rPr>
           <w:rFonts w:cs="Times New Roman"/>
@@ -3923,18 +4121,27 @@
           <w:color w:val="auto"/>
         </w:rPr>
       </w:pPr>
-      <w:bookmarkStart w:id="13" w:name="_Toc229078645"/>
+      <w:bookmarkStart w:id="15" w:name="_Toc234248293"/>
       <w:r>
         <w:rPr>
           <w:rFonts w:cs="Times New Roman"/>
           <w:bCs/>
           <w:color w:val="auto"/>
         </w:rPr>
+        <w:lastRenderedPageBreak/>
+        <w:t xml:space="preserve">6. </w:t>
+      </w:r>
+      <w:r>
+        <w:rPr>
+          <w:rFonts w:cs="Times New Roman"/>
+          <w:bCs/>
+          <w:color w:val="auto"/>
+        </w:rPr>
         <w:t>Methodology:</w:t>
       </w:r>
-      <w:bookmarkEnd w:id="10"/>
-      <w:bookmarkEnd w:id="11"/>
+      <w:bookmarkEnd w:id="12"/>
       <w:bookmarkEnd w:id="13"/>
+      <w:bookmarkEnd w:id="15"/>
     </w:p>
     <w:p>
       <w:pPr>
@@ -4294,8 +4501,8 @@
           <w:szCs w:val="32"/>
         </w:rPr>
       </w:pPr>
-      <w:bookmarkStart w:id="14" w:name="_Toc196205398"/>
-      <w:bookmarkStart w:id="15" w:name="_Toc196923485"/>
+      <w:bookmarkStart w:id="16" w:name="_Toc196205398"/>
+      <w:bookmarkStart w:id="17" w:name="_Toc196923485"/>
     </w:p>
     <w:p>
       <w:pPr>
@@ -4309,7 +4516,7 @@
           <w:color w:val="auto"/>
         </w:rPr>
       </w:pPr>
-      <w:bookmarkStart w:id="16" w:name="_Toc229078646"/>
+      <w:bookmarkStart w:id="18" w:name="_Toc234248294"/>
       <w:r>
         <w:rPr>
           <w:rFonts w:cstheme="majorHAnsi"/>
@@ -4358,7 +4565,7 @@
           <w:bCs/>
           <w:color w:val="auto"/>
         </w:rPr>
-        <w:t>5.</w:t>
+        <w:t>7</w:t>
       </w:r>
       <w:r>
         <w:rPr>
@@ -4366,7 +4573,7 @@
           <w:bCs/>
           <w:color w:val="auto"/>
         </w:rPr>
-        <w:t xml:space="preserve"> </w:t>
+        <w:t>.</w:t>
       </w:r>
       <w:r>
         <w:rPr>
@@ -4374,27 +4581,35 @@
           <w:bCs/>
           <w:color w:val="auto"/>
         </w:rPr>
-        <w:t>G</w:t>
-      </w:r>
-      <w:bookmarkEnd w:id="14"/>
-      <w:bookmarkEnd w:id="15"/>
+        <w:t xml:space="preserve"> </w:t>
+      </w:r>
       <w:r>
         <w:rPr>
           <w:rFonts w:cs="Times New Roman"/>
           <w:bCs/>
           <w:color w:val="auto"/>
         </w:rPr>
-        <w:t>antt Chart</w:t>
-      </w:r>
+        <w:t>G</w:t>
+      </w:r>
+      <w:bookmarkEnd w:id="16"/>
+      <w:bookmarkEnd w:id="17"/>
       <w:r>
         <w:rPr>
           <w:rFonts w:cs="Times New Roman"/>
           <w:bCs/>
           <w:color w:val="auto"/>
         </w:rPr>
+        <w:t>antt Chart</w:t>
+      </w:r>
+      <w:r>
+        <w:rPr>
+          <w:rFonts w:cs="Times New Roman"/>
+          <w:bCs/>
+          <w:color w:val="auto"/>
+        </w:rPr>
         <w:t>:</w:t>
       </w:r>
-      <w:bookmarkEnd w:id="16"/>
+      <w:bookmarkEnd w:id="18"/>
     </w:p>
     <w:p>
       <w:pPr>
@@ -4545,6 +4760,7 @@
         <w:rPr>
           <w:rFonts w:cs="Times New Roman"/>
           <w:i w:val="0"/>
+          <w:color w:val="000000" w:themeColor="text1"/>
           <w:sz w:val="24"/>
           <w:szCs w:val="24"/>
         </w:rPr>
@@ -4552,6 +4768,7 @@
       <w:r>
         <w:rPr>
           <w:rFonts w:cs="Times New Roman"/>
+          <w:color w:val="000000" w:themeColor="text1"/>
           <w:sz w:val="24"/>
           <w:szCs w:val="24"/>
         </w:rPr>
@@ -4560,6 +4777,7 @@
       <w:r>
         <w:rPr>
           <w:rFonts w:cs="Times New Roman"/>
+          <w:color w:val="000000" w:themeColor="text1"/>
           <w:sz w:val="24"/>
           <w:szCs w:val="24"/>
         </w:rPr>
@@ -4568,6 +4786,7 @@
       <w:r>
         <w:rPr>
           <w:rFonts w:cs="Times New Roman"/>
+          <w:color w:val="000000" w:themeColor="text1"/>
           <w:sz w:val="24"/>
           <w:szCs w:val="24"/>
         </w:rPr>
@@ -4576,6 +4795,7 @@
       <w:r>
         <w:rPr>
           <w:rFonts w:cs="Times New Roman"/>
+          <w:color w:val="000000" w:themeColor="text1"/>
           <w:sz w:val="24"/>
           <w:szCs w:val="24"/>
         </w:rPr>
@@ -4585,6 +4805,7 @@
         <w:rPr>
           <w:rFonts w:cs="Times New Roman"/>
           <w:noProof/>
+          <w:color w:val="000000" w:themeColor="text1"/>
           <w:sz w:val="24"/>
           <w:szCs w:val="24"/>
         </w:rPr>
@@ -4593,6 +4814,7 @@
       <w:r>
         <w:rPr>
           <w:rFonts w:cs="Times New Roman"/>
+          <w:color w:val="000000" w:themeColor="text1"/>
           <w:sz w:val="24"/>
           <w:szCs w:val="24"/>
         </w:rPr>
@@ -4601,26 +4823,11 @@
       <w:r>
         <w:rPr>
           <w:rFonts w:cs="Times New Roman"/>
+          <w:color w:val="000000" w:themeColor="text1"/>
           <w:sz w:val="24"/>
           <w:szCs w:val="24"/>
         </w:rPr>
-        <w:t>:</w:t>
-      </w:r>
-      <w:r>
-        <w:rPr>
-          <w:rFonts w:cs="Times New Roman"/>
-          <w:sz w:val="24"/>
-          <w:szCs w:val="24"/>
-        </w:rPr>
-        <w:t xml:space="preserve"> </w:t>
-      </w:r>
-      <w:r>
-        <w:rPr>
-          <w:rFonts w:cs="Times New Roman"/>
-          <w:sz w:val="24"/>
-          <w:szCs w:val="24"/>
-        </w:rPr>
-        <w:t>Gantt Chart</w:t>
+        <w:t>: Gantt Chart</w:t>
       </w:r>
     </w:p>
     <w:p>
@@ -4653,7 +4860,7 @@
       <w:pPr>
         <w:spacing w:line="360" w:lineRule="auto"/>
       </w:pPr>
-      <w:bookmarkStart w:id="17" w:name="_Toc196923486"/>
+      <w:bookmarkStart w:id="19" w:name="_Toc196923486"/>
     </w:p>
     <w:p>
       <w:pPr>
@@ -4686,7 +4893,7 @@
           <w:color w:val="auto"/>
         </w:rPr>
       </w:pPr>
-      <w:bookmarkStart w:id="18" w:name="_Toc229078647"/>
+      <w:bookmarkStart w:id="20" w:name="_Toc234248295"/>
       <w:r>
         <w:rPr>
           <w:rFonts w:cs="Times New Roman"/>
@@ -4694,7 +4901,7 @@
           <w:color w:val="auto"/>
         </w:rPr>
         <w:lastRenderedPageBreak/>
-        <w:t xml:space="preserve">6. </w:t>
+        <w:t>8</w:t>
       </w:r>
       <w:r>
         <w:rPr>
@@ -4702,9 +4909,17 @@
           <w:bCs/>
           <w:color w:val="auto"/>
         </w:rPr>
+        <w:t xml:space="preserve">. </w:t>
+      </w:r>
+      <w:r>
+        <w:rPr>
+          <w:rFonts w:cs="Times New Roman"/>
+          <w:bCs/>
+          <w:color w:val="auto"/>
+        </w:rPr>
         <w:t>Requirement Document:</w:t>
       </w:r>
-      <w:bookmarkEnd w:id="18"/>
+      <w:bookmarkEnd w:id="20"/>
     </w:p>
     <w:p>
       <w:pPr>
@@ -4719,8 +4934,8 @@
           <w:szCs w:val="28"/>
         </w:rPr>
       </w:pPr>
-      <w:bookmarkStart w:id="19" w:name="_Toc204546100"/>
-      <w:bookmarkStart w:id="20" w:name="_Toc229078648"/>
+      <w:bookmarkStart w:id="21" w:name="_Toc204546100"/>
+      <w:bookmarkStart w:id="22" w:name="_Toc234248296"/>
       <w:r>
         <w:rPr>
           <w:rFonts w:cs="Times New Roman"/>
@@ -4729,10 +4944,20 @@
           <w:sz w:val="28"/>
           <w:szCs w:val="28"/>
         </w:rPr>
-        <w:t>6.1 Functional Requirements</w:t>
-      </w:r>
-      <w:bookmarkEnd w:id="19"/>
-      <w:bookmarkEnd w:id="20"/>
+        <w:t>8</w:t>
+      </w:r>
+      <w:r>
+        <w:rPr>
+          <w:rFonts w:cs="Times New Roman"/>
+          <w:bCs/>
+          <w:color w:val="auto"/>
+          <w:sz w:val="28"/>
+          <w:szCs w:val="28"/>
+        </w:rPr>
+        <w:t>.1 Functional Requirements</w:t>
+      </w:r>
+      <w:bookmarkEnd w:id="21"/>
+      <w:bookmarkEnd w:id="22"/>
     </w:p>
     <w:p>
       <w:pPr>
@@ -5418,7 +5643,7 @@
         </w:rPr>
         <w:t xml:space="preserve"> </w:t>
       </w:r>
-      <w:bookmarkStart w:id="21" w:name="_Toc229078649"/>
+      <w:bookmarkStart w:id="23" w:name="_Toc234248297"/>
       <w:r>
         <w:rPr>
           <w:rFonts w:eastAsia="Times New Roman" w:cs="Times New Roman"/>
@@ -5427,7 +5652,7 @@
           <w:sz w:val="28"/>
           <w:szCs w:val="28"/>
         </w:rPr>
-        <w:t>6.2</w:t>
+        <w:t>8</w:t>
       </w:r>
       <w:r>
         <w:rPr>
@@ -5437,7 +5662,7 @@
           <w:sz w:val="28"/>
           <w:szCs w:val="28"/>
         </w:rPr>
-        <w:t xml:space="preserve"> </w:t>
+        <w:t>.2</w:t>
       </w:r>
       <w:r>
         <w:rPr>
@@ -5447,9 +5672,19 @@
           <w:sz w:val="28"/>
           <w:szCs w:val="28"/>
         </w:rPr>
+        <w:t xml:space="preserve"> </w:t>
+      </w:r>
+      <w:r>
+        <w:rPr>
+          <w:rFonts w:eastAsia="Times New Roman" w:cs="Times New Roman"/>
+          <w:b/>
+          <w:bCs/>
+          <w:sz w:val="28"/>
+          <w:szCs w:val="28"/>
+        </w:rPr>
         <w:t>Non-Functional Requirements</w:t>
       </w:r>
-      <w:bookmarkEnd w:id="21"/>
+      <w:bookmarkEnd w:id="23"/>
     </w:p>
     <w:p>
       <w:pPr>
@@ -5853,7 +6088,7 @@
         </w:rPr>
       </w:pPr>
     </w:p>
-    <w:bookmarkEnd w:id="17"/>
+    <w:bookmarkEnd w:id="19"/>
     <w:p>
       <w:pPr>
         <w:rPr>
@@ -5870,12 +6105,15 @@
         <w:spacing w:before="0" w:after="240" w:line="360" w:lineRule="auto"/>
         <w:jc w:val="both"/>
       </w:pPr>
-      <w:bookmarkStart w:id="22" w:name="_Toc229078650"/>
+      <w:bookmarkStart w:id="24" w:name="_Toc234248298"/>
       <w:r>
         <w:lastRenderedPageBreak/>
-        <w:t>7. System design</w:t>
-      </w:r>
-      <w:bookmarkEnd w:id="22"/>
+        <w:t>9</w:t>
+      </w:r>
+      <w:r>
+        <w:t>. System design</w:t>
+      </w:r>
+      <w:bookmarkEnd w:id="24"/>
     </w:p>
     <w:p>
       <w:pPr>
@@ -5914,7 +6152,17 @@
           <w:sz w:val="28"/>
           <w:szCs w:val="28"/>
         </w:rPr>
-        <w:t>7.</w:t>
+        <w:t>9</w:t>
+      </w:r>
+      <w:r>
+        <w:rPr>
+          <w:rFonts w:cs="Times New Roman"/>
+          <w:b/>
+          <w:bCs/>
+          <w:sz w:val="28"/>
+          <w:szCs w:val="28"/>
+        </w:rPr>
+        <w:t>.</w:t>
       </w:r>
       <w:r>
         <w:rPr>
@@ -6613,11 +6861,152 @@
         <w:pStyle w:val="Heading1"/>
         <w:spacing w:before="0" w:after="240" w:line="360" w:lineRule="auto"/>
         <w:jc w:val="both"/>
-      </w:pPr>
-      <w:bookmarkStart w:id="23" w:name="_Toc229078651"/>
-      <w:r>
+        <w:rPr>
+          <w:sz w:val="28"/>
+          <w:szCs w:val="28"/>
+        </w:rPr>
+      </w:pPr>
+      <w:bookmarkStart w:id="25" w:name="_Toc234248299"/>
+      <w:r>
+        <w:rPr>
+          <w:sz w:val="28"/>
+          <w:szCs w:val="28"/>
+        </w:rPr>
         <w:lastRenderedPageBreak/>
-        <w:t>7</w:t>
+        <w:t xml:space="preserve">9.2 </w:t>
+      </w:r>
+      <w:proofErr w:type="spellStart"/>
+      <w:r>
+        <w:rPr>
+          <w:sz w:val="28"/>
+          <w:szCs w:val="28"/>
+        </w:rPr>
+        <w:t>Usecase</w:t>
+      </w:r>
+      <w:proofErr w:type="spellEnd"/>
+      <w:r>
+        <w:rPr>
+          <w:sz w:val="28"/>
+          <w:szCs w:val="28"/>
+        </w:rPr>
+        <w:t xml:space="preserve"> Diagram</w:t>
+      </w:r>
+      <w:bookmarkEnd w:id="25"/>
+    </w:p>
+    <w:p>
+      <w:r>
+        <w:rPr>
+          <w:noProof/>
+        </w:rPr>
+        <w:drawing>
+          <wp:inline distT="0" distB="0" distL="0" distR="0" wp14:anchorId="5318ED5E" wp14:editId="2C5325EE">
+            <wp:extent cx="5944235" cy="6285230"/>
+            <wp:effectExtent l="0" t="0" r="0" b="1270"/>
+            <wp:docPr id="1" name="Picture 1"/>
+            <wp:cNvGraphicFramePr>
+              <a:graphicFrameLocks xmlns:a="http://schemas.openxmlformats.org/drawingml/2006/main" noChangeAspect="1"/>
+            </wp:cNvGraphicFramePr>
+            <a:graphic xmlns:a="http://schemas.openxmlformats.org/drawingml/2006/main">
+              <a:graphicData uri="http://schemas.openxmlformats.org/drawingml/2006/picture">
+                <pic:pic xmlns:pic="http://schemas.openxmlformats.org/drawingml/2006/picture">
+                  <pic:nvPicPr>
+                    <pic:cNvPr id="0" name="Picture 2"/>
+                    <pic:cNvPicPr>
+                      <a:picLocks noChangeAspect="1" noChangeArrowheads="1"/>
+                    </pic:cNvPicPr>
+                  </pic:nvPicPr>
+                  <pic:blipFill>
+                    <a:blip r:embed="rId13">
+                      <a:extLst>
+                        <a:ext uri="{28A0092B-C50C-407E-A947-70E740481C1C}">
+                          <a14:useLocalDpi xmlns:a14="http://schemas.microsoft.com/office/drawing/2010/main" val="0"/>
+                        </a:ext>
+                      </a:extLst>
+                    </a:blip>
+                    <a:srcRect/>
+                    <a:stretch>
+                      <a:fillRect/>
+                    </a:stretch>
+                  </pic:blipFill>
+                  <pic:spPr bwMode="auto">
+                    <a:xfrm>
+                      <a:off x="0" y="0"/>
+                      <a:ext cx="5944235" cy="6285230"/>
+                    </a:xfrm>
+                    <a:prstGeom prst="rect">
+                      <a:avLst/>
+                    </a:prstGeom>
+                    <a:noFill/>
+                  </pic:spPr>
+                </pic:pic>
+              </a:graphicData>
+            </a:graphic>
+          </wp:inline>
+        </w:drawing>
+      </w:r>
+    </w:p>
+    <w:p/>
+    <w:p>
+      <w:pPr>
+        <w:pStyle w:val="Caption"/>
+        <w:jc w:val="center"/>
+        <w:rPr>
+          <w:rFonts w:cs="Times New Roman"/>
+          <w:i w:val="0"/>
+          <w:color w:val="000000" w:themeColor="text1"/>
+          <w:sz w:val="24"/>
+          <w:szCs w:val="24"/>
+        </w:rPr>
+      </w:pPr>
+      <w:r>
+        <w:rPr>
+          <w:rFonts w:cs="Times New Roman"/>
+          <w:color w:val="000000" w:themeColor="text1"/>
+          <w:sz w:val="24"/>
+          <w:szCs w:val="24"/>
+        </w:rPr>
+        <w:t>Figure</w:t>
+      </w:r>
+      <w:r>
+        <w:rPr>
+          <w:rFonts w:cs="Times New Roman"/>
+          <w:color w:val="000000" w:themeColor="text1"/>
+          <w:sz w:val="24"/>
+          <w:szCs w:val="24"/>
+        </w:rPr>
+        <w:t xml:space="preserve"> 3</w:t>
+      </w:r>
+      <w:r>
+        <w:rPr>
+          <w:rFonts w:cs="Times New Roman"/>
+          <w:color w:val="000000" w:themeColor="text1"/>
+          <w:sz w:val="24"/>
+          <w:szCs w:val="24"/>
+        </w:rPr>
+        <w:t xml:space="preserve">: </w:t>
+      </w:r>
+      <w:r>
+        <w:rPr>
+          <w:rFonts w:cs="Times New Roman"/>
+          <w:color w:val="000000" w:themeColor="text1"/>
+          <w:sz w:val="24"/>
+          <w:szCs w:val="24"/>
+        </w:rPr>
+        <w:t>Use case Diagram</w:t>
+      </w:r>
+    </w:p>
+    <w:p/>
+    <w:p/>
+    <w:p>
+      <w:pPr>
+        <w:pStyle w:val="Heading1"/>
+        <w:spacing w:before="0" w:after="240" w:line="360" w:lineRule="auto"/>
+        <w:jc w:val="both"/>
+      </w:pPr>
+      <w:bookmarkStart w:id="26" w:name="_Toc234248300"/>
+      <w:r>
+        <w:lastRenderedPageBreak/>
+        <w:t>10</w:t>
       </w:r>
       <w:r>
         <w:t>.</w:t>
@@ -6628,7 +7017,7 @@
       <w:r>
         <w:t>Deliverables:</w:t>
       </w:r>
-      <w:bookmarkEnd w:id="23"/>
+      <w:bookmarkEnd w:id="26"/>
     </w:p>
     <w:p>
       <w:pPr>
@@ -6888,7 +7277,7 @@
             <w:noProof/>
             <w:szCs w:val="24"/>
           </w:rPr>
-          <w:t>8</w:t>
+          <w:t>2</w:t>
         </w:r>
         <w:r>
           <w:rPr>
@@ -10957,6 +11346,19 @@
     <w:pPr>
       <w:spacing w:after="100"/>
       <w:ind w:left="220"/>
+    </w:pPr>
+  </w:style>
+  <w:style w:type="paragraph" w:styleId="TOC3">
+    <w:name w:val="toc 3"/>
+    <w:basedOn w:val="Normal"/>
+    <w:next w:val="Normal"/>
+    <w:autoRedefine/>
+    <w:uiPriority w:val="39"/>
+    <w:unhideWhenUsed/>
+    <w:rsid w:val="00FF4CB5"/>
+    <w:pPr>
+      <w:spacing w:after="100"/>
+      <w:ind w:left="480"/>
     </w:pPr>
   </w:style>
 </w:styles>
@@ -12301,7 +12703,7 @@
 </file>
 
 <file path=customXml/itemProps1.xml><?xml version="1.0" encoding="utf-8"?>
-<ds:datastoreItem xmlns:ds="http://schemas.openxmlformats.org/officeDocument/2006/customXml" ds:itemID="{EDB093B5-4629-4D26-A25E-F3104FA8E201}">
+<ds:datastoreItem xmlns:ds="http://schemas.openxmlformats.org/officeDocument/2006/customXml" ds:itemID="{6297C464-FA90-4904-8AE8-7C4FC30ACA85}">
   <ds:schemaRefs>
     <ds:schemaRef ds:uri="http://schemas.openxmlformats.org/officeDocument/2006/bibliography"/>
   </ds:schemaRefs>

--- a/Proposal STUDY-BUDDY.docx
+++ b/Proposal STUDY-BUDDY.docx
@@ -973,7 +973,7 @@
                 <w:instrText xml:space="preserve"> </w:instrText>
               </w:r>
               <w:r>
-                <w:instrText>HYPERLINK \l "_Toc234248286"</w:instrText>
+                <w:instrText>HYPERLINK \l "_Toc234251695"</w:instrText>
               </w:r>
               <w:r>
                 <w:rPr>
@@ -1014,7 +1014,7 @@
                 <w:rPr>
                   <w:webHidden/>
                 </w:rPr>
-                <w:instrText xml:space="preserve"> PAGEREF _Toc234248286 \h </w:instrText>
+                <w:instrText xml:space="preserve"> PAGEREF _Toc234251695 \h </w:instrText>
               </w:r>
               <w:r>
                 <w:rPr>
@@ -1057,7 +1057,7 @@
                   <w:szCs w:val="22"/>
                 </w:rPr>
               </w:pPr>
-              <w:hyperlink w:anchor="_Toc234248287" w:history="1">
+              <w:hyperlink w:anchor="_Toc234251696" w:history="1">
                 <w:r>
                   <w:rPr>
                     <w:rStyle w:val="Hyperlink"/>
@@ -1080,7 +1080,7 @@
                   <w:rPr>
                     <w:webHidden/>
                   </w:rPr>
-                  <w:instrText xml:space="preserve"> PAGEREF _Toc234248287 \h </w:instrText>
+                  <w:instrText xml:space="preserve"> PAGEREF _Toc234251696 \h </w:instrText>
                 </w:r>
                 <w:r>
                   <w:rPr>
@@ -1118,7 +1118,7 @@
                   <w:szCs w:val="22"/>
                 </w:rPr>
               </w:pPr>
-              <w:hyperlink w:anchor="_Toc234248288" w:history="1">
+              <w:hyperlink w:anchor="_Toc234251697" w:history="1">
                 <w:r>
                   <w:rPr>
                     <w:rStyle w:val="Hyperlink"/>
@@ -1141,7 +1141,7 @@
                   <w:rPr>
                     <w:webHidden/>
                   </w:rPr>
-                  <w:instrText xml:space="preserve"> PAGEREF _Toc234248288 \h </w:instrText>
+                  <w:instrText xml:space="preserve"> PAGEREF _Toc234251697 \h </w:instrText>
                 </w:r>
                 <w:r>
                   <w:rPr>
@@ -1180,7 +1180,7 @@
                   <w:sz w:val="22"/>
                 </w:rPr>
               </w:pPr>
-              <w:hyperlink w:anchor="_Toc234248289" w:history="1">
+              <w:hyperlink w:anchor="_Toc234251698" w:history="1">
                 <w:r>
                   <w:rPr>
                     <w:rStyle w:val="Hyperlink"/>
@@ -1209,7 +1209,7 @@
                     <w:noProof/>
                     <w:webHidden/>
                   </w:rPr>
-                  <w:instrText xml:space="preserve"> PAGEREF _Toc234248289 \h </w:instrText>
+                  <w:instrText xml:space="preserve"> PAGEREF _Toc234251698 \h </w:instrText>
                 </w:r>
                 <w:r>
                   <w:rPr>
@@ -1252,7 +1252,7 @@
                   <w:sz w:val="22"/>
                 </w:rPr>
               </w:pPr>
-              <w:hyperlink w:anchor="_Toc234248290" w:history="1">
+              <w:hyperlink w:anchor="_Toc234251699" w:history="1">
                 <w:r>
                   <w:rPr>
                     <w:rStyle w:val="Hyperlink"/>
@@ -1281,7 +1281,7 @@
                     <w:noProof/>
                     <w:webHidden/>
                   </w:rPr>
-                  <w:instrText xml:space="preserve"> PAGEREF _Toc234248290 \h </w:instrText>
+                  <w:instrText xml:space="preserve"> PAGEREF _Toc234251699 \h </w:instrText>
                 </w:r>
                 <w:r>
                   <w:rPr>
@@ -1325,7 +1325,7 @@
                   <w:sz w:val="22"/>
                 </w:rPr>
               </w:pPr>
-              <w:hyperlink w:anchor="_Toc234248291" w:history="1">
+              <w:hyperlink w:anchor="_Toc234251700" w:history="1">
                 <w:r>
                   <w:rPr>
                     <w:rStyle w:val="Hyperlink"/>
@@ -1371,7 +1371,7 @@
                     <w:noProof/>
                     <w:webHidden/>
                   </w:rPr>
-                  <w:instrText xml:space="preserve"> PAGEREF _Toc234248291 \h </w:instrText>
+                  <w:instrText xml:space="preserve"> PAGEREF _Toc234251700 \h </w:instrText>
                 </w:r>
                 <w:r>
                   <w:rPr>
@@ -1413,7 +1413,7 @@
                   <w:szCs w:val="22"/>
                 </w:rPr>
               </w:pPr>
-              <w:hyperlink w:anchor="_Toc234248292" w:history="1">
+              <w:hyperlink w:anchor="_Toc234251701" w:history="1">
                 <w:r>
                   <w:rPr>
                     <w:rStyle w:val="Hyperlink"/>
@@ -1436,7 +1436,7 @@
                   <w:rPr>
                     <w:webHidden/>
                   </w:rPr>
-                  <w:instrText xml:space="preserve"> PAGEREF _Toc234248292 \h </w:instrText>
+                  <w:instrText xml:space="preserve"> PAGEREF _Toc234251701 \h </w:instrText>
                 </w:r>
                 <w:r>
                   <w:rPr>
@@ -1474,7 +1474,7 @@
                   <w:szCs w:val="22"/>
                 </w:rPr>
               </w:pPr>
-              <w:hyperlink w:anchor="_Toc234248293" w:history="1">
+              <w:hyperlink w:anchor="_Toc234251702" w:history="1">
                 <w:r>
                   <w:rPr>
                     <w:rStyle w:val="Hyperlink"/>
@@ -1497,7 +1497,7 @@
                   <w:rPr>
                     <w:webHidden/>
                   </w:rPr>
-                  <w:instrText xml:space="preserve"> PAGEREF _Toc234248293 \h </w:instrText>
+                  <w:instrText xml:space="preserve"> PAGEREF _Toc234251702 \h </w:instrText>
                 </w:r>
                 <w:r>
                   <w:rPr>
@@ -1535,7 +1535,7 @@
                   <w:szCs w:val="22"/>
                 </w:rPr>
               </w:pPr>
-              <w:hyperlink w:anchor="_Toc234248294" w:history="1">
+              <w:hyperlink w:anchor="_Toc234251703" w:history="1">
                 <w:r>
                   <w:rPr>
                     <w:rStyle w:val="Hyperlink"/>
@@ -1558,7 +1558,7 @@
                   <w:rPr>
                     <w:webHidden/>
                   </w:rPr>
-                  <w:instrText xml:space="preserve"> PAGEREF _Toc234248294 \h </w:instrText>
+                  <w:instrText xml:space="preserve"> PAGEREF _Toc234251703 \h </w:instrText>
                 </w:r>
                 <w:r>
                   <w:rPr>
@@ -1596,7 +1596,7 @@
                   <w:szCs w:val="22"/>
                 </w:rPr>
               </w:pPr>
-              <w:hyperlink w:anchor="_Toc234248295" w:history="1">
+              <w:hyperlink w:anchor="_Toc234251704" w:history="1">
                 <w:r>
                   <w:rPr>
                     <w:rStyle w:val="Hyperlink"/>
@@ -1619,7 +1619,7 @@
                   <w:rPr>
                     <w:webHidden/>
                   </w:rPr>
-                  <w:instrText xml:space="preserve"> PAGEREF _Toc234248295 \h </w:instrText>
+                  <w:instrText xml:space="preserve"> PAGEREF _Toc234251704 \h </w:instrText>
                 </w:r>
                 <w:r>
                   <w:rPr>
@@ -1657,7 +1657,7 @@
                   <w:szCs w:val="22"/>
                 </w:rPr>
               </w:pPr>
-              <w:hyperlink w:anchor="_Toc234248296" w:history="1">
+              <w:hyperlink w:anchor="_Toc234251705" w:history="1">
                 <w:r>
                   <w:rPr>
                     <w:rStyle w:val="Hyperlink"/>
@@ -1680,7 +1680,7 @@
                   <w:rPr>
                     <w:webHidden/>
                   </w:rPr>
-                  <w:instrText xml:space="preserve"> PAGEREF _Toc234248296 \h </w:instrText>
+                  <w:instrText xml:space="preserve"> PAGEREF _Toc234251705 \h </w:instrText>
                 </w:r>
                 <w:r>
                   <w:rPr>
@@ -1719,7 +1719,7 @@
                   <w:sz w:val="22"/>
                 </w:rPr>
               </w:pPr>
-              <w:hyperlink w:anchor="_Toc234248297" w:history="1">
+              <w:hyperlink w:anchor="_Toc234251706" w:history="1">
                 <w:r>
                   <w:rPr>
                     <w:rStyle w:val="Hyperlink"/>
@@ -1749,7 +1749,7 @@
                     <w:noProof/>
                     <w:webHidden/>
                   </w:rPr>
-                  <w:instrText xml:space="preserve"> PAGEREF _Toc234248297 \h </w:instrText>
+                  <w:instrText xml:space="preserve"> PAGEREF _Toc234251706 \h </w:instrText>
                 </w:r>
                 <w:r>
                   <w:rPr>
@@ -1791,7 +1791,7 @@
                   <w:szCs w:val="22"/>
                 </w:rPr>
               </w:pPr>
-              <w:hyperlink w:anchor="_Toc234248298" w:history="1">
+              <w:hyperlink w:anchor="_Toc234251707" w:history="1">
                 <w:r>
                   <w:rPr>
                     <w:rStyle w:val="Hyperlink"/>
@@ -1814,7 +1814,7 @@
                   <w:rPr>
                     <w:webHidden/>
                   </w:rPr>
-                  <w:instrText xml:space="preserve"> PAGEREF _Toc234248298 \h </w:instrText>
+                  <w:instrText xml:space="preserve"> PAGEREF _Toc234251707 \h </w:instrText>
                 </w:r>
                 <w:r>
                   <w:rPr>
@@ -1843,6 +1843,78 @@
             </w:p>
             <w:p>
               <w:pPr>
+                <w:pStyle w:val="TOC2"/>
+                <w:tabs>
+                  <w:tab w:val="right" w:leader="dot" w:pos="9350"/>
+                </w:tabs>
+                <w:rPr>
+                  <w:rFonts w:asciiTheme="minorHAnsi" w:eastAsiaTheme="minorEastAsia" w:hAnsiTheme="minorHAnsi"/>
+                  <w:noProof/>
+                  <w:sz w:val="22"/>
+                </w:rPr>
+              </w:pPr>
+              <w:hyperlink w:anchor="_Toc234251708" w:history="1">
+                <w:r>
+                  <w:rPr>
+                    <w:rStyle w:val="Hyperlink"/>
+                    <w:rFonts w:cs="Times New Roman"/>
+                    <w:b/>
+                    <w:noProof/>
+                  </w:rPr>
+                  <w:t>9.1. Feasibility study</w:t>
+                </w:r>
+                <w:r>
+                  <w:rPr>
+                    <w:noProof/>
+                    <w:webHidden/>
+                  </w:rPr>
+                  <w:tab/>
+                </w:r>
+                <w:r>
+                  <w:rPr>
+                    <w:noProof/>
+                    <w:webHidden/>
+                  </w:rPr>
+                  <w:fldChar w:fldCharType="begin"/>
+                </w:r>
+                <w:r>
+                  <w:rPr>
+                    <w:noProof/>
+                    <w:webHidden/>
+                  </w:rPr>
+                  <w:instrText xml:space="preserve"> PAGEREF _Toc234251708 \h </w:instrText>
+                </w:r>
+                <w:r>
+                  <w:rPr>
+                    <w:noProof/>
+                    <w:webHidden/>
+                  </w:rPr>
+                </w:r>
+                <w:r>
+                  <w:rPr>
+                    <w:noProof/>
+                    <w:webHidden/>
+                  </w:rPr>
+                  <w:fldChar w:fldCharType="separate"/>
+                </w:r>
+                <w:r>
+                  <w:rPr>
+                    <w:noProof/>
+                    <w:webHidden/>
+                  </w:rPr>
+                  <w:t>13</w:t>
+                </w:r>
+                <w:r>
+                  <w:rPr>
+                    <w:noProof/>
+                    <w:webHidden/>
+                  </w:rPr>
+                  <w:fldChar w:fldCharType="end"/>
+                </w:r>
+              </w:hyperlink>
+            </w:p>
+            <w:p>
+              <w:pPr>
                 <w:pStyle w:val="TOC1"/>
                 <w:rPr>
                   <w:rFonts w:asciiTheme="minorHAnsi" w:eastAsiaTheme="minorEastAsia" w:hAnsiTheme="minorHAnsi" w:cstheme="minorBidi"/>
@@ -1852,12 +1924,12 @@
                   <w:szCs w:val="22"/>
                 </w:rPr>
               </w:pPr>
-              <w:hyperlink w:anchor="_Toc234248299" w:history="1">
+              <w:hyperlink w:anchor="_Toc234251709" w:history="1">
                 <w:r>
                   <w:rPr>
                     <w:rStyle w:val="Hyperlink"/>
                   </w:rPr>
-                  <w:t>9.2 Usecase Diagram</w:t>
+                  <w:t>9.2 Use case Diagram</w:t>
                 </w:r>
                 <w:r>
                   <w:rPr>
@@ -1875,7 +1947,7 @@
                   <w:rPr>
                     <w:webHidden/>
                   </w:rPr>
-                  <w:instrText xml:space="preserve"> PAGEREF _Toc234248299 \h </w:instrText>
+                  <w:instrText xml:space="preserve"> PAGEREF _Toc234251709 \h </w:instrText>
                 </w:r>
                 <w:r>
                   <w:rPr>
@@ -1913,7 +1985,7 @@
                   <w:szCs w:val="22"/>
                 </w:rPr>
               </w:pPr>
-              <w:hyperlink w:anchor="_Toc234248300" w:history="1">
+              <w:hyperlink w:anchor="_Toc234251710" w:history="1">
                 <w:r>
                   <w:rPr>
                     <w:rStyle w:val="Hyperlink"/>
@@ -1936,7 +2008,7 @@
                   <w:rPr>
                     <w:webHidden/>
                   </w:rPr>
-                  <w:instrText xml:space="preserve"> PAGEREF _Toc234248300 \h </w:instrText>
+                  <w:instrText xml:space="preserve"> PAGEREF _Toc234251710 \h </w:instrText>
                 </w:r>
                 <w:r>
                   <w:rPr>
@@ -1954,6 +2026,67 @@
                     <w:webHidden/>
                   </w:rPr>
                   <w:t>16</w:t>
+                </w:r>
+                <w:r>
+                  <w:rPr>
+                    <w:webHidden/>
+                  </w:rPr>
+                  <w:fldChar w:fldCharType="end"/>
+                </w:r>
+              </w:hyperlink>
+            </w:p>
+            <w:p>
+              <w:pPr>
+                <w:pStyle w:val="TOC1"/>
+                <w:rPr>
+                  <w:rFonts w:asciiTheme="minorHAnsi" w:eastAsiaTheme="minorEastAsia" w:hAnsiTheme="minorHAnsi" w:cstheme="minorBidi"/>
+                  <w:b w:val="0"/>
+                  <w:bCs w:val="0"/>
+                  <w:sz w:val="22"/>
+                  <w:szCs w:val="22"/>
+                </w:rPr>
+              </w:pPr>
+              <w:hyperlink w:anchor="_Toc234251711" w:history="1">
+                <w:r>
+                  <w:rPr>
+                    <w:rStyle w:val="Hyperlink"/>
+                  </w:rPr>
+                  <w:t>11. Result</w:t>
+                </w:r>
+                <w:r>
+                  <w:rPr>
+                    <w:webHidden/>
+                  </w:rPr>
+                  <w:tab/>
+                </w:r>
+                <w:r>
+                  <w:rPr>
+                    <w:webHidden/>
+                  </w:rPr>
+                  <w:fldChar w:fldCharType="begin"/>
+                </w:r>
+                <w:r>
+                  <w:rPr>
+                    <w:webHidden/>
+                  </w:rPr>
+                  <w:instrText xml:space="preserve"> PAGEREF _Toc234251711 \h </w:instrText>
+                </w:r>
+                <w:r>
+                  <w:rPr>
+                    <w:webHidden/>
+                  </w:rPr>
+                </w:r>
+                <w:r>
+                  <w:rPr>
+                    <w:webHidden/>
+                  </w:rPr>
+                  <w:fldChar w:fldCharType="separate"/>
+                </w:r>
+                <w:r>
+                  <w:rPr>
+                    <w:webHidden/>
+                  </w:rPr>
+                  <w:t>17</w:t>
                 </w:r>
                 <w:r>
                   <w:rPr>
@@ -2316,15 +2449,6 @@
     </w:p>
     <w:p>
       <w:pPr>
-        <w:rPr>
-          <w:rFonts w:cs="Times New Roman"/>
-          <w:noProof/>
-          <w:szCs w:val="24"/>
-        </w:rPr>
-      </w:pPr>
-    </w:p>
-    <w:p>
-      <w:pPr>
         <w:pStyle w:val="Heading1"/>
         <w:spacing w:before="0" w:after="240" w:line="360" w:lineRule="auto"/>
         <w:jc w:val="both"/>
@@ -2334,7 +2458,7 @@
           <w:color w:val="auto"/>
         </w:rPr>
       </w:pPr>
-      <w:bookmarkStart w:id="3" w:name="_Toc234248286"/>
+      <w:bookmarkStart w:id="3" w:name="_Toc234251695"/>
       <w:r>
         <w:rPr>
           <w:rFonts w:cs="Times New Roman"/>
@@ -2489,7 +2613,7 @@
           <w:bCs/>
         </w:rPr>
       </w:pPr>
-      <w:bookmarkStart w:id="5" w:name="_Toc234248287"/>
+      <w:bookmarkStart w:id="5" w:name="_Toc234251696"/>
       <w:r>
         <w:rPr>
           <w:rFonts w:cs="Times New Roman"/>
@@ -2736,7 +2860,7 @@
         </w:rPr>
       </w:pPr>
       <w:bookmarkStart w:id="6" w:name="_Toc196923483"/>
-      <w:bookmarkStart w:id="7" w:name="_Toc234248288"/>
+      <w:bookmarkStart w:id="7" w:name="_Toc234251697"/>
       <w:r>
         <w:rPr>
           <w:rFonts w:cs="Times New Roman"/>
@@ -3095,7 +3219,7 @@
         </w:rPr>
       </w:pPr>
       <w:bookmarkStart w:id="8" w:name="_Toc233811473"/>
-      <w:bookmarkStart w:id="9" w:name="_Toc234248289"/>
+      <w:bookmarkStart w:id="9" w:name="_Toc234251698"/>
       <w:r>
         <w:rPr>
           <w:rFonts w:ascii="Times New Roman" w:hAnsi="Times New Roman" w:cs="Times New Roman"/>
@@ -3184,7 +3308,7 @@
           <w:szCs w:val="28"/>
         </w:rPr>
       </w:pPr>
-      <w:bookmarkStart w:id="10" w:name="_Toc234248290"/>
+      <w:bookmarkStart w:id="10" w:name="_Toc234251699"/>
       <w:r>
         <w:rPr>
           <w:rFonts w:ascii="Times New Roman" w:eastAsia="Times New Roman" w:hAnsi="Times New Roman" w:cs="Times New Roman"/>
@@ -3297,7 +3421,7 @@
           <w:szCs w:val="28"/>
         </w:rPr>
       </w:pPr>
-      <w:bookmarkStart w:id="11" w:name="_Toc234248291"/>
+      <w:bookmarkStart w:id="11" w:name="_Toc234251700"/>
       <w:r>
         <w:rPr>
           <w:rFonts w:ascii="Times New Roman" w:eastAsia="Times New Roman" w:hAnsi="Times New Roman" w:cs="Times New Roman"/>
@@ -3460,7 +3584,7 @@
           <w:color w:val="auto"/>
         </w:rPr>
       </w:pPr>
-      <w:bookmarkStart w:id="14" w:name="_Toc234248292"/>
+      <w:bookmarkStart w:id="14" w:name="_Toc234251701"/>
       <w:r>
         <w:rPr>
           <w:rFonts w:cs="Times New Roman"/>
@@ -4121,7 +4245,7 @@
           <w:color w:val="auto"/>
         </w:rPr>
       </w:pPr>
-      <w:bookmarkStart w:id="15" w:name="_Toc234248293"/>
+      <w:bookmarkStart w:id="15" w:name="_Toc234251702"/>
       <w:r>
         <w:rPr>
           <w:rFonts w:cs="Times New Roman"/>
@@ -4516,7 +4640,7 @@
           <w:color w:val="auto"/>
         </w:rPr>
       </w:pPr>
-      <w:bookmarkStart w:id="18" w:name="_Toc234248294"/>
+      <w:bookmarkStart w:id="18" w:name="_Toc234251703"/>
       <w:r>
         <w:rPr>
           <w:rFonts w:cstheme="majorHAnsi"/>
@@ -4893,7 +5017,7 @@
           <w:color w:val="auto"/>
         </w:rPr>
       </w:pPr>
-      <w:bookmarkStart w:id="20" w:name="_Toc234248295"/>
+      <w:bookmarkStart w:id="20" w:name="_Toc234251704"/>
       <w:r>
         <w:rPr>
           <w:rFonts w:cs="Times New Roman"/>
@@ -4935,7 +5059,7 @@
         </w:rPr>
       </w:pPr>
       <w:bookmarkStart w:id="21" w:name="_Toc204546100"/>
-      <w:bookmarkStart w:id="22" w:name="_Toc234248296"/>
+      <w:bookmarkStart w:id="22" w:name="_Toc234251705"/>
       <w:r>
         <w:rPr>
           <w:rFonts w:cs="Times New Roman"/>
@@ -5643,7 +5767,7 @@
         </w:rPr>
         <w:t xml:space="preserve"> </w:t>
       </w:r>
-      <w:bookmarkStart w:id="23" w:name="_Toc234248297"/>
+      <w:bookmarkStart w:id="23" w:name="_Toc234251706"/>
       <w:r>
         <w:rPr>
           <w:rFonts w:eastAsia="Times New Roman" w:cs="Times New Roman"/>
@@ -6105,7 +6229,7 @@
         <w:spacing w:before="0" w:after="240" w:line="360" w:lineRule="auto"/>
         <w:jc w:val="both"/>
       </w:pPr>
-      <w:bookmarkStart w:id="24" w:name="_Toc234248298"/>
+      <w:bookmarkStart w:id="24" w:name="_Toc234251707"/>
       <w:r>
         <w:lastRenderedPageBreak/>
         <w:t>9</w:t>
@@ -6134,21 +6258,21 @@
     </w:p>
     <w:p>
       <w:pPr>
-        <w:spacing w:after="240" w:line="360" w:lineRule="auto"/>
-        <w:jc w:val="both"/>
-        <w:rPr>
-          <w:rFonts w:cs="Times New Roman"/>
+        <w:pStyle w:val="Heading2"/>
+        <w:rPr>
+          <w:rFonts w:ascii="Times New Roman" w:hAnsi="Times New Roman" w:cs="Times New Roman"/>
           <w:b/>
-          <w:bCs/>
+          <w:color w:val="000000" w:themeColor="text1"/>
           <w:sz w:val="28"/>
           <w:szCs w:val="28"/>
         </w:rPr>
       </w:pPr>
-      <w:r>
-        <w:rPr>
-          <w:rFonts w:cs="Times New Roman"/>
+      <w:bookmarkStart w:id="25" w:name="_Toc234251708"/>
+      <w:r>
+        <w:rPr>
+          <w:rFonts w:ascii="Times New Roman" w:hAnsi="Times New Roman" w:cs="Times New Roman"/>
           <w:b/>
-          <w:bCs/>
+          <w:color w:val="000000" w:themeColor="text1"/>
           <w:sz w:val="28"/>
           <w:szCs w:val="28"/>
         </w:rPr>
@@ -6156,9 +6280,9 @@
       </w:r>
       <w:r>
         <w:rPr>
-          <w:rFonts w:cs="Times New Roman"/>
+          <w:rFonts w:ascii="Times New Roman" w:hAnsi="Times New Roman" w:cs="Times New Roman"/>
           <w:b/>
-          <w:bCs/>
+          <w:color w:val="000000" w:themeColor="text1"/>
           <w:sz w:val="28"/>
           <w:szCs w:val="28"/>
         </w:rPr>
@@ -6166,9 +6290,9 @@
       </w:r>
       <w:r>
         <w:rPr>
-          <w:rFonts w:cs="Times New Roman"/>
+          <w:rFonts w:ascii="Times New Roman" w:hAnsi="Times New Roman" w:cs="Times New Roman"/>
           <w:b/>
-          <w:bCs/>
+          <w:color w:val="000000" w:themeColor="text1"/>
           <w:sz w:val="28"/>
           <w:szCs w:val="28"/>
         </w:rPr>
@@ -6176,9 +6300,9 @@
       </w:r>
       <w:r>
         <w:rPr>
-          <w:rFonts w:cs="Times New Roman"/>
+          <w:rFonts w:ascii="Times New Roman" w:hAnsi="Times New Roman" w:cs="Times New Roman"/>
           <w:b/>
-          <w:bCs/>
+          <w:color w:val="000000" w:themeColor="text1"/>
           <w:sz w:val="28"/>
           <w:szCs w:val="28"/>
         </w:rPr>
@@ -6186,14 +6310,15 @@
       </w:r>
       <w:r>
         <w:rPr>
-          <w:rFonts w:cs="Times New Roman"/>
+          <w:rFonts w:ascii="Times New Roman" w:hAnsi="Times New Roman" w:cs="Times New Roman"/>
           <w:b/>
-          <w:bCs/>
+          <w:color w:val="000000" w:themeColor="text1"/>
           <w:sz w:val="28"/>
           <w:szCs w:val="28"/>
         </w:rPr>
-        <w:t xml:space="preserve"> Feasibility study:</w:t>
-      </w:r>
+        <w:t xml:space="preserve"> Feasibility study</w:t>
+      </w:r>
+      <w:bookmarkEnd w:id="25"/>
     </w:p>
     <w:p>
       <w:pPr>
@@ -6612,7 +6737,6 @@
           <w:bCs/>
           <w:szCs w:val="24"/>
         </w:rPr>
-        <w:lastRenderedPageBreak/>
         <w:t>Conclusion</w:t>
       </w:r>
     </w:p>
@@ -6635,6 +6759,7 @@
           <w:rFonts w:cs="Times New Roman"/>
           <w:szCs w:val="24"/>
         </w:rPr>
+        <w:lastRenderedPageBreak/>
         <w:t>Study Buddy is practical, achievable, and beneficial for students</w:t>
       </w:r>
       <w:r>
@@ -6866,32 +6991,30 @@
           <w:szCs w:val="28"/>
         </w:rPr>
       </w:pPr>
-      <w:bookmarkStart w:id="25" w:name="_Toc234248299"/>
+      <w:bookmarkStart w:id="26" w:name="_Toc234251709"/>
       <w:r>
         <w:rPr>
           <w:sz w:val="28"/>
           <w:szCs w:val="28"/>
         </w:rPr>
         <w:lastRenderedPageBreak/>
-        <w:t xml:space="preserve">9.2 </w:t>
-      </w:r>
-      <w:proofErr w:type="spellStart"/>
+        <w:t>9.2 Use</w:t>
+      </w:r>
       <w:r>
         <w:rPr>
           <w:sz w:val="28"/>
           <w:szCs w:val="28"/>
         </w:rPr>
-        <w:t>Usecase</w:t>
-      </w:r>
-      <w:proofErr w:type="spellEnd"/>
+        <w:t xml:space="preserve"> </w:t>
+      </w:r>
       <w:r>
         <w:rPr>
           <w:sz w:val="28"/>
           <w:szCs w:val="28"/>
         </w:rPr>
-        <w:t xml:space="preserve"> Diagram</w:t>
-      </w:r>
-      <w:bookmarkEnd w:id="25"/>
+        <w:t>case Diagram</w:t>
+      </w:r>
+      <w:bookmarkEnd w:id="26"/>
     </w:p>
     <w:p>
       <w:r>
@@ -6965,34 +7088,7 @@
           <w:sz w:val="24"/>
           <w:szCs w:val="24"/>
         </w:rPr>
-        <w:t>Figure</w:t>
-      </w:r>
-      <w:r>
-        <w:rPr>
-          <w:rFonts w:cs="Times New Roman"/>
-          <w:color w:val="000000" w:themeColor="text1"/>
-          <w:sz w:val="24"/>
-          <w:szCs w:val="24"/>
-        </w:rPr>
-        <w:t xml:space="preserve"> 3</w:t>
-      </w:r>
-      <w:r>
-        <w:rPr>
-          <w:rFonts w:cs="Times New Roman"/>
-          <w:color w:val="000000" w:themeColor="text1"/>
-          <w:sz w:val="24"/>
-          <w:szCs w:val="24"/>
-        </w:rPr>
-        <w:t xml:space="preserve">: </w:t>
-      </w:r>
-      <w:r>
-        <w:rPr>
-          <w:rFonts w:cs="Times New Roman"/>
-          <w:color w:val="000000" w:themeColor="text1"/>
-          <w:sz w:val="24"/>
-          <w:szCs w:val="24"/>
-        </w:rPr>
-        <w:t>Use case Diagram</w:t>
+        <w:t>Figure 3: Use case Diagram</w:t>
       </w:r>
     </w:p>
     <w:p/>
@@ -7003,7 +7099,7 @@
         <w:spacing w:before="0" w:after="240" w:line="360" w:lineRule="auto"/>
         <w:jc w:val="both"/>
       </w:pPr>
-      <w:bookmarkStart w:id="26" w:name="_Toc234248300"/>
+      <w:bookmarkStart w:id="27" w:name="_Toc234251710"/>
       <w:r>
         <w:lastRenderedPageBreak/>
         <w:t>10</w:t>
@@ -7017,7 +7113,7 @@
       <w:r>
         <w:t>Deliverables:</w:t>
       </w:r>
-      <w:bookmarkEnd w:id="26"/>
+      <w:bookmarkEnd w:id="27"/>
     </w:p>
     <w:p>
       <w:pPr>
@@ -7181,6 +7277,333 @@
         </w:rPr>
         <w:t>.</w:t>
       </w:r>
+    </w:p>
+    <w:p>
+      <w:pPr>
+        <w:pStyle w:val="Heading1"/>
+        <w:spacing w:before="0" w:after="160" w:line="360" w:lineRule="auto"/>
+        <w:jc w:val="both"/>
+        <w:rPr>
+          <w:rFonts w:cs="Times New Roman"/>
+        </w:rPr>
+      </w:pPr>
+      <w:bookmarkStart w:id="28" w:name="_Toc233811503"/>
+    </w:p>
+    <w:p>
+      <w:pPr>
+        <w:pStyle w:val="Heading1"/>
+        <w:spacing w:before="0" w:after="160" w:line="360" w:lineRule="auto"/>
+        <w:jc w:val="both"/>
+        <w:rPr>
+          <w:rFonts w:cs="Times New Roman"/>
+        </w:rPr>
+      </w:pPr>
+    </w:p>
+    <w:p>
+      <w:pPr>
+        <w:pStyle w:val="Heading1"/>
+        <w:spacing w:before="0" w:after="160" w:line="360" w:lineRule="auto"/>
+        <w:jc w:val="both"/>
+        <w:rPr>
+          <w:rFonts w:cs="Times New Roman"/>
+        </w:rPr>
+      </w:pPr>
+    </w:p>
+    <w:p>
+      <w:pPr>
+        <w:pStyle w:val="Heading1"/>
+        <w:spacing w:before="0" w:after="160" w:line="360" w:lineRule="auto"/>
+        <w:jc w:val="both"/>
+        <w:rPr>
+          <w:rFonts w:cs="Times New Roman"/>
+        </w:rPr>
+      </w:pPr>
+    </w:p>
+    <w:p>
+      <w:pPr>
+        <w:pStyle w:val="Heading1"/>
+        <w:spacing w:before="0" w:after="160" w:line="360" w:lineRule="auto"/>
+        <w:jc w:val="both"/>
+        <w:rPr>
+          <w:rFonts w:cs="Times New Roman"/>
+        </w:rPr>
+      </w:pPr>
+    </w:p>
+    <w:p>
+      <w:pPr>
+        <w:pStyle w:val="Heading1"/>
+        <w:spacing w:before="0" w:after="160" w:line="360" w:lineRule="auto"/>
+        <w:jc w:val="both"/>
+        <w:rPr>
+          <w:rFonts w:cs="Times New Roman"/>
+        </w:rPr>
+      </w:pPr>
+    </w:p>
+    <w:p>
+      <w:pPr>
+        <w:pStyle w:val="Heading1"/>
+        <w:spacing w:before="0" w:after="160" w:line="360" w:lineRule="auto"/>
+        <w:jc w:val="both"/>
+        <w:rPr>
+          <w:rFonts w:cs="Times New Roman"/>
+        </w:rPr>
+      </w:pPr>
+    </w:p>
+    <w:p>
+      <w:pPr>
+        <w:pStyle w:val="Heading1"/>
+        <w:spacing w:before="0" w:after="160" w:line="360" w:lineRule="auto"/>
+        <w:jc w:val="both"/>
+        <w:rPr>
+          <w:rFonts w:eastAsiaTheme="minorHAnsi" w:cstheme="minorBidi"/>
+          <w:b w:val="0"/>
+          <w:color w:val="auto"/>
+          <w:sz w:val="24"/>
+          <w:szCs w:val="22"/>
+        </w:rPr>
+      </w:pPr>
+    </w:p>
+    <w:p/>
+    <w:p>
+      <w:pPr>
+        <w:pStyle w:val="Heading1"/>
+        <w:spacing w:before="0" w:after="160" w:line="360" w:lineRule="auto"/>
+        <w:jc w:val="both"/>
+        <w:rPr>
+          <w:rFonts w:cs="Times New Roman"/>
+        </w:rPr>
+      </w:pPr>
+      <w:bookmarkStart w:id="29" w:name="_Toc234251711"/>
+      <w:r>
+        <w:rPr>
+          <w:rFonts w:cs="Times New Roman"/>
+        </w:rPr>
+        <w:lastRenderedPageBreak/>
+        <w:t>11</w:t>
+      </w:r>
+      <w:r>
+        <w:rPr>
+          <w:rFonts w:cs="Times New Roman"/>
+        </w:rPr>
+        <w:t>. Result</w:t>
+      </w:r>
+      <w:bookmarkEnd w:id="28"/>
+      <w:bookmarkEnd w:id="29"/>
+    </w:p>
+    <w:p>
+      <w:pPr>
+        <w:tabs>
+          <w:tab w:val="left" w:pos="2780"/>
+        </w:tabs>
+        <w:spacing w:line="360" w:lineRule="auto"/>
+        <w:jc w:val="both"/>
+        <w:rPr>
+          <w:rFonts w:cs="Times New Roman"/>
+          <w:szCs w:val="24"/>
+        </w:rPr>
+      </w:pPr>
+      <w:r>
+        <w:rPr>
+          <w:rFonts w:cs="Times New Roman"/>
+          <w:szCs w:val="24"/>
+        </w:rPr>
+        <w:t>The Study-Buddy system was successfully designed and developed according to the specified requirements. The implemented system provides a platform for students to share, search, download, and request academic resources efficiently.</w:t>
+      </w:r>
+    </w:p>
+    <w:p>
+      <w:pPr>
+        <w:tabs>
+          <w:tab w:val="left" w:pos="2780"/>
+        </w:tabs>
+        <w:spacing w:line="360" w:lineRule="auto"/>
+        <w:jc w:val="both"/>
+        <w:rPr>
+          <w:rFonts w:cs="Times New Roman"/>
+          <w:szCs w:val="24"/>
+        </w:rPr>
+      </w:pPr>
+      <w:r>
+        <w:rPr>
+          <w:rFonts w:cs="Times New Roman"/>
+          <w:szCs w:val="24"/>
+        </w:rPr>
+        <w:t>The following results were achieved:</w:t>
+      </w:r>
+    </w:p>
+    <w:p>
+      <w:pPr>
+        <w:tabs>
+          <w:tab w:val="left" w:pos="2780"/>
+        </w:tabs>
+        <w:spacing w:line="360" w:lineRule="auto"/>
+        <w:jc w:val="both"/>
+        <w:rPr>
+          <w:rFonts w:cs="Times New Roman"/>
+          <w:szCs w:val="24"/>
+        </w:rPr>
+      </w:pPr>
+      <w:r>
+        <w:rPr>
+          <w:rFonts w:cs="Times New Roman"/>
+          <w:szCs w:val="24"/>
+        </w:rPr>
+        <w:t>• User registration and authentication were successfully implemented, allowing secure access to the system.</w:t>
+      </w:r>
+    </w:p>
+    <w:p>
+      <w:pPr>
+        <w:tabs>
+          <w:tab w:val="left" w:pos="2780"/>
+        </w:tabs>
+        <w:spacing w:line="360" w:lineRule="auto"/>
+        <w:jc w:val="both"/>
+        <w:rPr>
+          <w:rFonts w:cs="Times New Roman"/>
+          <w:szCs w:val="24"/>
+        </w:rPr>
+      </w:pPr>
+      <w:r>
+        <w:rPr>
+          <w:rFonts w:cs="Times New Roman"/>
+          <w:szCs w:val="24"/>
+        </w:rPr>
+        <w:t>• Students can upload study materials such as notes, assignments, and past examination papers with proper categorization.</w:t>
+      </w:r>
+    </w:p>
+    <w:p>
+      <w:pPr>
+        <w:tabs>
+          <w:tab w:val="left" w:pos="2780"/>
+        </w:tabs>
+        <w:spacing w:line="360" w:lineRule="auto"/>
+        <w:jc w:val="both"/>
+        <w:rPr>
+          <w:rFonts w:cs="Times New Roman"/>
+          <w:szCs w:val="24"/>
+        </w:rPr>
+      </w:pPr>
+      <w:r>
+        <w:rPr>
+          <w:rFonts w:cs="Times New Roman"/>
+          <w:szCs w:val="24"/>
+        </w:rPr>
+        <w:t>• The search and filtering functionality enables users to locate required resources quickly and efficiently.</w:t>
+      </w:r>
+    </w:p>
+    <w:p>
+      <w:pPr>
+        <w:tabs>
+          <w:tab w:val="left" w:pos="2780"/>
+        </w:tabs>
+        <w:spacing w:line="360" w:lineRule="auto"/>
+        <w:jc w:val="both"/>
+        <w:rPr>
+          <w:rFonts w:cs="Times New Roman"/>
+          <w:szCs w:val="24"/>
+        </w:rPr>
+      </w:pPr>
+      <w:r>
+        <w:rPr>
+          <w:rFonts w:cs="Times New Roman"/>
+          <w:szCs w:val="24"/>
+        </w:rPr>
+        <w:t>• The Request Board feature allows students to post requests for specific academic materials and receive contributions from other users.</w:t>
+      </w:r>
+    </w:p>
+    <w:p>
+      <w:pPr>
+        <w:tabs>
+          <w:tab w:val="left" w:pos="2780"/>
+        </w:tabs>
+        <w:spacing w:line="360" w:lineRule="auto"/>
+        <w:jc w:val="both"/>
+        <w:rPr>
+          <w:rFonts w:cs="Times New Roman"/>
+          <w:szCs w:val="24"/>
+        </w:rPr>
+      </w:pPr>
+      <w:r>
+        <w:rPr>
+          <w:rFonts w:cs="Times New Roman"/>
+          <w:szCs w:val="24"/>
+        </w:rPr>
+        <w:t>• Administrative functions were implemented to manage users, monitor uploaded content, and remove invalid or duplicate resources.</w:t>
+      </w:r>
+    </w:p>
+    <w:p>
+      <w:pPr>
+        <w:tabs>
+          <w:tab w:val="left" w:pos="2780"/>
+        </w:tabs>
+        <w:spacing w:line="360" w:lineRule="auto"/>
+        <w:jc w:val="both"/>
+        <w:rPr>
+          <w:rFonts w:cs="Times New Roman"/>
+          <w:szCs w:val="24"/>
+        </w:rPr>
+      </w:pPr>
+      <w:r>
+        <w:rPr>
+          <w:rFonts w:cs="Times New Roman"/>
+          <w:szCs w:val="24"/>
+        </w:rPr>
+        <w:t>• Data is securely stored and managed using Microsoft SQL Server, ensuring consistency and reliability.</w:t>
+      </w:r>
+    </w:p>
+    <w:p>
+      <w:pPr>
+        <w:tabs>
+          <w:tab w:val="left" w:pos="2780"/>
+        </w:tabs>
+        <w:spacing w:line="360" w:lineRule="auto"/>
+        <w:jc w:val="both"/>
+        <w:rPr>
+          <w:rFonts w:cs="Times New Roman"/>
+          <w:szCs w:val="24"/>
+        </w:rPr>
+      </w:pPr>
+      <w:r>
+        <w:rPr>
+          <w:rFonts w:cs="Times New Roman"/>
+          <w:szCs w:val="24"/>
+        </w:rPr>
+        <w:t>• The graphical user interface provides a simple and user-friendly experience, making navigation and resource management easier for students.</w:t>
+      </w:r>
+    </w:p>
+    <w:p>
+      <w:pPr>
+        <w:tabs>
+          <w:tab w:val="left" w:pos="2780"/>
+        </w:tabs>
+        <w:spacing w:line="360" w:lineRule="auto"/>
+        <w:jc w:val="both"/>
+        <w:rPr>
+          <w:rFonts w:cs="Times New Roman"/>
+          <w:szCs w:val="24"/>
+        </w:rPr>
+      </w:pPr>
+      <w:r>
+        <w:rPr>
+          <w:rFonts w:cs="Times New Roman"/>
+          <w:szCs w:val="24"/>
+        </w:rPr>
+        <w:t>Testing and validation confirmed that the major functionalities operate correctly and meet the project objectives. The system improves accessibility to academic resources, reduces the time required to find study materials, and promotes collaborative learning among students through organized resource sharing and interaction.</w:t>
+      </w:r>
+    </w:p>
+    <w:p>
+      <w:pPr>
+        <w:tabs>
+          <w:tab w:val="left" w:pos="2780"/>
+        </w:tabs>
+        <w:spacing w:line="360" w:lineRule="auto"/>
+        <w:jc w:val="both"/>
+        <w:rPr>
+          <w:rFonts w:cs="Times New Roman"/>
+          <w:b/>
+          <w:sz w:val="28"/>
+          <w:szCs w:val="28"/>
+        </w:rPr>
+      </w:pPr>
     </w:p>
     <w:p>
       <w:pPr>
@@ -7277,7 +7700,7 @@
             <w:noProof/>
             <w:szCs w:val="24"/>
           </w:rPr>
-          <w:t>2</w:t>
+          <w:t>3</w:t>
         </w:r>
         <w:r>
           <w:rPr>
@@ -10226,7 +10649,6 @@
     <w:next w:val="Normal"/>
     <w:link w:val="Heading2Char"/>
     <w:uiPriority w:val="9"/>
-    <w:semiHidden/>
     <w:unhideWhenUsed/>
     <w:qFormat/>
     <w:rsid w:val="00795B41"/>
@@ -11312,7 +11734,6 @@
     <w:basedOn w:val="DefaultParagraphFont"/>
     <w:link w:val="Heading2"/>
     <w:uiPriority w:val="9"/>
-    <w:semiHidden/>
     <w:rsid w:val="00795B41"/>
     <w:rPr>
       <w:rFonts w:asciiTheme="majorHAnsi" w:eastAsiaTheme="majorEastAsia" w:hAnsiTheme="majorHAnsi" w:cstheme="majorBidi"/>
@@ -12703,7 +13124,7 @@
 </file>
 
 <file path=customXml/itemProps1.xml><?xml version="1.0" encoding="utf-8"?>
-<ds:datastoreItem xmlns:ds="http://schemas.openxmlformats.org/officeDocument/2006/customXml" ds:itemID="{6297C464-FA90-4904-8AE8-7C4FC30ACA85}">
+<ds:datastoreItem xmlns:ds="http://schemas.openxmlformats.org/officeDocument/2006/customXml" ds:itemID="{F9EF4E96-39B7-4F23-8282-BA5ED22E22DB}">
   <ds:schemaRefs>
     <ds:schemaRef ds:uri="http://schemas.openxmlformats.org/officeDocument/2006/bibliography"/>
   </ds:schemaRefs>
